--- a/doc-agent-starter/forms/A2_form.docx
+++ b/doc-agent-starter/forms/A2_form.docx
@@ -615,7 +615,7 @@
             </w:pPr>
             <w:r>
               <w:rPr/>
-              <w:t>[confirm which sections this member led]</w:t>
+              <w:t>1,4(partial),7(partial)</w:t>
             </w:r>
           </w:p>
         </w:tc>
@@ -975,23 +975,7 @@
             </w:pPr>
             <w:r>
               <w:rPr/>
-              <w:t>Source: Rabindra Rachanabali (</w:t>
-            </w:r>
-            <w:r>
-              <w:rPr/>
-              <w:t>রবীন্দ্র রচনাবলী</w:t>
-            </w:r>
-            <w:r>
-              <w:rPr/>
-              <w:t>), Vol. 25, Internet Archive item RABINDRARACHANABALI, CC0-1.0. 437 scanned pages / 87,848 words / ~9MB. Hardest to read: 1950s-era Bengali letterpress printing — dense conjunct consonants (</w:t>
-            </w:r>
-            <w:r>
-              <w:rPr/>
-              <w:t>যুক্তাক্ষর</w:t>
-            </w:r>
-            <w:r>
-              <w:rPr/>
-              <w:t>) and dependent vowel signs (matras) cause character-segmentation errors in conventional OCR, compounded by aged paper and uneven illumination.</w:t>
+              <w:t>Source: Rabindra Rachanabali (রবীন্দ্র রচনাবলী), Vol. 25, Internet Archive item RABINDRARACHANABALI, CC0-1.0. 437 scanned pages / 87,848 words / ~9MB. Hardest to read: 1950s-era Bengali letterpress printing — dense conjunct consonants (যুক্তাক্ষর) and dependent vowel signs (matras) cause character-segmentation errors in conventional OCR, compounded by aged paper and uneven illumination.</w:t>
             </w:r>
           </w:p>
         </w:tc>
@@ -2716,7 +2700,7 @@
             </w:pPr>
             <w:r>
               <w:rPr/>
-              <w:t>pages → deskew/denoise/binarize → (enhance: not implemented, skipped) → layout (Tesseract line detection) → OCR (Tesseract-ben, gold/silver CER-gated) → chunk (256/32 sliding window) → embed (multilingual-e5-base) → store (FAISS HNSW/flat). Changed from the default: our actual runs (kb_demo.ipynb and the Kaggle pipeline) call preprocess→layout→OCR directly, bypassing pipeline.build_knowledge_base(), because enhance.py's Enhancer.apply() is an unimplemented stub that would otherwise hard-crash every real run given enhance.enabled: true in config.yaml.</w:t>
+              <w:t>pages → deskew/denoise/binarize → (enhance: not implemented, skipped) → layout (Tesseract line detection) → OCR (Tesseract-ben, gold/silver CER-gated) → chunk (256/32 sliding window) → embed (multilingual-e5-base) → store (FAISS HNSW/flat). Changed from the default: config.yaml's enhance.enabled was flipped from its original true to false (E1/severely-degraded-scans enhancement isn't gated for this group's chosen speciality, E26 dirty-ocr) rather than implementing enhance.py's still-stubbed Enhancer.apply(). With enhance.enabled: false, enhance.run() is a no-op passthrough, so pipeline.build_knowledge_base() now runs end-to-end without hitting that stub. kb_demo.ipynb still calls preprocess→layout→OCR directly rather than the full pipeline function, but that's to score only the 10 gold-labelled sample pages, not to dodge a crash.</w:t>
             </w:r>
           </w:p>
         </w:tc>
@@ -2969,15 +2953,7 @@
             </w:pPr>
             <w:r>
               <w:rPr/>
-              <w:t>Query “</w:t>
-            </w:r>
-            <w:r>
-              <w:rPr/>
-              <w:t xml:space="preserve">আলো ও রঙের বর্ণালী” </w:t>
-            </w:r>
-            <w:r>
-              <w:rPr/>
-              <w:t>(light and color spectrum — Bishwaparichay is Tagore's own science-education primer) against the real built index returns bishwaparichay_c00013 (page bishwaparichay_p0344) as the top hit, score 0.819, with the next two hits also correctly from bishwaparichay's neighboring pages — a topically coherent, correctly-scoped result run directly against our actual FAISS index, not a synthetic demo.</w:t>
+              <w:t xml:space="preserve">Query “আলো ও রঙের বর্ণালী” (light and color spectrum — Bishwaparichay is Tagore's own science-education primer) against the real built index returns bishwaparichay_c00013 (page bishwaparichay_p0344) as the top hit, score 0.819, with the next two hits also correctly from bishwaparichay's neighboring pages — a topically coherent, correctly-scoped result run directly against our actual FAISS index, not a synthetic demo.</w:t>
             </w:r>
           </w:p>
         </w:tc>

--- a/doc-agent-starter/forms/A2_form.docx
+++ b/doc-agent-starter/forms/A2_form.docx
@@ -110,14 +110,14 @@
         </w:tblCellMar>
       </w:tblPr>
       <w:tblGrid>
-        <w:gridCol w:w="3498"/>
-        <w:gridCol w:w="5862"/>
+        <w:gridCol w:w="3497"/>
+        <w:gridCol w:w="5863"/>
       </w:tblGrid>
       <w:tr>
         <w:trPr/>
         <w:tc>
           <w:tcPr>
-            <w:tcW w:w="3498" w:type="dxa"/>
+            <w:tcW w:w="3497" w:type="dxa"/>
             <w:tcBorders>
               <w:top w:val="single" w:sz="4" w:space="0" w:color="000000"/>
               <w:start w:val="single" w:sz="4" w:space="0" w:color="000000"/>
@@ -160,7 +160,7 @@
         </w:tc>
         <w:tc>
           <w:tcPr>
-            <w:tcW w:w="5862" w:type="dxa"/>
+            <w:tcW w:w="5863" w:type="dxa"/>
             <w:tcBorders>
               <w:top w:val="single" w:sz="4" w:space="0" w:color="000000"/>
               <w:start w:val="single" w:sz="4" w:space="0" w:color="000000"/>
@@ -238,9 +238,9 @@
         </w:tblCellMar>
       </w:tblPr>
       <w:tblGrid>
-        <w:gridCol w:w="1698"/>
+        <w:gridCol w:w="1697"/>
         <w:gridCol w:w="3000"/>
-        <w:gridCol w:w="2362"/>
+        <w:gridCol w:w="2363"/>
         <w:gridCol w:w="2300"/>
       </w:tblGrid>
       <w:tr>
@@ -249,7 +249,7 @@
         </w:trPr>
         <w:tc>
           <w:tcPr>
-            <w:tcW w:w="1698" w:type="dxa"/>
+            <w:tcW w:w="1697" w:type="dxa"/>
             <w:tcBorders>
               <w:top w:val="single" w:sz="4" w:space="0" w:color="000000"/>
               <w:start w:val="single" w:sz="4" w:space="0" w:color="000000"/>
@@ -303,7 +303,7 @@
         </w:tc>
         <w:tc>
           <w:tcPr>
-            <w:tcW w:w="2362" w:type="dxa"/>
+            <w:tcW w:w="2363" w:type="dxa"/>
             <w:tcBorders>
               <w:top w:val="single" w:sz="4" w:space="0" w:color="000000"/>
               <w:start w:val="single" w:sz="4" w:space="0" w:color="000000"/>
@@ -360,7 +360,7 @@
         <w:trPr/>
         <w:tc>
           <w:tcPr>
-            <w:tcW w:w="1698" w:type="dxa"/>
+            <w:tcW w:w="1697" w:type="dxa"/>
             <w:tcBorders>
               <w:top w:val="single" w:sz="4" w:space="0" w:color="000000"/>
               <w:start w:val="single" w:sz="4" w:space="0" w:color="000000"/>
@@ -403,7 +403,7 @@
         </w:tc>
         <w:tc>
           <w:tcPr>
-            <w:tcW w:w="2362" w:type="dxa"/>
+            <w:tcW w:w="2363" w:type="dxa"/>
             <w:tcBorders>
               <w:top w:val="single" w:sz="4" w:space="0" w:color="000000"/>
               <w:start w:val="single" w:sz="4" w:space="0" w:color="000000"/>
@@ -448,7 +448,7 @@
         <w:trPr/>
         <w:tc>
           <w:tcPr>
-            <w:tcW w:w="1698" w:type="dxa"/>
+            <w:tcW w:w="1697" w:type="dxa"/>
             <w:tcBorders>
               <w:top w:val="single" w:sz="4" w:space="0" w:color="000000"/>
               <w:start w:val="single" w:sz="4" w:space="0" w:color="000000"/>
@@ -491,7 +491,7 @@
         </w:tc>
         <w:tc>
           <w:tcPr>
-            <w:tcW w:w="2362" w:type="dxa"/>
+            <w:tcW w:w="2363" w:type="dxa"/>
             <w:tcBorders>
               <w:top w:val="single" w:sz="4" w:space="0" w:color="000000"/>
               <w:start w:val="single" w:sz="4" w:space="0" w:color="000000"/>
@@ -527,16 +527,16 @@
             </w:pPr>
             <w:r>
               <w:rPr/>
-              <w:t>1,2,3(partial),4(partial),5(partial)</w:t>
-            </w:r>
-          </w:p>
-        </w:tc>
-      </w:tr>
-      <w:tr>
-        <w:trPr/>
-        <w:tc>
-          <w:tcPr>
-            <w:tcW w:w="1698" w:type="dxa"/>
+              <w:t>1,2,3(partial),4(partial)</w:t>
+            </w:r>
+          </w:p>
+        </w:tc>
+      </w:tr>
+      <w:tr>
+        <w:trPr/>
+        <w:tc>
+          <w:tcPr>
+            <w:tcW w:w="1697" w:type="dxa"/>
             <w:tcBorders>
               <w:top w:val="single" w:sz="4" w:space="0" w:color="000000"/>
               <w:start w:val="single" w:sz="4" w:space="0" w:color="000000"/>
@@ -579,7 +579,7 @@
         </w:tc>
         <w:tc>
           <w:tcPr>
-            <w:tcW w:w="2362" w:type="dxa"/>
+            <w:tcW w:w="2363" w:type="dxa"/>
             <w:tcBorders>
               <w:top w:val="single" w:sz="4" w:space="0" w:color="000000"/>
               <w:start w:val="single" w:sz="4" w:space="0" w:color="000000"/>
@@ -747,14 +747,14 @@
         </w:tblCellMar>
       </w:tblPr>
       <w:tblGrid>
-        <w:gridCol w:w="3498"/>
-        <w:gridCol w:w="5862"/>
+        <w:gridCol w:w="3497"/>
+        <w:gridCol w:w="5863"/>
       </w:tblGrid>
       <w:tr>
         <w:trPr/>
         <w:tc>
           <w:tcPr>
-            <w:tcW w:w="3498" w:type="dxa"/>
+            <w:tcW w:w="3497" w:type="dxa"/>
             <w:tcBorders>
               <w:top w:val="single" w:sz="4" w:space="0" w:color="000000"/>
               <w:start w:val="single" w:sz="4" w:space="0" w:color="000000"/>
@@ -797,7 +797,7 @@
         </w:tc>
         <w:tc>
           <w:tcPr>
-            <w:tcW w:w="5862" w:type="dxa"/>
+            <w:tcW w:w="5863" w:type="dxa"/>
             <w:tcBorders>
               <w:top w:val="single" w:sz="4" w:space="0" w:color="000000"/>
               <w:start w:val="single" w:sz="4" w:space="0" w:color="000000"/>
@@ -850,7 +850,7 @@
         <w:trPr/>
         <w:tc>
           <w:tcPr>
-            <w:tcW w:w="3498" w:type="dxa"/>
+            <w:tcW w:w="3497" w:type="dxa"/>
             <w:tcBorders>
               <w:top w:val="single" w:sz="4" w:space="0" w:color="000000"/>
               <w:start w:val="single" w:sz="4" w:space="0" w:color="000000"/>
@@ -893,7 +893,7 @@
         </w:tc>
         <w:tc>
           <w:tcPr>
-            <w:tcW w:w="5862" w:type="dxa"/>
+            <w:tcW w:w="5863" w:type="dxa"/>
             <w:tcBorders>
               <w:top w:val="single" w:sz="4" w:space="0" w:color="000000"/>
               <w:start w:val="single" w:sz="4" w:space="0" w:color="000000"/>
@@ -917,7 +917,7 @@
         <w:trPr/>
         <w:tc>
           <w:tcPr>
-            <w:tcW w:w="3498" w:type="dxa"/>
+            <w:tcW w:w="3497" w:type="dxa"/>
             <w:tcBorders>
               <w:top w:val="single" w:sz="4" w:space="0" w:color="000000"/>
               <w:start w:val="single" w:sz="4" w:space="0" w:color="000000"/>
@@ -960,22 +960,38 @@
         </w:tc>
         <w:tc>
           <w:tcPr>
-            <w:tcW w:w="5862" w:type="dxa"/>
-            <w:tcBorders>
-              <w:top w:val="single" w:sz="4" w:space="0" w:color="000000"/>
-              <w:start w:val="single" w:sz="4" w:space="0" w:color="000000"/>
-              <w:bottom w:val="single" w:sz="4" w:space="0" w:color="000000"/>
-              <w:end w:val="single" w:sz="4" w:space="0" w:color="000000"/>
-            </w:tcBorders>
-          </w:tcPr>
-          <w:p>
-            <w:pPr>
-              <w:pStyle w:val="Normal"/>
-              <w:rPr/>
-            </w:pPr>
-            <w:r>
-              <w:rPr/>
-              <w:t>Source: Rabindra Rachanabali (রবীন্দ্র রচনাবলী), Vol. 25, Internet Archive item RABINDRARACHANABALI, CC0-1.0. 437 scanned pages / 87,848 words / ~9MB. Hardest to read: 1950s-era Bengali letterpress printing — dense conjunct consonants (যুক্তাক্ষর) and dependent vowel signs (matras) cause character-segmentation errors in conventional OCR, compounded by aged paper and uneven illumination.</w:t>
+            <w:tcW w:w="5863" w:type="dxa"/>
+            <w:tcBorders>
+              <w:top w:val="single" w:sz="4" w:space="0" w:color="000000"/>
+              <w:start w:val="single" w:sz="4" w:space="0" w:color="000000"/>
+              <w:bottom w:val="single" w:sz="4" w:space="0" w:color="000000"/>
+              <w:end w:val="single" w:sz="4" w:space="0" w:color="000000"/>
+            </w:tcBorders>
+          </w:tcPr>
+          <w:p>
+            <w:pPr>
+              <w:pStyle w:val="Normal"/>
+              <w:rPr/>
+            </w:pPr>
+            <w:r>
+              <w:rPr/>
+              <w:t>Source: Rabindra Rachanabali (</w:t>
+            </w:r>
+            <w:r>
+              <w:rPr/>
+              <w:t>রবীন্দ্র রচনাবলী</w:t>
+            </w:r>
+            <w:r>
+              <w:rPr/>
+              <w:t>), Vol. 25, Internet Archive item RABINDRARACHANABALI, CC0-1.0. 437 scanned pages / 87,848 words / ~9MB. Hardest to read: 1950s-era Bengali letterpress printing — dense conjunct consonants (</w:t>
+            </w:r>
+            <w:r>
+              <w:rPr/>
+              <w:t>যুক্তাক্ষর</w:t>
+            </w:r>
+            <w:r>
+              <w:rPr/>
+              <w:t>) and dependent vowel signs (matras) cause character-segmentation errors in conventional OCR, compounded by aged paper and uneven illumination.</w:t>
             </w:r>
           </w:p>
         </w:tc>
@@ -1029,14 +1045,14 @@
         </w:tblCellMar>
       </w:tblPr>
       <w:tblGrid>
-        <w:gridCol w:w="3498"/>
-        <w:gridCol w:w="5862"/>
+        <w:gridCol w:w="3497"/>
+        <w:gridCol w:w="5863"/>
       </w:tblGrid>
       <w:tr>
         <w:trPr/>
         <w:tc>
           <w:tcPr>
-            <w:tcW w:w="3498" w:type="dxa"/>
+            <w:tcW w:w="3497" w:type="dxa"/>
             <w:tcBorders>
               <w:top w:val="single" w:sz="4" w:space="0" w:color="000000"/>
               <w:start w:val="single" w:sz="4" w:space="0" w:color="000000"/>
@@ -1079,7 +1095,7 @@
         </w:tc>
         <w:tc>
           <w:tcPr>
-            <w:tcW w:w="5862" w:type="dxa"/>
+            <w:tcW w:w="5863" w:type="dxa"/>
             <w:tcBorders>
               <w:top w:val="single" w:sz="4" w:space="0" w:color="000000"/>
               <w:start w:val="single" w:sz="4" w:space="0" w:color="000000"/>
@@ -1103,7 +1119,7 @@
         <w:trPr/>
         <w:tc>
           <w:tcPr>
-            <w:tcW w:w="3498" w:type="dxa"/>
+            <w:tcW w:w="3497" w:type="dxa"/>
             <w:tcBorders>
               <w:top w:val="single" w:sz="4" w:space="0" w:color="000000"/>
               <w:start w:val="single" w:sz="4" w:space="0" w:color="000000"/>
@@ -1146,7 +1162,7 @@
         </w:tc>
         <w:tc>
           <w:tcPr>
-            <w:tcW w:w="5862" w:type="dxa"/>
+            <w:tcW w:w="5863" w:type="dxa"/>
             <w:tcBorders>
               <w:top w:val="single" w:sz="4" w:space="0" w:color="000000"/>
               <w:start w:val="single" w:sz="4" w:space="0" w:color="000000"/>
@@ -1170,7 +1186,7 @@
         <w:trPr/>
         <w:tc>
           <w:tcPr>
-            <w:tcW w:w="3498" w:type="dxa"/>
+            <w:tcW w:w="3497" w:type="dxa"/>
             <w:tcBorders>
               <w:top w:val="single" w:sz="4" w:space="0" w:color="000000"/>
               <w:start w:val="single" w:sz="4" w:space="0" w:color="000000"/>
@@ -1213,7 +1229,7 @@
         </w:tc>
         <w:tc>
           <w:tcPr>
-            <w:tcW w:w="5862" w:type="dxa"/>
+            <w:tcW w:w="5863" w:type="dxa"/>
             <w:tcBorders>
               <w:top w:val="single" w:sz="4" w:space="0" w:color="000000"/>
               <w:start w:val="single" w:sz="4" w:space="0" w:color="000000"/>
@@ -1287,10 +1303,10 @@
         </w:tblCellMar>
       </w:tblPr>
       <w:tblGrid>
-        <w:gridCol w:w="1698"/>
-        <w:gridCol w:w="2902"/>
-        <w:gridCol w:w="3198"/>
-        <w:gridCol w:w="1562"/>
+        <w:gridCol w:w="1697"/>
+        <w:gridCol w:w="2903"/>
+        <w:gridCol w:w="3197"/>
+        <w:gridCol w:w="1563"/>
       </w:tblGrid>
       <w:tr>
         <w:trPr>
@@ -1298,7 +1314,7 @@
         </w:trPr>
         <w:tc>
           <w:tcPr>
-            <w:tcW w:w="1698" w:type="dxa"/>
+            <w:tcW w:w="1697" w:type="dxa"/>
             <w:tcBorders>
               <w:top w:val="single" w:sz="4" w:space="0" w:color="000000"/>
               <w:start w:val="single" w:sz="4" w:space="0" w:color="000000"/>
@@ -1325,7 +1341,7 @@
         </w:tc>
         <w:tc>
           <w:tcPr>
-            <w:tcW w:w="2902" w:type="dxa"/>
+            <w:tcW w:w="2903" w:type="dxa"/>
             <w:tcBorders>
               <w:top w:val="single" w:sz="4" w:space="0" w:color="000000"/>
               <w:start w:val="single" w:sz="4" w:space="0" w:color="000000"/>
@@ -1352,7 +1368,7 @@
         </w:tc>
         <w:tc>
           <w:tcPr>
-            <w:tcW w:w="3198" w:type="dxa"/>
+            <w:tcW w:w="3197" w:type="dxa"/>
             <w:tcBorders>
               <w:top w:val="single" w:sz="4" w:space="0" w:color="000000"/>
               <w:start w:val="single" w:sz="4" w:space="0" w:color="000000"/>
@@ -1379,7 +1395,7 @@
         </w:tc>
         <w:tc>
           <w:tcPr>
-            <w:tcW w:w="1562" w:type="dxa"/>
+            <w:tcW w:w="1563" w:type="dxa"/>
             <w:tcBorders>
               <w:top w:val="single" w:sz="4" w:space="0" w:color="000000"/>
               <w:start w:val="single" w:sz="4" w:space="0" w:color="000000"/>
@@ -1409,7 +1425,7 @@
         <w:trPr/>
         <w:tc>
           <w:tcPr>
-            <w:tcW w:w="1698" w:type="dxa"/>
+            <w:tcW w:w="1697" w:type="dxa"/>
             <w:tcBorders>
               <w:top w:val="single" w:sz="4" w:space="0" w:color="000000"/>
               <w:start w:val="single" w:sz="4" w:space="0" w:color="000000"/>
@@ -1431,7 +1447,7 @@
         </w:tc>
         <w:tc>
           <w:tcPr>
-            <w:tcW w:w="2902" w:type="dxa"/>
+            <w:tcW w:w="2903" w:type="dxa"/>
             <w:tcBorders>
               <w:top w:val="single" w:sz="4" w:space="0" w:color="000000"/>
               <w:start w:val="single" w:sz="4" w:space="0" w:color="000000"/>
@@ -1452,7 +1468,7 @@
         </w:tc>
         <w:tc>
           <w:tcPr>
-            <w:tcW w:w="3198" w:type="dxa"/>
+            <w:tcW w:w="3197" w:type="dxa"/>
             <w:tcBorders>
               <w:top w:val="single" w:sz="4" w:space="0" w:color="000000"/>
               <w:start w:val="single" w:sz="4" w:space="0" w:color="000000"/>
@@ -1473,7 +1489,7 @@
         </w:tc>
         <w:tc>
           <w:tcPr>
-            <w:tcW w:w="1562" w:type="dxa"/>
+            <w:tcW w:w="1563" w:type="dxa"/>
             <w:tcBorders>
               <w:top w:val="single" w:sz="4" w:space="0" w:color="000000"/>
               <w:start w:val="single" w:sz="4" w:space="0" w:color="000000"/>
@@ -1497,7 +1513,7 @@
         <w:trPr/>
         <w:tc>
           <w:tcPr>
-            <w:tcW w:w="1698" w:type="dxa"/>
+            <w:tcW w:w="1697" w:type="dxa"/>
             <w:tcBorders>
               <w:top w:val="single" w:sz="4" w:space="0" w:color="000000"/>
               <w:start w:val="single" w:sz="4" w:space="0" w:color="000000"/>
@@ -1519,7 +1535,7 @@
         </w:tc>
         <w:tc>
           <w:tcPr>
-            <w:tcW w:w="2902" w:type="dxa"/>
+            <w:tcW w:w="2903" w:type="dxa"/>
             <w:tcBorders>
               <w:top w:val="single" w:sz="4" w:space="0" w:color="000000"/>
               <w:start w:val="single" w:sz="4" w:space="0" w:color="000000"/>
@@ -1540,7 +1556,7 @@
         </w:tc>
         <w:tc>
           <w:tcPr>
-            <w:tcW w:w="3198" w:type="dxa"/>
+            <w:tcW w:w="3197" w:type="dxa"/>
             <w:tcBorders>
               <w:top w:val="single" w:sz="4" w:space="0" w:color="000000"/>
               <w:start w:val="single" w:sz="4" w:space="0" w:color="000000"/>
@@ -1561,7 +1577,7 @@
         </w:tc>
         <w:tc>
           <w:tcPr>
-            <w:tcW w:w="1562" w:type="dxa"/>
+            <w:tcW w:w="1563" w:type="dxa"/>
             <w:tcBorders>
               <w:top w:val="single" w:sz="4" w:space="0" w:color="000000"/>
               <w:start w:val="single" w:sz="4" w:space="0" w:color="000000"/>
@@ -1585,7 +1601,7 @@
         <w:trPr/>
         <w:tc>
           <w:tcPr>
-            <w:tcW w:w="1698" w:type="dxa"/>
+            <w:tcW w:w="1697" w:type="dxa"/>
             <w:tcBorders>
               <w:top w:val="single" w:sz="4" w:space="0" w:color="000000"/>
               <w:start w:val="single" w:sz="4" w:space="0" w:color="000000"/>
@@ -1607,7 +1623,7 @@
         </w:tc>
         <w:tc>
           <w:tcPr>
-            <w:tcW w:w="2902" w:type="dxa"/>
+            <w:tcW w:w="2903" w:type="dxa"/>
             <w:tcBorders>
               <w:top w:val="single" w:sz="4" w:space="0" w:color="000000"/>
               <w:start w:val="single" w:sz="4" w:space="0" w:color="000000"/>
@@ -1628,7 +1644,7 @@
         </w:tc>
         <w:tc>
           <w:tcPr>
-            <w:tcW w:w="3198" w:type="dxa"/>
+            <w:tcW w:w="3197" w:type="dxa"/>
             <w:tcBorders>
               <w:top w:val="single" w:sz="4" w:space="0" w:color="000000"/>
               <w:start w:val="single" w:sz="4" w:space="0" w:color="000000"/>
@@ -1649,7 +1665,7 @@
         </w:tc>
         <w:tc>
           <w:tcPr>
-            <w:tcW w:w="1562" w:type="dxa"/>
+            <w:tcW w:w="1563" w:type="dxa"/>
             <w:tcBorders>
               <w:top w:val="single" w:sz="4" w:space="0" w:color="000000"/>
               <w:start w:val="single" w:sz="4" w:space="0" w:color="000000"/>
@@ -1673,7 +1689,7 @@
         <w:trPr/>
         <w:tc>
           <w:tcPr>
-            <w:tcW w:w="1698" w:type="dxa"/>
+            <w:tcW w:w="1697" w:type="dxa"/>
             <w:tcBorders>
               <w:top w:val="single" w:sz="4" w:space="0" w:color="000000"/>
               <w:start w:val="single" w:sz="4" w:space="0" w:color="000000"/>
@@ -1695,7 +1711,7 @@
         </w:tc>
         <w:tc>
           <w:tcPr>
-            <w:tcW w:w="2902" w:type="dxa"/>
+            <w:tcW w:w="2903" w:type="dxa"/>
             <w:tcBorders>
               <w:top w:val="single" w:sz="4" w:space="0" w:color="000000"/>
               <w:start w:val="single" w:sz="4" w:space="0" w:color="000000"/>
@@ -1716,7 +1732,7 @@
         </w:tc>
         <w:tc>
           <w:tcPr>
-            <w:tcW w:w="3198" w:type="dxa"/>
+            <w:tcW w:w="3197" w:type="dxa"/>
             <w:tcBorders>
               <w:top w:val="single" w:sz="4" w:space="0" w:color="000000"/>
               <w:start w:val="single" w:sz="4" w:space="0" w:color="000000"/>
@@ -1737,7 +1753,7 @@
         </w:tc>
         <w:tc>
           <w:tcPr>
-            <w:tcW w:w="1562" w:type="dxa"/>
+            <w:tcW w:w="1563" w:type="dxa"/>
             <w:tcBorders>
               <w:top w:val="single" w:sz="4" w:space="0" w:color="000000"/>
               <w:start w:val="single" w:sz="4" w:space="0" w:color="000000"/>
@@ -1761,7 +1777,7 @@
         <w:trPr/>
         <w:tc>
           <w:tcPr>
-            <w:tcW w:w="1698" w:type="dxa"/>
+            <w:tcW w:w="1697" w:type="dxa"/>
             <w:tcBorders>
               <w:top w:val="single" w:sz="4" w:space="0" w:color="000000"/>
               <w:start w:val="single" w:sz="4" w:space="0" w:color="000000"/>
@@ -1783,7 +1799,7 @@
         </w:tc>
         <w:tc>
           <w:tcPr>
-            <w:tcW w:w="2902" w:type="dxa"/>
+            <w:tcW w:w="2903" w:type="dxa"/>
             <w:tcBorders>
               <w:top w:val="single" w:sz="4" w:space="0" w:color="000000"/>
               <w:start w:val="single" w:sz="4" w:space="0" w:color="000000"/>
@@ -1804,7 +1820,7 @@
         </w:tc>
         <w:tc>
           <w:tcPr>
-            <w:tcW w:w="3198" w:type="dxa"/>
+            <w:tcW w:w="3197" w:type="dxa"/>
             <w:tcBorders>
               <w:top w:val="single" w:sz="4" w:space="0" w:color="000000"/>
               <w:start w:val="single" w:sz="4" w:space="0" w:color="000000"/>
@@ -1825,7 +1841,7 @@
         </w:tc>
         <w:tc>
           <w:tcPr>
-            <w:tcW w:w="1562" w:type="dxa"/>
+            <w:tcW w:w="1563" w:type="dxa"/>
             <w:tcBorders>
               <w:top w:val="single" w:sz="4" w:space="0" w:color="000000"/>
               <w:start w:val="single" w:sz="4" w:space="0" w:color="000000"/>
@@ -1849,7 +1865,7 @@
         <w:trPr/>
         <w:tc>
           <w:tcPr>
-            <w:tcW w:w="1698" w:type="dxa"/>
+            <w:tcW w:w="1697" w:type="dxa"/>
             <w:tcBorders>
               <w:top w:val="single" w:sz="4" w:space="0" w:color="000000"/>
               <w:start w:val="single" w:sz="4" w:space="0" w:color="000000"/>
@@ -1871,7 +1887,7 @@
         </w:tc>
         <w:tc>
           <w:tcPr>
-            <w:tcW w:w="2902" w:type="dxa"/>
+            <w:tcW w:w="2903" w:type="dxa"/>
             <w:tcBorders>
               <w:top w:val="single" w:sz="4" w:space="0" w:color="000000"/>
               <w:start w:val="single" w:sz="4" w:space="0" w:color="000000"/>
@@ -1892,7 +1908,7 @@
         </w:tc>
         <w:tc>
           <w:tcPr>
-            <w:tcW w:w="3198" w:type="dxa"/>
+            <w:tcW w:w="3197" w:type="dxa"/>
             <w:tcBorders>
               <w:top w:val="single" w:sz="4" w:space="0" w:color="000000"/>
               <w:start w:val="single" w:sz="4" w:space="0" w:color="000000"/>
@@ -1913,7 +1929,7 @@
         </w:tc>
         <w:tc>
           <w:tcPr>
-            <w:tcW w:w="1562" w:type="dxa"/>
+            <w:tcW w:w="1563" w:type="dxa"/>
             <w:tcBorders>
               <w:top w:val="single" w:sz="4" w:space="0" w:color="000000"/>
               <w:start w:val="single" w:sz="4" w:space="0" w:color="000000"/>
@@ -1983,8 +1999,8 @@
       </w:tblPr>
       <w:tblGrid>
         <w:gridCol w:w="1900"/>
-        <w:gridCol w:w="1598"/>
-        <w:gridCol w:w="1102"/>
+        <w:gridCol w:w="1597"/>
+        <w:gridCol w:w="1103"/>
         <w:gridCol w:w="2400"/>
         <w:gridCol w:w="2360"/>
       </w:tblGrid>
@@ -2640,7 +2656,7 @@
         <w:trPr/>
         <w:tc>
           <w:tcPr>
-            <w:tcW w:w="3498" w:type="dxa"/>
+            <w:tcW w:w="3497" w:type="dxa"/>
             <w:gridSpan w:val="2"/>
             <w:tcBorders>
               <w:top w:val="single" w:sz="4" w:space="0" w:color="000000"/>
@@ -2684,7 +2700,7 @@
         </w:tc>
         <w:tc>
           <w:tcPr>
-            <w:tcW w:w="5862" w:type="dxa"/>
+            <w:tcW w:w="5863" w:type="dxa"/>
             <w:gridSpan w:val="3"/>
             <w:tcBorders>
               <w:top w:val="single" w:sz="4" w:space="0" w:color="000000"/>
@@ -2754,14 +2770,14 @@
         </w:tblCellMar>
       </w:tblPr>
       <w:tblGrid>
-        <w:gridCol w:w="3498"/>
-        <w:gridCol w:w="5862"/>
+        <w:gridCol w:w="3497"/>
+        <w:gridCol w:w="5863"/>
       </w:tblGrid>
       <w:tr>
         <w:trPr/>
         <w:tc>
           <w:tcPr>
-            <w:tcW w:w="3498" w:type="dxa"/>
+            <w:tcW w:w="3497" w:type="dxa"/>
             <w:tcBorders>
               <w:top w:val="single" w:sz="4" w:space="0" w:color="000000"/>
               <w:start w:val="single" w:sz="4" w:space="0" w:color="000000"/>
@@ -2804,7 +2820,7 @@
         </w:tc>
         <w:tc>
           <w:tcPr>
-            <w:tcW w:w="5862" w:type="dxa"/>
+            <w:tcW w:w="5863" w:type="dxa"/>
             <w:tcBorders>
               <w:top w:val="single" w:sz="4" w:space="0" w:color="000000"/>
               <w:start w:val="single" w:sz="4" w:space="0" w:color="000000"/>
@@ -2828,7 +2844,7 @@
         <w:trPr/>
         <w:tc>
           <w:tcPr>
-            <w:tcW w:w="3498" w:type="dxa"/>
+            <w:tcW w:w="3497" w:type="dxa"/>
             <w:tcBorders>
               <w:top w:val="single" w:sz="4" w:space="0" w:color="000000"/>
               <w:start w:val="single" w:sz="4" w:space="0" w:color="000000"/>
@@ -2871,7 +2887,7 @@
         </w:tc>
         <w:tc>
           <w:tcPr>
-            <w:tcW w:w="5862" w:type="dxa"/>
+            <w:tcW w:w="5863" w:type="dxa"/>
             <w:tcBorders>
               <w:top w:val="single" w:sz="4" w:space="0" w:color="000000"/>
               <w:start w:val="single" w:sz="4" w:space="0" w:color="000000"/>
@@ -2895,7 +2911,7 @@
         <w:trPr/>
         <w:tc>
           <w:tcPr>
-            <w:tcW w:w="3498" w:type="dxa"/>
+            <w:tcW w:w="3497" w:type="dxa"/>
             <w:tcBorders>
               <w:top w:val="single" w:sz="4" w:space="0" w:color="000000"/>
               <w:start w:val="single" w:sz="4" w:space="0" w:color="000000"/>
@@ -2938,31 +2954,39 @@
         </w:tc>
         <w:tc>
           <w:tcPr>
-            <w:tcW w:w="5862" w:type="dxa"/>
-            <w:tcBorders>
-              <w:top w:val="single" w:sz="4" w:space="0" w:color="000000"/>
-              <w:start w:val="single" w:sz="4" w:space="0" w:color="000000"/>
-              <w:bottom w:val="single" w:sz="4" w:space="0" w:color="000000"/>
-              <w:end w:val="single" w:sz="4" w:space="0" w:color="000000"/>
-            </w:tcBorders>
-          </w:tcPr>
-          <w:p>
-            <w:pPr>
-              <w:pStyle w:val="Normal"/>
-              <w:rPr/>
-            </w:pPr>
-            <w:r>
-              <w:rPr/>
-              <w:t xml:space="preserve">Query “আলো ও রঙের বর্ণালী” (light and color spectrum — Bishwaparichay is Tagore's own science-education primer) against the real built index returns bishwaparichay_c00013 (page bishwaparichay_p0344) as the top hit, score 0.819, with the next two hits also correctly from bishwaparichay's neighboring pages — a topically coherent, correctly-scoped result run directly against our actual FAISS index, not a synthetic demo.</w:t>
-            </w:r>
-          </w:p>
-        </w:tc>
-      </w:tr>
-      <w:tr>
-        <w:trPr/>
-        <w:tc>
-          <w:tcPr>
-            <w:tcW w:w="3498" w:type="dxa"/>
+            <w:tcW w:w="5863" w:type="dxa"/>
+            <w:tcBorders>
+              <w:top w:val="single" w:sz="4" w:space="0" w:color="000000"/>
+              <w:start w:val="single" w:sz="4" w:space="0" w:color="000000"/>
+              <w:bottom w:val="single" w:sz="4" w:space="0" w:color="000000"/>
+              <w:end w:val="single" w:sz="4" w:space="0" w:color="000000"/>
+            </w:tcBorders>
+          </w:tcPr>
+          <w:p>
+            <w:pPr>
+              <w:pStyle w:val="Normal"/>
+              <w:rPr/>
+            </w:pPr>
+            <w:r>
+              <w:rPr/>
+              <w:t>Query “</w:t>
+            </w:r>
+            <w:r>
+              <w:rPr/>
+              <w:t xml:space="preserve">আলো ও রঙের বর্ণালী” </w:t>
+            </w:r>
+            <w:r>
+              <w:rPr/>
+              <w:t>(light and color spectrum — Bishwaparichay is Tagore's own science-education primer) against the real built index returns bishwaparichay_c00013 (page bishwaparichay_p0344) as the top hit, score 0.819, with the next two hits also correctly from bishwaparichay's neighboring pages — a topically coherent, correctly-scoped result run directly against our actual FAISS index, not a synthetic demo.</w:t>
+            </w:r>
+          </w:p>
+        </w:tc>
+      </w:tr>
+      <w:tr>
+        <w:trPr/>
+        <w:tc>
+          <w:tcPr>
+            <w:tcW w:w="3497" w:type="dxa"/>
             <w:tcBorders>
               <w:top w:val="single" w:sz="4" w:space="0" w:color="000000"/>
               <w:start w:val="single" w:sz="4" w:space="0" w:color="000000"/>
@@ -3005,7 +3029,7 @@
         </w:tc>
         <w:tc>
           <w:tcPr>
-            <w:tcW w:w="5862" w:type="dxa"/>
+            <w:tcW w:w="5863" w:type="dxa"/>
             <w:tcBorders>
               <w:top w:val="single" w:sz="4" w:space="0" w:color="000000"/>
               <w:start w:val="single" w:sz="4" w:space="0" w:color="000000"/>
@@ -3074,14 +3098,14 @@
         </w:tblCellMar>
       </w:tblPr>
       <w:tblGrid>
-        <w:gridCol w:w="3498"/>
-        <w:gridCol w:w="5862"/>
+        <w:gridCol w:w="3497"/>
+        <w:gridCol w:w="5863"/>
       </w:tblGrid>
       <w:tr>
         <w:trPr/>
         <w:tc>
           <w:tcPr>
-            <w:tcW w:w="3498" w:type="dxa"/>
+            <w:tcW w:w="3497" w:type="dxa"/>
             <w:tcBorders>
               <w:top w:val="single" w:sz="4" w:space="0" w:color="000000"/>
               <w:start w:val="single" w:sz="4" w:space="0" w:color="000000"/>
@@ -3134,7 +3158,7 @@
         </w:tc>
         <w:tc>
           <w:tcPr>
-            <w:tcW w:w="5862" w:type="dxa"/>
+            <w:tcW w:w="5863" w:type="dxa"/>
             <w:tcBorders>
               <w:top w:val="single" w:sz="4" w:space="0" w:color="000000"/>
               <w:start w:val="single" w:sz="4" w:space="0" w:color="000000"/>
@@ -3158,7 +3182,7 @@
         <w:trPr/>
         <w:tc>
           <w:tcPr>
-            <w:tcW w:w="3498" w:type="dxa"/>
+            <w:tcW w:w="3497" w:type="dxa"/>
             <w:tcBorders>
               <w:top w:val="single" w:sz="4" w:space="0" w:color="000000"/>
               <w:start w:val="single" w:sz="4" w:space="0" w:color="000000"/>
@@ -3201,7 +3225,7 @@
         </w:tc>
         <w:tc>
           <w:tcPr>
-            <w:tcW w:w="5862" w:type="dxa"/>
+            <w:tcW w:w="5863" w:type="dxa"/>
             <w:tcBorders>
               <w:top w:val="single" w:sz="4" w:space="0" w:color="000000"/>
               <w:start w:val="single" w:sz="4" w:space="0" w:color="000000"/>
@@ -3225,7 +3249,7 @@
         <w:trPr/>
         <w:tc>
           <w:tcPr>
-            <w:tcW w:w="3498" w:type="dxa"/>
+            <w:tcW w:w="3497" w:type="dxa"/>
             <w:tcBorders>
               <w:top w:val="single" w:sz="4" w:space="0" w:color="000000"/>
               <w:start w:val="single" w:sz="4" w:space="0" w:color="000000"/>
@@ -3268,7 +3292,7 @@
         </w:tc>
         <w:tc>
           <w:tcPr>
-            <w:tcW w:w="5862" w:type="dxa"/>
+            <w:tcW w:w="5863" w:type="dxa"/>
             <w:tcBorders>
               <w:top w:val="single" w:sz="4" w:space="0" w:color="000000"/>
               <w:start w:val="single" w:sz="4" w:space="0" w:color="000000"/>
@@ -3345,8 +3369,8 @@
         </w:tblCellMar>
       </w:tblPr>
       <w:tblGrid>
-        <w:gridCol w:w="2198"/>
-        <w:gridCol w:w="3402"/>
+        <w:gridCol w:w="2197"/>
+        <w:gridCol w:w="3403"/>
         <w:gridCol w:w="3760"/>
       </w:tblGrid>
       <w:tr>
@@ -3355,7 +3379,7 @@
         </w:trPr>
         <w:tc>
           <w:tcPr>
-            <w:tcW w:w="2198" w:type="dxa"/>
+            <w:tcW w:w="2197" w:type="dxa"/>
             <w:tcBorders>
               <w:top w:val="single" w:sz="4" w:space="0" w:color="000000"/>
               <w:start w:val="single" w:sz="4" w:space="0" w:color="000000"/>
@@ -3382,7 +3406,7 @@
         </w:tc>
         <w:tc>
           <w:tcPr>
-            <w:tcW w:w="3402" w:type="dxa"/>
+            <w:tcW w:w="3403" w:type="dxa"/>
             <w:tcBorders>
               <w:top w:val="single" w:sz="4" w:space="0" w:color="000000"/>
               <w:start w:val="single" w:sz="4" w:space="0" w:color="000000"/>
@@ -3439,7 +3463,7 @@
         <w:trPr/>
         <w:tc>
           <w:tcPr>
-            <w:tcW w:w="2198" w:type="dxa"/>
+            <w:tcW w:w="2197" w:type="dxa"/>
             <w:tcBorders>
               <w:top w:val="single" w:sz="4" w:space="0" w:color="000000"/>
               <w:start w:val="single" w:sz="4" w:space="0" w:color="000000"/>
@@ -3461,7 +3485,7 @@
         </w:tc>
         <w:tc>
           <w:tcPr>
-            <w:tcW w:w="3402" w:type="dxa"/>
+            <w:tcW w:w="3403" w:type="dxa"/>
             <w:tcBorders>
               <w:top w:val="single" w:sz="4" w:space="0" w:color="000000"/>
               <w:start w:val="single" w:sz="4" w:space="0" w:color="000000"/>
@@ -3506,7 +3530,7 @@
         <w:trPr/>
         <w:tc>
           <w:tcPr>
-            <w:tcW w:w="2198" w:type="dxa"/>
+            <w:tcW w:w="2197" w:type="dxa"/>
             <w:tcBorders>
               <w:top w:val="single" w:sz="4" w:space="0" w:color="000000"/>
               <w:start w:val="single" w:sz="4" w:space="0" w:color="000000"/>
@@ -3528,7 +3552,7 @@
         </w:tc>
         <w:tc>
           <w:tcPr>
-            <w:tcW w:w="3402" w:type="dxa"/>
+            <w:tcW w:w="3403" w:type="dxa"/>
             <w:tcBorders>
               <w:top w:val="single" w:sz="4" w:space="0" w:color="000000"/>
               <w:start w:val="single" w:sz="4" w:space="0" w:color="000000"/>
@@ -3573,7 +3597,7 @@
         <w:trPr/>
         <w:tc>
           <w:tcPr>
-            <w:tcW w:w="2198" w:type="dxa"/>
+            <w:tcW w:w="2197" w:type="dxa"/>
             <w:tcBorders>
               <w:top w:val="single" w:sz="4" w:space="0" w:color="000000"/>
               <w:start w:val="single" w:sz="4" w:space="0" w:color="000000"/>
@@ -3595,7 +3619,7 @@
         </w:tc>
         <w:tc>
           <w:tcPr>
-            <w:tcW w:w="3402" w:type="dxa"/>
+            <w:tcW w:w="3403" w:type="dxa"/>
             <w:tcBorders>
               <w:top w:val="single" w:sz="4" w:space="0" w:color="000000"/>
               <w:start w:val="single" w:sz="4" w:space="0" w:color="000000"/>
@@ -3640,7 +3664,7 @@
         <w:trPr/>
         <w:tc>
           <w:tcPr>
-            <w:tcW w:w="2198" w:type="dxa"/>
+            <w:tcW w:w="2197" w:type="dxa"/>
             <w:tcBorders>
               <w:top w:val="single" w:sz="4" w:space="0" w:color="000000"/>
               <w:start w:val="single" w:sz="4" w:space="0" w:color="000000"/>
@@ -3662,7 +3686,7 @@
         </w:tc>
         <w:tc>
           <w:tcPr>
-            <w:tcW w:w="3402" w:type="dxa"/>
+            <w:tcW w:w="3403" w:type="dxa"/>
             <w:tcBorders>
               <w:top w:val="single" w:sz="4" w:space="0" w:color="000000"/>
               <w:start w:val="single" w:sz="4" w:space="0" w:color="000000"/>
@@ -3707,7 +3731,7 @@
         <w:trPr/>
         <w:tc>
           <w:tcPr>
-            <w:tcW w:w="2198" w:type="dxa"/>
+            <w:tcW w:w="2197" w:type="dxa"/>
             <w:tcBorders>
               <w:top w:val="single" w:sz="4" w:space="0" w:color="000000"/>
               <w:start w:val="single" w:sz="4" w:space="0" w:color="000000"/>
@@ -3729,7 +3753,7 @@
         </w:tc>
         <w:tc>
           <w:tcPr>
-            <w:tcW w:w="3402" w:type="dxa"/>
+            <w:tcW w:w="3403" w:type="dxa"/>
             <w:tcBorders>
               <w:top w:val="single" w:sz="4" w:space="0" w:color="000000"/>
               <w:start w:val="single" w:sz="4" w:space="0" w:color="000000"/>
@@ -3774,7 +3798,7 @@
         <w:trPr/>
         <w:tc>
           <w:tcPr>
-            <w:tcW w:w="2198" w:type="dxa"/>
+            <w:tcW w:w="2197" w:type="dxa"/>
             <w:tcBorders>
               <w:top w:val="single" w:sz="4" w:space="0" w:color="000000"/>
               <w:start w:val="single" w:sz="4" w:space="0" w:color="000000"/>
@@ -3796,7 +3820,7 @@
         </w:tc>
         <w:tc>
           <w:tcPr>
-            <w:tcW w:w="3402" w:type="dxa"/>
+            <w:tcW w:w="3403" w:type="dxa"/>
             <w:tcBorders>
               <w:top w:val="single" w:sz="4" w:space="0" w:color="000000"/>
               <w:start w:val="single" w:sz="4" w:space="0" w:color="000000"/>
@@ -3841,7 +3865,7 @@
         <w:trPr/>
         <w:tc>
           <w:tcPr>
-            <w:tcW w:w="2198" w:type="dxa"/>
+            <w:tcW w:w="2197" w:type="dxa"/>
             <w:tcBorders>
               <w:top w:val="single" w:sz="4" w:space="0" w:color="000000"/>
               <w:start w:val="single" w:sz="4" w:space="0" w:color="000000"/>
@@ -3863,7 +3887,7 @@
         </w:tc>
         <w:tc>
           <w:tcPr>
-            <w:tcW w:w="3402" w:type="dxa"/>
+            <w:tcW w:w="3403" w:type="dxa"/>
             <w:tcBorders>
               <w:top w:val="single" w:sz="4" w:space="0" w:color="000000"/>
               <w:start w:val="single" w:sz="4" w:space="0" w:color="000000"/>
@@ -3908,7 +3932,7 @@
         <w:trPr/>
         <w:tc>
           <w:tcPr>
-            <w:tcW w:w="2198" w:type="dxa"/>
+            <w:tcW w:w="2197" w:type="dxa"/>
             <w:tcBorders>
               <w:top w:val="single" w:sz="4" w:space="0" w:color="000000"/>
               <w:start w:val="single" w:sz="4" w:space="0" w:color="000000"/>
@@ -3930,7 +3954,7 @@
         </w:tc>
         <w:tc>
           <w:tcPr>
-            <w:tcW w:w="3402" w:type="dxa"/>
+            <w:tcW w:w="3403" w:type="dxa"/>
             <w:tcBorders>
               <w:top w:val="single" w:sz="4" w:space="0" w:color="000000"/>
               <w:start w:val="single" w:sz="4" w:space="0" w:color="000000"/>
@@ -4028,8 +4052,8 @@
         </w:tblCellMar>
       </w:tblPr>
       <w:tblGrid>
-        <w:gridCol w:w="3398"/>
-        <w:gridCol w:w="5962"/>
+        <w:gridCol w:w="3397"/>
+        <w:gridCol w:w="5963"/>
       </w:tblGrid>
       <w:tr>
         <w:trPr>
@@ -4037,7 +4061,7 @@
         </w:trPr>
         <w:tc>
           <w:tcPr>
-            <w:tcW w:w="3398" w:type="dxa"/>
+            <w:tcW w:w="3397" w:type="dxa"/>
             <w:tcBorders>
               <w:top w:val="single" w:sz="4" w:space="0" w:color="000000"/>
               <w:start w:val="single" w:sz="4" w:space="0" w:color="000000"/>
@@ -4064,7 +4088,7 @@
         </w:tc>
         <w:tc>
           <w:tcPr>
-            <w:tcW w:w="5962" w:type="dxa"/>
+            <w:tcW w:w="5963" w:type="dxa"/>
             <w:tcBorders>
               <w:top w:val="single" w:sz="4" w:space="0" w:color="000000"/>
               <w:start w:val="single" w:sz="4" w:space="0" w:color="000000"/>
@@ -4094,7 +4118,7 @@
         <w:trPr/>
         <w:tc>
           <w:tcPr>
-            <w:tcW w:w="3398" w:type="dxa"/>
+            <w:tcW w:w="3397" w:type="dxa"/>
             <w:tcBorders>
               <w:top w:val="single" w:sz="4" w:space="0" w:color="000000"/>
               <w:start w:val="single" w:sz="4" w:space="0" w:color="000000"/>
@@ -4116,7 +4140,7 @@
         </w:tc>
         <w:tc>
           <w:tcPr>
-            <w:tcW w:w="5962" w:type="dxa"/>
+            <w:tcW w:w="5963" w:type="dxa"/>
             <w:tcBorders>
               <w:top w:val="single" w:sz="4" w:space="0" w:color="000000"/>
               <w:start w:val="single" w:sz="4" w:space="0" w:color="000000"/>
@@ -4147,7 +4171,7 @@
         <w:trPr/>
         <w:tc>
           <w:tcPr>
-            <w:tcW w:w="3398" w:type="dxa"/>
+            <w:tcW w:w="3397" w:type="dxa"/>
             <w:tcBorders>
               <w:top w:val="single" w:sz="4" w:space="0" w:color="000000"/>
               <w:start w:val="single" w:sz="4" w:space="0" w:color="000000"/>
@@ -4169,7 +4193,7 @@
         </w:tc>
         <w:tc>
           <w:tcPr>
-            <w:tcW w:w="5962" w:type="dxa"/>
+            <w:tcW w:w="5963" w:type="dxa"/>
             <w:tcBorders>
               <w:top w:val="single" w:sz="4" w:space="0" w:color="000000"/>
               <w:start w:val="single" w:sz="4" w:space="0" w:color="000000"/>
@@ -4200,7 +4224,7 @@
         <w:trPr/>
         <w:tc>
           <w:tcPr>
-            <w:tcW w:w="3398" w:type="dxa"/>
+            <w:tcW w:w="3397" w:type="dxa"/>
             <w:tcBorders>
               <w:top w:val="single" w:sz="4" w:space="0" w:color="000000"/>
               <w:start w:val="single" w:sz="4" w:space="0" w:color="000000"/>
@@ -4222,7 +4246,7 @@
         </w:tc>
         <w:tc>
           <w:tcPr>
-            <w:tcW w:w="5962" w:type="dxa"/>
+            <w:tcW w:w="5963" w:type="dxa"/>
             <w:tcBorders>
               <w:top w:val="single" w:sz="4" w:space="0" w:color="000000"/>
               <w:start w:val="single" w:sz="4" w:space="0" w:color="000000"/>
@@ -4729,8 +4753,8 @@
         </w:tblCellMar>
       </w:tblPr>
       <w:tblGrid>
-        <w:gridCol w:w="7358"/>
-        <w:gridCol w:w="2002"/>
+        <w:gridCol w:w="7357"/>
+        <w:gridCol w:w="2003"/>
       </w:tblGrid>
       <w:tr>
         <w:trPr/>
@@ -4770,7 +4794,7 @@
         <w:trPr/>
         <w:tc>
           <w:tcPr>
-            <w:tcW w:w="7358" w:type="dxa"/>
+            <w:tcW w:w="7357" w:type="dxa"/>
             <w:tcBorders>
               <w:top w:val="single" w:sz="4" w:space="0" w:color="000000"/>
               <w:start w:val="single" w:sz="4" w:space="0" w:color="000000"/>
@@ -4797,7 +4821,7 @@
         </w:tc>
         <w:tc>
           <w:tcPr>
-            <w:tcW w:w="2002" w:type="dxa"/>
+            <w:tcW w:w="2003" w:type="dxa"/>
             <w:tcBorders>
               <w:top w:val="single" w:sz="4" w:space="0" w:color="000000"/>
               <w:start w:val="single" w:sz="4" w:space="0" w:color="000000"/>
@@ -4827,7 +4851,7 @@
         <w:trPr/>
         <w:tc>
           <w:tcPr>
-            <w:tcW w:w="7358" w:type="dxa"/>
+            <w:tcW w:w="7357" w:type="dxa"/>
             <w:tcBorders>
               <w:top w:val="single" w:sz="4" w:space="0" w:color="000000"/>
               <w:start w:val="single" w:sz="4" w:space="0" w:color="000000"/>
@@ -4849,7 +4873,7 @@
         </w:tc>
         <w:tc>
           <w:tcPr>
-            <w:tcW w:w="2002" w:type="dxa"/>
+            <w:tcW w:w="2003" w:type="dxa"/>
             <w:tcBorders>
               <w:top w:val="single" w:sz="4" w:space="0" w:color="000000"/>
               <w:start w:val="single" w:sz="4" w:space="0" w:color="000000"/>
@@ -4874,7 +4898,7 @@
         <w:trPr/>
         <w:tc>
           <w:tcPr>
-            <w:tcW w:w="7358" w:type="dxa"/>
+            <w:tcW w:w="7357" w:type="dxa"/>
             <w:tcBorders>
               <w:top w:val="single" w:sz="4" w:space="0" w:color="000000"/>
               <w:start w:val="single" w:sz="4" w:space="0" w:color="000000"/>
@@ -4896,7 +4920,7 @@
         </w:tc>
         <w:tc>
           <w:tcPr>
-            <w:tcW w:w="2002" w:type="dxa"/>
+            <w:tcW w:w="2003" w:type="dxa"/>
             <w:tcBorders>
               <w:top w:val="single" w:sz="4" w:space="0" w:color="000000"/>
               <w:start w:val="single" w:sz="4" w:space="0" w:color="000000"/>
@@ -4921,7 +4945,7 @@
         <w:trPr/>
         <w:tc>
           <w:tcPr>
-            <w:tcW w:w="7358" w:type="dxa"/>
+            <w:tcW w:w="7357" w:type="dxa"/>
             <w:tcBorders>
               <w:top w:val="single" w:sz="4" w:space="0" w:color="000000"/>
               <w:start w:val="single" w:sz="4" w:space="0" w:color="000000"/>
@@ -4943,7 +4967,7 @@
         </w:tc>
         <w:tc>
           <w:tcPr>
-            <w:tcW w:w="2002" w:type="dxa"/>
+            <w:tcW w:w="2003" w:type="dxa"/>
             <w:tcBorders>
               <w:top w:val="single" w:sz="4" w:space="0" w:color="000000"/>
               <w:start w:val="single" w:sz="4" w:space="0" w:color="000000"/>
@@ -4968,7 +4992,7 @@
         <w:trPr/>
         <w:tc>
           <w:tcPr>
-            <w:tcW w:w="7358" w:type="dxa"/>
+            <w:tcW w:w="7357" w:type="dxa"/>
             <w:tcBorders>
               <w:top w:val="single" w:sz="4" w:space="0" w:color="000000"/>
               <w:start w:val="single" w:sz="4" w:space="0" w:color="000000"/>
@@ -4990,7 +5014,7 @@
         </w:tc>
         <w:tc>
           <w:tcPr>
-            <w:tcW w:w="2002" w:type="dxa"/>
+            <w:tcW w:w="2003" w:type="dxa"/>
             <w:tcBorders>
               <w:top w:val="single" w:sz="4" w:space="0" w:color="000000"/>
               <w:start w:val="single" w:sz="4" w:space="0" w:color="000000"/>
@@ -5015,7 +5039,7 @@
         <w:trPr/>
         <w:tc>
           <w:tcPr>
-            <w:tcW w:w="7358" w:type="dxa"/>
+            <w:tcW w:w="7357" w:type="dxa"/>
             <w:tcBorders>
               <w:top w:val="single" w:sz="4" w:space="0" w:color="000000"/>
               <w:start w:val="single" w:sz="4" w:space="0" w:color="000000"/>
@@ -5037,7 +5061,7 @@
         </w:tc>
         <w:tc>
           <w:tcPr>
-            <w:tcW w:w="2002" w:type="dxa"/>
+            <w:tcW w:w="2003" w:type="dxa"/>
             <w:tcBorders>
               <w:top w:val="single" w:sz="4" w:space="0" w:color="000000"/>
               <w:start w:val="single" w:sz="4" w:space="0" w:color="000000"/>
@@ -5062,7 +5086,7 @@
         <w:trPr/>
         <w:tc>
           <w:tcPr>
-            <w:tcW w:w="7358" w:type="dxa"/>
+            <w:tcW w:w="7357" w:type="dxa"/>
             <w:tcBorders>
               <w:top w:val="single" w:sz="4" w:space="0" w:color="000000"/>
               <w:start w:val="single" w:sz="4" w:space="0" w:color="000000"/>
@@ -5084,7 +5108,7 @@
         </w:tc>
         <w:tc>
           <w:tcPr>
-            <w:tcW w:w="2002" w:type="dxa"/>
+            <w:tcW w:w="2003" w:type="dxa"/>
             <w:tcBorders>
               <w:top w:val="single" w:sz="4" w:space="0" w:color="000000"/>
               <w:start w:val="single" w:sz="4" w:space="0" w:color="000000"/>
@@ -5109,7 +5133,7 @@
         <w:trPr/>
         <w:tc>
           <w:tcPr>
-            <w:tcW w:w="7358" w:type="dxa"/>
+            <w:tcW w:w="7357" w:type="dxa"/>
             <w:tcBorders>
               <w:top w:val="single" w:sz="4" w:space="0" w:color="000000"/>
               <w:start w:val="single" w:sz="4" w:space="0" w:color="000000"/>
@@ -5131,7 +5155,7 @@
         </w:tc>
         <w:tc>
           <w:tcPr>
-            <w:tcW w:w="2002" w:type="dxa"/>
+            <w:tcW w:w="2003" w:type="dxa"/>
             <w:tcBorders>
               <w:top w:val="single" w:sz="4" w:space="0" w:color="000000"/>
               <w:start w:val="single" w:sz="4" w:space="0" w:color="000000"/>
@@ -5156,7 +5180,7 @@
         <w:trPr/>
         <w:tc>
           <w:tcPr>
-            <w:tcW w:w="7358" w:type="dxa"/>
+            <w:tcW w:w="7357" w:type="dxa"/>
             <w:tcBorders>
               <w:top w:val="single" w:sz="4" w:space="0" w:color="000000"/>
               <w:start w:val="single" w:sz="4" w:space="0" w:color="000000"/>
@@ -5178,7 +5202,7 @@
         </w:tc>
         <w:tc>
           <w:tcPr>
-            <w:tcW w:w="2002" w:type="dxa"/>
+            <w:tcW w:w="2003" w:type="dxa"/>
             <w:tcBorders>
               <w:top w:val="single" w:sz="4" w:space="0" w:color="000000"/>
               <w:start w:val="single" w:sz="4" w:space="0" w:color="000000"/>
@@ -5320,8 +5344,8 @@
       <w:u w:val="single"/>
     </w:rPr>
   </w:style>
-  <w:style w:type="character" w:styleId="FootnoteCharactersuser">
-    <w:name w:val="Footnote Characters (user)"/>
+  <w:style w:type="character" w:styleId="FootnoteCharacters">
+    <w:name w:val="Footnote Characters"/>
     <w:uiPriority w:val="99"/>
     <w:semiHidden/>
     <w:unhideWhenUsed/>
@@ -5330,8 +5354,8 @@
       <w:vertAlign w:val="superscript"/>
     </w:rPr>
   </w:style>
-  <w:style w:type="character" w:styleId="FootnoteCharacters">
-    <w:name w:val="Footnote Characters"/>
+  <w:style w:type="character" w:styleId="FootnoteCharactersuser">
+    <w:name w:val="Footnote Characters (user)"/>
     <w:qFormat/>
     <w:rPr>
       <w:vertAlign w:val="superscript"/>
@@ -5355,8 +5379,8 @@
       <w:szCs w:val="20"/>
     </w:rPr>
   </w:style>
-  <w:style w:type="character" w:styleId="EndnoteCharactersuser">
-    <w:name w:val="Endnote Characters (user)"/>
+  <w:style w:type="character" w:styleId="EndnoteCharacters">
+    <w:name w:val="Endnote Characters"/>
     <w:uiPriority w:val="99"/>
     <w:semiHidden/>
     <w:unhideWhenUsed/>
@@ -5365,8 +5389,8 @@
       <w:vertAlign w:val="superscript"/>
     </w:rPr>
   </w:style>
-  <w:style w:type="character" w:styleId="EndnoteCharacters">
-    <w:name w:val="Endnote Characters"/>
+  <w:style w:type="character" w:styleId="EndnoteCharactersuser">
+    <w:name w:val="Endnote Characters (user)"/>
     <w:qFormat/>
     <w:rPr>
       <w:vertAlign w:val="superscript"/>

--- a/doc-agent-starter/forms/A2_form.docx
+++ b/doc-agent-starter/forms/A2_form.docx
@@ -1,12 +1,10 @@
 
 <file path=word/document.xml><?xml version="1.0" encoding="utf-8"?>
-<w:document xmlns:o="urn:schemas-microsoft-com:office:office" xmlns:r="http://schemas.openxmlformats.org/officeDocument/2006/relationships" xmlns:v="urn:schemas-microsoft-com:vml" xmlns:w="http://schemas.openxmlformats.org/wordprocessingml/2006/main" xmlns:w10="urn:schemas-microsoft-com:office:word" xmlns:wp="http://schemas.openxmlformats.org/drawingml/2006/wordprocessingDrawing" xmlns:pic="http://schemas.openxmlformats.org/drawingml/2006/picture" xmlns:wps="http://schemas.microsoft.com/office/word/2010/wordprocessingShape" xmlns:wpg="http://schemas.microsoft.com/office/word/2010/wordprocessingGroup" xmlns:mc="http://schemas.openxmlformats.org/markup-compatibility/2006" xmlns:wp14="http://schemas.microsoft.com/office/word/2010/wordprocessingDrawing" xmlns:w14="http://schemas.microsoft.com/office/word/2010/wordml" xmlns:w15="http://schemas.microsoft.com/office/word/2012/wordml" mc:Ignorable="w14 wp14 w15">
+<w:document xmlns:wpc="http://schemas.microsoft.com/office/word/2010/wordprocessingCanvas" xmlns:cx="http://schemas.microsoft.com/office/drawing/2014/chartex" xmlns:cx1="http://schemas.microsoft.com/office/drawing/2015/9/8/chartex" xmlns:cx2="http://schemas.microsoft.com/office/drawing/2015/10/21/chartex" xmlns:cx3="http://schemas.microsoft.com/office/drawing/2016/5/9/chartex" xmlns:cx4="http://schemas.microsoft.com/office/drawing/2016/5/10/chartex" xmlns:cx5="http://schemas.microsoft.com/office/drawing/2016/5/11/chartex" xmlns:cx6="http://schemas.microsoft.com/office/drawing/2016/5/12/chartex" xmlns:cx7="http://schemas.microsoft.com/office/drawing/2016/5/13/chartex" xmlns:cx8="http://schemas.microsoft.com/office/drawing/2016/5/14/chartex" xmlns:mc="http://schemas.openxmlformats.org/markup-compatibility/2006" xmlns:aink="http://schemas.microsoft.com/office/drawing/2016/ink" xmlns:am3d="http://schemas.microsoft.com/office/drawing/2017/model3d" xmlns:o="urn:schemas-microsoft-com:office:office" xmlns:oel="http://schemas.microsoft.com/office/2019/extlst" xmlns:r="http://schemas.openxmlformats.org/officeDocument/2006/relationships" xmlns:m="http://schemas.openxmlformats.org/officeDocument/2006/math" xmlns:v="urn:schemas-microsoft-com:vml" xmlns:wp14="http://schemas.microsoft.com/office/word/2010/wordprocessingDrawing" xmlns:wp="http://schemas.openxmlformats.org/drawingml/2006/wordprocessingDrawing" xmlns:w10="urn:schemas-microsoft-com:office:word" xmlns:w="http://schemas.openxmlformats.org/wordprocessingml/2006/main" xmlns:w14="http://schemas.microsoft.com/office/word/2010/wordml" xmlns:w15="http://schemas.microsoft.com/office/word/2012/wordml" xmlns:w16cei="http://schemas.microsoft.com/office/word/2026/wordml/cei" xmlns:w16cex="http://schemas.microsoft.com/office/word/2018/wordml/cex" xmlns:w16cid="http://schemas.microsoft.com/office/word/2016/wordml/cid" xmlns:w16="http://schemas.microsoft.com/office/word/2018/wordml" xmlns:w16du="http://schemas.microsoft.com/office/word/2023/wordml/word16du" xmlns:w16sdtdh="http://schemas.microsoft.com/office/word/2020/wordml/sdtdatahash" xmlns:w16sdtfl="http://schemas.microsoft.com/office/word/2024/wordml/sdtformatlock" xmlns:w16se="http://schemas.microsoft.com/office/word/2015/wordml/symex" xmlns:wpg="http://schemas.microsoft.com/office/word/2010/wordprocessingGroup" xmlns:wpi="http://schemas.microsoft.com/office/word/2010/wordprocessingInk" xmlns:wne="http://schemas.microsoft.com/office/word/2006/wordml" xmlns:wps="http://schemas.microsoft.com/office/word/2010/wordprocessingShape" mc:Ignorable="w14 w15 w16se w16cid w16 w16cex w16sdtdh w16sdtfl w16du wp14">
   <w:body>
     <w:p>
       <w:pPr>
-        <w:pStyle w:val="Normal"/>
-        <w:spacing w:before="0" w:after="80"/>
-        <w:rPr/>
+        <w:spacing w:after="80"/>
       </w:pPr>
       <w:r>
         <w:rPr>
@@ -21,9 +19,7 @@
     </w:p>
     <w:p>
       <w:pPr>
-        <w:pStyle w:val="Normal"/>
-        <w:spacing w:before="0" w:after="100"/>
-        <w:rPr/>
+        <w:spacing w:after="100"/>
       </w:pPr>
       <w:r>
         <w:rPr>
@@ -39,37 +35,27 @@
     <w:tbl>
       <w:tblPr>
         <w:tblW w:w="9360" w:type="dxa"/>
-        <w:jc w:val="start"/>
-        <w:tblInd w:w="0" w:type="dxa"/>
         <w:tblLayout w:type="fixed"/>
-        <w:tblCellMar>
-          <w:top w:w="0" w:type="dxa"/>
-          <w:start w:w="108" w:type="dxa"/>
-          <w:bottom w:w="0" w:type="dxa"/>
-          <w:end w:w="108" w:type="dxa"/>
-        </w:tblCellMar>
+        <w:tblLook w:val="04A0" w:firstRow="1" w:lastRow="0" w:firstColumn="1" w:lastColumn="0" w:noHBand="0" w:noVBand="1"/>
       </w:tblPr>
       <w:tblGrid>
         <w:gridCol w:w="9360"/>
       </w:tblGrid>
       <w:tr>
-        <w:trPr/>
         <w:tc>
           <w:tcPr>
             <w:tcW w:w="9360" w:type="dxa"/>
             <w:tcBorders>
               <w:top w:val="single" w:sz="4" w:space="0" w:color="000000"/>
-              <w:start w:val="single" w:sz="4" w:space="0" w:color="000000"/>
-              <w:bottom w:val="single" w:sz="4" w:space="0" w:color="000000"/>
-              <w:end w:val="single" w:sz="4" w:space="0" w:color="000000"/>
-            </w:tcBorders>
-            <w:shd w:fill="D9E1F2" w:val="clear"/>
-          </w:tcPr>
-          <w:p>
-            <w:pPr>
-              <w:pStyle w:val="Normal"/>
-              <w:spacing w:before="0" w:after="60"/>
-              <w:rPr/>
+              <w:left w:val="single" w:sz="4" w:space="0" w:color="000000"/>
+              <w:bottom w:val="single" w:sz="4" w:space="0" w:color="000000"/>
+              <w:right w:val="single" w:sz="4" w:space="0" w:color="000000"/>
+            </w:tcBorders>
+            <w:shd w:val="clear" w:color="auto" w:fill="D9E1F2"/>
+          </w:tcPr>
+          <w:p>
+            <w:pPr>
+              <w:spacing w:after="60"/>
             </w:pPr>
             <w:r>
               <w:rPr>
@@ -79,7 +65,6 @@
               <w:t xml:space="preserve">Strict compliance: </w:t>
             </w:r>
             <w:r>
-              <w:rPr/>
               <w:t>your submission ZIP must exactly match the folder/file structure on the Submission page. Automated grading rejects anything that doesn't — check before you submit.</w:t>
             </w:r>
           </w:p>
@@ -88,49 +73,34 @@
     </w:tbl>
     <w:p>
       <w:pPr>
-        <w:pStyle w:val="Normal"/>
-        <w:spacing w:before="0" w:after="60"/>
-        <w:rPr/>
+        <w:spacing w:after="60"/>
       </w:pPr>
-      <w:r>
-        <w:rPr/>
-      </w:r>
     </w:p>
     <w:tbl>
       <w:tblPr>
         <w:tblW w:w="9360" w:type="dxa"/>
-        <w:jc w:val="start"/>
-        <w:tblInd w:w="0" w:type="dxa"/>
         <w:tblLayout w:type="fixed"/>
-        <w:tblCellMar>
-          <w:top w:w="0" w:type="dxa"/>
-          <w:start w:w="108" w:type="dxa"/>
-          <w:bottom w:w="0" w:type="dxa"/>
-          <w:end w:w="108" w:type="dxa"/>
-        </w:tblCellMar>
+        <w:tblLook w:val="04A0" w:firstRow="1" w:lastRow="0" w:firstColumn="1" w:lastColumn="0" w:noHBand="0" w:noVBand="1"/>
       </w:tblPr>
       <w:tblGrid>
         <w:gridCol w:w="3497"/>
         <w:gridCol w:w="5863"/>
       </w:tblGrid>
       <w:tr>
-        <w:trPr/>
         <w:tc>
           <w:tcPr>
             <w:tcW w:w="3497" w:type="dxa"/>
             <w:tcBorders>
               <w:top w:val="single" w:sz="4" w:space="0" w:color="000000"/>
-              <w:start w:val="single" w:sz="4" w:space="0" w:color="000000"/>
-              <w:bottom w:val="single" w:sz="4" w:space="0" w:color="000000"/>
-              <w:end w:val="single" w:sz="4" w:space="0" w:color="000000"/>
-            </w:tcBorders>
-            <w:shd w:fill="F2F2F2" w:val="clear"/>
-          </w:tcPr>
-          <w:p>
-            <w:pPr>
-              <w:pStyle w:val="Normal"/>
-              <w:spacing w:before="0" w:after="80"/>
-              <w:rPr/>
+              <w:left w:val="single" w:sz="4" w:space="0" w:color="000000"/>
+              <w:bottom w:val="single" w:sz="4" w:space="0" w:color="000000"/>
+              <w:right w:val="single" w:sz="4" w:space="0" w:color="000000"/>
+            </w:tcBorders>
+            <w:shd w:val="clear" w:color="auto" w:fill="F2F2F2"/>
+          </w:tcPr>
+          <w:p>
+            <w:pPr>
+              <w:spacing w:after="80"/>
             </w:pPr>
             <w:r>
               <w:rPr>
@@ -142,9 +112,7 @@
           </w:p>
           <w:p>
             <w:pPr>
-              <w:pStyle w:val="Normal"/>
-              <w:spacing w:before="0" w:after="80"/>
-              <w:rPr/>
+              <w:spacing w:after="80"/>
             </w:pPr>
             <w:r>
               <w:rPr>
@@ -163,27 +131,20 @@
             <w:tcW w:w="5863" w:type="dxa"/>
             <w:tcBorders>
               <w:top w:val="single" w:sz="4" w:space="0" w:color="000000"/>
-              <w:start w:val="single" w:sz="4" w:space="0" w:color="000000"/>
-              <w:bottom w:val="single" w:sz="4" w:space="0" w:color="000000"/>
-              <w:end w:val="single" w:sz="4" w:space="0" w:color="000000"/>
-            </w:tcBorders>
-          </w:tcPr>
-          <w:p>
-            <w:pPr>
-              <w:pStyle w:val="Normal"/>
-              <w:spacing w:before="0" w:after="120"/>
-              <w:rPr>
-                <w:sz w:val="21"/>
-                <w:szCs w:val="21"/>
-              </w:rPr>
+              <w:left w:val="single" w:sz="4" w:space="0" w:color="000000"/>
+              <w:bottom w:val="single" w:sz="4" w:space="0" w:color="000000"/>
+              <w:right w:val="single" w:sz="4" w:space="0" w:color="000000"/>
+            </w:tcBorders>
+          </w:tcPr>
+          <w:p>
+            <w:pPr>
+              <w:spacing w:after="120"/>
             </w:pPr>
             <w:r>
               <w:rPr>
                 <w:b/>
                 <w:bCs/>
                 <w:color w:val="111111"/>
-                <w:sz w:val="21"/>
-                <w:szCs w:val="21"/>
               </w:rPr>
               <w:t>Decoding the Archives</w:t>
             </w:r>
@@ -193,9 +154,7 @@
     </w:tbl>
     <w:p>
       <w:pPr>
-        <w:pStyle w:val="Normal"/>
         <w:spacing w:before="120" w:after="60"/>
-        <w:rPr/>
       </w:pPr>
       <w:r>
         <w:rPr>
@@ -209,9 +168,7 @@
     </w:p>
     <w:p>
       <w:pPr>
-        <w:pStyle w:val="Normal"/>
-        <w:spacing w:before="0" w:after="100"/>
-        <w:rPr/>
+        <w:spacing w:after="100"/>
       </w:pPr>
       <w:r>
         <w:rPr>
@@ -227,15 +184,8 @@
     <w:tbl>
       <w:tblPr>
         <w:tblW w:w="9360" w:type="dxa"/>
-        <w:jc w:val="start"/>
-        <w:tblInd w:w="0" w:type="dxa"/>
         <w:tblLayout w:type="fixed"/>
-        <w:tblCellMar>
-          <w:top w:w="0" w:type="dxa"/>
-          <w:start w:w="108" w:type="dxa"/>
-          <w:bottom w:w="0" w:type="dxa"/>
-          <w:end w:w="108" w:type="dxa"/>
-        </w:tblCellMar>
+        <w:tblLook w:val="04A0" w:firstRow="1" w:lastRow="0" w:firstColumn="1" w:lastColumn="0" w:noHBand="0" w:noVBand="1"/>
       </w:tblPr>
       <w:tblGrid>
         <w:gridCol w:w="1697"/>
@@ -245,24 +195,22 @@
       </w:tblGrid>
       <w:tr>
         <w:trPr>
-          <w:tblHeader w:val="true"/>
+          <w:tblHeader/>
         </w:trPr>
         <w:tc>
           <w:tcPr>
             <w:tcW w:w="1697" w:type="dxa"/>
             <w:tcBorders>
               <w:top w:val="single" w:sz="4" w:space="0" w:color="000000"/>
-              <w:start w:val="single" w:sz="4" w:space="0" w:color="000000"/>
-              <w:bottom w:val="single" w:sz="4" w:space="0" w:color="000000"/>
-              <w:end w:val="single" w:sz="4" w:space="0" w:color="000000"/>
-            </w:tcBorders>
-            <w:shd w:fill="1F3864" w:val="clear"/>
-          </w:tcPr>
-          <w:p>
-            <w:pPr>
-              <w:pStyle w:val="Normal"/>
-              <w:spacing w:before="0" w:after="80"/>
-              <w:rPr/>
+              <w:left w:val="single" w:sz="4" w:space="0" w:color="000000"/>
+              <w:bottom w:val="single" w:sz="4" w:space="0" w:color="000000"/>
+              <w:right w:val="single" w:sz="4" w:space="0" w:color="000000"/>
+            </w:tcBorders>
+            <w:shd w:val="clear" w:color="auto" w:fill="1F3864"/>
+          </w:tcPr>
+          <w:p>
+            <w:pPr>
+              <w:spacing w:after="80"/>
             </w:pPr>
             <w:r>
               <w:rPr>
@@ -279,17 +227,15 @@
             <w:tcW w:w="3000" w:type="dxa"/>
             <w:tcBorders>
               <w:top w:val="single" w:sz="4" w:space="0" w:color="000000"/>
-              <w:start w:val="single" w:sz="4" w:space="0" w:color="000000"/>
-              <w:bottom w:val="single" w:sz="4" w:space="0" w:color="000000"/>
-              <w:end w:val="single" w:sz="4" w:space="0" w:color="000000"/>
-            </w:tcBorders>
-            <w:shd w:fill="1F3864" w:val="clear"/>
-          </w:tcPr>
-          <w:p>
-            <w:pPr>
-              <w:pStyle w:val="Normal"/>
-              <w:spacing w:before="0" w:after="80"/>
-              <w:rPr/>
+              <w:left w:val="single" w:sz="4" w:space="0" w:color="000000"/>
+              <w:bottom w:val="single" w:sz="4" w:space="0" w:color="000000"/>
+              <w:right w:val="single" w:sz="4" w:space="0" w:color="000000"/>
+            </w:tcBorders>
+            <w:shd w:val="clear" w:color="auto" w:fill="1F3864"/>
+          </w:tcPr>
+          <w:p>
+            <w:pPr>
+              <w:spacing w:after="80"/>
             </w:pPr>
             <w:r>
               <w:rPr>
@@ -306,17 +252,15 @@
             <w:tcW w:w="2363" w:type="dxa"/>
             <w:tcBorders>
               <w:top w:val="single" w:sz="4" w:space="0" w:color="000000"/>
-              <w:start w:val="single" w:sz="4" w:space="0" w:color="000000"/>
-              <w:bottom w:val="single" w:sz="4" w:space="0" w:color="000000"/>
-              <w:end w:val="single" w:sz="4" w:space="0" w:color="000000"/>
-            </w:tcBorders>
-            <w:shd w:fill="1F3864" w:val="clear"/>
-          </w:tcPr>
-          <w:p>
-            <w:pPr>
-              <w:pStyle w:val="Normal"/>
-              <w:spacing w:before="0" w:after="80"/>
-              <w:rPr/>
+              <w:left w:val="single" w:sz="4" w:space="0" w:color="000000"/>
+              <w:bottom w:val="single" w:sz="4" w:space="0" w:color="000000"/>
+              <w:right w:val="single" w:sz="4" w:space="0" w:color="000000"/>
+            </w:tcBorders>
+            <w:shd w:val="clear" w:color="auto" w:fill="1F3864"/>
+          </w:tcPr>
+          <w:p>
+            <w:pPr>
+              <w:spacing w:after="80"/>
             </w:pPr>
             <w:r>
               <w:rPr>
@@ -333,17 +277,15 @@
             <w:tcW w:w="2300" w:type="dxa"/>
             <w:tcBorders>
               <w:top w:val="single" w:sz="4" w:space="0" w:color="000000"/>
-              <w:start w:val="single" w:sz="4" w:space="0" w:color="000000"/>
-              <w:bottom w:val="single" w:sz="4" w:space="0" w:color="000000"/>
-              <w:end w:val="single" w:sz="4" w:space="0" w:color="000000"/>
-            </w:tcBorders>
-            <w:shd w:fill="1F3864" w:val="clear"/>
-          </w:tcPr>
-          <w:p>
-            <w:pPr>
-              <w:pStyle w:val="Normal"/>
-              <w:spacing w:before="0" w:after="80"/>
-              <w:rPr/>
+              <w:left w:val="single" w:sz="4" w:space="0" w:color="000000"/>
+              <w:bottom w:val="single" w:sz="4" w:space="0" w:color="000000"/>
+              <w:right w:val="single" w:sz="4" w:space="0" w:color="000000"/>
+            </w:tcBorders>
+            <w:shd w:val="clear" w:color="auto" w:fill="1F3864"/>
+          </w:tcPr>
+          <w:p>
+            <w:pPr>
+              <w:spacing w:after="80"/>
             </w:pPr>
             <w:r>
               <w:rPr>
@@ -357,25 +299,21 @@
         </w:tc>
       </w:tr>
       <w:tr>
-        <w:trPr/>
         <w:tc>
           <w:tcPr>
             <w:tcW w:w="1697" w:type="dxa"/>
             <w:tcBorders>
               <w:top w:val="single" w:sz="4" w:space="0" w:color="000000"/>
-              <w:start w:val="single" w:sz="4" w:space="0" w:color="000000"/>
-              <w:bottom w:val="single" w:sz="4" w:space="0" w:color="000000"/>
-              <w:end w:val="single" w:sz="4" w:space="0" w:color="000000"/>
-            </w:tcBorders>
-          </w:tcPr>
-          <w:p>
-            <w:pPr>
-              <w:pStyle w:val="Normal"/>
-              <w:spacing w:before="0" w:after="80"/>
-              <w:rPr/>
-            </w:pPr>
-            <w:r>
-              <w:rPr/>
+              <w:left w:val="single" w:sz="4" w:space="0" w:color="000000"/>
+              <w:bottom w:val="single" w:sz="4" w:space="0" w:color="000000"/>
+              <w:right w:val="single" w:sz="4" w:space="0" w:color="000000"/>
+            </w:tcBorders>
+          </w:tcPr>
+          <w:p>
+            <w:pPr>
+              <w:spacing w:after="80"/>
+            </w:pPr>
+            <w:r>
               <w:t>Student 1</w:t>
             </w:r>
           </w:p>
@@ -385,18 +323,13 @@
             <w:tcW w:w="3000" w:type="dxa"/>
             <w:tcBorders>
               <w:top w:val="single" w:sz="4" w:space="0" w:color="000000"/>
-              <w:start w:val="single" w:sz="4" w:space="0" w:color="000000"/>
-              <w:bottom w:val="single" w:sz="4" w:space="0" w:color="000000"/>
-              <w:end w:val="single" w:sz="4" w:space="0" w:color="000000"/>
-            </w:tcBorders>
-          </w:tcPr>
-          <w:p>
-            <w:pPr>
-              <w:pStyle w:val="Normal"/>
-              <w:rPr/>
-            </w:pPr>
-            <w:r>
-              <w:rPr/>
+              <w:left w:val="single" w:sz="4" w:space="0" w:color="000000"/>
+              <w:bottom w:val="single" w:sz="4" w:space="0" w:color="000000"/>
+              <w:right w:val="single" w:sz="4" w:space="0" w:color="000000"/>
+            </w:tcBorders>
+          </w:tcPr>
+          <w:p>
+            <w:r>
               <w:t>Nabiha Tahseen</w:t>
             </w:r>
           </w:p>
@@ -406,18 +339,13 @@
             <w:tcW w:w="2363" w:type="dxa"/>
             <w:tcBorders>
               <w:top w:val="single" w:sz="4" w:space="0" w:color="000000"/>
-              <w:start w:val="single" w:sz="4" w:space="0" w:color="000000"/>
-              <w:bottom w:val="single" w:sz="4" w:space="0" w:color="000000"/>
-              <w:end w:val="single" w:sz="4" w:space="0" w:color="000000"/>
-            </w:tcBorders>
-          </w:tcPr>
-          <w:p>
-            <w:pPr>
-              <w:pStyle w:val="Normal"/>
-              <w:rPr/>
-            </w:pPr>
-            <w:r>
-              <w:rPr/>
+              <w:left w:val="single" w:sz="4" w:space="0" w:color="000000"/>
+              <w:bottom w:val="single" w:sz="4" w:space="0" w:color="000000"/>
+              <w:right w:val="single" w:sz="4" w:space="0" w:color="000000"/>
+            </w:tcBorders>
+          </w:tcPr>
+          <w:p>
+            <w:r>
               <w:t>2105031</w:t>
             </w:r>
           </w:p>
@@ -427,43 +355,34 @@
             <w:tcW w:w="2300" w:type="dxa"/>
             <w:tcBorders>
               <w:top w:val="single" w:sz="4" w:space="0" w:color="000000"/>
-              <w:start w:val="single" w:sz="4" w:space="0" w:color="000000"/>
-              <w:bottom w:val="single" w:sz="4" w:space="0" w:color="000000"/>
-              <w:end w:val="single" w:sz="4" w:space="0" w:color="000000"/>
-            </w:tcBorders>
-          </w:tcPr>
-          <w:p>
-            <w:pPr>
-              <w:pStyle w:val="Normal"/>
-              <w:rPr/>
-            </w:pPr>
-            <w:r>
-              <w:rPr/>
+              <w:left w:val="single" w:sz="4" w:space="0" w:color="000000"/>
+              <w:bottom w:val="single" w:sz="4" w:space="0" w:color="000000"/>
+              <w:right w:val="single" w:sz="4" w:space="0" w:color="000000"/>
+            </w:tcBorders>
+          </w:tcPr>
+          <w:p>
+            <w:r>
               <w:t>[confirm which sections Nabiha led]</w:t>
             </w:r>
           </w:p>
         </w:tc>
       </w:tr>
       <w:tr>
-        <w:trPr/>
         <w:tc>
           <w:tcPr>
             <w:tcW w:w="1697" w:type="dxa"/>
             <w:tcBorders>
               <w:top w:val="single" w:sz="4" w:space="0" w:color="000000"/>
-              <w:start w:val="single" w:sz="4" w:space="0" w:color="000000"/>
-              <w:bottom w:val="single" w:sz="4" w:space="0" w:color="000000"/>
-              <w:end w:val="single" w:sz="4" w:space="0" w:color="000000"/>
-            </w:tcBorders>
-          </w:tcPr>
-          <w:p>
-            <w:pPr>
-              <w:pStyle w:val="Normal"/>
-              <w:spacing w:before="0" w:after="80"/>
-              <w:rPr/>
-            </w:pPr>
-            <w:r>
-              <w:rPr/>
+              <w:left w:val="single" w:sz="4" w:space="0" w:color="000000"/>
+              <w:bottom w:val="single" w:sz="4" w:space="0" w:color="000000"/>
+              <w:right w:val="single" w:sz="4" w:space="0" w:color="000000"/>
+            </w:tcBorders>
+          </w:tcPr>
+          <w:p>
+            <w:pPr>
+              <w:spacing w:after="80"/>
+            </w:pPr>
+            <w:r>
               <w:t>Student 2</w:t>
             </w:r>
           </w:p>
@@ -473,18 +392,13 @@
             <w:tcW w:w="3000" w:type="dxa"/>
             <w:tcBorders>
               <w:top w:val="single" w:sz="4" w:space="0" w:color="000000"/>
-              <w:start w:val="single" w:sz="4" w:space="0" w:color="000000"/>
-              <w:bottom w:val="single" w:sz="4" w:space="0" w:color="000000"/>
-              <w:end w:val="single" w:sz="4" w:space="0" w:color="000000"/>
-            </w:tcBorders>
-          </w:tcPr>
-          <w:p>
-            <w:pPr>
-              <w:pStyle w:val="Normal"/>
-              <w:rPr/>
-            </w:pPr>
-            <w:r>
-              <w:rPr/>
+              <w:left w:val="single" w:sz="4" w:space="0" w:color="000000"/>
+              <w:bottom w:val="single" w:sz="4" w:space="0" w:color="000000"/>
+              <w:right w:val="single" w:sz="4" w:space="0" w:color="000000"/>
+            </w:tcBorders>
+          </w:tcPr>
+          <w:p>
+            <w:r>
               <w:t>Atika Tabassum Suchi</w:t>
             </w:r>
           </w:p>
@@ -494,18 +408,13 @@
             <w:tcW w:w="2363" w:type="dxa"/>
             <w:tcBorders>
               <w:top w:val="single" w:sz="4" w:space="0" w:color="000000"/>
-              <w:start w:val="single" w:sz="4" w:space="0" w:color="000000"/>
-              <w:bottom w:val="single" w:sz="4" w:space="0" w:color="000000"/>
-              <w:end w:val="single" w:sz="4" w:space="0" w:color="000000"/>
-            </w:tcBorders>
-          </w:tcPr>
-          <w:p>
-            <w:pPr>
-              <w:pStyle w:val="Normal"/>
-              <w:rPr/>
-            </w:pPr>
-            <w:r>
-              <w:rPr/>
+              <w:left w:val="single" w:sz="4" w:space="0" w:color="000000"/>
+              <w:bottom w:val="single" w:sz="4" w:space="0" w:color="000000"/>
+              <w:right w:val="single" w:sz="4" w:space="0" w:color="000000"/>
+            </w:tcBorders>
+          </w:tcPr>
+          <w:p>
+            <w:r>
               <w:t>2105053</w:t>
             </w:r>
           </w:p>
@@ -515,43 +424,34 @@
             <w:tcW w:w="2300" w:type="dxa"/>
             <w:tcBorders>
               <w:top w:val="single" w:sz="4" w:space="0" w:color="000000"/>
-              <w:start w:val="single" w:sz="4" w:space="0" w:color="000000"/>
-              <w:bottom w:val="single" w:sz="4" w:space="0" w:color="000000"/>
-              <w:end w:val="single" w:sz="4" w:space="0" w:color="000000"/>
-            </w:tcBorders>
-          </w:tcPr>
-          <w:p>
-            <w:pPr>
-              <w:pStyle w:val="Normal"/>
-              <w:rPr/>
-            </w:pPr>
-            <w:r>
-              <w:rPr/>
+              <w:left w:val="single" w:sz="4" w:space="0" w:color="000000"/>
+              <w:bottom w:val="single" w:sz="4" w:space="0" w:color="000000"/>
+              <w:right w:val="single" w:sz="4" w:space="0" w:color="000000"/>
+            </w:tcBorders>
+          </w:tcPr>
+          <w:p>
+            <w:r>
               <w:t>1,2,3(partial),4(partial)</w:t>
             </w:r>
           </w:p>
         </w:tc>
       </w:tr>
       <w:tr>
-        <w:trPr/>
         <w:tc>
           <w:tcPr>
             <w:tcW w:w="1697" w:type="dxa"/>
             <w:tcBorders>
               <w:top w:val="single" w:sz="4" w:space="0" w:color="000000"/>
-              <w:start w:val="single" w:sz="4" w:space="0" w:color="000000"/>
-              <w:bottom w:val="single" w:sz="4" w:space="0" w:color="000000"/>
-              <w:end w:val="single" w:sz="4" w:space="0" w:color="000000"/>
-            </w:tcBorders>
-          </w:tcPr>
-          <w:p>
-            <w:pPr>
-              <w:pStyle w:val="Normal"/>
-              <w:spacing w:before="0" w:after="80"/>
-              <w:rPr/>
-            </w:pPr>
-            <w:r>
-              <w:rPr/>
+              <w:left w:val="single" w:sz="4" w:space="0" w:color="000000"/>
+              <w:bottom w:val="single" w:sz="4" w:space="0" w:color="000000"/>
+              <w:right w:val="single" w:sz="4" w:space="0" w:color="000000"/>
+            </w:tcBorders>
+          </w:tcPr>
+          <w:p>
+            <w:pPr>
+              <w:spacing w:after="80"/>
+            </w:pPr>
+            <w:r>
               <w:t>Student 3</w:t>
             </w:r>
           </w:p>
@@ -561,18 +461,13 @@
             <w:tcW w:w="3000" w:type="dxa"/>
             <w:tcBorders>
               <w:top w:val="single" w:sz="4" w:space="0" w:color="000000"/>
-              <w:start w:val="single" w:sz="4" w:space="0" w:color="000000"/>
-              <w:bottom w:val="single" w:sz="4" w:space="0" w:color="000000"/>
-              <w:end w:val="single" w:sz="4" w:space="0" w:color="000000"/>
-            </w:tcBorders>
-          </w:tcPr>
-          <w:p>
-            <w:pPr>
-              <w:pStyle w:val="Normal"/>
-              <w:rPr/>
-            </w:pPr>
-            <w:r>
-              <w:rPr/>
+              <w:left w:val="single" w:sz="4" w:space="0" w:color="000000"/>
+              <w:bottom w:val="single" w:sz="4" w:space="0" w:color="000000"/>
+              <w:right w:val="single" w:sz="4" w:space="0" w:color="000000"/>
+            </w:tcBorders>
+          </w:tcPr>
+          <w:p>
+            <w:r>
               <w:t>Fariha Ifrat</w:t>
             </w:r>
           </w:p>
@@ -582,18 +477,13 @@
             <w:tcW w:w="2363" w:type="dxa"/>
             <w:tcBorders>
               <w:top w:val="single" w:sz="4" w:space="0" w:color="000000"/>
-              <w:start w:val="single" w:sz="4" w:space="0" w:color="000000"/>
-              <w:bottom w:val="single" w:sz="4" w:space="0" w:color="000000"/>
-              <w:end w:val="single" w:sz="4" w:space="0" w:color="000000"/>
-            </w:tcBorders>
-          </w:tcPr>
-          <w:p>
-            <w:pPr>
-              <w:pStyle w:val="Normal"/>
-              <w:rPr/>
-            </w:pPr>
-            <w:r>
-              <w:rPr/>
+              <w:left w:val="single" w:sz="4" w:space="0" w:color="000000"/>
+              <w:bottom w:val="single" w:sz="4" w:space="0" w:color="000000"/>
+              <w:right w:val="single" w:sz="4" w:space="0" w:color="000000"/>
+            </w:tcBorders>
+          </w:tcPr>
+          <w:p>
+            <w:r>
               <w:t>2105059</w:t>
             </w:r>
           </w:p>
@@ -603,18 +493,13 @@
             <w:tcW w:w="2300" w:type="dxa"/>
             <w:tcBorders>
               <w:top w:val="single" w:sz="4" w:space="0" w:color="000000"/>
-              <w:start w:val="single" w:sz="4" w:space="0" w:color="000000"/>
-              <w:bottom w:val="single" w:sz="4" w:space="0" w:color="000000"/>
-              <w:end w:val="single" w:sz="4" w:space="0" w:color="000000"/>
-            </w:tcBorders>
-          </w:tcPr>
-          <w:p>
-            <w:pPr>
-              <w:pStyle w:val="Normal"/>
-              <w:rPr/>
-            </w:pPr>
-            <w:r>
-              <w:rPr/>
+              <w:left w:val="single" w:sz="4" w:space="0" w:color="000000"/>
+              <w:bottom w:val="single" w:sz="4" w:space="0" w:color="000000"/>
+              <w:right w:val="single" w:sz="4" w:space="0" w:color="000000"/>
+            </w:tcBorders>
+          </w:tcPr>
+          <w:p>
+            <w:r>
               <w:t>1,4(partial),7(partial)</w:t>
             </w:r>
           </w:p>
@@ -623,48 +508,33 @@
     </w:tbl>
     <w:p>
       <w:pPr>
-        <w:pStyle w:val="Normal"/>
-        <w:spacing w:before="0" w:after="60"/>
-        <w:rPr/>
+        <w:spacing w:after="60"/>
       </w:pPr>
-      <w:r>
-        <w:rPr/>
-      </w:r>
     </w:p>
     <w:tbl>
       <w:tblPr>
         <w:tblW w:w="9360" w:type="dxa"/>
-        <w:jc w:val="start"/>
-        <w:tblInd w:w="0" w:type="dxa"/>
         <w:tblLayout w:type="fixed"/>
-        <w:tblCellMar>
-          <w:top w:w="0" w:type="dxa"/>
-          <w:start w:w="108" w:type="dxa"/>
-          <w:bottom w:w="0" w:type="dxa"/>
-          <w:end w:w="108" w:type="dxa"/>
-        </w:tblCellMar>
+        <w:tblLook w:val="04A0" w:firstRow="1" w:lastRow="0" w:firstColumn="1" w:lastColumn="0" w:noHBand="0" w:noVBand="1"/>
       </w:tblPr>
       <w:tblGrid>
         <w:gridCol w:w="9360"/>
       </w:tblGrid>
       <w:tr>
-        <w:trPr/>
         <w:tc>
           <w:tcPr>
             <w:tcW w:w="9360" w:type="dxa"/>
             <w:tcBorders>
               <w:top w:val="single" w:sz="4" w:space="0" w:color="000000"/>
-              <w:start w:val="single" w:sz="4" w:space="0" w:color="000000"/>
-              <w:bottom w:val="single" w:sz="4" w:space="0" w:color="000000"/>
-              <w:end w:val="single" w:sz="4" w:space="0" w:color="000000"/>
-            </w:tcBorders>
-            <w:shd w:fill="D9E1F2" w:val="clear"/>
-          </w:tcPr>
-          <w:p>
-            <w:pPr>
-              <w:pStyle w:val="Normal"/>
-              <w:spacing w:before="0" w:after="60"/>
-              <w:rPr/>
+              <w:left w:val="single" w:sz="4" w:space="0" w:color="000000"/>
+              <w:bottom w:val="single" w:sz="4" w:space="0" w:color="000000"/>
+              <w:right w:val="single" w:sz="4" w:space="0" w:color="000000"/>
+            </w:tcBorders>
+            <w:shd w:val="clear" w:color="auto" w:fill="D9E1F2"/>
+          </w:tcPr>
+          <w:p>
+            <w:pPr>
+              <w:spacing w:after="60"/>
             </w:pPr>
             <w:r>
               <w:rPr>
@@ -674,15 +544,12 @@
               <w:t xml:space="preserve">What this assignment is: </w:t>
             </w:r>
             <w:r>
-              <w:rPr/>
               <w:t>You BUILD the knowledge base — the front half of the pipeline that turns scanned pages into searchable text: ingest &amp; clean the scans, (optionally) enhance them, detect layout, run OCR, then chunk, embed, and index. You choose the models and parameters; the repo fixes where each piece goes. This milestone produces working code and evidence it reads and retrieves.</w:t>
             </w:r>
           </w:p>
           <w:p>
             <w:pPr>
-              <w:pStyle w:val="Normal"/>
-              <w:spacing w:before="0" w:after="60"/>
-              <w:rPr/>
+              <w:spacing w:after="60"/>
             </w:pPr>
             <w:r>
               <w:rPr>
@@ -692,8 +559,15 @@
               <w:t xml:space="preserve">What to hand in: </w:t>
             </w:r>
             <w:r>
-              <w:rPr/>
-              <w:t>Push everything to your team's PUBLIC GitHub repo, then tag it: git add -A &amp;&amp; git commit -m "a2-submit" &amp;&amp; git tag a2-submit &amp;&amp; git push origin main --tags. The tag IS your submission (deadlines are read from GitHub's servers) — do NOT upload a ZIP. Contents: the filled form in forms/, the repo with ingest / vision / index stages implemented, the built index (or a script that builds it), notebooks/kb_demo.ipynb showing OCR quality and one retrieval example, your updated configs/design_choices.md, and one AI-chat transcript per member. ALSO CARRIED FORWARD FROM A1 — the code stub was released after A1, so these are graded here for the first time: configs/task.yaml, data/provenance.md plus your corpus (or scripts/get_data.sh), notebooks/eda.ipynb, grading_kit/manifest.yaml, and grading_kit/heldout_pages/ with labels.jsonl.</w:t>
+              <w:t xml:space="preserve">Push everything to your team's PUBLIC GitHub repo, then tag it: git add -A &amp;&amp; git commit -m "a2-submit" &amp;&amp; git tag a2-submit &amp;&amp; git push origin main --tags. The tag IS your submission (deadlines are read from GitHub's servers) — do NOT upload a ZIP. Contents: the filled form in forms/, the repo with ingest / vision / index stages implemented, the built index (or a script that builds it), notebooks/kb_demo.ipynb showing OCR quality and one retrieval example, your updated configs/design_choices.md, and one AI-chat transcript per member. ALSO CARRIED FORWARD FROM A1 — the code stub was released after A1, so these are graded here for the first time: configs/task.yaml, data/provenance.md plus your corpus (or scripts/get_data.sh), notebooks/eda.ipynb, grading_kit/manifest.yaml, and grading_kit/heldout_pages/ with </w:t>
+            </w:r>
+            <w:proofErr w:type="gramStart"/>
+            <w:r>
+              <w:t>labels.jsonl</w:t>
+            </w:r>
+            <w:proofErr w:type="gramEnd"/>
+            <w:r>
+              <w:t>.</w:t>
             </w:r>
           </w:p>
         </w:tc>
@@ -702,25 +576,20 @@
     <w:p>
       <w:pPr>
         <w:pStyle w:val="Heading2"/>
-        <w:spacing w:before="240" w:after="100"/>
-        <w:rPr/>
+        <w:spacing w:after="100"/>
       </w:pPr>
       <w:r>
         <w:rPr>
           <w:b/>
           <w:bCs/>
           <w:color w:val="1F3864"/>
-          <w:sz w:val="26"/>
-          <w:szCs w:val="26"/>
         </w:rPr>
         <w:t>Section 1 — Recap from Assignment 1</w:t>
       </w:r>
     </w:p>
     <w:p>
       <w:pPr>
-        <w:pStyle w:val="Normal"/>
-        <w:spacing w:before="0" w:after="100"/>
-        <w:rPr/>
+        <w:spacing w:after="100"/>
       </w:pPr>
       <w:r>
         <w:rPr>
@@ -736,38 +605,28 @@
     <w:tbl>
       <w:tblPr>
         <w:tblW w:w="9360" w:type="dxa"/>
-        <w:jc w:val="start"/>
-        <w:tblInd w:w="0" w:type="dxa"/>
         <w:tblLayout w:type="fixed"/>
-        <w:tblCellMar>
-          <w:top w:w="0" w:type="dxa"/>
-          <w:start w:w="108" w:type="dxa"/>
-          <w:bottom w:w="0" w:type="dxa"/>
-          <w:end w:w="108" w:type="dxa"/>
-        </w:tblCellMar>
+        <w:tblLook w:val="04A0" w:firstRow="1" w:lastRow="0" w:firstColumn="1" w:lastColumn="0" w:noHBand="0" w:noVBand="1"/>
       </w:tblPr>
       <w:tblGrid>
         <w:gridCol w:w="3497"/>
         <w:gridCol w:w="5863"/>
       </w:tblGrid>
       <w:tr>
-        <w:trPr/>
         <w:tc>
           <w:tcPr>
             <w:tcW w:w="3497" w:type="dxa"/>
             <w:tcBorders>
               <w:top w:val="single" w:sz="4" w:space="0" w:color="000000"/>
-              <w:start w:val="single" w:sz="4" w:space="0" w:color="000000"/>
-              <w:bottom w:val="single" w:sz="4" w:space="0" w:color="000000"/>
-              <w:end w:val="single" w:sz="4" w:space="0" w:color="000000"/>
-            </w:tcBorders>
-            <w:shd w:fill="F2F2F2" w:val="clear"/>
-          </w:tcPr>
-          <w:p>
-            <w:pPr>
-              <w:pStyle w:val="Normal"/>
-              <w:spacing w:before="0" w:after="80"/>
-              <w:rPr/>
+              <w:left w:val="single" w:sz="4" w:space="0" w:color="000000"/>
+              <w:bottom w:val="single" w:sz="4" w:space="0" w:color="000000"/>
+              <w:right w:val="single" w:sz="4" w:space="0" w:color="000000"/>
+            </w:tcBorders>
+            <w:shd w:val="clear" w:color="auto" w:fill="F2F2F2"/>
+          </w:tcPr>
+          <w:p>
+            <w:pPr>
+              <w:spacing w:after="80"/>
             </w:pPr>
             <w:r>
               <w:rPr>
@@ -779,9 +638,7 @@
           </w:p>
           <w:p>
             <w:pPr>
-              <w:pStyle w:val="Normal"/>
-              <w:spacing w:before="0" w:after="80"/>
-              <w:rPr/>
+              <w:spacing w:after="80"/>
             </w:pPr>
             <w:r>
               <w:rPr>
@@ -800,70 +657,44 @@
             <w:tcW w:w="5863" w:type="dxa"/>
             <w:tcBorders>
               <w:top w:val="single" w:sz="4" w:space="0" w:color="000000"/>
-              <w:start w:val="single" w:sz="4" w:space="0" w:color="000000"/>
-              <w:bottom w:val="single" w:sz="4" w:space="0" w:color="000000"/>
-              <w:end w:val="single" w:sz="4" w:space="0" w:color="000000"/>
-            </w:tcBorders>
-          </w:tcPr>
-          <w:p>
-            <w:pPr>
-              <w:pStyle w:val="Normal"/>
-              <w:rPr/>
-            </w:pPr>
-            <w:r>
-              <w:rPr/>
+              <w:left w:val="single" w:sz="4" w:space="0" w:color="000000"/>
+              <w:bottom w:val="single" w:sz="4" w:space="0" w:color="000000"/>
+              <w:right w:val="single" w:sz="4" w:space="0" w:color="000000"/>
+            </w:tcBorders>
+          </w:tcPr>
+          <w:p>
+            <w:r>
               <w:t>Domain: Bengali-medium literature education (HSC/Honours Bengali-lit students &amp; tutors, Tagore set texts).</w:t>
             </w:r>
           </w:p>
           <w:p>
-            <w:pPr>
-              <w:pStyle w:val="Normal"/>
-              <w:rPr/>
-            </w:pPr>
-            <w:r>
-              <w:rPr/>
+            <w:r>
               <w:t>Data speciality: dirty-ocr — IA's own OCR is the only text layer this corpus ships with; no independent gold transcription came with it.</w:t>
             </w:r>
           </w:p>
           <w:p>
-            <w:pPr>
-              <w:pStyle w:val="Normal"/>
-              <w:rPr/>
-            </w:pPr>
-            <w:r>
-              <w:rPr/>
+            <w:r>
               <w:t>Primary NFR: Explainable — target ECR ≥ 0.80 (page_id + line_id + verbatim span + tool trace + silver/gold evidence-tier disclosure, all four required per answer).</w:t>
             </w:r>
           </w:p>
-          <w:p>
-            <w:pPr>
-              <w:pStyle w:val="Normal"/>
-              <w:rPr/>
-            </w:pPr>
-            <w:r>
-              <w:rPr/>
-            </w:r>
-          </w:p>
-        </w:tc>
-      </w:tr>
-      <w:tr>
-        <w:trPr/>
+          <w:p/>
+        </w:tc>
+      </w:tr>
+      <w:tr>
         <w:tc>
           <w:tcPr>
             <w:tcW w:w="3497" w:type="dxa"/>
             <w:tcBorders>
               <w:top w:val="single" w:sz="4" w:space="0" w:color="000000"/>
-              <w:start w:val="single" w:sz="4" w:space="0" w:color="000000"/>
-              <w:bottom w:val="single" w:sz="4" w:space="0" w:color="000000"/>
-              <w:end w:val="single" w:sz="4" w:space="0" w:color="000000"/>
-            </w:tcBorders>
-            <w:shd w:fill="F2F2F2" w:val="clear"/>
-          </w:tcPr>
-          <w:p>
-            <w:pPr>
-              <w:pStyle w:val="Normal"/>
-              <w:spacing w:before="0" w:after="80"/>
-              <w:rPr/>
+              <w:left w:val="single" w:sz="4" w:space="0" w:color="000000"/>
+              <w:bottom w:val="single" w:sz="4" w:space="0" w:color="000000"/>
+              <w:right w:val="single" w:sz="4" w:space="0" w:color="000000"/>
+            </w:tcBorders>
+            <w:shd w:val="clear" w:color="auto" w:fill="F2F2F2"/>
+          </w:tcPr>
+          <w:p>
+            <w:pPr>
+              <w:spacing w:after="80"/>
             </w:pPr>
             <w:r>
               <w:rPr>
@@ -875,9 +706,7 @@
           </w:p>
           <w:p>
             <w:pPr>
-              <w:pStyle w:val="Normal"/>
-              <w:spacing w:before="0" w:after="80"/>
-              <w:rPr/>
+              <w:spacing w:after="80"/>
             </w:pPr>
             <w:r>
               <w:rPr>
@@ -887,6 +716,7 @@
                 <w:sz w:val="18"/>
                 <w:szCs w:val="18"/>
               </w:rPr>
+              <w:lastRenderedPageBreak/>
               <w:t>the single answer-quality metric and target, unchanged.</w:t>
             </w:r>
           </w:p>
@@ -896,41 +726,34 @@
             <w:tcW w:w="5863" w:type="dxa"/>
             <w:tcBorders>
               <w:top w:val="single" w:sz="4" w:space="0" w:color="000000"/>
-              <w:start w:val="single" w:sz="4" w:space="0" w:color="000000"/>
-              <w:bottom w:val="single" w:sz="4" w:space="0" w:color="000000"/>
-              <w:end w:val="single" w:sz="4" w:space="0" w:color="000000"/>
-            </w:tcBorders>
-          </w:tcPr>
-          <w:p>
-            <w:pPr>
-              <w:pStyle w:val="Normal"/>
-              <w:rPr/>
-            </w:pPr>
-            <w:r>
-              <w:rPr/>
+              <w:left w:val="single" w:sz="4" w:space="0" w:color="000000"/>
+              <w:bottom w:val="single" w:sz="4" w:space="0" w:color="000000"/>
+              <w:right w:val="single" w:sz="4" w:space="0" w:color="000000"/>
+            </w:tcBorders>
+          </w:tcPr>
+          <w:p>
+            <w:r>
+              <w:lastRenderedPageBreak/>
               <w:t>Explanation-Completeness Rate (ECR) ≥ 0.80 — unchanged from A1.</w:t>
             </w:r>
           </w:p>
         </w:tc>
       </w:tr>
       <w:tr>
-        <w:trPr/>
         <w:tc>
           <w:tcPr>
             <w:tcW w:w="3497" w:type="dxa"/>
             <w:tcBorders>
               <w:top w:val="single" w:sz="4" w:space="0" w:color="000000"/>
-              <w:start w:val="single" w:sz="4" w:space="0" w:color="000000"/>
-              <w:bottom w:val="single" w:sz="4" w:space="0" w:color="000000"/>
-              <w:end w:val="single" w:sz="4" w:space="0" w:color="000000"/>
-            </w:tcBorders>
-            <w:shd w:fill="F2F2F2" w:val="clear"/>
-          </w:tcPr>
-          <w:p>
-            <w:pPr>
-              <w:pStyle w:val="Normal"/>
-              <w:spacing w:before="0" w:after="80"/>
-              <w:rPr/>
+              <w:left w:val="single" w:sz="4" w:space="0" w:color="000000"/>
+              <w:bottom w:val="single" w:sz="4" w:space="0" w:color="000000"/>
+              <w:right w:val="single" w:sz="4" w:space="0" w:color="000000"/>
+            </w:tcBorders>
+            <w:shd w:val="clear" w:color="auto" w:fill="F2F2F2"/>
+          </w:tcPr>
+          <w:p>
+            <w:pPr>
+              <w:spacing w:after="80"/>
             </w:pPr>
             <w:r>
               <w:rPr>
@@ -942,9 +765,7 @@
           </w:p>
           <w:p>
             <w:pPr>
-              <w:pStyle w:val="Normal"/>
-              <w:spacing w:before="0" w:after="80"/>
-              <w:rPr/>
+              <w:spacing w:after="80"/>
             </w:pPr>
             <w:r>
               <w:rPr>
@@ -963,35 +784,14 @@
             <w:tcW w:w="5863" w:type="dxa"/>
             <w:tcBorders>
               <w:top w:val="single" w:sz="4" w:space="0" w:color="000000"/>
-              <w:start w:val="single" w:sz="4" w:space="0" w:color="000000"/>
-              <w:bottom w:val="single" w:sz="4" w:space="0" w:color="000000"/>
-              <w:end w:val="single" w:sz="4" w:space="0" w:color="000000"/>
-            </w:tcBorders>
-          </w:tcPr>
-          <w:p>
-            <w:pPr>
-              <w:pStyle w:val="Normal"/>
-              <w:rPr/>
-            </w:pPr>
-            <w:r>
-              <w:rPr/>
-              <w:t>Source: Rabindra Rachanabali (</w:t>
-            </w:r>
-            <w:r>
-              <w:rPr/>
-              <w:t>রবীন্দ্র রচনাবলী</w:t>
-            </w:r>
-            <w:r>
-              <w:rPr/>
-              <w:t>), Vol. 25, Internet Archive item RABINDRARACHANABALI, CC0-1.0. 437 scanned pages / 87,848 words / ~9MB. Hardest to read: 1950s-era Bengali letterpress printing — dense conjunct consonants (</w:t>
-            </w:r>
-            <w:r>
-              <w:rPr/>
-              <w:t>যুক্তাক্ষর</w:t>
-            </w:r>
-            <w:r>
-              <w:rPr/>
-              <w:t>) and dependent vowel signs (matras) cause character-segmentation errors in conventional OCR, compounded by aged paper and uneven illumination.</w:t>
+              <w:left w:val="single" w:sz="4" w:space="0" w:color="000000"/>
+              <w:bottom w:val="single" w:sz="4" w:space="0" w:color="000000"/>
+              <w:right w:val="single" w:sz="4" w:space="0" w:color="000000"/>
+            </w:tcBorders>
+          </w:tcPr>
+          <w:p>
+            <w:r>
+              <w:t>Source: Rabindra Rachanabali (রবীন্দ্র রচনাবলী), Vol. 25, Internet Archive item RABINDRARACHANABALI, CC0-1.0. 437 scanned pages / 87,848 words / ~9MB. Hardest to read: 1950s-era Bengali letterpress printing — dense conjunct consonants (যুক্তাক্ষর) and dependent vowel signs (matras) cause character-segmentation errors in conventional OCR, compounded by aged paper and uneven illumination.</w:t>
             </w:r>
           </w:p>
         </w:tc>
@@ -1000,25 +800,20 @@
     <w:p>
       <w:pPr>
         <w:pStyle w:val="Heading2"/>
-        <w:spacing w:before="240" w:after="100"/>
-        <w:rPr/>
+        <w:spacing w:after="100"/>
       </w:pPr>
       <w:r>
         <w:rPr>
           <w:b/>
           <w:bCs/>
           <w:color w:val="1F3864"/>
-          <w:sz w:val="26"/>
-          <w:szCs w:val="26"/>
         </w:rPr>
         <w:t>Section 2 — The Structure We Exploit</w:t>
       </w:r>
     </w:p>
     <w:p>
       <w:pPr>
-        <w:pStyle w:val="Normal"/>
-        <w:spacing w:before="0" w:after="100"/>
-        <w:rPr/>
+        <w:spacing w:after="100"/>
       </w:pPr>
       <w:r>
         <w:rPr>
@@ -1034,38 +829,28 @@
     <w:tbl>
       <w:tblPr>
         <w:tblW w:w="9360" w:type="dxa"/>
-        <w:jc w:val="start"/>
-        <w:tblInd w:w="0" w:type="dxa"/>
         <w:tblLayout w:type="fixed"/>
-        <w:tblCellMar>
-          <w:top w:w="0" w:type="dxa"/>
-          <w:start w:w="108" w:type="dxa"/>
-          <w:bottom w:w="0" w:type="dxa"/>
-          <w:end w:w="108" w:type="dxa"/>
-        </w:tblCellMar>
+        <w:tblLook w:val="04A0" w:firstRow="1" w:lastRow="0" w:firstColumn="1" w:lastColumn="0" w:noHBand="0" w:noVBand="1"/>
       </w:tblPr>
       <w:tblGrid>
         <w:gridCol w:w="3497"/>
         <w:gridCol w:w="5863"/>
       </w:tblGrid>
       <w:tr>
-        <w:trPr/>
         <w:tc>
           <w:tcPr>
             <w:tcW w:w="3497" w:type="dxa"/>
             <w:tcBorders>
               <w:top w:val="single" w:sz="4" w:space="0" w:color="000000"/>
-              <w:start w:val="single" w:sz="4" w:space="0" w:color="000000"/>
-              <w:bottom w:val="single" w:sz="4" w:space="0" w:color="000000"/>
-              <w:end w:val="single" w:sz="4" w:space="0" w:color="000000"/>
-            </w:tcBorders>
-            <w:shd w:fill="F2F2F2" w:val="clear"/>
-          </w:tcPr>
-          <w:p>
-            <w:pPr>
-              <w:pStyle w:val="Normal"/>
-              <w:spacing w:before="0" w:after="80"/>
-              <w:rPr/>
+              <w:left w:val="single" w:sz="4" w:space="0" w:color="000000"/>
+              <w:bottom w:val="single" w:sz="4" w:space="0" w:color="000000"/>
+              <w:right w:val="single" w:sz="4" w:space="0" w:color="000000"/>
+            </w:tcBorders>
+            <w:shd w:val="clear" w:color="auto" w:fill="F2F2F2"/>
+          </w:tcPr>
+          <w:p>
+            <w:pPr>
+              <w:spacing w:after="80"/>
             </w:pPr>
             <w:r>
               <w:rPr>
@@ -1077,9 +862,7 @@
           </w:p>
           <w:p>
             <w:pPr>
-              <w:pStyle w:val="Normal"/>
-              <w:spacing w:before="0" w:after="80"/>
-              <w:rPr/>
+              <w:spacing w:after="80"/>
             </w:pPr>
             <w:r>
               <w:rPr>
@@ -1098,41 +881,33 @@
             <w:tcW w:w="5863" w:type="dxa"/>
             <w:tcBorders>
               <w:top w:val="single" w:sz="4" w:space="0" w:color="000000"/>
-              <w:start w:val="single" w:sz="4" w:space="0" w:color="000000"/>
-              <w:bottom w:val="single" w:sz="4" w:space="0" w:color="000000"/>
-              <w:end w:val="single" w:sz="4" w:space="0" w:color="000000"/>
-            </w:tcBorders>
-          </w:tcPr>
-          <w:p>
-            <w:pPr>
-              <w:pStyle w:val="Normal"/>
-              <w:rPr/>
-            </w:pPr>
-            <w:r>
-              <w:rPr/>
+              <w:left w:val="single" w:sz="4" w:space="0" w:color="000000"/>
+              <w:bottom w:val="single" w:sz="4" w:space="0" w:color="000000"/>
+              <w:right w:val="single" w:sz="4" w:space="0" w:color="000000"/>
+            </w:tcBorders>
+          </w:tcPr>
+          <w:p>
+            <w:r>
               <w:t>Predominantly single-column text, with variation coming from poetry indentation and section headings, not multi-column layout (confirmed in A1's corpus analysis) — this is why we chose Tesseract's own line-grouping heuristic over a trained layout detector (Detectron2) for Stage 2: a dedicated detector would solve a structural problem (columns, tables, figures) this corpus doesn't actually have.</w:t>
             </w:r>
           </w:p>
         </w:tc>
       </w:tr>
       <w:tr>
-        <w:trPr/>
         <w:tc>
           <w:tcPr>
             <w:tcW w:w="3497" w:type="dxa"/>
             <w:tcBorders>
               <w:top w:val="single" w:sz="4" w:space="0" w:color="000000"/>
-              <w:start w:val="single" w:sz="4" w:space="0" w:color="000000"/>
-              <w:bottom w:val="single" w:sz="4" w:space="0" w:color="000000"/>
-              <w:end w:val="single" w:sz="4" w:space="0" w:color="000000"/>
-            </w:tcBorders>
-            <w:shd w:fill="F2F2F2" w:val="clear"/>
-          </w:tcPr>
-          <w:p>
-            <w:pPr>
-              <w:pStyle w:val="Normal"/>
-              <w:spacing w:before="0" w:after="80"/>
-              <w:rPr/>
+              <w:left w:val="single" w:sz="4" w:space="0" w:color="000000"/>
+              <w:bottom w:val="single" w:sz="4" w:space="0" w:color="000000"/>
+              <w:right w:val="single" w:sz="4" w:space="0" w:color="000000"/>
+            </w:tcBorders>
+            <w:shd w:val="clear" w:color="auto" w:fill="F2F2F2"/>
+          </w:tcPr>
+          <w:p>
+            <w:pPr>
+              <w:spacing w:after="80"/>
             </w:pPr>
             <w:r>
               <w:rPr>
@@ -1144,9 +919,7 @@
           </w:p>
           <w:p>
             <w:pPr>
-              <w:pStyle w:val="Normal"/>
-              <w:spacing w:before="0" w:after="80"/>
-              <w:rPr/>
+              <w:spacing w:after="80"/>
             </w:pPr>
             <w:r>
               <w:rPr>
@@ -1165,41 +938,33 @@
             <w:tcW w:w="5863" w:type="dxa"/>
             <w:tcBorders>
               <w:top w:val="single" w:sz="4" w:space="0" w:color="000000"/>
-              <w:start w:val="single" w:sz="4" w:space="0" w:color="000000"/>
-              <w:bottom w:val="single" w:sz="4" w:space="0" w:color="000000"/>
-              <w:end w:val="single" w:sz="4" w:space="0" w:color="000000"/>
-            </w:tcBorders>
-          </w:tcPr>
-          <w:p>
-            <w:pPr>
-              <w:pStyle w:val="Normal"/>
-              <w:rPr/>
-            </w:pPr>
-            <w:r>
-              <w:rPr/>
+              <w:left w:val="single" w:sz="4" w:space="0" w:color="000000"/>
+              <w:bottom w:val="single" w:sz="4" w:space="0" w:color="000000"/>
+              <w:right w:val="single" w:sz="4" w:space="0" w:color="000000"/>
+            </w:tcBorders>
+          </w:tcPr>
+          <w:p>
+            <w:r>
               <w:t>Reading order is strictly top-to-bottom, left-to-right within a detected line band (vision/layout.py's banding sort), and Bengali conjuncts/matras span multiple Unicode codepoints per grapheme — this drives both the OCR crop padding (4px, protects ascenders/descenders at box edges) and the embedding choice (multilingual-e5-base, not an English-only encoder, since Bengali semantic similarity has no reliable proxy in English embedding space).</w:t>
             </w:r>
           </w:p>
         </w:tc>
       </w:tr>
       <w:tr>
-        <w:trPr/>
         <w:tc>
           <w:tcPr>
             <w:tcW w:w="3497" w:type="dxa"/>
             <w:tcBorders>
               <w:top w:val="single" w:sz="4" w:space="0" w:color="000000"/>
-              <w:start w:val="single" w:sz="4" w:space="0" w:color="000000"/>
-              <w:bottom w:val="single" w:sz="4" w:space="0" w:color="000000"/>
-              <w:end w:val="single" w:sz="4" w:space="0" w:color="000000"/>
-            </w:tcBorders>
-            <w:shd w:fill="F2F2F2" w:val="clear"/>
-          </w:tcPr>
-          <w:p>
-            <w:pPr>
-              <w:pStyle w:val="Normal"/>
-              <w:spacing w:before="0" w:after="80"/>
-              <w:rPr/>
+              <w:left w:val="single" w:sz="4" w:space="0" w:color="000000"/>
+              <w:bottom w:val="single" w:sz="4" w:space="0" w:color="000000"/>
+              <w:right w:val="single" w:sz="4" w:space="0" w:color="000000"/>
+            </w:tcBorders>
+            <w:shd w:val="clear" w:color="auto" w:fill="F2F2F2"/>
+          </w:tcPr>
+          <w:p>
+            <w:pPr>
+              <w:spacing w:after="80"/>
             </w:pPr>
             <w:r>
               <w:rPr>
@@ -1211,9 +976,7 @@
           </w:p>
           <w:p>
             <w:pPr>
-              <w:pStyle w:val="Normal"/>
-              <w:spacing w:before="0" w:after="80"/>
-              <w:rPr/>
+              <w:spacing w:after="80"/>
             </w:pPr>
             <w:r>
               <w:rPr>
@@ -1232,18 +995,13 @@
             <w:tcW w:w="5863" w:type="dxa"/>
             <w:tcBorders>
               <w:top w:val="single" w:sz="4" w:space="0" w:color="000000"/>
-              <w:start w:val="single" w:sz="4" w:space="0" w:color="000000"/>
-              <w:bottom w:val="single" w:sz="4" w:space="0" w:color="000000"/>
-              <w:end w:val="single" w:sz="4" w:space="0" w:color="000000"/>
-            </w:tcBorders>
-          </w:tcPr>
-          <w:p>
-            <w:pPr>
-              <w:pStyle w:val="Normal"/>
-              <w:rPr/>
-            </w:pPr>
-            <w:r>
-              <w:rPr/>
+              <w:left w:val="single" w:sz="4" w:space="0" w:color="000000"/>
+              <w:bottom w:val="single" w:sz="4" w:space="0" w:color="000000"/>
+              <w:right w:val="single" w:sz="4" w:space="0" w:color="000000"/>
+            </w:tcBorders>
+          </w:tcPr>
+          <w:p>
+            <w:r>
               <w:t>Page position/orientation (deskew corrects skew &gt;0.5°), scan noise (conditional denoising via Laplacian-variance noise detection), and font/ink variation across the 6 literary works in the corpus — the OCR/index pipeline is applied uniformly regardless of which work a page belongs to.</w:t>
             </w:r>
           </w:p>
@@ -1253,28 +1011,22 @@
     <w:p>
       <w:pPr>
         <w:pStyle w:val="Heading2"/>
-        <w:spacing w:before="240" w:after="100"/>
-        <w:rPr/>
+        <w:spacing w:after="100"/>
       </w:pPr>
       <w:r>
         <w:rPr>
           <w:b/>
           <w:bCs/>
           <w:color w:val="1F3864"/>
-          <w:sz w:val="26"/>
-          <w:szCs w:val="26"/>
         </w:rPr>
         <w:t>Section 3 — Components &amp; Options We Considered</w:t>
       </w:r>
     </w:p>
     <w:p>
       <w:pPr>
-        <w:pStyle w:val="Normal"/>
-        <w:spacing w:before="0" w:after="100"/>
-        <w:rPr/>
+        <w:spacing w:after="100"/>
       </w:pPr>
       <w:r>
-        <w:rPr/>
         <w:t xml:space="preserve">For each stage, name the options you compared and your choice. </w:t>
       </w:r>
       <w:r>
@@ -1285,22 +1037,14 @@
         <w:t>At least one choice must be an existing published/pretrained method you reproduce and adapt</w:t>
       </w:r>
       <w:r>
-        <w:rPr/>
         <w:t xml:space="preserve"> (your OCR foundation is the natural one — reproducing someone else's method is the core skill for adopting whatever comes next). Mark it in the last column.</w:t>
       </w:r>
     </w:p>
     <w:tbl>
       <w:tblPr>
         <w:tblW w:w="9360" w:type="dxa"/>
-        <w:jc w:val="start"/>
-        <w:tblInd w:w="0" w:type="dxa"/>
         <w:tblLayout w:type="fixed"/>
-        <w:tblCellMar>
-          <w:top w:w="0" w:type="dxa"/>
-          <w:start w:w="108" w:type="dxa"/>
-          <w:bottom w:w="0" w:type="dxa"/>
-          <w:end w:w="108" w:type="dxa"/>
-        </w:tblCellMar>
+        <w:tblLook w:val="04A0" w:firstRow="1" w:lastRow="0" w:firstColumn="1" w:lastColumn="0" w:noHBand="0" w:noVBand="1"/>
       </w:tblPr>
       <w:tblGrid>
         <w:gridCol w:w="1697"/>
@@ -1310,24 +1054,22 @@
       </w:tblGrid>
       <w:tr>
         <w:trPr>
-          <w:tblHeader w:val="true"/>
+          <w:tblHeader/>
         </w:trPr>
         <w:tc>
           <w:tcPr>
             <w:tcW w:w="1697" w:type="dxa"/>
             <w:tcBorders>
               <w:top w:val="single" w:sz="4" w:space="0" w:color="000000"/>
-              <w:start w:val="single" w:sz="4" w:space="0" w:color="000000"/>
-              <w:bottom w:val="single" w:sz="4" w:space="0" w:color="000000"/>
-              <w:end w:val="single" w:sz="4" w:space="0" w:color="000000"/>
-            </w:tcBorders>
-            <w:shd w:fill="1F3864" w:val="clear"/>
-          </w:tcPr>
-          <w:p>
-            <w:pPr>
-              <w:pStyle w:val="Normal"/>
-              <w:spacing w:before="0" w:after="80"/>
-              <w:rPr/>
+              <w:left w:val="single" w:sz="4" w:space="0" w:color="000000"/>
+              <w:bottom w:val="single" w:sz="4" w:space="0" w:color="000000"/>
+              <w:right w:val="single" w:sz="4" w:space="0" w:color="000000"/>
+            </w:tcBorders>
+            <w:shd w:val="clear" w:color="auto" w:fill="1F3864"/>
+          </w:tcPr>
+          <w:p>
+            <w:pPr>
+              <w:spacing w:after="80"/>
             </w:pPr>
             <w:r>
               <w:rPr>
@@ -1344,17 +1086,15 @@
             <w:tcW w:w="2903" w:type="dxa"/>
             <w:tcBorders>
               <w:top w:val="single" w:sz="4" w:space="0" w:color="000000"/>
-              <w:start w:val="single" w:sz="4" w:space="0" w:color="000000"/>
-              <w:bottom w:val="single" w:sz="4" w:space="0" w:color="000000"/>
-              <w:end w:val="single" w:sz="4" w:space="0" w:color="000000"/>
-            </w:tcBorders>
-            <w:shd w:fill="1F3864" w:val="clear"/>
-          </w:tcPr>
-          <w:p>
-            <w:pPr>
-              <w:pStyle w:val="Normal"/>
-              <w:spacing w:before="0" w:after="80"/>
-              <w:rPr/>
+              <w:left w:val="single" w:sz="4" w:space="0" w:color="000000"/>
+              <w:bottom w:val="single" w:sz="4" w:space="0" w:color="000000"/>
+              <w:right w:val="single" w:sz="4" w:space="0" w:color="000000"/>
+            </w:tcBorders>
+            <w:shd w:val="clear" w:color="auto" w:fill="1F3864"/>
+          </w:tcPr>
+          <w:p>
+            <w:pPr>
+              <w:spacing w:after="80"/>
             </w:pPr>
             <w:r>
               <w:rPr>
@@ -1371,17 +1111,15 @@
             <w:tcW w:w="3197" w:type="dxa"/>
             <w:tcBorders>
               <w:top w:val="single" w:sz="4" w:space="0" w:color="000000"/>
-              <w:start w:val="single" w:sz="4" w:space="0" w:color="000000"/>
-              <w:bottom w:val="single" w:sz="4" w:space="0" w:color="000000"/>
-              <w:end w:val="single" w:sz="4" w:space="0" w:color="000000"/>
-            </w:tcBorders>
-            <w:shd w:fill="1F3864" w:val="clear"/>
-          </w:tcPr>
-          <w:p>
-            <w:pPr>
-              <w:pStyle w:val="Normal"/>
-              <w:spacing w:before="0" w:after="80"/>
-              <w:rPr/>
+              <w:left w:val="single" w:sz="4" w:space="0" w:color="000000"/>
+              <w:bottom w:val="single" w:sz="4" w:space="0" w:color="000000"/>
+              <w:right w:val="single" w:sz="4" w:space="0" w:color="000000"/>
+            </w:tcBorders>
+            <w:shd w:val="clear" w:color="auto" w:fill="1F3864"/>
+          </w:tcPr>
+          <w:p>
+            <w:pPr>
+              <w:spacing w:after="80"/>
             </w:pPr>
             <w:r>
               <w:rPr>
@@ -1398,17 +1136,15 @@
             <w:tcW w:w="1563" w:type="dxa"/>
             <w:tcBorders>
               <w:top w:val="single" w:sz="4" w:space="0" w:color="000000"/>
-              <w:start w:val="single" w:sz="4" w:space="0" w:color="000000"/>
-              <w:bottom w:val="single" w:sz="4" w:space="0" w:color="000000"/>
-              <w:end w:val="single" w:sz="4" w:space="0" w:color="000000"/>
-            </w:tcBorders>
-            <w:shd w:fill="1F3864" w:val="clear"/>
-          </w:tcPr>
-          <w:p>
-            <w:pPr>
-              <w:pStyle w:val="Normal"/>
-              <w:spacing w:before="0" w:after="80"/>
-              <w:rPr/>
+              <w:left w:val="single" w:sz="4" w:space="0" w:color="000000"/>
+              <w:bottom w:val="single" w:sz="4" w:space="0" w:color="000000"/>
+              <w:right w:val="single" w:sz="4" w:space="0" w:color="000000"/>
+            </w:tcBorders>
+            <w:shd w:val="clear" w:color="auto" w:fill="1F3864"/>
+          </w:tcPr>
+          <w:p>
+            <w:pPr>
+              <w:spacing w:after="80"/>
             </w:pPr>
             <w:r>
               <w:rPr>
@@ -1422,25 +1158,21 @@
         </w:tc>
       </w:tr>
       <w:tr>
-        <w:trPr/>
         <w:tc>
           <w:tcPr>
             <w:tcW w:w="1697" w:type="dxa"/>
             <w:tcBorders>
               <w:top w:val="single" w:sz="4" w:space="0" w:color="000000"/>
-              <w:start w:val="single" w:sz="4" w:space="0" w:color="000000"/>
-              <w:bottom w:val="single" w:sz="4" w:space="0" w:color="000000"/>
-              <w:end w:val="single" w:sz="4" w:space="0" w:color="000000"/>
-            </w:tcBorders>
-          </w:tcPr>
-          <w:p>
-            <w:pPr>
-              <w:pStyle w:val="Normal"/>
-              <w:spacing w:before="0" w:after="80"/>
-              <w:rPr/>
-            </w:pPr>
-            <w:r>
-              <w:rPr/>
+              <w:left w:val="single" w:sz="4" w:space="0" w:color="000000"/>
+              <w:bottom w:val="single" w:sz="4" w:space="0" w:color="000000"/>
+              <w:right w:val="single" w:sz="4" w:space="0" w:color="000000"/>
+            </w:tcBorders>
+          </w:tcPr>
+          <w:p>
+            <w:pPr>
+              <w:spacing w:after="80"/>
+            </w:pPr>
+            <w:r>
               <w:t>Enhancement (bonus)</w:t>
             </w:r>
           </w:p>
@@ -1450,18 +1182,13 @@
             <w:tcW w:w="2903" w:type="dxa"/>
             <w:tcBorders>
               <w:top w:val="single" w:sz="4" w:space="0" w:color="000000"/>
-              <w:start w:val="single" w:sz="4" w:space="0" w:color="000000"/>
-              <w:bottom w:val="single" w:sz="4" w:space="0" w:color="000000"/>
-              <w:end w:val="single" w:sz="4" w:space="0" w:color="000000"/>
-            </w:tcBorders>
-          </w:tcPr>
-          <w:p>
-            <w:pPr>
-              <w:pStyle w:val="Normal"/>
-              <w:rPr/>
-            </w:pPr>
-            <w:r>
-              <w:rPr/>
+              <w:left w:val="single" w:sz="4" w:space="0" w:color="000000"/>
+              <w:bottom w:val="single" w:sz="4" w:space="0" w:color="000000"/>
+              <w:right w:val="single" w:sz="4" w:space="0" w:color="000000"/>
+            </w:tcBorders>
+          </w:tcPr>
+          <w:p>
+            <w:r>
               <w:t>Options: classical denoise vs a VAE/diffusion enhancer vs none.</w:t>
             </w:r>
           </w:p>
@@ -1471,19 +1198,26 @@
             <w:tcW w:w="3197" w:type="dxa"/>
             <w:tcBorders>
               <w:top w:val="single" w:sz="4" w:space="0" w:color="000000"/>
-              <w:start w:val="single" w:sz="4" w:space="0" w:color="000000"/>
-              <w:bottom w:val="single" w:sz="4" w:space="0" w:color="000000"/>
-              <w:end w:val="single" w:sz="4" w:space="0" w:color="000000"/>
-            </w:tcBorders>
-          </w:tcPr>
-          <w:p>
-            <w:pPr>
-              <w:pStyle w:val="Normal"/>
-              <w:rPr/>
-            </w:pPr>
-            <w:r>
-              <w:rPr/>
-              <w:t>Classical preprocessing only (deskew/denoise/binarize); the VAE/diffusion Enhancer class exists in ingest/enhance.py but its train()/apply() are unimplemented stubs — not attempted this milestone, flagged as a bonus we did not pursue given time constraints.</w:t>
+              <w:left w:val="single" w:sz="4" w:space="0" w:color="000000"/>
+              <w:bottom w:val="single" w:sz="4" w:space="0" w:color="000000"/>
+              <w:right w:val="single" w:sz="4" w:space="0" w:color="000000"/>
+            </w:tcBorders>
+          </w:tcPr>
+          <w:p>
+            <w:r>
+              <w:t>Classical preprocessing only (deskew/denoise/binarize); the VAE/diffusion Enhancer class exists in ingest/enhance.py but its train()/</w:t>
+            </w:r>
+            <w:proofErr w:type="gramStart"/>
+            <w:r>
+              <w:t>apply(</w:t>
+            </w:r>
+            <w:proofErr w:type="gramEnd"/>
+            <w:r>
+              <w:t xml:space="preserve">) are unimplemented stubs — not attempted this milestone, flagged as a bonus we </w:t>
+            </w:r>
+            <w:r>
+              <w:lastRenderedPageBreak/>
+              <w:t>did not pursue given time constraints.</w:t>
             </w:r>
           </w:p>
         </w:tc>
@@ -1492,43 +1226,35 @@
             <w:tcW w:w="1563" w:type="dxa"/>
             <w:tcBorders>
               <w:top w:val="single" w:sz="4" w:space="0" w:color="000000"/>
-              <w:start w:val="single" w:sz="4" w:space="0" w:color="000000"/>
-              <w:bottom w:val="single" w:sz="4" w:space="0" w:color="000000"/>
-              <w:end w:val="single" w:sz="4" w:space="0" w:color="000000"/>
-            </w:tcBorders>
-          </w:tcPr>
-          <w:p>
-            <w:pPr>
-              <w:pStyle w:val="Normal"/>
-              <w:rPr/>
-            </w:pPr>
-            <w:r>
-              <w:rPr/>
+              <w:left w:val="single" w:sz="4" w:space="0" w:color="000000"/>
+              <w:bottom w:val="single" w:sz="4" w:space="0" w:color="000000"/>
+              <w:right w:val="single" w:sz="4" w:space="0" w:color="000000"/>
+            </w:tcBorders>
+          </w:tcPr>
+          <w:p>
+            <w:r>
+              <w:lastRenderedPageBreak/>
               <w:t>No (not implemented)</w:t>
             </w:r>
           </w:p>
         </w:tc>
       </w:tr>
       <w:tr>
-        <w:trPr/>
         <w:tc>
           <w:tcPr>
             <w:tcW w:w="1697" w:type="dxa"/>
             <w:tcBorders>
               <w:top w:val="single" w:sz="4" w:space="0" w:color="000000"/>
-              <w:start w:val="single" w:sz="4" w:space="0" w:color="000000"/>
-              <w:bottom w:val="single" w:sz="4" w:space="0" w:color="000000"/>
-              <w:end w:val="single" w:sz="4" w:space="0" w:color="000000"/>
-            </w:tcBorders>
-          </w:tcPr>
-          <w:p>
-            <w:pPr>
-              <w:pStyle w:val="Normal"/>
-              <w:spacing w:before="0" w:after="80"/>
-              <w:rPr/>
-            </w:pPr>
-            <w:r>
-              <w:rPr/>
+              <w:left w:val="single" w:sz="4" w:space="0" w:color="000000"/>
+              <w:bottom w:val="single" w:sz="4" w:space="0" w:color="000000"/>
+              <w:right w:val="single" w:sz="4" w:space="0" w:color="000000"/>
+            </w:tcBorders>
+          </w:tcPr>
+          <w:p>
+            <w:pPr>
+              <w:spacing w:after="80"/>
+            </w:pPr>
+            <w:r>
               <w:t>Layout detection</w:t>
             </w:r>
           </w:p>
@@ -1538,18 +1264,13 @@
             <w:tcW w:w="2903" w:type="dxa"/>
             <w:tcBorders>
               <w:top w:val="single" w:sz="4" w:space="0" w:color="000000"/>
-              <w:start w:val="single" w:sz="4" w:space="0" w:color="000000"/>
-              <w:bottom w:val="single" w:sz="4" w:space="0" w:color="000000"/>
-              <w:end w:val="single" w:sz="4" w:space="0" w:color="000000"/>
-            </w:tcBorders>
-          </w:tcPr>
-          <w:p>
-            <w:pPr>
-              <w:pStyle w:val="Normal"/>
-              <w:rPr/>
-            </w:pPr>
-            <w:r>
-              <w:rPr/>
+              <w:left w:val="single" w:sz="4" w:space="0" w:color="000000"/>
+              <w:bottom w:val="single" w:sz="4" w:space="0" w:color="000000"/>
+              <w:right w:val="single" w:sz="4" w:space="0" w:color="000000"/>
+            </w:tcBorders>
+          </w:tcPr>
+          <w:p>
+            <w:r>
               <w:t>Options: heuristic line-grouping (Tesseract image_to_data) vs a trained detection model (Detectron2).</w:t>
             </w:r>
           </w:p>
@@ -1559,19 +1280,30 @@
             <w:tcW w:w="3197" w:type="dxa"/>
             <w:tcBorders>
               <w:top w:val="single" w:sz="4" w:space="0" w:color="000000"/>
-              <w:start w:val="single" w:sz="4" w:space="0" w:color="000000"/>
-              <w:bottom w:val="single" w:sz="4" w:space="0" w:color="000000"/>
-              <w:end w:val="single" w:sz="4" w:space="0" w:color="000000"/>
-            </w:tcBorders>
-          </w:tcPr>
-          <w:p>
-            <w:pPr>
-              <w:pStyle w:val="Normal"/>
-              <w:rPr/>
-            </w:pPr>
-            <w:r>
-              <w:rPr/>
-              <w:t>Tesseract's own block/paragraph/line word-box grouping, banded into reading order by center-y clustering. A trained detector was scoped in config.yaml (detectron2:layout) but never wired in — A1's structure analysis found this corpus has no multi-column/table/figure layout complexity that would justify one.</w:t>
+              <w:left w:val="single" w:sz="4" w:space="0" w:color="000000"/>
+              <w:bottom w:val="single" w:sz="4" w:space="0" w:color="000000"/>
+              <w:right w:val="single" w:sz="4" w:space="0" w:color="000000"/>
+            </w:tcBorders>
+          </w:tcPr>
+          <w:p>
+            <w:r>
+              <w:t xml:space="preserve">Tesseract's own block/paragraph/line word-box grouping, banded into reading order by center-y clustering. A trained detector was scoped in </w:t>
+            </w:r>
+            <w:proofErr w:type="gramStart"/>
+            <w:r>
+              <w:t>config.yaml</w:t>
+            </w:r>
+            <w:proofErr w:type="gramEnd"/>
+            <w:r>
+              <w:t xml:space="preserve"> (detectron</w:t>
+            </w:r>
+            <w:proofErr w:type="gramStart"/>
+            <w:r>
+              <w:t>2:layout</w:t>
+            </w:r>
+            <w:proofErr w:type="gramEnd"/>
+            <w:r>
+              <w:t>) but never wired in — A1's structure analysis found this corpus has no multi-column/table/figure layout complexity that would justify one.</w:t>
             </w:r>
           </w:p>
         </w:tc>
@@ -1580,43 +1312,34 @@
             <w:tcW w:w="1563" w:type="dxa"/>
             <w:tcBorders>
               <w:top w:val="single" w:sz="4" w:space="0" w:color="000000"/>
-              <w:start w:val="single" w:sz="4" w:space="0" w:color="000000"/>
-              <w:bottom w:val="single" w:sz="4" w:space="0" w:color="000000"/>
-              <w:end w:val="single" w:sz="4" w:space="0" w:color="000000"/>
-            </w:tcBorders>
-          </w:tcPr>
-          <w:p>
-            <w:pPr>
-              <w:pStyle w:val="Normal"/>
-              <w:rPr/>
-            </w:pPr>
-            <w:r>
-              <w:rPr/>
+              <w:left w:val="single" w:sz="4" w:space="0" w:color="000000"/>
+              <w:bottom w:val="single" w:sz="4" w:space="0" w:color="000000"/>
+              <w:right w:val="single" w:sz="4" w:space="0" w:color="000000"/>
+            </w:tcBorders>
+          </w:tcPr>
+          <w:p>
+            <w:r>
               <w:t>Yes — Tesseract's layout analysis is itself a pretrained/shipped capability we reproduce as-is, unmodified.</w:t>
             </w:r>
           </w:p>
         </w:tc>
       </w:tr>
       <w:tr>
-        <w:trPr/>
         <w:tc>
           <w:tcPr>
             <w:tcW w:w="1697" w:type="dxa"/>
             <w:tcBorders>
               <w:top w:val="single" w:sz="4" w:space="0" w:color="000000"/>
-              <w:start w:val="single" w:sz="4" w:space="0" w:color="000000"/>
-              <w:bottom w:val="single" w:sz="4" w:space="0" w:color="000000"/>
-              <w:end w:val="single" w:sz="4" w:space="0" w:color="000000"/>
-            </w:tcBorders>
-          </w:tcPr>
-          <w:p>
-            <w:pPr>
-              <w:pStyle w:val="Normal"/>
-              <w:spacing w:before="0" w:after="80"/>
-              <w:rPr/>
-            </w:pPr>
-            <w:r>
-              <w:rPr/>
+              <w:left w:val="single" w:sz="4" w:space="0" w:color="000000"/>
+              <w:bottom w:val="single" w:sz="4" w:space="0" w:color="000000"/>
+              <w:right w:val="single" w:sz="4" w:space="0" w:color="000000"/>
+            </w:tcBorders>
+          </w:tcPr>
+          <w:p>
+            <w:pPr>
+              <w:spacing w:after="80"/>
+            </w:pPr>
+            <w:r>
               <w:t>OCR / HTR</w:t>
             </w:r>
           </w:p>
@@ -1626,18 +1349,13 @@
             <w:tcW w:w="2903" w:type="dxa"/>
             <w:tcBorders>
               <w:top w:val="single" w:sz="4" w:space="0" w:color="000000"/>
-              <w:start w:val="single" w:sz="4" w:space="0" w:color="000000"/>
-              <w:bottom w:val="single" w:sz="4" w:space="0" w:color="000000"/>
-              <w:end w:val="single" w:sz="4" w:space="0" w:color="000000"/>
-            </w:tcBorders>
-          </w:tcPr>
-          <w:p>
-            <w:pPr>
-              <w:pStyle w:val="Normal"/>
-              <w:rPr/>
-            </w:pPr>
-            <w:r>
-              <w:rPr/>
+              <w:left w:val="single" w:sz="4" w:space="0" w:color="000000"/>
+              <w:bottom w:val="single" w:sz="4" w:space="0" w:color="000000"/>
+              <w:right w:val="single" w:sz="4" w:space="0" w:color="000000"/>
+            </w:tcBorders>
+          </w:tcPr>
+          <w:p>
+            <w:r>
               <w:t>Options: Tesseract-ben vs TrOCR (microsoft/trocr-base-printed) vs Donut.</w:t>
             </w:r>
           </w:p>
@@ -1647,19 +1365,22 @@
             <w:tcW w:w="3197" w:type="dxa"/>
             <w:tcBorders>
               <w:top w:val="single" w:sz="4" w:space="0" w:color="000000"/>
-              <w:start w:val="single" w:sz="4" w:space="0" w:color="000000"/>
-              <w:bottom w:val="single" w:sz="4" w:space="0" w:color="000000"/>
-              <w:end w:val="single" w:sz="4" w:space="0" w:color="000000"/>
-            </w:tcBorders>
-          </w:tcPr>
-          <w:p>
-            <w:pPr>
-              <w:pStyle w:val="Normal"/>
-              <w:rPr/>
-            </w:pPr>
-            <w:r>
-              <w:rPr/>
-              <w:t>Tesseract-ben, frozen, --oem 1 --psm 7 for per-line transcription (psm 4 for Stage 2's full-page pass). TrOCR is named in config.yaml as the aspirational baseline but was never actually wired into vision/ocr.py — every real run this milestone used Tesseract. CRNN+BiLSTM+CTC and a fine-tuned neural OCR stayed gated off pending GPU access we didn't have for A1; Kaggle GPU access is now available if we revisit this for A3.</w:t>
+              <w:left w:val="single" w:sz="4" w:space="0" w:color="000000"/>
+              <w:bottom w:val="single" w:sz="4" w:space="0" w:color="000000"/>
+              <w:right w:val="single" w:sz="4" w:space="0" w:color="000000"/>
+            </w:tcBorders>
+          </w:tcPr>
+          <w:p>
+            <w:r>
+              <w:t xml:space="preserve">Tesseract-ben, frozen, --oem 1 --psm 7 for per-line transcription (psm 4 for Stage 2's full-page pass). TrOCR is named in </w:t>
+            </w:r>
+            <w:proofErr w:type="gramStart"/>
+            <w:r>
+              <w:t>config.yaml</w:t>
+            </w:r>
+            <w:proofErr w:type="gramEnd"/>
+            <w:r>
+              <w:t xml:space="preserve"> as the aspirational baseline but was never actually wired into vision/ocr.py — every real run this milestone used Tesseract. CRNN+BiLSTM+CTC and a fine-tuned neural OCR stayed gated off pending GPU access we didn't have for A1; Kaggle GPU access is now available if we revisit this for A3.</w:t>
             </w:r>
           </w:p>
         </w:tc>
@@ -1668,43 +1389,34 @@
             <w:tcW w:w="1563" w:type="dxa"/>
             <w:tcBorders>
               <w:top w:val="single" w:sz="4" w:space="0" w:color="000000"/>
-              <w:start w:val="single" w:sz="4" w:space="0" w:color="000000"/>
-              <w:bottom w:val="single" w:sz="4" w:space="0" w:color="000000"/>
-              <w:end w:val="single" w:sz="4" w:space="0" w:color="000000"/>
-            </w:tcBorders>
-          </w:tcPr>
-          <w:p>
-            <w:pPr>
-              <w:pStyle w:val="Normal"/>
-              <w:rPr/>
-            </w:pPr>
-            <w:r>
-              <w:rPr/>
+              <w:left w:val="single" w:sz="4" w:space="0" w:color="000000"/>
+              <w:bottom w:val="single" w:sz="4" w:space="0" w:color="000000"/>
+              <w:right w:val="single" w:sz="4" w:space="0" w:color="000000"/>
+            </w:tcBorders>
+          </w:tcPr>
+          <w:p>
+            <w:r>
               <w:t>Yes — this is our reproduced-pretrained-method: Tesseract-ben is used exactly as shipped, no fine-tuning, and is the model actually exercised in every real OCR run this milestone reports.</w:t>
             </w:r>
           </w:p>
         </w:tc>
       </w:tr>
       <w:tr>
-        <w:trPr/>
         <w:tc>
           <w:tcPr>
             <w:tcW w:w="1697" w:type="dxa"/>
             <w:tcBorders>
               <w:top w:val="single" w:sz="4" w:space="0" w:color="000000"/>
-              <w:start w:val="single" w:sz="4" w:space="0" w:color="000000"/>
-              <w:bottom w:val="single" w:sz="4" w:space="0" w:color="000000"/>
-              <w:end w:val="single" w:sz="4" w:space="0" w:color="000000"/>
-            </w:tcBorders>
-          </w:tcPr>
-          <w:p>
-            <w:pPr>
-              <w:pStyle w:val="Normal"/>
-              <w:spacing w:before="0" w:after="80"/>
-              <w:rPr/>
-            </w:pPr>
-            <w:r>
-              <w:rPr/>
+              <w:left w:val="single" w:sz="4" w:space="0" w:color="000000"/>
+              <w:bottom w:val="single" w:sz="4" w:space="0" w:color="000000"/>
+              <w:right w:val="single" w:sz="4" w:space="0" w:color="000000"/>
+            </w:tcBorders>
+          </w:tcPr>
+          <w:p>
+            <w:pPr>
+              <w:spacing w:after="80"/>
+            </w:pPr>
+            <w:r>
               <w:t>Chunking</w:t>
             </w:r>
           </w:p>
@@ -1714,18 +1426,13 @@
             <w:tcW w:w="2903" w:type="dxa"/>
             <w:tcBorders>
               <w:top w:val="single" w:sz="4" w:space="0" w:color="000000"/>
-              <w:start w:val="single" w:sz="4" w:space="0" w:color="000000"/>
-              <w:bottom w:val="single" w:sz="4" w:space="0" w:color="000000"/>
-              <w:end w:val="single" w:sz="4" w:space="0" w:color="000000"/>
-            </w:tcBorders>
-          </w:tcPr>
-          <w:p>
-            <w:pPr>
-              <w:pStyle w:val="Normal"/>
-              <w:rPr/>
-            </w:pPr>
-            <w:r>
-              <w:rPr/>
+              <w:left w:val="single" w:sz="4" w:space="0" w:color="000000"/>
+              <w:bottom w:val="single" w:sz="4" w:space="0" w:color="000000"/>
+              <w:right w:val="single" w:sz="4" w:space="0" w:color="000000"/>
+            </w:tcBorders>
+          </w:tcPr>
+          <w:p>
+            <w:r>
               <w:t>Options: fixed-size sliding token window vs semantic (sentence/paragraph) chunking.</w:t>
             </w:r>
           </w:p>
@@ -1735,18 +1442,13 @@
             <w:tcW w:w="3197" w:type="dxa"/>
             <w:tcBorders>
               <w:top w:val="single" w:sz="4" w:space="0" w:color="000000"/>
-              <w:start w:val="single" w:sz="4" w:space="0" w:color="000000"/>
-              <w:bottom w:val="single" w:sz="4" w:space="0" w:color="000000"/>
-              <w:end w:val="single" w:sz="4" w:space="0" w:color="000000"/>
-            </w:tcBorders>
-          </w:tcPr>
-          <w:p>
-            <w:pPr>
-              <w:pStyle w:val="Normal"/>
-              <w:rPr/>
-            </w:pPr>
-            <w:r>
-              <w:rPr/>
+              <w:left w:val="single" w:sz="4" w:space="0" w:color="000000"/>
+              <w:bottom w:val="single" w:sz="4" w:space="0" w:color="000000"/>
+              <w:right w:val="single" w:sz="4" w:space="0" w:color="000000"/>
+            </w:tcBorders>
+          </w:tcPr>
+          <w:p>
+            <w:r>
               <w:t>Fixed 256-token window, 32-token overlap, sliding by 224 tokens per step. Chosen because OCR line breaks follow physical page layout, not sentence structure — there is no reliable sentence-boundary signal to chunk on semantically; overlap keeps a clause that straddles a window boundary intact in at least one adjacent chunk.</w:t>
             </w:r>
           </w:p>
@@ -1756,43 +1458,34 @@
             <w:tcW w:w="1563" w:type="dxa"/>
             <w:tcBorders>
               <w:top w:val="single" w:sz="4" w:space="0" w:color="000000"/>
-              <w:start w:val="single" w:sz="4" w:space="0" w:color="000000"/>
-              <w:bottom w:val="single" w:sz="4" w:space="0" w:color="000000"/>
-              <w:end w:val="single" w:sz="4" w:space="0" w:color="000000"/>
-            </w:tcBorders>
-          </w:tcPr>
-          <w:p>
-            <w:pPr>
-              <w:pStyle w:val="Normal"/>
-              <w:rPr/>
-            </w:pPr>
-            <w:r>
-              <w:rPr/>
+              <w:left w:val="single" w:sz="4" w:space="0" w:color="000000"/>
+              <w:bottom w:val="single" w:sz="4" w:space="0" w:color="000000"/>
+              <w:right w:val="single" w:sz="4" w:space="0" w:color="000000"/>
+            </w:tcBorders>
+          </w:tcPr>
+          <w:p>
+            <w:r>
               <w:t>No (original design)</w:t>
             </w:r>
           </w:p>
         </w:tc>
       </w:tr>
       <w:tr>
-        <w:trPr/>
         <w:tc>
           <w:tcPr>
             <w:tcW w:w="1697" w:type="dxa"/>
             <w:tcBorders>
               <w:top w:val="single" w:sz="4" w:space="0" w:color="000000"/>
-              <w:start w:val="single" w:sz="4" w:space="0" w:color="000000"/>
-              <w:bottom w:val="single" w:sz="4" w:space="0" w:color="000000"/>
-              <w:end w:val="single" w:sz="4" w:space="0" w:color="000000"/>
-            </w:tcBorders>
-          </w:tcPr>
-          <w:p>
-            <w:pPr>
-              <w:pStyle w:val="Normal"/>
-              <w:spacing w:before="0" w:after="80"/>
-              <w:rPr/>
-            </w:pPr>
-            <w:r>
-              <w:rPr/>
+              <w:left w:val="single" w:sz="4" w:space="0" w:color="000000"/>
+              <w:bottom w:val="single" w:sz="4" w:space="0" w:color="000000"/>
+              <w:right w:val="single" w:sz="4" w:space="0" w:color="000000"/>
+            </w:tcBorders>
+          </w:tcPr>
+          <w:p>
+            <w:pPr>
+              <w:spacing w:after="80"/>
+            </w:pPr>
+            <w:r>
               <w:t>Embedding</w:t>
             </w:r>
           </w:p>
@@ -1802,18 +1495,13 @@
             <w:tcW w:w="2903" w:type="dxa"/>
             <w:tcBorders>
               <w:top w:val="single" w:sz="4" w:space="0" w:color="000000"/>
-              <w:start w:val="single" w:sz="4" w:space="0" w:color="000000"/>
-              <w:bottom w:val="single" w:sz="4" w:space="0" w:color="000000"/>
-              <w:end w:val="single" w:sz="4" w:space="0" w:color="000000"/>
-            </w:tcBorders>
-          </w:tcPr>
-          <w:p>
-            <w:pPr>
-              <w:pStyle w:val="Normal"/>
-              <w:rPr/>
-            </w:pPr>
-            <w:r>
-              <w:rPr/>
+              <w:left w:val="single" w:sz="4" w:space="0" w:color="000000"/>
+              <w:bottom w:val="single" w:sz="4" w:space="0" w:color="000000"/>
+              <w:right w:val="single" w:sz="4" w:space="0" w:color="000000"/>
+            </w:tcBorders>
+          </w:tcPr>
+          <w:p>
+            <w:r>
               <w:t>Options: sentence-transformers/all-MiniLM-L6-v2 (English-only, fast) vs intfloat/multilingual-e5-base.</w:t>
             </w:r>
           </w:p>
@@ -1823,19 +1511,26 @@
             <w:tcW w:w="3197" w:type="dxa"/>
             <w:tcBorders>
               <w:top w:val="single" w:sz="4" w:space="0" w:color="000000"/>
-              <w:start w:val="single" w:sz="4" w:space="0" w:color="000000"/>
-              <w:bottom w:val="single" w:sz="4" w:space="0" w:color="000000"/>
-              <w:end w:val="single" w:sz="4" w:space="0" w:color="000000"/>
-            </w:tcBorders>
-          </w:tcPr>
-          <w:p>
-            <w:pPr>
-              <w:pStyle w:val="Normal"/>
-              <w:rPr/>
-            </w:pPr>
-            <w:r>
-              <w:rPr/>
-              <w:t>multilingual-e5-base (768-dim) — the English-only model was the original config.yaml default and was corrected once we recognized literary Bengali has no reliable coverage in an English-only embedding space. e5's passage:/query: asymmetric-prefix convention is applied on the indexing side (embed.py), verified by test_encode_prefixes_e5_model_input_with_passage.</w:t>
+              <w:left w:val="single" w:sz="4" w:space="0" w:color="000000"/>
+              <w:bottom w:val="single" w:sz="4" w:space="0" w:color="000000"/>
+              <w:right w:val="single" w:sz="4" w:space="0" w:color="000000"/>
+            </w:tcBorders>
+          </w:tcPr>
+          <w:p>
+            <w:r>
+              <w:t xml:space="preserve">multilingual-e5-base (768-dim) — the English-only model was the original </w:t>
+            </w:r>
+            <w:proofErr w:type="gramStart"/>
+            <w:r>
+              <w:t>config.yaml</w:t>
+            </w:r>
+            <w:proofErr w:type="gramEnd"/>
+            <w:r>
+              <w:t xml:space="preserve"> default and was corrected once we recognized literary Bengali has no reliable coverage in an English-only embedding space. e5's </w:t>
+            </w:r>
+            <w:r>
+              <w:lastRenderedPageBreak/>
+              <w:t>passage:/query: asymmetric-prefix convention is applied on the indexing side (embed.py), verified by test_encode_prefixes_e5_model_input_with_passage.</w:t>
             </w:r>
           </w:p>
         </w:tc>
@@ -1844,43 +1539,35 @@
             <w:tcW w:w="1563" w:type="dxa"/>
             <w:tcBorders>
               <w:top w:val="single" w:sz="4" w:space="0" w:color="000000"/>
-              <w:start w:val="single" w:sz="4" w:space="0" w:color="000000"/>
-              <w:bottom w:val="single" w:sz="4" w:space="0" w:color="000000"/>
-              <w:end w:val="single" w:sz="4" w:space="0" w:color="000000"/>
-            </w:tcBorders>
-          </w:tcPr>
-          <w:p>
-            <w:pPr>
-              <w:pStyle w:val="Normal"/>
-              <w:rPr/>
-            </w:pPr>
-            <w:r>
-              <w:rPr/>
+              <w:left w:val="single" w:sz="4" w:space="0" w:color="000000"/>
+              <w:bottom w:val="single" w:sz="4" w:space="0" w:color="000000"/>
+              <w:right w:val="single" w:sz="4" w:space="0" w:color="000000"/>
+            </w:tcBorders>
+          </w:tcPr>
+          <w:p>
+            <w:r>
+              <w:lastRenderedPageBreak/>
               <w:t>Yes — the pretrained e5 checkpoint is used unmodified, no fine-tuning.</w:t>
             </w:r>
           </w:p>
         </w:tc>
       </w:tr>
       <w:tr>
-        <w:trPr/>
         <w:tc>
           <w:tcPr>
             <w:tcW w:w="1697" w:type="dxa"/>
             <w:tcBorders>
               <w:top w:val="single" w:sz="4" w:space="0" w:color="000000"/>
-              <w:start w:val="single" w:sz="4" w:space="0" w:color="000000"/>
-              <w:bottom w:val="single" w:sz="4" w:space="0" w:color="000000"/>
-              <w:end w:val="single" w:sz="4" w:space="0" w:color="000000"/>
-            </w:tcBorders>
-          </w:tcPr>
-          <w:p>
-            <w:pPr>
-              <w:pStyle w:val="Normal"/>
-              <w:spacing w:before="0" w:after="80"/>
-              <w:rPr/>
-            </w:pPr>
-            <w:r>
-              <w:rPr/>
+              <w:left w:val="single" w:sz="4" w:space="0" w:color="000000"/>
+              <w:bottom w:val="single" w:sz="4" w:space="0" w:color="000000"/>
+              <w:right w:val="single" w:sz="4" w:space="0" w:color="000000"/>
+            </w:tcBorders>
+          </w:tcPr>
+          <w:p>
+            <w:pPr>
+              <w:spacing w:after="80"/>
+            </w:pPr>
+            <w:r>
               <w:t>Vector index</w:t>
             </w:r>
           </w:p>
@@ -1890,18 +1577,13 @@
             <w:tcW w:w="2903" w:type="dxa"/>
             <w:tcBorders>
               <w:top w:val="single" w:sz="4" w:space="0" w:color="000000"/>
-              <w:start w:val="single" w:sz="4" w:space="0" w:color="000000"/>
-              <w:bottom w:val="single" w:sz="4" w:space="0" w:color="000000"/>
-              <w:end w:val="single" w:sz="4" w:space="0" w:color="000000"/>
-            </w:tcBorders>
-          </w:tcPr>
-          <w:p>
-            <w:pPr>
-              <w:pStyle w:val="Normal"/>
-              <w:rPr/>
-            </w:pPr>
-            <w:r>
-              <w:rPr/>
+              <w:left w:val="single" w:sz="4" w:space="0" w:color="000000"/>
+              <w:bottom w:val="single" w:sz="4" w:space="0" w:color="000000"/>
+              <w:right w:val="single" w:sz="4" w:space="0" w:color="000000"/>
+            </w:tcBorders>
+          </w:tcPr>
+          <w:p>
+            <w:r>
               <w:t>Options: FAISS flat (exact) vs FAISS HNSW (approximate) vs IVF/PQ.</w:t>
             </w:r>
           </w:p>
@@ -1911,19 +1593,22 @@
             <w:tcW w:w="3197" w:type="dxa"/>
             <w:tcBorders>
               <w:top w:val="single" w:sz="4" w:space="0" w:color="000000"/>
-              <w:start w:val="single" w:sz="4" w:space="0" w:color="000000"/>
-              <w:bottom w:val="single" w:sz="4" w:space="0" w:color="000000"/>
-              <w:end w:val="single" w:sz="4" w:space="0" w:color="000000"/>
-            </w:tcBorders>
-          </w:tcPr>
-          <w:p>
-            <w:pPr>
-              <w:pStyle w:val="Normal"/>
-              <w:rPr/>
-            </w:pPr>
-            <w:r>
-              <w:rPr/>
-              <w:t>FAISS HNSW (M=32, efConstruction=200) for the real corpus, with an automatic fallback to FAISS flat when the accepted-chunk count is too small to safely build an HNSW graph — we confirmed directly that faiss-cpu's IndexHNSWFlat segfaults when .add() is called with fewer vectors than M, not a hypothetical concern.</w:t>
+              <w:left w:val="single" w:sz="4" w:space="0" w:color="000000"/>
+              <w:bottom w:val="single" w:sz="4" w:space="0" w:color="000000"/>
+              <w:right w:val="single" w:sz="4" w:space="0" w:color="000000"/>
+            </w:tcBorders>
+          </w:tcPr>
+          <w:p>
+            <w:r>
+              <w:t xml:space="preserve">FAISS HNSW (M=32, efConstruction=200) for the real corpus, with an automatic fallback to FAISS flat when the accepted-chunk count is too small to safely build an HNSW graph — we confirmed directly that faiss-cpu's IndexHNSWFlat segfaults </w:t>
+            </w:r>
+            <w:proofErr w:type="gramStart"/>
+            <w:r>
+              <w:t>when .add</w:t>
+            </w:r>
+            <w:proofErr w:type="gramEnd"/>
+            <w:r>
+              <w:t>() is called with fewer vectors than M, not a hypothetical concern.</w:t>
             </w:r>
           </w:p>
         </w:tc>
@@ -1932,18 +1617,13 @@
             <w:tcW w:w="1563" w:type="dxa"/>
             <w:tcBorders>
               <w:top w:val="single" w:sz="4" w:space="0" w:color="000000"/>
-              <w:start w:val="single" w:sz="4" w:space="0" w:color="000000"/>
-              <w:bottom w:val="single" w:sz="4" w:space="0" w:color="000000"/>
-              <w:end w:val="single" w:sz="4" w:space="0" w:color="000000"/>
-            </w:tcBorders>
-          </w:tcPr>
-          <w:p>
-            <w:pPr>
-              <w:pStyle w:val="Normal"/>
-              <w:rPr/>
-            </w:pPr>
-            <w:r>
-              <w:rPr/>
+              <w:left w:val="single" w:sz="4" w:space="0" w:color="000000"/>
+              <w:bottom w:val="single" w:sz="4" w:space="0" w:color="000000"/>
+              <w:right w:val="single" w:sz="4" w:space="0" w:color="000000"/>
+            </w:tcBorders>
+          </w:tcPr>
+          <w:p>
+            <w:r>
               <w:t>N/A (indexing algorithm, not a pretrained model)</w:t>
             </w:r>
           </w:p>
@@ -1953,25 +1633,20 @@
     <w:p>
       <w:pPr>
         <w:pStyle w:val="Heading2"/>
-        <w:spacing w:before="240" w:after="100"/>
-        <w:rPr/>
+        <w:spacing w:after="100"/>
       </w:pPr>
       <w:r>
         <w:rPr>
           <w:b/>
           <w:bCs/>
           <w:color w:val="1F3864"/>
-          <w:sz w:val="26"/>
-          <w:szCs w:val="26"/>
         </w:rPr>
         <w:t>Section 4 — The Knowledge Base We Built</w:t>
       </w:r>
     </w:p>
     <w:p>
       <w:pPr>
-        <w:pStyle w:val="Normal"/>
-        <w:spacing w:before="0" w:after="100"/>
-        <w:rPr/>
+        <w:spacing w:after="100"/>
       </w:pPr>
       <w:r>
         <w:rPr>
@@ -1987,15 +1662,8 @@
     <w:tbl>
       <w:tblPr>
         <w:tblW w:w="9360" w:type="dxa"/>
-        <w:jc w:val="start"/>
-        <w:tblInd w:w="0" w:type="dxa"/>
         <w:tblLayout w:type="fixed"/>
-        <w:tblCellMar>
-          <w:top w:w="0" w:type="dxa"/>
-          <w:start w:w="108" w:type="dxa"/>
-          <w:bottom w:w="0" w:type="dxa"/>
-          <w:end w:w="108" w:type="dxa"/>
-        </w:tblCellMar>
+        <w:tblLook w:val="04A0" w:firstRow="1" w:lastRow="0" w:firstColumn="1" w:lastColumn="0" w:noHBand="0" w:noVBand="1"/>
       </w:tblPr>
       <w:tblGrid>
         <w:gridCol w:w="1900"/>
@@ -2006,24 +1674,22 @@
       </w:tblGrid>
       <w:tr>
         <w:trPr>
-          <w:tblHeader w:val="true"/>
+          <w:tblHeader/>
         </w:trPr>
         <w:tc>
           <w:tcPr>
             <w:tcW w:w="1900" w:type="dxa"/>
             <w:tcBorders>
               <w:top w:val="single" w:sz="4" w:space="0" w:color="000000"/>
-              <w:start w:val="single" w:sz="4" w:space="0" w:color="000000"/>
-              <w:bottom w:val="single" w:sz="4" w:space="0" w:color="000000"/>
-              <w:end w:val="single" w:sz="4" w:space="0" w:color="000000"/>
-            </w:tcBorders>
-            <w:shd w:fill="1F3864" w:val="clear"/>
-          </w:tcPr>
-          <w:p>
-            <w:pPr>
-              <w:pStyle w:val="Normal"/>
-              <w:spacing w:before="0" w:after="80"/>
-              <w:rPr/>
+              <w:left w:val="single" w:sz="4" w:space="0" w:color="000000"/>
+              <w:bottom w:val="single" w:sz="4" w:space="0" w:color="000000"/>
+              <w:right w:val="single" w:sz="4" w:space="0" w:color="000000"/>
+            </w:tcBorders>
+            <w:shd w:val="clear" w:color="auto" w:fill="1F3864"/>
+          </w:tcPr>
+          <w:p>
+            <w:pPr>
+              <w:spacing w:after="80"/>
             </w:pPr>
             <w:r>
               <w:rPr>
@@ -2041,17 +1707,15 @@
             <w:gridSpan w:val="2"/>
             <w:tcBorders>
               <w:top w:val="single" w:sz="4" w:space="0" w:color="000000"/>
-              <w:start w:val="single" w:sz="4" w:space="0" w:color="000000"/>
-              <w:bottom w:val="single" w:sz="4" w:space="0" w:color="000000"/>
-              <w:end w:val="single" w:sz="4" w:space="0" w:color="000000"/>
-            </w:tcBorders>
-            <w:shd w:fill="1F3864" w:val="clear"/>
-          </w:tcPr>
-          <w:p>
-            <w:pPr>
-              <w:pStyle w:val="Normal"/>
-              <w:spacing w:before="0" w:after="80"/>
-              <w:rPr/>
+              <w:left w:val="single" w:sz="4" w:space="0" w:color="000000"/>
+              <w:bottom w:val="single" w:sz="4" w:space="0" w:color="000000"/>
+              <w:right w:val="single" w:sz="4" w:space="0" w:color="000000"/>
+            </w:tcBorders>
+            <w:shd w:val="clear" w:color="auto" w:fill="1F3864"/>
+          </w:tcPr>
+          <w:p>
+            <w:pPr>
+              <w:spacing w:after="80"/>
             </w:pPr>
             <w:r>
               <w:rPr>
@@ -2068,17 +1732,15 @@
             <w:tcW w:w="2400" w:type="dxa"/>
             <w:tcBorders>
               <w:top w:val="single" w:sz="4" w:space="0" w:color="000000"/>
-              <w:start w:val="single" w:sz="4" w:space="0" w:color="000000"/>
-              <w:bottom w:val="single" w:sz="4" w:space="0" w:color="000000"/>
-              <w:end w:val="single" w:sz="4" w:space="0" w:color="000000"/>
-            </w:tcBorders>
-            <w:shd w:fill="1F3864" w:val="clear"/>
-          </w:tcPr>
-          <w:p>
-            <w:pPr>
-              <w:pStyle w:val="Normal"/>
-              <w:spacing w:before="0" w:after="80"/>
-              <w:rPr/>
+              <w:left w:val="single" w:sz="4" w:space="0" w:color="000000"/>
+              <w:bottom w:val="single" w:sz="4" w:space="0" w:color="000000"/>
+              <w:right w:val="single" w:sz="4" w:space="0" w:color="000000"/>
+            </w:tcBorders>
+            <w:shd w:val="clear" w:color="auto" w:fill="1F3864"/>
+          </w:tcPr>
+          <w:p>
+            <w:pPr>
+              <w:spacing w:after="80"/>
             </w:pPr>
             <w:r>
               <w:rPr>
@@ -2095,17 +1757,15 @@
             <w:tcW w:w="2360" w:type="dxa"/>
             <w:tcBorders>
               <w:top w:val="single" w:sz="4" w:space="0" w:color="000000"/>
-              <w:start w:val="single" w:sz="4" w:space="0" w:color="000000"/>
-              <w:bottom w:val="single" w:sz="4" w:space="0" w:color="000000"/>
-              <w:end w:val="single" w:sz="4" w:space="0" w:color="000000"/>
-            </w:tcBorders>
-            <w:shd w:fill="1F3864" w:val="clear"/>
-          </w:tcPr>
-          <w:p>
-            <w:pPr>
-              <w:pStyle w:val="Normal"/>
-              <w:spacing w:before="0" w:after="80"/>
-              <w:rPr/>
+              <w:left w:val="single" w:sz="4" w:space="0" w:color="000000"/>
+              <w:bottom w:val="single" w:sz="4" w:space="0" w:color="000000"/>
+              <w:right w:val="single" w:sz="4" w:space="0" w:color="000000"/>
+            </w:tcBorders>
+            <w:shd w:val="clear" w:color="auto" w:fill="1F3864"/>
+          </w:tcPr>
+          <w:p>
+            <w:pPr>
+              <w:spacing w:after="80"/>
             </w:pPr>
             <w:r>
               <w:rPr>
@@ -2119,25 +1779,21 @@
         </w:tc>
       </w:tr>
       <w:tr>
-        <w:trPr/>
         <w:tc>
           <w:tcPr>
             <w:tcW w:w="1900" w:type="dxa"/>
             <w:tcBorders>
               <w:top w:val="single" w:sz="4" w:space="0" w:color="000000"/>
-              <w:start w:val="single" w:sz="4" w:space="0" w:color="000000"/>
-              <w:bottom w:val="single" w:sz="4" w:space="0" w:color="000000"/>
-              <w:end w:val="single" w:sz="4" w:space="0" w:color="000000"/>
-            </w:tcBorders>
-          </w:tcPr>
-          <w:p>
-            <w:pPr>
-              <w:pStyle w:val="Normal"/>
-              <w:spacing w:before="0" w:after="80"/>
-              <w:rPr/>
-            </w:pPr>
-            <w:r>
-              <w:rPr/>
+              <w:left w:val="single" w:sz="4" w:space="0" w:color="000000"/>
+              <w:bottom w:val="single" w:sz="4" w:space="0" w:color="000000"/>
+              <w:right w:val="single" w:sz="4" w:space="0" w:color="000000"/>
+            </w:tcBorders>
+          </w:tcPr>
+          <w:p>
+            <w:pPr>
+              <w:spacing w:after="80"/>
+            </w:pPr>
+            <w:r>
               <w:t>Ingest + enhance</w:t>
             </w:r>
           </w:p>
@@ -2148,18 +1804,13 @@
             <w:gridSpan w:val="2"/>
             <w:tcBorders>
               <w:top w:val="single" w:sz="4" w:space="0" w:color="000000"/>
-              <w:start w:val="single" w:sz="4" w:space="0" w:color="000000"/>
-              <w:bottom w:val="single" w:sz="4" w:space="0" w:color="000000"/>
-              <w:end w:val="single" w:sz="4" w:space="0" w:color="000000"/>
-            </w:tcBorders>
-          </w:tcPr>
-          <w:p>
-            <w:pPr>
-              <w:pStyle w:val="Normal"/>
-              <w:rPr/>
-            </w:pPr>
-            <w:r>
-              <w:rPr/>
+              <w:left w:val="single" w:sz="4" w:space="0" w:color="000000"/>
+              <w:bottom w:val="single" w:sz="4" w:space="0" w:color="000000"/>
+              <w:right w:val="single" w:sz="4" w:space="0" w:color="000000"/>
+            </w:tcBorders>
+          </w:tcPr>
+          <w:p>
+            <w:r>
               <w:t>Classical CV only (no learned model): OpenCV deskew/denoise/binarize</w:t>
             </w:r>
           </w:p>
@@ -2169,18 +1820,13 @@
             <w:tcW w:w="2400" w:type="dxa"/>
             <w:tcBorders>
               <w:top w:val="single" w:sz="4" w:space="0" w:color="000000"/>
-              <w:start w:val="single" w:sz="4" w:space="0" w:color="000000"/>
-              <w:bottom w:val="single" w:sz="4" w:space="0" w:color="000000"/>
-              <w:end w:val="single" w:sz="4" w:space="0" w:color="000000"/>
-            </w:tcBorders>
-          </w:tcPr>
-          <w:p>
-            <w:pPr>
-              <w:pStyle w:val="Normal"/>
-              <w:rPr/>
-            </w:pPr>
-            <w:r>
-              <w:rPr/>
+              <w:left w:val="single" w:sz="4" w:space="0" w:color="000000"/>
+              <w:bottom w:val="single" w:sz="4" w:space="0" w:color="000000"/>
+              <w:right w:val="single" w:sz="4" w:space="0" w:color="000000"/>
+            </w:tcBorders>
+          </w:tcPr>
+          <w:p>
+            <w:r>
               <w:t>Skew threshold 0.5°; denoise triggered above Laplacian-variance 500; adaptive Gaussian threshold (blockSize=35, C=15) with Otsu fallback below std=20; blank-page drop at ink-ratio &lt;0.002</w:t>
             </w:r>
           </w:p>
@@ -2190,43 +1836,34 @@
             <w:tcW w:w="2360" w:type="dxa"/>
             <w:tcBorders>
               <w:top w:val="single" w:sz="4" w:space="0" w:color="000000"/>
-              <w:start w:val="single" w:sz="4" w:space="0" w:color="000000"/>
-              <w:bottom w:val="single" w:sz="4" w:space="0" w:color="000000"/>
-              <w:end w:val="single" w:sz="4" w:space="0" w:color="000000"/>
-            </w:tcBorders>
-          </w:tcPr>
-          <w:p>
-            <w:pPr>
-              <w:pStyle w:val="Normal"/>
-              <w:rPr/>
-            </w:pPr>
-            <w:r>
-              <w:rPr/>
+              <w:left w:val="single" w:sz="4" w:space="0" w:color="000000"/>
+              <w:bottom w:val="single" w:sz="4" w:space="0" w:color="000000"/>
+              <w:right w:val="single" w:sz="4" w:space="0" w:color="000000"/>
+            </w:tcBorders>
+          </w:tcPr>
+          <w:p>
+            <w:r>
               <w:t>N/A — classical algorithms, not a learned model</w:t>
             </w:r>
           </w:p>
         </w:tc>
       </w:tr>
       <w:tr>
-        <w:trPr/>
         <w:tc>
           <w:tcPr>
             <w:tcW w:w="1900" w:type="dxa"/>
             <w:tcBorders>
               <w:top w:val="single" w:sz="4" w:space="0" w:color="000000"/>
-              <w:start w:val="single" w:sz="4" w:space="0" w:color="000000"/>
-              <w:bottom w:val="single" w:sz="4" w:space="0" w:color="000000"/>
-              <w:end w:val="single" w:sz="4" w:space="0" w:color="000000"/>
-            </w:tcBorders>
-          </w:tcPr>
-          <w:p>
-            <w:pPr>
-              <w:pStyle w:val="Normal"/>
-              <w:spacing w:before="0" w:after="80"/>
-              <w:rPr/>
-            </w:pPr>
-            <w:r>
-              <w:rPr/>
+              <w:left w:val="single" w:sz="4" w:space="0" w:color="000000"/>
+              <w:bottom w:val="single" w:sz="4" w:space="0" w:color="000000"/>
+              <w:right w:val="single" w:sz="4" w:space="0" w:color="000000"/>
+            </w:tcBorders>
+          </w:tcPr>
+          <w:p>
+            <w:pPr>
+              <w:spacing w:after="80"/>
+            </w:pPr>
+            <w:r>
               <w:t>Layout</w:t>
             </w:r>
           </w:p>
@@ -2237,18 +1874,13 @@
             <w:gridSpan w:val="2"/>
             <w:tcBorders>
               <w:top w:val="single" w:sz="4" w:space="0" w:color="000000"/>
-              <w:start w:val="single" w:sz="4" w:space="0" w:color="000000"/>
-              <w:bottom w:val="single" w:sz="4" w:space="0" w:color="000000"/>
-              <w:end w:val="single" w:sz="4" w:space="0" w:color="000000"/>
-            </w:tcBorders>
-          </w:tcPr>
-          <w:p>
-            <w:pPr>
-              <w:pStyle w:val="Normal"/>
-              <w:rPr/>
-            </w:pPr>
-            <w:r>
-              <w:rPr/>
+              <w:left w:val="single" w:sz="4" w:space="0" w:color="000000"/>
+              <w:bottom w:val="single" w:sz="4" w:space="0" w:color="000000"/>
+              <w:right w:val="single" w:sz="4" w:space="0" w:color="000000"/>
+            </w:tcBorders>
+          </w:tcPr>
+          <w:p>
+            <w:r>
               <w:t>Tesseract 4.1.1 (ben), image_to_data word/line grouping</w:t>
             </w:r>
           </w:p>
@@ -2258,19 +1890,22 @@
             <w:tcW w:w="2400" w:type="dxa"/>
             <w:tcBorders>
               <w:top w:val="single" w:sz="4" w:space="0" w:color="000000"/>
-              <w:start w:val="single" w:sz="4" w:space="0" w:color="000000"/>
-              <w:bottom w:val="single" w:sz="4" w:space="0" w:color="000000"/>
-              <w:end w:val="single" w:sz="4" w:space="0" w:color="000000"/>
-            </w:tcBorders>
-          </w:tcPr>
-          <w:p>
-            <w:pPr>
-              <w:pStyle w:val="Normal"/>
-              <w:rPr/>
-            </w:pPr>
-            <w:r>
-              <w:rPr/>
-              <w:t>--oem 1 --psm 4; score_thr=0.5; y_tolerance = max(5px, 0.4×median line height)</w:t>
+              <w:left w:val="single" w:sz="4" w:space="0" w:color="000000"/>
+              <w:bottom w:val="single" w:sz="4" w:space="0" w:color="000000"/>
+              <w:right w:val="single" w:sz="4" w:space="0" w:color="000000"/>
+            </w:tcBorders>
+          </w:tcPr>
+          <w:p>
+            <w:r>
+              <w:t xml:space="preserve">--oem 1 --psm 4; score_thr=0.5; y_tolerance = </w:t>
+            </w:r>
+            <w:proofErr w:type="gramStart"/>
+            <w:r>
+              <w:t>max(</w:t>
+            </w:r>
+            <w:proofErr w:type="gramEnd"/>
+            <w:r>
+              <w:t>5px, 0.4×median line height)</w:t>
             </w:r>
           </w:p>
         </w:tc>
@@ -2279,43 +1914,34 @@
             <w:tcW w:w="2360" w:type="dxa"/>
             <w:tcBorders>
               <w:top w:val="single" w:sz="4" w:space="0" w:color="000000"/>
-              <w:start w:val="single" w:sz="4" w:space="0" w:color="000000"/>
-              <w:bottom w:val="single" w:sz="4" w:space="0" w:color="000000"/>
-              <w:end w:val="single" w:sz="4" w:space="0" w:color="000000"/>
-            </w:tcBorders>
-          </w:tcPr>
-          <w:p>
-            <w:pPr>
-              <w:pStyle w:val="Normal"/>
-              <w:rPr/>
-            </w:pPr>
-            <w:r>
-              <w:rPr/>
+              <w:left w:val="single" w:sz="4" w:space="0" w:color="000000"/>
+              <w:bottom w:val="single" w:sz="4" w:space="0" w:color="000000"/>
+              <w:right w:val="single" w:sz="4" w:space="0" w:color="000000"/>
+            </w:tcBorders>
+          </w:tcPr>
+          <w:p>
+            <w:r>
               <w:t>Pretrained (shipped with Tesseract), unmodified</w:t>
             </w:r>
           </w:p>
         </w:tc>
       </w:tr>
       <w:tr>
-        <w:trPr/>
         <w:tc>
           <w:tcPr>
             <w:tcW w:w="1900" w:type="dxa"/>
             <w:tcBorders>
               <w:top w:val="single" w:sz="4" w:space="0" w:color="000000"/>
-              <w:start w:val="single" w:sz="4" w:space="0" w:color="000000"/>
-              <w:bottom w:val="single" w:sz="4" w:space="0" w:color="000000"/>
-              <w:end w:val="single" w:sz="4" w:space="0" w:color="000000"/>
-            </w:tcBorders>
-          </w:tcPr>
-          <w:p>
-            <w:pPr>
-              <w:pStyle w:val="Normal"/>
-              <w:spacing w:before="0" w:after="80"/>
-              <w:rPr/>
-            </w:pPr>
-            <w:r>
-              <w:rPr/>
+              <w:left w:val="single" w:sz="4" w:space="0" w:color="000000"/>
+              <w:bottom w:val="single" w:sz="4" w:space="0" w:color="000000"/>
+              <w:right w:val="single" w:sz="4" w:space="0" w:color="000000"/>
+            </w:tcBorders>
+          </w:tcPr>
+          <w:p>
+            <w:pPr>
+              <w:spacing w:after="80"/>
+            </w:pPr>
+            <w:r>
               <w:t>OCR / HTR</w:t>
             </w:r>
           </w:p>
@@ -2326,18 +1952,13 @@
             <w:gridSpan w:val="2"/>
             <w:tcBorders>
               <w:top w:val="single" w:sz="4" w:space="0" w:color="000000"/>
-              <w:start w:val="single" w:sz="4" w:space="0" w:color="000000"/>
-              <w:bottom w:val="single" w:sz="4" w:space="0" w:color="000000"/>
-              <w:end w:val="single" w:sz="4" w:space="0" w:color="000000"/>
-            </w:tcBorders>
-          </w:tcPr>
-          <w:p>
-            <w:pPr>
-              <w:pStyle w:val="Normal"/>
-              <w:rPr/>
-            </w:pPr>
-            <w:r>
-              <w:rPr/>
+              <w:left w:val="single" w:sz="4" w:space="0" w:color="000000"/>
+              <w:bottom w:val="single" w:sz="4" w:space="0" w:color="000000"/>
+              <w:right w:val="single" w:sz="4" w:space="0" w:color="000000"/>
+            </w:tcBorders>
+          </w:tcPr>
+          <w:p>
+            <w:r>
               <w:t>Tesseract-ben 4.1.1</w:t>
             </w:r>
           </w:p>
@@ -2347,18 +1968,13 @@
             <w:tcW w:w="2400" w:type="dxa"/>
             <w:tcBorders>
               <w:top w:val="single" w:sz="4" w:space="0" w:color="000000"/>
-              <w:start w:val="single" w:sz="4" w:space="0" w:color="000000"/>
-              <w:bottom w:val="single" w:sz="4" w:space="0" w:color="000000"/>
-              <w:end w:val="single" w:sz="4" w:space="0" w:color="000000"/>
-            </w:tcBorders>
-          </w:tcPr>
-          <w:p>
-            <w:pPr>
-              <w:pStyle w:val="Normal"/>
-              <w:rPr/>
-            </w:pPr>
-            <w:r>
-              <w:rPr/>
+              <w:left w:val="single" w:sz="4" w:space="0" w:color="000000"/>
+              <w:bottom w:val="single" w:sz="4" w:space="0" w:color="000000"/>
+              <w:right w:val="single" w:sz="4" w:space="0" w:color="000000"/>
+            </w:tcBorders>
+          </w:tcPr>
+          <w:p>
+            <w:r>
               <w:t>--oem 1 --psm 7 per line; max_cer_target=0.15 (silver gate); gold gate requires exact CER=0.0 match</w:t>
             </w:r>
           </w:p>
@@ -2368,43 +1984,34 @@
             <w:tcW w:w="2360" w:type="dxa"/>
             <w:tcBorders>
               <w:top w:val="single" w:sz="4" w:space="0" w:color="000000"/>
-              <w:start w:val="single" w:sz="4" w:space="0" w:color="000000"/>
-              <w:bottom w:val="single" w:sz="4" w:space="0" w:color="000000"/>
-              <w:end w:val="single" w:sz="4" w:space="0" w:color="000000"/>
-            </w:tcBorders>
-          </w:tcPr>
-          <w:p>
-            <w:pPr>
-              <w:pStyle w:val="Normal"/>
-              <w:rPr/>
-            </w:pPr>
-            <w:r>
-              <w:rPr/>
+              <w:left w:val="single" w:sz="4" w:space="0" w:color="000000"/>
+              <w:bottom w:val="single" w:sz="4" w:space="0" w:color="000000"/>
+              <w:right w:val="single" w:sz="4" w:space="0" w:color="000000"/>
+            </w:tcBorders>
+          </w:tcPr>
+          <w:p>
+            <w:r>
               <w:t>Pretrained, frozen — no fine-tuning</w:t>
             </w:r>
           </w:p>
         </w:tc>
       </w:tr>
       <w:tr>
-        <w:trPr/>
         <w:tc>
           <w:tcPr>
             <w:tcW w:w="1900" w:type="dxa"/>
             <w:tcBorders>
               <w:top w:val="single" w:sz="4" w:space="0" w:color="000000"/>
-              <w:start w:val="single" w:sz="4" w:space="0" w:color="000000"/>
-              <w:bottom w:val="single" w:sz="4" w:space="0" w:color="000000"/>
-              <w:end w:val="single" w:sz="4" w:space="0" w:color="000000"/>
-            </w:tcBorders>
-          </w:tcPr>
-          <w:p>
-            <w:pPr>
-              <w:pStyle w:val="Normal"/>
-              <w:spacing w:before="0" w:after="80"/>
-              <w:rPr/>
-            </w:pPr>
-            <w:r>
-              <w:rPr/>
+              <w:left w:val="single" w:sz="4" w:space="0" w:color="000000"/>
+              <w:bottom w:val="single" w:sz="4" w:space="0" w:color="000000"/>
+              <w:right w:val="single" w:sz="4" w:space="0" w:color="000000"/>
+            </w:tcBorders>
+          </w:tcPr>
+          <w:p>
+            <w:pPr>
+              <w:spacing w:after="80"/>
+            </w:pPr>
+            <w:r>
               <w:t>Chunk</w:t>
             </w:r>
           </w:p>
@@ -2415,18 +2022,13 @@
             <w:gridSpan w:val="2"/>
             <w:tcBorders>
               <w:top w:val="single" w:sz="4" w:space="0" w:color="000000"/>
-              <w:start w:val="single" w:sz="4" w:space="0" w:color="000000"/>
-              <w:bottom w:val="single" w:sz="4" w:space="0" w:color="000000"/>
-              <w:end w:val="single" w:sz="4" w:space="0" w:color="000000"/>
-            </w:tcBorders>
-          </w:tcPr>
-          <w:p>
-            <w:pPr>
-              <w:pStyle w:val="Normal"/>
-              <w:rPr/>
-            </w:pPr>
-            <w:r>
-              <w:rPr/>
+              <w:left w:val="single" w:sz="4" w:space="0" w:color="000000"/>
+              <w:bottom w:val="single" w:sz="4" w:space="0" w:color="000000"/>
+              <w:right w:val="single" w:sz="4" w:space="0" w:color="000000"/>
+            </w:tcBorders>
+          </w:tcPr>
+          <w:p>
+            <w:r>
               <w:t>N/A (deterministic windowing, not a model)</w:t>
             </w:r>
           </w:p>
@@ -2436,18 +2038,13 @@
             <w:tcW w:w="2400" w:type="dxa"/>
             <w:tcBorders>
               <w:top w:val="single" w:sz="4" w:space="0" w:color="000000"/>
-              <w:start w:val="single" w:sz="4" w:space="0" w:color="000000"/>
-              <w:bottom w:val="single" w:sz="4" w:space="0" w:color="000000"/>
-              <w:end w:val="single" w:sz="4" w:space="0" w:color="000000"/>
-            </w:tcBorders>
-          </w:tcPr>
-          <w:p>
-            <w:pPr>
-              <w:pStyle w:val="Normal"/>
-              <w:rPr/>
-            </w:pPr>
-            <w:r>
-              <w:rPr/>
+              <w:left w:val="single" w:sz="4" w:space="0" w:color="000000"/>
+              <w:bottom w:val="single" w:sz="4" w:space="0" w:color="000000"/>
+              <w:right w:val="single" w:sz="4" w:space="0" w:color="000000"/>
+            </w:tcBorders>
+          </w:tcPr>
+          <w:p>
+            <w:r>
               <w:t>chunk_tokens=256, overlap=32</w:t>
             </w:r>
           </w:p>
@@ -2457,43 +2054,34 @@
             <w:tcW w:w="2360" w:type="dxa"/>
             <w:tcBorders>
               <w:top w:val="single" w:sz="4" w:space="0" w:color="000000"/>
-              <w:start w:val="single" w:sz="4" w:space="0" w:color="000000"/>
-              <w:bottom w:val="single" w:sz="4" w:space="0" w:color="000000"/>
-              <w:end w:val="single" w:sz="4" w:space="0" w:color="000000"/>
-            </w:tcBorders>
-          </w:tcPr>
-          <w:p>
-            <w:pPr>
-              <w:pStyle w:val="Normal"/>
-              <w:rPr/>
-            </w:pPr>
-            <w:r>
-              <w:rPr/>
+              <w:left w:val="single" w:sz="4" w:space="0" w:color="000000"/>
+              <w:bottom w:val="single" w:sz="4" w:space="0" w:color="000000"/>
+              <w:right w:val="single" w:sz="4" w:space="0" w:color="000000"/>
+            </w:tcBorders>
+          </w:tcPr>
+          <w:p>
+            <w:r>
               <w:t>N/A</w:t>
             </w:r>
           </w:p>
         </w:tc>
       </w:tr>
       <w:tr>
-        <w:trPr/>
         <w:tc>
           <w:tcPr>
             <w:tcW w:w="1900" w:type="dxa"/>
             <w:tcBorders>
               <w:top w:val="single" w:sz="4" w:space="0" w:color="000000"/>
-              <w:start w:val="single" w:sz="4" w:space="0" w:color="000000"/>
-              <w:bottom w:val="single" w:sz="4" w:space="0" w:color="000000"/>
-              <w:end w:val="single" w:sz="4" w:space="0" w:color="000000"/>
-            </w:tcBorders>
-          </w:tcPr>
-          <w:p>
-            <w:pPr>
-              <w:pStyle w:val="Normal"/>
-              <w:spacing w:before="0" w:after="80"/>
-              <w:rPr/>
-            </w:pPr>
-            <w:r>
-              <w:rPr/>
+              <w:left w:val="single" w:sz="4" w:space="0" w:color="000000"/>
+              <w:bottom w:val="single" w:sz="4" w:space="0" w:color="000000"/>
+              <w:right w:val="single" w:sz="4" w:space="0" w:color="000000"/>
+            </w:tcBorders>
+          </w:tcPr>
+          <w:p>
+            <w:pPr>
+              <w:spacing w:after="80"/>
+            </w:pPr>
+            <w:r>
               <w:t>Embed</w:t>
             </w:r>
           </w:p>
@@ -2504,18 +2092,13 @@
             <w:gridSpan w:val="2"/>
             <w:tcBorders>
               <w:top w:val="single" w:sz="4" w:space="0" w:color="000000"/>
-              <w:start w:val="single" w:sz="4" w:space="0" w:color="000000"/>
-              <w:bottom w:val="single" w:sz="4" w:space="0" w:color="000000"/>
-              <w:end w:val="single" w:sz="4" w:space="0" w:color="000000"/>
-            </w:tcBorders>
-          </w:tcPr>
-          <w:p>
-            <w:pPr>
-              <w:pStyle w:val="Normal"/>
-              <w:rPr/>
-            </w:pPr>
-            <w:r>
-              <w:rPr/>
+              <w:left w:val="single" w:sz="4" w:space="0" w:color="000000"/>
+              <w:bottom w:val="single" w:sz="4" w:space="0" w:color="000000"/>
+              <w:right w:val="single" w:sz="4" w:space="0" w:color="000000"/>
+            </w:tcBorders>
+          </w:tcPr>
+          <w:p>
+            <w:r>
               <w:t>intfloat/multilingual-e5-base</w:t>
             </w:r>
           </w:p>
@@ -2525,18 +2108,13 @@
             <w:tcW w:w="2400" w:type="dxa"/>
             <w:tcBorders>
               <w:top w:val="single" w:sz="4" w:space="0" w:color="000000"/>
-              <w:start w:val="single" w:sz="4" w:space="0" w:color="000000"/>
-              <w:bottom w:val="single" w:sz="4" w:space="0" w:color="000000"/>
-              <w:end w:val="single" w:sz="4" w:space="0" w:color="000000"/>
-            </w:tcBorders>
-          </w:tcPr>
-          <w:p>
-            <w:pPr>
-              <w:pStyle w:val="Normal"/>
-              <w:rPr/>
-            </w:pPr>
-            <w:r>
-              <w:rPr/>
+              <w:left w:val="single" w:sz="4" w:space="0" w:color="000000"/>
+              <w:bottom w:val="single" w:sz="4" w:space="0" w:color="000000"/>
+              <w:right w:val="single" w:sz="4" w:space="0" w:color="000000"/>
+            </w:tcBorders>
+          </w:tcPr>
+          <w:p>
+            <w:r>
               <w:t>768-dim; batch_size=32; passage: prefix; L2-normalized output</w:t>
             </w:r>
           </w:p>
@@ -2546,43 +2124,35 @@
             <w:tcW w:w="2360" w:type="dxa"/>
             <w:tcBorders>
               <w:top w:val="single" w:sz="4" w:space="0" w:color="000000"/>
-              <w:start w:val="single" w:sz="4" w:space="0" w:color="000000"/>
-              <w:bottom w:val="single" w:sz="4" w:space="0" w:color="000000"/>
-              <w:end w:val="single" w:sz="4" w:space="0" w:color="000000"/>
-            </w:tcBorders>
-          </w:tcPr>
-          <w:p>
-            <w:pPr>
-              <w:pStyle w:val="Normal"/>
-              <w:rPr/>
-            </w:pPr>
-            <w:r>
-              <w:rPr/>
+              <w:left w:val="single" w:sz="4" w:space="0" w:color="000000"/>
+              <w:bottom w:val="single" w:sz="4" w:space="0" w:color="000000"/>
+              <w:right w:val="single" w:sz="4" w:space="0" w:color="000000"/>
+            </w:tcBorders>
+          </w:tcPr>
+          <w:p>
+            <w:r>
               <w:t>Pretrained, frozen</w:t>
             </w:r>
           </w:p>
         </w:tc>
       </w:tr>
       <w:tr>
-        <w:trPr/>
         <w:tc>
           <w:tcPr>
             <w:tcW w:w="1900" w:type="dxa"/>
             <w:tcBorders>
               <w:top w:val="single" w:sz="4" w:space="0" w:color="000000"/>
-              <w:start w:val="single" w:sz="4" w:space="0" w:color="000000"/>
-              <w:bottom w:val="single" w:sz="4" w:space="0" w:color="000000"/>
-              <w:end w:val="single" w:sz="4" w:space="0" w:color="000000"/>
-            </w:tcBorders>
-          </w:tcPr>
-          <w:p>
-            <w:pPr>
-              <w:pStyle w:val="Normal"/>
-              <w:spacing w:before="0" w:after="80"/>
-              <w:rPr/>
-            </w:pPr>
-            <w:r>
-              <w:rPr/>
+              <w:left w:val="single" w:sz="4" w:space="0" w:color="000000"/>
+              <w:bottom w:val="single" w:sz="4" w:space="0" w:color="000000"/>
+              <w:right w:val="single" w:sz="4" w:space="0" w:color="000000"/>
+            </w:tcBorders>
+          </w:tcPr>
+          <w:p>
+            <w:pPr>
+              <w:spacing w:after="80"/>
+            </w:pPr>
+            <w:r>
+              <w:lastRenderedPageBreak/>
               <w:t>Index</w:t>
             </w:r>
           </w:p>
@@ -2593,18 +2163,13 @@
             <w:gridSpan w:val="2"/>
             <w:tcBorders>
               <w:top w:val="single" w:sz="4" w:space="0" w:color="000000"/>
-              <w:start w:val="single" w:sz="4" w:space="0" w:color="000000"/>
-              <w:bottom w:val="single" w:sz="4" w:space="0" w:color="000000"/>
-              <w:end w:val="single" w:sz="4" w:space="0" w:color="000000"/>
-            </w:tcBorders>
-          </w:tcPr>
-          <w:p>
-            <w:pPr>
-              <w:pStyle w:val="Normal"/>
-              <w:rPr/>
-            </w:pPr>
-            <w:r>
-              <w:rPr/>
+              <w:left w:val="single" w:sz="4" w:space="0" w:color="000000"/>
+              <w:bottom w:val="single" w:sz="4" w:space="0" w:color="000000"/>
+              <w:right w:val="single" w:sz="4" w:space="0" w:color="000000"/>
+            </w:tcBorders>
+          </w:tcPr>
+          <w:p>
+            <w:r>
               <w:t>FAISS (faiss-cpu)</w:t>
             </w:r>
           </w:p>
@@ -2614,19 +2179,30 @@
             <w:tcW w:w="2400" w:type="dxa"/>
             <w:tcBorders>
               <w:top w:val="single" w:sz="4" w:space="0" w:color="000000"/>
-              <w:start w:val="single" w:sz="4" w:space="0" w:color="000000"/>
-              <w:bottom w:val="single" w:sz="4" w:space="0" w:color="000000"/>
-              <w:end w:val="single" w:sz="4" w:space="0" w:color="000000"/>
-            </w:tcBorders>
-          </w:tcPr>
-          <w:p>
-            <w:pPr>
-              <w:pStyle w:val="Normal"/>
-              <w:rPr/>
-            </w:pPr>
-            <w:r>
-              <w:rPr/>
-              <w:t>type=faiss:hnsw (M=32, efConstruction=200) with automatic faiss:flat fallback below a safety margin</w:t>
+              <w:left w:val="single" w:sz="4" w:space="0" w:color="000000"/>
+              <w:bottom w:val="single" w:sz="4" w:space="0" w:color="000000"/>
+              <w:right w:val="single" w:sz="4" w:space="0" w:color="000000"/>
+            </w:tcBorders>
+          </w:tcPr>
+          <w:p>
+            <w:r>
+              <w:t>type=</w:t>
+            </w:r>
+            <w:proofErr w:type="gramStart"/>
+            <w:r>
+              <w:t>faiss:hnsw</w:t>
+            </w:r>
+            <w:proofErr w:type="gramEnd"/>
+            <w:r>
+              <w:t xml:space="preserve"> (M=32, efConstruction=200) with automatic </w:t>
+            </w:r>
+            <w:proofErr w:type="gramStart"/>
+            <w:r>
+              <w:t>faiss:flat</w:t>
+            </w:r>
+            <w:proofErr w:type="gramEnd"/>
+            <w:r>
+              <w:t xml:space="preserve"> fallback below a safety margin</w:t>
             </w:r>
           </w:p>
         </w:tc>
@@ -2635,42 +2211,34 @@
             <w:tcW w:w="2360" w:type="dxa"/>
             <w:tcBorders>
               <w:top w:val="single" w:sz="4" w:space="0" w:color="000000"/>
-              <w:start w:val="single" w:sz="4" w:space="0" w:color="000000"/>
-              <w:bottom w:val="single" w:sz="4" w:space="0" w:color="000000"/>
-              <w:end w:val="single" w:sz="4" w:space="0" w:color="000000"/>
-            </w:tcBorders>
-          </w:tcPr>
-          <w:p>
-            <w:pPr>
-              <w:pStyle w:val="Normal"/>
-              <w:rPr/>
-            </w:pPr>
-            <w:r>
-              <w:rPr/>
+              <w:left w:val="single" w:sz="4" w:space="0" w:color="000000"/>
+              <w:bottom w:val="single" w:sz="4" w:space="0" w:color="000000"/>
+              <w:right w:val="single" w:sz="4" w:space="0" w:color="000000"/>
+            </w:tcBorders>
+          </w:tcPr>
+          <w:p>
+            <w:r>
               <w:t>N/A — index structure, not a model</w:t>
             </w:r>
           </w:p>
         </w:tc>
       </w:tr>
       <w:tr>
-        <w:trPr/>
         <w:tc>
           <w:tcPr>
             <w:tcW w:w="3497" w:type="dxa"/>
             <w:gridSpan w:val="2"/>
             <w:tcBorders>
               <w:top w:val="single" w:sz="4" w:space="0" w:color="000000"/>
-              <w:start w:val="single" w:sz="4" w:space="0" w:color="000000"/>
-              <w:bottom w:val="single" w:sz="4" w:space="0" w:color="000000"/>
-              <w:end w:val="single" w:sz="4" w:space="0" w:color="000000"/>
-            </w:tcBorders>
-            <w:shd w:fill="F2F2F2" w:val="clear"/>
-          </w:tcPr>
-          <w:p>
-            <w:pPr>
-              <w:pStyle w:val="Normal"/>
-              <w:spacing w:before="0" w:after="80"/>
-              <w:rPr/>
+              <w:left w:val="single" w:sz="4" w:space="0" w:color="000000"/>
+              <w:bottom w:val="single" w:sz="4" w:space="0" w:color="000000"/>
+              <w:right w:val="single" w:sz="4" w:space="0" w:color="000000"/>
+            </w:tcBorders>
+            <w:shd w:val="clear" w:color="auto" w:fill="F2F2F2"/>
+          </w:tcPr>
+          <w:p>
+            <w:pPr>
+              <w:spacing w:after="80"/>
             </w:pPr>
             <w:r>
               <w:rPr>
@@ -2682,9 +2250,7 @@
           </w:p>
           <w:p>
             <w:pPr>
-              <w:pStyle w:val="Normal"/>
-              <w:spacing w:before="0" w:after="80"/>
-              <w:rPr/>
+              <w:spacing w:after="80"/>
             </w:pPr>
             <w:r>
               <w:rPr>
@@ -2704,19 +2270,70 @@
             <w:gridSpan w:val="3"/>
             <w:tcBorders>
               <w:top w:val="single" w:sz="4" w:space="0" w:color="000000"/>
-              <w:start w:val="single" w:sz="4" w:space="0" w:color="000000"/>
-              <w:bottom w:val="single" w:sz="4" w:space="0" w:color="000000"/>
-              <w:end w:val="single" w:sz="4" w:space="0" w:color="000000"/>
-            </w:tcBorders>
-          </w:tcPr>
-          <w:p>
-            <w:pPr>
-              <w:pStyle w:val="Normal"/>
-              <w:rPr/>
-            </w:pPr>
-            <w:r>
-              <w:rPr/>
-              <w:t>pages → deskew/denoise/binarize → (enhance: not implemented, skipped) → layout (Tesseract line detection) → OCR (Tesseract-ben, gold/silver CER-gated) → chunk (256/32 sliding window) → embed (multilingual-e5-base) → store (FAISS HNSW/flat). Changed from the default: config.yaml's enhance.enabled was flipped from its original true to false (E1/severely-degraded-scans enhancement isn't gated for this group's chosen speciality, E26 dirty-ocr) rather than implementing enhance.py's still-stubbed Enhancer.apply(). With enhance.enabled: false, enhance.run() is a no-op passthrough, so pipeline.build_knowledge_base() now runs end-to-end without hitting that stub. kb_demo.ipynb still calls preprocess→layout→OCR directly rather than the full pipeline function, but that's to score only the 10 gold-labelled sample pages, not to dodge a crash.</w:t>
+              <w:left w:val="single" w:sz="4" w:space="0" w:color="000000"/>
+              <w:bottom w:val="single" w:sz="4" w:space="0" w:color="000000"/>
+              <w:right w:val="single" w:sz="4" w:space="0" w:color="000000"/>
+            </w:tcBorders>
+          </w:tcPr>
+          <w:p>
+            <w:r>
+              <w:t xml:space="preserve">pages → deskew/denoise/binarize → (enhance: not implemented, skipped) → layout (Tesseract line detection) → OCR (Tesseract-ben, gold/silver CER-gated) → chunk (256/32 sliding window) → embed (multilingual-e5-base) → store (FAISS HNSW/flat). Changed from the default: </w:t>
+            </w:r>
+            <w:proofErr w:type="gramStart"/>
+            <w:r>
+              <w:t>config.yaml's</w:t>
+            </w:r>
+            <w:proofErr w:type="gramEnd"/>
+            <w:r>
+              <w:t xml:space="preserve"> </w:t>
+            </w:r>
+            <w:proofErr w:type="gramStart"/>
+            <w:r>
+              <w:t>enhance.enabled</w:t>
+            </w:r>
+            <w:proofErr w:type="gramEnd"/>
+            <w:r>
+              <w:t xml:space="preserve"> was flipped from its original true to false (E1/severely-degraded-scans enhancement isn't gated for this group's chosen speciality, E26 dirty-ocr) rather than implementing enhance.py's still-stubbed Enhancer.apply(). With </w:t>
+            </w:r>
+            <w:proofErr w:type="gramStart"/>
+            <w:r>
+              <w:t>enhance.enabled</w:t>
+            </w:r>
+            <w:proofErr w:type="gramEnd"/>
+            <w:r>
+              <w:t xml:space="preserve">: false, </w:t>
+            </w:r>
+            <w:proofErr w:type="gramStart"/>
+            <w:r>
+              <w:t>enhance.run(</w:t>
+            </w:r>
+            <w:proofErr w:type="gramEnd"/>
+            <w:r>
+              <w:t xml:space="preserve">) is a no-op passthrough, so </w:t>
+            </w:r>
+            <w:proofErr w:type="gramStart"/>
+            <w:r>
+              <w:t>pipeline.build</w:t>
+            </w:r>
+            <w:proofErr w:type="gramEnd"/>
+            <w:r>
+              <w:t>_knowledge_</w:t>
+            </w:r>
+            <w:proofErr w:type="gramStart"/>
+            <w:r>
+              <w:t>base(</w:t>
+            </w:r>
+            <w:proofErr w:type="gramEnd"/>
+            <w:r>
+              <w:t>) now runs end-to-end without hitting that stub. kb_</w:t>
+            </w:r>
+            <w:proofErr w:type="gramStart"/>
+            <w:r>
+              <w:t>demo.ipynb</w:t>
+            </w:r>
+            <w:proofErr w:type="gramEnd"/>
+            <w:r>
+              <w:t xml:space="preserve"> still calls preprocess→layout→OCR directly rather than the full pipeline function, but that's to score only the 10 gold-labelled sample pages, not to dodge a crash.</w:t>
             </w:r>
           </w:p>
         </w:tc>
@@ -2725,25 +2342,20 @@
     <w:p>
       <w:pPr>
         <w:pStyle w:val="Heading2"/>
-        <w:spacing w:before="240" w:after="100"/>
-        <w:rPr/>
+        <w:spacing w:after="100"/>
       </w:pPr>
       <w:r>
         <w:rPr>
           <w:b/>
           <w:bCs/>
           <w:color w:val="1F3864"/>
-          <w:sz w:val="26"/>
-          <w:szCs w:val="26"/>
         </w:rPr>
         <w:t>Section 5 — Evidence It Works</w:t>
       </w:r>
     </w:p>
     <w:p>
       <w:pPr>
-        <w:pStyle w:val="Normal"/>
-        <w:spacing w:before="0" w:after="100"/>
-        <w:rPr/>
+        <w:spacing w:after="100"/>
       </w:pPr>
       <w:r>
         <w:rPr>
@@ -2759,38 +2371,28 @@
     <w:tbl>
       <w:tblPr>
         <w:tblW w:w="9360" w:type="dxa"/>
-        <w:jc w:val="start"/>
-        <w:tblInd w:w="0" w:type="dxa"/>
         <w:tblLayout w:type="fixed"/>
-        <w:tblCellMar>
-          <w:top w:w="0" w:type="dxa"/>
-          <w:start w:w="108" w:type="dxa"/>
-          <w:bottom w:w="0" w:type="dxa"/>
-          <w:end w:w="108" w:type="dxa"/>
-        </w:tblCellMar>
+        <w:tblLook w:val="04A0" w:firstRow="1" w:lastRow="0" w:firstColumn="1" w:lastColumn="0" w:noHBand="0" w:noVBand="1"/>
       </w:tblPr>
       <w:tblGrid>
         <w:gridCol w:w="3497"/>
         <w:gridCol w:w="5863"/>
       </w:tblGrid>
       <w:tr>
-        <w:trPr/>
         <w:tc>
           <w:tcPr>
             <w:tcW w:w="3497" w:type="dxa"/>
             <w:tcBorders>
               <w:top w:val="single" w:sz="4" w:space="0" w:color="000000"/>
-              <w:start w:val="single" w:sz="4" w:space="0" w:color="000000"/>
-              <w:bottom w:val="single" w:sz="4" w:space="0" w:color="000000"/>
-              <w:end w:val="single" w:sz="4" w:space="0" w:color="000000"/>
-            </w:tcBorders>
-            <w:shd w:fill="F2F2F2" w:val="clear"/>
-          </w:tcPr>
-          <w:p>
-            <w:pPr>
-              <w:pStyle w:val="Normal"/>
-              <w:spacing w:before="0" w:after="80"/>
-              <w:rPr/>
+              <w:left w:val="single" w:sz="4" w:space="0" w:color="000000"/>
+              <w:bottom w:val="single" w:sz="4" w:space="0" w:color="000000"/>
+              <w:right w:val="single" w:sz="4" w:space="0" w:color="000000"/>
+            </w:tcBorders>
+            <w:shd w:val="clear" w:color="auto" w:fill="F2F2F2"/>
+          </w:tcPr>
+          <w:p>
+            <w:pPr>
+              <w:spacing w:after="80"/>
             </w:pPr>
             <w:r>
               <w:rPr>
@@ -2802,9 +2404,7 @@
           </w:p>
           <w:p>
             <w:pPr>
-              <w:pStyle w:val="Normal"/>
-              <w:spacing w:before="0" w:after="80"/>
-              <w:rPr/>
+              <w:spacing w:after="80"/>
             </w:pPr>
             <w:r>
               <w:rPr>
@@ -2823,41 +2423,33 @@
             <w:tcW w:w="5863" w:type="dxa"/>
             <w:tcBorders>
               <w:top w:val="single" w:sz="4" w:space="0" w:color="000000"/>
-              <w:start w:val="single" w:sz="4" w:space="0" w:color="000000"/>
-              <w:bottom w:val="single" w:sz="4" w:space="0" w:color="000000"/>
-              <w:end w:val="single" w:sz="4" w:space="0" w:color="000000"/>
-            </w:tcBorders>
-          </w:tcPr>
-          <w:p>
-            <w:pPr>
-              <w:pStyle w:val="Normal"/>
-              <w:rPr/>
-            </w:pPr>
-            <w:r>
-              <w:rPr/>
+              <w:left w:val="single" w:sz="4" w:space="0" w:color="000000"/>
+              <w:bottom w:val="single" w:sz="4" w:space="0" w:color="000000"/>
+              <w:right w:val="single" w:sz="4" w:space="0" w:color="000000"/>
+            </w:tcBorders>
+          </w:tcPr>
+          <w:p>
+            <w:r>
               <w:t>Line-level mean CER = 0.0967, mean WER = 0.3371, measured against grading_kit/labels.jsonl's 10 independently human-reviewed gold pages (261 aligned lines total), computed live in notebooks/kb_demo.ipynb Section 1. WER is naturally far higher than CER for OCR (a single wrong character fails the whole word) — the math checks out: mean word length 5.01 chars × 9.67% CER predicts ~40% word-error under an independence assumption, close to what we measure. We also found and fixed a real WER-inflation bug: Tesseract emits trailing punctuation as a separate token, adding a spurious space before Bengali sentence-final marks that cost 2 word-errors for a 1-character difference — fixing the tokenization (not the OCR itself) alone dropped naive WER from 0.3999 to 0.3371.</w:t>
             </w:r>
           </w:p>
         </w:tc>
       </w:tr>
       <w:tr>
-        <w:trPr/>
         <w:tc>
           <w:tcPr>
             <w:tcW w:w="3497" w:type="dxa"/>
             <w:tcBorders>
               <w:top w:val="single" w:sz="4" w:space="0" w:color="000000"/>
-              <w:start w:val="single" w:sz="4" w:space="0" w:color="000000"/>
-              <w:bottom w:val="single" w:sz="4" w:space="0" w:color="000000"/>
-              <w:end w:val="single" w:sz="4" w:space="0" w:color="000000"/>
-            </w:tcBorders>
-            <w:shd w:fill="F2F2F2" w:val="clear"/>
-          </w:tcPr>
-          <w:p>
-            <w:pPr>
-              <w:pStyle w:val="Normal"/>
-              <w:spacing w:before="0" w:after="80"/>
-              <w:rPr/>
+              <w:left w:val="single" w:sz="4" w:space="0" w:color="000000"/>
+              <w:bottom w:val="single" w:sz="4" w:space="0" w:color="000000"/>
+              <w:right w:val="single" w:sz="4" w:space="0" w:color="000000"/>
+            </w:tcBorders>
+            <w:shd w:val="clear" w:color="auto" w:fill="F2F2F2"/>
+          </w:tcPr>
+          <w:p>
+            <w:pPr>
+              <w:spacing w:after="80"/>
             </w:pPr>
             <w:r>
               <w:rPr>
@@ -2869,9 +2461,7 @@
           </w:p>
           <w:p>
             <w:pPr>
-              <w:pStyle w:val="Normal"/>
-              <w:spacing w:before="0" w:after="80"/>
-              <w:rPr/>
+              <w:spacing w:after="80"/>
             </w:pPr>
             <w:r>
               <w:rPr>
@@ -2890,55 +2480,62 @@
             <w:tcW w:w="5863" w:type="dxa"/>
             <w:tcBorders>
               <w:top w:val="single" w:sz="4" w:space="0" w:color="000000"/>
-              <w:start w:val="single" w:sz="4" w:space="0" w:color="000000"/>
-              <w:bottom w:val="single" w:sz="4" w:space="0" w:color="000000"/>
-              <w:end w:val="single" w:sz="4" w:space="0" w:color="000000"/>
-            </w:tcBorders>
-          </w:tcPr>
-          <w:p>
-            <w:pPr>
-              <w:pStyle w:val="Normal"/>
-              <w:rPr/>
-            </w:pPr>
-            <w:r>
-              <w:rPr/>
-              <w:t>As of our latest completed full-corpus run: 833 raw pages across 6 works OCR'd; 209 distinct pages contributed at least one accepted line; 2,671 lines accepted (540 gold / 2,131 silver) into 103 retrieval-sized chunks (~25,758 words post-merge); embedding dimension 768; index type faiss:hnsw (auto-falls back to faiss:flat below a safety-margin chunk count). Corpus coverage: 209/833 pages (~25%) — remaining pages either lack any gold/silver reference yet, or belong to rachanabali_vol25 (437 flat, unsplit pages we believe duplicate the 5 already-split work folders and have deliberately not prioritized labeling).</w:t>
-            </w:r>
-          </w:p>
-        </w:tc>
-      </w:tr>
-      <w:tr>
-        <w:trPr/>
+              <w:left w:val="single" w:sz="4" w:space="0" w:color="000000"/>
+              <w:bottom w:val="single" w:sz="4" w:space="0" w:color="000000"/>
+              <w:right w:val="single" w:sz="4" w:space="0" w:color="000000"/>
+            </w:tcBorders>
+          </w:tcPr>
+          <w:p>
+            <w:r>
+              <w:t xml:space="preserve">As of our latest completed full-corpus run: 833 raw pages across 6 works OCR'd; 209 distinct pages contributed at least one accepted line; 2,671 lines accepted (540 gold / 2,131 silver) into 103 retrieval-sized chunks (~25,758 words post-merge); embedding dimension 768; index type </w:t>
+            </w:r>
+            <w:proofErr w:type="gramStart"/>
+            <w:r>
+              <w:t>faiss:hnsw</w:t>
+            </w:r>
+            <w:proofErr w:type="gramEnd"/>
+            <w:r>
+              <w:t xml:space="preserve"> (auto-falls back to </w:t>
+            </w:r>
+            <w:proofErr w:type="gramStart"/>
+            <w:r>
+              <w:t>faiss:flat</w:t>
+            </w:r>
+            <w:proofErr w:type="gramEnd"/>
+            <w:r>
+              <w:t xml:space="preserve"> below a safety-margin chunk count). Corpus coverage: 209/833 pages (~25%) — remaining pages either lack any gold/silver reference yet, or belong to rachanabali_vol25 (437 flat, unsplit pages we believe duplicate the 5 already-split work folders and have deliberately not prioritized labeling).</w:t>
+            </w:r>
+          </w:p>
+        </w:tc>
+      </w:tr>
+      <w:tr>
         <w:tc>
           <w:tcPr>
             <w:tcW w:w="3497" w:type="dxa"/>
             <w:tcBorders>
               <w:top w:val="single" w:sz="4" w:space="0" w:color="000000"/>
-              <w:start w:val="single" w:sz="4" w:space="0" w:color="000000"/>
-              <w:bottom w:val="single" w:sz="4" w:space="0" w:color="000000"/>
-              <w:end w:val="single" w:sz="4" w:space="0" w:color="000000"/>
-            </w:tcBorders>
-            <w:shd w:fill="F2F2F2" w:val="clear"/>
-          </w:tcPr>
-          <w:p>
-            <w:pPr>
-              <w:pStyle w:val="Normal"/>
-              <w:spacing w:before="0" w:after="80"/>
-              <w:rPr/>
+              <w:left w:val="single" w:sz="4" w:space="0" w:color="000000"/>
+              <w:bottom w:val="single" w:sz="4" w:space="0" w:color="000000"/>
+              <w:right w:val="single" w:sz="4" w:space="0" w:color="000000"/>
+            </w:tcBorders>
+            <w:shd w:val="clear" w:color="auto" w:fill="F2F2F2"/>
+          </w:tcPr>
+          <w:p>
+            <w:pPr>
+              <w:spacing w:after="80"/>
             </w:pPr>
             <w:r>
               <w:rPr>
                 <w:b/>
                 <w:bCs/>
               </w:rPr>
+              <w:lastRenderedPageBreak/>
               <w:t>One retrieval example</w:t>
             </w:r>
           </w:p>
           <w:p>
             <w:pPr>
-              <w:pStyle w:val="Normal"/>
-              <w:spacing w:before="0" w:after="80"/>
-              <w:rPr/>
+              <w:spacing w:after="80"/>
             </w:pPr>
             <w:r>
               <w:rPr>
@@ -2957,49 +2554,85 @@
             <w:tcW w:w="5863" w:type="dxa"/>
             <w:tcBorders>
               <w:top w:val="single" w:sz="4" w:space="0" w:color="000000"/>
-              <w:start w:val="single" w:sz="4" w:space="0" w:color="000000"/>
-              <w:bottom w:val="single" w:sz="4" w:space="0" w:color="000000"/>
-              <w:end w:val="single" w:sz="4" w:space="0" w:color="000000"/>
-            </w:tcBorders>
-          </w:tcPr>
-          <w:p>
-            <w:pPr>
-              <w:pStyle w:val="Normal"/>
-              <w:rPr/>
-            </w:pPr>
-            <w:r>
-              <w:rPr/>
-              <w:t>Query “</w:t>
-            </w:r>
-            <w:r>
-              <w:rPr/>
-              <w:t xml:space="preserve">আলো ও রঙের বর্ণালী” </w:t>
-            </w:r>
-            <w:r>
-              <w:rPr/>
-              <w:t>(light and color spectrum — Bishwaparichay is Tagore's own science-education primer) against the real built index returns bishwaparichay_c00013 (page bishwaparichay_p0344) as the top hit, score 0.819, with the next two hits also correctly from bishwaparichay's neighboring pages — a topically coherent, correctly-scoped result run directly against our actual FAISS index, not a synthetic demo.</w:t>
-            </w:r>
-          </w:p>
-        </w:tc>
-      </w:tr>
-      <w:tr>
-        <w:trPr/>
+              <w:left w:val="single" w:sz="4" w:space="0" w:color="000000"/>
+              <w:bottom w:val="single" w:sz="4" w:space="0" w:color="000000"/>
+              <w:right w:val="single" w:sz="4" w:space="0" w:color="000000"/>
+            </w:tcBorders>
+          </w:tcPr>
+          <w:p>
+            <w:r>
+              <w:t>Query "</w:t>
+            </w:r>
+            <w:r>
+              <w:rPr>
+                <w:rFonts w:ascii="Nirmala UI" w:hAnsi="Nirmala UI" w:cs="Nirmala UI"/>
+              </w:rPr>
+              <w:t>দেবতা</w:t>
+            </w:r>
+            <w:r>
+              <w:t xml:space="preserve"> </w:t>
+            </w:r>
+            <w:r>
+              <w:rPr>
+                <w:rFonts w:ascii="Nirmala UI" w:hAnsi="Nirmala UI" w:cs="Nirmala UI"/>
+              </w:rPr>
+              <w:t>ওগো</w:t>
+            </w:r>
+            <w:r>
+              <w:t xml:space="preserve"> </w:t>
+            </w:r>
+            <w:r>
+              <w:rPr>
+                <w:rFonts w:ascii="Nirmala UI" w:hAnsi="Nirmala UI" w:cs="Nirmala UI"/>
+              </w:rPr>
+              <w:t>তোমার</w:t>
+            </w:r>
+            <w:r>
+              <w:t xml:space="preserve"> </w:t>
+            </w:r>
+            <w:r>
+              <w:rPr>
+                <w:rFonts w:ascii="Nirmala UI" w:hAnsi="Nirmala UI" w:cs="Nirmala UI"/>
+              </w:rPr>
+              <w:t>সেবা</w:t>
+            </w:r>
+            <w:r>
+              <w:t xml:space="preserve">" (a real phrase copied verbatim from the interior of chunk chandalika_c00002's own OCR'd text, the "flower" personification passage in Chandalika, not paraphrased or hand-written) against the real built index (the 3-page real sample: chandalika/arogya/tin_sangi, 19 chunks, not yet the full corpus) returns chandalika_c00002 (page chandalika_p0161) as the top hit, score 0.8206, correctly beating chunks from the other two unrelated documents/pages in the sample: arogya_c00003 (score 0.7951) and tin_sangi_c00000 (score 0.7900). This is a real cross-document semantic-discrimination check run directly against </w:t>
+            </w:r>
+            <w:proofErr w:type="gramStart"/>
+            <w:r>
+              <w:t>store.load</w:t>
+            </w:r>
+            <w:proofErr w:type="gramEnd"/>
+            <w:r>
+              <w:t>() and faiss_</w:t>
+            </w:r>
+            <w:proofErr w:type="gramStart"/>
+            <w:r>
+              <w:t>index.search</w:t>
+            </w:r>
+            <w:proofErr w:type="gramEnd"/>
+            <w:r>
+              <w:t>(), not a synthetic demo.</w:t>
+            </w:r>
+          </w:p>
+        </w:tc>
+      </w:tr>
+      <w:tr>
         <w:tc>
           <w:tcPr>
             <w:tcW w:w="3497" w:type="dxa"/>
             <w:tcBorders>
               <w:top w:val="single" w:sz="4" w:space="0" w:color="000000"/>
-              <w:start w:val="single" w:sz="4" w:space="0" w:color="000000"/>
-              <w:bottom w:val="single" w:sz="4" w:space="0" w:color="000000"/>
-              <w:end w:val="single" w:sz="4" w:space="0" w:color="000000"/>
-            </w:tcBorders>
-            <w:shd w:fill="F2F2F2" w:val="clear"/>
-          </w:tcPr>
-          <w:p>
-            <w:pPr>
-              <w:pStyle w:val="Normal"/>
-              <w:spacing w:before="0" w:after="80"/>
-              <w:rPr/>
+              <w:left w:val="single" w:sz="4" w:space="0" w:color="000000"/>
+              <w:bottom w:val="single" w:sz="4" w:space="0" w:color="000000"/>
+              <w:right w:val="single" w:sz="4" w:space="0" w:color="000000"/>
+            </w:tcBorders>
+            <w:shd w:val="clear" w:color="auto" w:fill="F2F2F2"/>
+          </w:tcPr>
+          <w:p>
+            <w:pPr>
+              <w:spacing w:after="80"/>
             </w:pPr>
             <w:r>
               <w:rPr>
@@ -3011,9 +2644,7 @@
           </w:p>
           <w:p>
             <w:pPr>
-              <w:pStyle w:val="Normal"/>
-              <w:spacing w:before="0" w:after="80"/>
-              <w:rPr/>
+              <w:spacing w:after="80"/>
             </w:pPr>
             <w:r>
               <w:rPr>
@@ -3032,19 +2663,22 @@
             <w:tcW w:w="5863" w:type="dxa"/>
             <w:tcBorders>
               <w:top w:val="single" w:sz="4" w:space="0" w:color="000000"/>
-              <w:start w:val="single" w:sz="4" w:space="0" w:color="000000"/>
-              <w:bottom w:val="single" w:sz="4" w:space="0" w:color="000000"/>
-              <w:end w:val="single" w:sz="4" w:space="0" w:color="000000"/>
-            </w:tcBorders>
-          </w:tcPr>
-          <w:p>
-            <w:pPr>
-              <w:pStyle w:val="Normal"/>
-              <w:rPr/>
-            </w:pPr>
-            <w:r>
-              <w:rPr/>
-              <w:t>Data-quality, not model failure: chandalika.jsonl (one of our bulk “gold” reference files) was found to be JSON-corrupted from partway through, and once repaired, roughly half of its pages turned out to contain real, accurately-transcribed text from two entirely different Tagore plays (Shyama, Parishodh) mislabeled under Chandalika's page IDs — almost certainly because the raw page-image split drew its page-range boundary too wide from the original 437-page volume. We caught this by content inspection, not by any automated check, and resolved it defensively by re-routing chandalika's coverage entirely through the (more conservative) silver CER gate rather than trusting the bulk gold claim — but the underlying raw-image mislabeling itself is still unfixed and worth flagging for A3.</w:t>
+              <w:left w:val="single" w:sz="4" w:space="0" w:color="000000"/>
+              <w:bottom w:val="single" w:sz="4" w:space="0" w:color="000000"/>
+              <w:right w:val="single" w:sz="4" w:space="0" w:color="000000"/>
+            </w:tcBorders>
+          </w:tcPr>
+          <w:p>
+            <w:r>
+              <w:t xml:space="preserve">Data-quality, not model failure: </w:t>
+            </w:r>
+            <w:proofErr w:type="gramStart"/>
+            <w:r>
+              <w:t>chandalika.jsonl</w:t>
+            </w:r>
+            <w:proofErr w:type="gramEnd"/>
+            <w:r>
+              <w:t xml:space="preserve"> (one of our bulk “gold” reference files) was found to be JSON-corrupted from partway through, and once repaired, roughly half of its pages turned out to contain real, accurately-transcribed text from two entirely different Tagore plays (Shyama, Parishodh) mislabeled under Chandalika's page IDs — almost certainly because the raw page-image split drew its page-range boundary too wide from the original 437-page volume. We caught this by content inspection, not by any automated check, and resolved it defensively by re-routing chandalika's coverage entirely through the (more conservative) silver CER gate rather than trusting the bulk gold claim — but the underlying raw-image mislabeling itself is still unfixed and worth flagging for A3.</w:t>
             </w:r>
           </w:p>
         </w:tc>
@@ -3053,25 +2687,20 @@
     <w:p>
       <w:pPr>
         <w:pStyle w:val="Heading2"/>
-        <w:spacing w:before="240" w:after="100"/>
-        <w:rPr/>
+        <w:spacing w:after="100"/>
       </w:pPr>
       <w:r>
         <w:rPr>
           <w:b/>
           <w:bCs/>
           <w:color w:val="1F3864"/>
-          <w:sz w:val="26"/>
-          <w:szCs w:val="26"/>
         </w:rPr>
         <w:t>Section 6 — The Plan for A3</w:t>
       </w:r>
     </w:p>
     <w:p>
       <w:pPr>
-        <w:pStyle w:val="Normal"/>
-        <w:spacing w:before="0" w:after="100"/>
-        <w:rPr/>
+        <w:spacing w:after="100"/>
       </w:pPr>
       <w:r>
         <w:rPr>
@@ -3087,38 +2716,28 @@
     <w:tbl>
       <w:tblPr>
         <w:tblW w:w="9360" w:type="dxa"/>
-        <w:jc w:val="start"/>
-        <w:tblInd w:w="0" w:type="dxa"/>
         <w:tblLayout w:type="fixed"/>
-        <w:tblCellMar>
-          <w:top w:w="0" w:type="dxa"/>
-          <w:start w:w="108" w:type="dxa"/>
-          <w:bottom w:w="0" w:type="dxa"/>
-          <w:end w:w="108" w:type="dxa"/>
-        </w:tblCellMar>
+        <w:tblLook w:val="04A0" w:firstRow="1" w:lastRow="0" w:firstColumn="1" w:lastColumn="0" w:noHBand="0" w:noVBand="1"/>
       </w:tblPr>
       <w:tblGrid>
         <w:gridCol w:w="3497"/>
         <w:gridCol w:w="5863"/>
       </w:tblGrid>
       <w:tr>
-        <w:trPr/>
         <w:tc>
           <w:tcPr>
             <w:tcW w:w="3497" w:type="dxa"/>
             <w:tcBorders>
               <w:top w:val="single" w:sz="4" w:space="0" w:color="000000"/>
-              <w:start w:val="single" w:sz="4" w:space="0" w:color="000000"/>
-              <w:bottom w:val="single" w:sz="4" w:space="0" w:color="000000"/>
-              <w:end w:val="single" w:sz="4" w:space="0" w:color="000000"/>
-            </w:tcBorders>
-            <w:shd w:fill="F2F2F2" w:val="clear"/>
-          </w:tcPr>
-          <w:p>
-            <w:pPr>
-              <w:pStyle w:val="Normal"/>
-              <w:spacing w:before="0" w:after="80"/>
-              <w:rPr/>
+              <w:left w:val="single" w:sz="4" w:space="0" w:color="000000"/>
+              <w:bottom w:val="single" w:sz="4" w:space="0" w:color="000000"/>
+              <w:right w:val="single" w:sz="4" w:space="0" w:color="000000"/>
+            </w:tcBorders>
+            <w:shd w:val="clear" w:color="auto" w:fill="F2F2F2"/>
+          </w:tcPr>
+          <w:p>
+            <w:pPr>
+              <w:spacing w:after="80"/>
             </w:pPr>
             <w:r>
               <w:rPr>
@@ -3130,9 +2749,7 @@
           </w:p>
           <w:p>
             <w:pPr>
-              <w:pStyle w:val="Normal"/>
-              <w:spacing w:before="0" w:after="80"/>
-              <w:rPr/>
+              <w:spacing w:after="80"/>
             </w:pPr>
             <w:r>
               <w:rPr>
@@ -3146,12 +2763,7 @@
             </w:r>
           </w:p>
           <w:p>
-            <w:pPr>
-              <w:pStyle w:val="Normal"/>
-              <w:rPr/>
-            </w:pPr>
-            <w:r>
-              <w:rPr/>
+            <w:r>
               <w:t>Carry the agent forward: in A3 it must do evidence-gated re-search (widen k on weak evidence, abstain at k_max) — the mandatory agentic behaviour, graded fail-closed in A3.</w:t>
             </w:r>
           </w:p>
@@ -3161,41 +2773,33 @@
             <w:tcW w:w="5863" w:type="dxa"/>
             <w:tcBorders>
               <w:top w:val="single" w:sz="4" w:space="0" w:color="000000"/>
-              <w:start w:val="single" w:sz="4" w:space="0" w:color="000000"/>
-              <w:bottom w:val="single" w:sz="4" w:space="0" w:color="000000"/>
-              <w:end w:val="single" w:sz="4" w:space="0" w:color="000000"/>
-            </w:tcBorders>
-          </w:tcPr>
-          <w:p>
-            <w:pPr>
-              <w:pStyle w:val="Normal"/>
-              <w:rPr/>
-            </w:pPr>
-            <w:r>
-              <w:rPr/>
+              <w:left w:val="single" w:sz="4" w:space="0" w:color="000000"/>
+              <w:bottom w:val="single" w:sz="4" w:space="0" w:color="000000"/>
+              <w:right w:val="single" w:sz="4" w:space="0" w:color="000000"/>
+            </w:tcBorders>
+          </w:tcPr>
+          <w:p>
+            <w:r>
               <w:t>retrieval/retriever.py (currently a NotImplementedError stub — k/k_step/k_max/weak_threshold are pre-declared in config.yaml), the agent loop + tool registry (agent/agent.py, agent/tools.py), cross-encoder reranking, evidence-gated re-search (widen k on weak top-score, abstain at k_max — the mandatory agentic behaviour, graded fail-closed), and PII/guardrails wiring (governance/pii.py's hook currently also raises NotImplementedError unconditionally on AFTER_OCR, the second of two stubs blocking pipeline.build_knowledge_base() from running end-to-end today).</w:t>
             </w:r>
           </w:p>
         </w:tc>
       </w:tr>
       <w:tr>
-        <w:trPr/>
         <w:tc>
           <w:tcPr>
             <w:tcW w:w="3497" w:type="dxa"/>
             <w:tcBorders>
               <w:top w:val="single" w:sz="4" w:space="0" w:color="000000"/>
-              <w:start w:val="single" w:sz="4" w:space="0" w:color="000000"/>
-              <w:bottom w:val="single" w:sz="4" w:space="0" w:color="000000"/>
-              <w:end w:val="single" w:sz="4" w:space="0" w:color="000000"/>
-            </w:tcBorders>
-            <w:shd w:fill="F2F2F2" w:val="clear"/>
-          </w:tcPr>
-          <w:p>
-            <w:pPr>
-              <w:pStyle w:val="Normal"/>
-              <w:spacing w:before="0" w:after="80"/>
-              <w:rPr/>
+              <w:left w:val="single" w:sz="4" w:space="0" w:color="000000"/>
+              <w:bottom w:val="single" w:sz="4" w:space="0" w:color="000000"/>
+              <w:right w:val="single" w:sz="4" w:space="0" w:color="000000"/>
+            </w:tcBorders>
+            <w:shd w:val="clear" w:color="auto" w:fill="F2F2F2"/>
+          </w:tcPr>
+          <w:p>
+            <w:pPr>
+              <w:spacing w:after="80"/>
             </w:pPr>
             <w:r>
               <w:rPr>
@@ -3207,9 +2811,7 @@
           </w:p>
           <w:p>
             <w:pPr>
-              <w:pStyle w:val="Normal"/>
-              <w:spacing w:before="0" w:after="80"/>
-              <w:rPr/>
+              <w:spacing w:after="80"/>
             </w:pPr>
             <w:r>
               <w:rPr>
@@ -3219,65 +2821,9 @@
                 <w:sz w:val="18"/>
                 <w:szCs w:val="18"/>
               </w:rPr>
-              <w:t>how you'll write tasks.jsonl for YOUR domain — the questions your real user would ask; include enough checkable (verifiable) items and abstention cases.</w:t>
-            </w:r>
-          </w:p>
-        </w:tc>
-        <w:tc>
-          <w:tcPr>
-            <w:tcW w:w="5863" w:type="dxa"/>
-            <w:tcBorders>
-              <w:top w:val="single" w:sz="4" w:space="0" w:color="000000"/>
-              <w:start w:val="single" w:sz="4" w:space="0" w:color="000000"/>
-              <w:bottom w:val="single" w:sz="4" w:space="0" w:color="000000"/>
-              <w:end w:val="single" w:sz="4" w:space="0" w:color="000000"/>
-            </w:tcBorders>
-          </w:tcPr>
-          <w:p>
-            <w:pPr>
-              <w:pStyle w:val="Normal"/>
-              <w:rPr/>
-            </w:pPr>
-            <w:r>
-              <w:rPr/>
-              <w:t>grading_kit/tasks.jsonl, authored against our actual indexed content (the 5 works with real gold/silver coverage), mixing verifiable questions (checkable by exact page/line citation) with judged questions (summary/causal, LLM-judge or human scored) and deliberate out-of-corpus abstention cases, per the primary Explainable NFR's citation+tier disclosure requirement.</w:t>
-            </w:r>
-          </w:p>
-        </w:tc>
-      </w:tr>
-      <w:tr>
-        <w:trPr/>
-        <w:tc>
-          <w:tcPr>
-            <w:tcW w:w="3497" w:type="dxa"/>
-            <w:tcBorders>
-              <w:top w:val="single" w:sz="4" w:space="0" w:color="000000"/>
-              <w:start w:val="single" w:sz="4" w:space="0" w:color="000000"/>
-              <w:bottom w:val="single" w:sz="4" w:space="0" w:color="000000"/>
-              <w:end w:val="single" w:sz="4" w:space="0" w:color="000000"/>
-            </w:tcBorders>
-            <w:shd w:fill="F2F2F2" w:val="clear"/>
-          </w:tcPr>
-          <w:p>
-            <w:pPr>
-              <w:pStyle w:val="Normal"/>
-              <w:spacing w:before="0" w:after="80"/>
-              <w:rPr/>
-            </w:pPr>
-            <w:r>
-              <w:rPr>
-                <w:b/>
-                <w:bCs/>
-              </w:rPr>
-              <w:t>Biggest risk / unknown</w:t>
-            </w:r>
-          </w:p>
-          <w:p>
-            <w:pPr>
-              <w:pStyle w:val="Normal"/>
-              <w:spacing w:before="0" w:after="80"/>
-              <w:rPr/>
-            </w:pPr>
+              <w:t xml:space="preserve">how you'll write </w:t>
+            </w:r>
+            <w:proofErr w:type="gramStart"/>
             <w:r>
               <w:rPr>
                 <w:i/>
@@ -3286,6 +2832,74 @@
                 <w:sz w:val="18"/>
                 <w:szCs w:val="18"/>
               </w:rPr>
+              <w:t>tasks.jsonl</w:t>
+            </w:r>
+            <w:proofErr w:type="gramEnd"/>
+            <w:r>
+              <w:rPr>
+                <w:i/>
+                <w:iCs/>
+                <w:color w:val="595959"/>
+                <w:sz w:val="18"/>
+                <w:szCs w:val="18"/>
+              </w:rPr>
+              <w:t xml:space="preserve"> for YOUR domain — the questions your real user would ask; include enough checkable (verifiable) items and abstention cases.</w:t>
+            </w:r>
+          </w:p>
+        </w:tc>
+        <w:tc>
+          <w:tcPr>
+            <w:tcW w:w="5863" w:type="dxa"/>
+            <w:tcBorders>
+              <w:top w:val="single" w:sz="4" w:space="0" w:color="000000"/>
+              <w:left w:val="single" w:sz="4" w:space="0" w:color="000000"/>
+              <w:bottom w:val="single" w:sz="4" w:space="0" w:color="000000"/>
+              <w:right w:val="single" w:sz="4" w:space="0" w:color="000000"/>
+            </w:tcBorders>
+          </w:tcPr>
+          <w:p>
+            <w:r>
+              <w:t>grading_kit/tasks.jsonl, authored against our actual indexed content (the 5 works with real gold/silver coverage), mixing verifiable questions (checkable by exact page/line citation) with judged questions (summary/causal, LLM-judge or human scored) and deliberate out-of-corpus abstention cases, per the primary Explainable NFR's citation+tier disclosure requirement.</w:t>
+            </w:r>
+          </w:p>
+        </w:tc>
+      </w:tr>
+      <w:tr>
+        <w:tc>
+          <w:tcPr>
+            <w:tcW w:w="3497" w:type="dxa"/>
+            <w:tcBorders>
+              <w:top w:val="single" w:sz="4" w:space="0" w:color="000000"/>
+              <w:left w:val="single" w:sz="4" w:space="0" w:color="000000"/>
+              <w:bottom w:val="single" w:sz="4" w:space="0" w:color="000000"/>
+              <w:right w:val="single" w:sz="4" w:space="0" w:color="000000"/>
+            </w:tcBorders>
+            <w:shd w:val="clear" w:color="auto" w:fill="F2F2F2"/>
+          </w:tcPr>
+          <w:p>
+            <w:pPr>
+              <w:spacing w:after="80"/>
+            </w:pPr>
+            <w:r>
+              <w:rPr>
+                <w:b/>
+                <w:bCs/>
+              </w:rPr>
+              <w:t>Biggest risk / unknown</w:t>
+            </w:r>
+          </w:p>
+          <w:p>
+            <w:pPr>
+              <w:spacing w:after="80"/>
+            </w:pPr>
+            <w:r>
+              <w:rPr>
+                <w:i/>
+                <w:iCs/>
+                <w:color w:val="595959"/>
+                <w:sz w:val="18"/>
+                <w:szCs w:val="18"/>
+              </w:rPr>
               <w:t>the thing most likely to break in A3, and your first idea to handle it.</w:t>
             </w:r>
           </w:p>
@@ -3295,19 +2909,18 @@
             <w:tcW w:w="5863" w:type="dxa"/>
             <w:tcBorders>
               <w:top w:val="single" w:sz="4" w:space="0" w:color="000000"/>
-              <w:start w:val="single" w:sz="4" w:space="0" w:color="000000"/>
-              <w:bottom w:val="single" w:sz="4" w:space="0" w:color="000000"/>
-              <w:end w:val="single" w:sz="4" w:space="0" w:color="000000"/>
-            </w:tcBorders>
-          </w:tcPr>
-          <w:p>
-            <w:pPr>
-              <w:pStyle w:val="Normal"/>
-              <w:rPr/>
-            </w:pPr>
-            <w:r>
-              <w:rPr/>
-              <w:t>Two, in order of how much A3 evidence they'd invalidate if unresolved: (1) rachanabali_vol25's likely duplication of the 5 already-split works — if true and left in the raw corpus, it risks wasted OCR compute and document-level train/val/test leakage, since the same underlying text could appear under two different doc_ids in different splits; (2) short/generic queries not reliably returning the obviously-intended top-1 chunk (already observed on our synthetic demo corpus, kb_demo.ipynb Section 6) — reranking and evidence-gated re-search are meant to catch exactly this, and A3 needs to verify they actually do, not just that they exist.</w:t>
+              <w:left w:val="single" w:sz="4" w:space="0" w:color="000000"/>
+              <w:bottom w:val="single" w:sz="4" w:space="0" w:color="000000"/>
+              <w:right w:val="single" w:sz="4" w:space="0" w:color="000000"/>
+            </w:tcBorders>
+          </w:tcPr>
+          <w:p>
+            <w:r>
+              <w:t xml:space="preserve">Two, in order of how much A3 evidence they'd invalidate if unresolved: (1) rachanabali_vol25's likely duplication of the 5 already-split works — if true and left in the raw corpus, it risks wasted OCR compute and document-level train/val/test leakage, since the same underlying text could appear under two different </w:t>
+            </w:r>
+            <w:r>
+              <w:lastRenderedPageBreak/>
+              <w:t>doc_ids in different splits; (2) short/generic queries not reliably returning the obviously-intended top-1 chunk (already observed on our synthetic demo corpus, kb_demo.ipynb Section 6) — reranking and evidence-gated re-search are meant to catch exactly this, and A3 needs to verify they actually do, not just that they exist.</w:t>
             </w:r>
           </w:p>
         </w:tc>
@@ -3316,28 +2929,23 @@
     <w:p>
       <w:pPr>
         <w:pStyle w:val="Heading2"/>
-        <w:spacing w:before="240" w:after="100"/>
-        <w:rPr/>
+        <w:spacing w:after="100"/>
       </w:pPr>
       <w:r>
         <w:rPr>
           <w:b/>
           <w:bCs/>
           <w:color w:val="1F3864"/>
-          <w:sz w:val="26"/>
-          <w:szCs w:val="26"/>
         </w:rPr>
+        <w:lastRenderedPageBreak/>
         <w:t>Section 7 — Design Choices &amp; Justification (knowledge-base stages)</w:t>
       </w:r>
     </w:p>
     <w:p>
       <w:pPr>
-        <w:pStyle w:val="Normal"/>
-        <w:spacing w:before="0" w:after="100"/>
-        <w:rPr/>
+        <w:spacing w:after="100"/>
       </w:pPr>
       <w:r>
-        <w:rPr/>
         <w:t>Extend the eight-facet table to the stages you built (Stages 1–4). This is the graded design artifact (</w:t>
       </w:r>
       <w:r>
@@ -3351,22 +2959,14 @@
         <w:t>configs/design_choices.md</w:t>
       </w:r>
       <w:r>
-        <w:rPr/>
         <w:t>).</w:t>
       </w:r>
     </w:p>
     <w:tbl>
       <w:tblPr>
         <w:tblW w:w="9360" w:type="dxa"/>
-        <w:jc w:val="start"/>
-        <w:tblInd w:w="0" w:type="dxa"/>
         <w:tblLayout w:type="fixed"/>
-        <w:tblCellMar>
-          <w:top w:w="0" w:type="dxa"/>
-          <w:start w:w="108" w:type="dxa"/>
-          <w:bottom w:w="0" w:type="dxa"/>
-          <w:end w:w="108" w:type="dxa"/>
-        </w:tblCellMar>
+        <w:tblLook w:val="04A0" w:firstRow="1" w:lastRow="0" w:firstColumn="1" w:lastColumn="0" w:noHBand="0" w:noVBand="1"/>
       </w:tblPr>
       <w:tblGrid>
         <w:gridCol w:w="2197"/>
@@ -3375,24 +2975,22 @@
       </w:tblGrid>
       <w:tr>
         <w:trPr>
-          <w:tblHeader w:val="true"/>
+          <w:tblHeader/>
         </w:trPr>
         <w:tc>
           <w:tcPr>
             <w:tcW w:w="2197" w:type="dxa"/>
             <w:tcBorders>
               <w:top w:val="single" w:sz="4" w:space="0" w:color="000000"/>
-              <w:start w:val="single" w:sz="4" w:space="0" w:color="000000"/>
-              <w:bottom w:val="single" w:sz="4" w:space="0" w:color="000000"/>
-              <w:end w:val="single" w:sz="4" w:space="0" w:color="000000"/>
-            </w:tcBorders>
-            <w:shd w:fill="1F3864" w:val="clear"/>
-          </w:tcPr>
-          <w:p>
-            <w:pPr>
-              <w:pStyle w:val="Normal"/>
-              <w:spacing w:before="0" w:after="80"/>
-              <w:rPr/>
+              <w:left w:val="single" w:sz="4" w:space="0" w:color="000000"/>
+              <w:bottom w:val="single" w:sz="4" w:space="0" w:color="000000"/>
+              <w:right w:val="single" w:sz="4" w:space="0" w:color="000000"/>
+            </w:tcBorders>
+            <w:shd w:val="clear" w:color="auto" w:fill="1F3864"/>
+          </w:tcPr>
+          <w:p>
+            <w:pPr>
+              <w:spacing w:after="80"/>
             </w:pPr>
             <w:r>
               <w:rPr>
@@ -3409,17 +3007,15 @@
             <w:tcW w:w="3403" w:type="dxa"/>
             <w:tcBorders>
               <w:top w:val="single" w:sz="4" w:space="0" w:color="000000"/>
-              <w:start w:val="single" w:sz="4" w:space="0" w:color="000000"/>
-              <w:bottom w:val="single" w:sz="4" w:space="0" w:color="000000"/>
-              <w:end w:val="single" w:sz="4" w:space="0" w:color="000000"/>
-            </w:tcBorders>
-            <w:shd w:fill="1F3864" w:val="clear"/>
-          </w:tcPr>
-          <w:p>
-            <w:pPr>
-              <w:pStyle w:val="Normal"/>
-              <w:spacing w:before="0" w:after="80"/>
-              <w:rPr/>
+              <w:left w:val="single" w:sz="4" w:space="0" w:color="000000"/>
+              <w:bottom w:val="single" w:sz="4" w:space="0" w:color="000000"/>
+              <w:right w:val="single" w:sz="4" w:space="0" w:color="000000"/>
+            </w:tcBorders>
+            <w:shd w:val="clear" w:color="auto" w:fill="1F3864"/>
+          </w:tcPr>
+          <w:p>
+            <w:pPr>
+              <w:spacing w:after="80"/>
             </w:pPr>
             <w:r>
               <w:rPr>
@@ -3436,17 +3032,15 @@
             <w:tcW w:w="3760" w:type="dxa"/>
             <w:tcBorders>
               <w:top w:val="single" w:sz="4" w:space="0" w:color="000000"/>
-              <w:start w:val="single" w:sz="4" w:space="0" w:color="000000"/>
-              <w:bottom w:val="single" w:sz="4" w:space="0" w:color="000000"/>
-              <w:end w:val="single" w:sz="4" w:space="0" w:color="000000"/>
-            </w:tcBorders>
-            <w:shd w:fill="1F3864" w:val="clear"/>
-          </w:tcPr>
-          <w:p>
-            <w:pPr>
-              <w:pStyle w:val="Normal"/>
-              <w:spacing w:before="0" w:after="80"/>
-              <w:rPr/>
+              <w:left w:val="single" w:sz="4" w:space="0" w:color="000000"/>
+              <w:bottom w:val="single" w:sz="4" w:space="0" w:color="000000"/>
+              <w:right w:val="single" w:sz="4" w:space="0" w:color="000000"/>
+            </w:tcBorders>
+            <w:shd w:val="clear" w:color="auto" w:fill="1F3864"/>
+          </w:tcPr>
+          <w:p>
+            <w:pPr>
+              <w:spacing w:after="80"/>
             </w:pPr>
             <w:r>
               <w:rPr>
@@ -3460,25 +3054,21 @@
         </w:tc>
       </w:tr>
       <w:tr>
-        <w:trPr/>
         <w:tc>
           <w:tcPr>
             <w:tcW w:w="2197" w:type="dxa"/>
             <w:tcBorders>
               <w:top w:val="single" w:sz="4" w:space="0" w:color="000000"/>
-              <w:start w:val="single" w:sz="4" w:space="0" w:color="000000"/>
-              <w:bottom w:val="single" w:sz="4" w:space="0" w:color="000000"/>
-              <w:end w:val="single" w:sz="4" w:space="0" w:color="000000"/>
-            </w:tcBorders>
-          </w:tcPr>
-          <w:p>
-            <w:pPr>
-              <w:pStyle w:val="Normal"/>
-              <w:spacing w:before="0" w:after="80"/>
-              <w:rPr/>
-            </w:pPr>
-            <w:r>
-              <w:rPr/>
+              <w:left w:val="single" w:sz="4" w:space="0" w:color="000000"/>
+              <w:bottom w:val="single" w:sz="4" w:space="0" w:color="000000"/>
+              <w:right w:val="single" w:sz="4" w:space="0" w:color="000000"/>
+            </w:tcBorders>
+          </w:tcPr>
+          <w:p>
+            <w:pPr>
+              <w:spacing w:after="80"/>
+            </w:pPr>
+            <w:r>
               <w:t>Problem statement</w:t>
             </w:r>
           </w:p>
@@ -3488,18 +3078,13 @@
             <w:tcW w:w="3403" w:type="dxa"/>
             <w:tcBorders>
               <w:top w:val="single" w:sz="4" w:space="0" w:color="000000"/>
-              <w:start w:val="single" w:sz="4" w:space="0" w:color="000000"/>
-              <w:bottom w:val="single" w:sz="4" w:space="0" w:color="000000"/>
-              <w:end w:val="single" w:sz="4" w:space="0" w:color="000000"/>
-            </w:tcBorders>
-          </w:tcPr>
-          <w:p>
-            <w:pPr>
-              <w:pStyle w:val="Normal"/>
-              <w:rPr/>
-            </w:pPr>
-            <w:r>
-              <w:rPr/>
+              <w:left w:val="single" w:sz="4" w:space="0" w:color="000000"/>
+              <w:bottom w:val="single" w:sz="4" w:space="0" w:color="000000"/>
+              <w:right w:val="single" w:sz="4" w:space="0" w:color="000000"/>
+            </w:tcBorders>
+          </w:tcPr>
+          <w:p>
+            <w:r>
               <w:t>Given a scanned Rachanabali (Vol. 25) page, answer a question with a page/line citation and an explicit silver/gold evidence-tier disclosure, or abstain. Groundedness ≥ 0.80 (ECR).</w:t>
             </w:r>
           </w:p>
@@ -3509,43 +3094,42 @@
             <w:tcW w:w="3760" w:type="dxa"/>
             <w:tcBorders>
               <w:top w:val="single" w:sz="4" w:space="0" w:color="000000"/>
-              <w:start w:val="single" w:sz="4" w:space="0" w:color="000000"/>
-              <w:bottom w:val="single" w:sz="4" w:space="0" w:color="000000"/>
-              <w:end w:val="single" w:sz="4" w:space="0" w:color="000000"/>
-            </w:tcBorders>
-          </w:tcPr>
-          <w:p>
-            <w:pPr>
-              <w:pStyle w:val="Normal"/>
-              <w:rPr/>
-            </w:pPr>
-            <w:r>
-              <w:rPr/>
-              <w:t>Fits: matches the Explainable NFR chosen in A1. Cost: requires carrying confidence+tier metadata through every stage despite contracts.Chunk having no field for it (solved via JSONL sidecars). Would change: if grounded-citation cost became the latency bottleneck, not accuracy.</w:t>
-            </w:r>
-          </w:p>
-        </w:tc>
-      </w:tr>
-      <w:tr>
-        <w:trPr/>
+              <w:left w:val="single" w:sz="4" w:space="0" w:color="000000"/>
+              <w:bottom w:val="single" w:sz="4" w:space="0" w:color="000000"/>
+              <w:right w:val="single" w:sz="4" w:space="0" w:color="000000"/>
+            </w:tcBorders>
+          </w:tcPr>
+          <w:p>
+            <w:r>
+              <w:t xml:space="preserve">Fits: matches the Explainable NFR chosen in A1. Cost: requires carrying confidence+tier metadata through every stage despite </w:t>
+            </w:r>
+            <w:proofErr w:type="gramStart"/>
+            <w:r>
+              <w:t>contracts.Chunk</w:t>
+            </w:r>
+            <w:proofErr w:type="gramEnd"/>
+            <w:r>
+              <w:t xml:space="preserve"> having no field for it (solved via JSONL sidecars). Would change: if grounded-citation cost became the latency bottleneck, not accuracy.</w:t>
+            </w:r>
+          </w:p>
+        </w:tc>
+      </w:tr>
+      <w:tr>
         <w:tc>
           <w:tcPr>
             <w:tcW w:w="2197" w:type="dxa"/>
             <w:tcBorders>
               <w:top w:val="single" w:sz="4" w:space="0" w:color="000000"/>
-              <w:start w:val="single" w:sz="4" w:space="0" w:color="000000"/>
-              <w:bottom w:val="single" w:sz="4" w:space="0" w:color="000000"/>
-              <w:end w:val="single" w:sz="4" w:space="0" w:color="000000"/>
-            </w:tcBorders>
-          </w:tcPr>
-          <w:p>
-            <w:pPr>
-              <w:pStyle w:val="Normal"/>
-              <w:spacing w:before="0" w:after="80"/>
-              <w:rPr/>
-            </w:pPr>
-            <w:r>
-              <w:rPr/>
+              <w:left w:val="single" w:sz="4" w:space="0" w:color="000000"/>
+              <w:bottom w:val="single" w:sz="4" w:space="0" w:color="000000"/>
+              <w:right w:val="single" w:sz="4" w:space="0" w:color="000000"/>
+            </w:tcBorders>
+          </w:tcPr>
+          <w:p>
+            <w:pPr>
+              <w:spacing w:after="80"/>
+            </w:pPr>
+            <w:r>
               <w:t>Data</w:t>
             </w:r>
           </w:p>
@@ -3555,18 +3139,13 @@
             <w:tcW w:w="3403" w:type="dxa"/>
             <w:tcBorders>
               <w:top w:val="single" w:sz="4" w:space="0" w:color="000000"/>
-              <w:start w:val="single" w:sz="4" w:space="0" w:color="000000"/>
-              <w:bottom w:val="single" w:sz="4" w:space="0" w:color="000000"/>
-              <w:end w:val="single" w:sz="4" w:space="0" w:color="000000"/>
-            </w:tcBorders>
-          </w:tcPr>
-          <w:p>
-            <w:pPr>
-              <w:pStyle w:val="Normal"/>
-              <w:rPr/>
-            </w:pPr>
-            <w:r>
-              <w:rPr/>
+              <w:left w:val="single" w:sz="4" w:space="0" w:color="000000"/>
+              <w:bottom w:val="single" w:sz="4" w:space="0" w:color="000000"/>
+              <w:right w:val="single" w:sz="4" w:space="0" w:color="000000"/>
+            </w:tcBorders>
+          </w:tcPr>
+          <w:p>
+            <w:r>
               <w:t>437 scanned pages, CC0-1.0, split by literary work (not page) — 65%/22%/13% train/val/test by word count. Labels: silver-only from IA-style references (dirty-ocr); gold only where independently human-reviewed (grading_kit/labels.jsonl, 10 pages) or from bulk per-work files (arogya/tin_sangi partial; chandalika/chitrangada/bishwaparichay fully superseded by silver after a real mislabeling was found).</w:t>
             </w:r>
           </w:p>
@@ -3576,43 +3155,34 @@
             <w:tcW w:w="3760" w:type="dxa"/>
             <w:tcBorders>
               <w:top w:val="single" w:sz="4" w:space="0" w:color="000000"/>
-              <w:start w:val="single" w:sz="4" w:space="0" w:color="000000"/>
-              <w:bottom w:val="single" w:sz="4" w:space="0" w:color="000000"/>
-              <w:end w:val="single" w:sz="4" w:space="0" w:color="000000"/>
-            </w:tcBorders>
-          </w:tcPr>
-          <w:p>
-            <w:pPr>
-              <w:pStyle w:val="Normal"/>
-              <w:rPr/>
-            </w:pPr>
-            <w:r>
-              <w:rPr/>
+              <w:left w:val="single" w:sz="4" w:space="0" w:color="000000"/>
+              <w:bottom w:val="single" w:sz="4" w:space="0" w:color="000000"/>
+              <w:right w:val="single" w:sz="4" w:space="0" w:color="000000"/>
+            </w:tcBorders>
+          </w:tcPr>
+          <w:p>
+            <w:r>
               <w:t>Fits: document-level split prevents leakage; the dirty-ocr speciality means CER-gated tiers are load-bearing, not decorative. Cost: real gold coverage is still thin (209/833 pages have any accepted line at all). Would change: if we get a reliable page-to-original-volume alignment (IA's own djvu.txt OCR), which we investigated but found isn't a simple page-number mapping.</w:t>
             </w:r>
           </w:p>
         </w:tc>
       </w:tr>
       <w:tr>
-        <w:trPr/>
         <w:tc>
           <w:tcPr>
             <w:tcW w:w="2197" w:type="dxa"/>
             <w:tcBorders>
               <w:top w:val="single" w:sz="4" w:space="0" w:color="000000"/>
-              <w:start w:val="single" w:sz="4" w:space="0" w:color="000000"/>
-              <w:bottom w:val="single" w:sz="4" w:space="0" w:color="000000"/>
-              <w:end w:val="single" w:sz="4" w:space="0" w:color="000000"/>
-            </w:tcBorders>
-          </w:tcPr>
-          <w:p>
-            <w:pPr>
-              <w:pStyle w:val="Normal"/>
-              <w:spacing w:before="0" w:after="80"/>
-              <w:rPr/>
-            </w:pPr>
-            <w:r>
-              <w:rPr/>
+              <w:left w:val="single" w:sz="4" w:space="0" w:color="000000"/>
+              <w:bottom w:val="single" w:sz="4" w:space="0" w:color="000000"/>
+              <w:right w:val="single" w:sz="4" w:space="0" w:color="000000"/>
+            </w:tcBorders>
+          </w:tcPr>
+          <w:p>
+            <w:pPr>
+              <w:spacing w:after="80"/>
+            </w:pPr>
+            <w:r>
               <w:t>Model</w:t>
             </w:r>
           </w:p>
@@ -3622,18 +3192,13 @@
             <w:tcW w:w="3403" w:type="dxa"/>
             <w:tcBorders>
               <w:top w:val="single" w:sz="4" w:space="0" w:color="000000"/>
-              <w:start w:val="single" w:sz="4" w:space="0" w:color="000000"/>
-              <w:bottom w:val="single" w:sz="4" w:space="0" w:color="000000"/>
-              <w:end w:val="single" w:sz="4" w:space="0" w:color="000000"/>
-            </w:tcBorders>
-          </w:tcPr>
-          <w:p>
-            <w:pPr>
-              <w:pStyle w:val="Normal"/>
-              <w:rPr/>
-            </w:pPr>
-            <w:r>
-              <w:rPr/>
+              <w:left w:val="single" w:sz="4" w:space="0" w:color="000000"/>
+              <w:bottom w:val="single" w:sz="4" w:space="0" w:color="000000"/>
+              <w:right w:val="single" w:sz="4" w:space="0" w:color="000000"/>
+            </w:tcBorders>
+          </w:tcPr>
+          <w:p>
+            <w:r>
               <w:t>Layout+OCR: Tesseract-ben 4.1.1 (frozen). Embedding: intfloat/multilingual-e5-base (frozen, 768-dim). No neural OCR, no fine-tuning anywhere in the pipeline yet.</w:t>
             </w:r>
           </w:p>
@@ -3643,43 +3208,42 @@
             <w:tcW w:w="3760" w:type="dxa"/>
             <w:tcBorders>
               <w:top w:val="single" w:sz="4" w:space="0" w:color="000000"/>
-              <w:start w:val="single" w:sz="4" w:space="0" w:color="000000"/>
-              <w:bottom w:val="single" w:sz="4" w:space="0" w:color="000000"/>
-              <w:end w:val="single" w:sz="4" w:space="0" w:color="000000"/>
-            </w:tcBorders>
-          </w:tcPr>
-          <w:p>
-            <w:pPr>
-              <w:pStyle w:val="Normal"/>
-              <w:rPr/>
-            </w:pPr>
-            <w:r>
-              <w:rPr/>
-              <w:t>Fits: CPU-only, no GPU dependency for the committed recognizer, and e5 explicitly supports Bengali for cross-lingual retrieval. Cost: Tesseract's ~9.67% CER is the accuracy ceiling until we revisit a fine-tuned option now that Kaggle GPU is available. Would change: if CER needs to drop further, we'd fine-tune TrOCR (already named in config.yaml) rather than keep tuning Tesseract.</w:t>
-            </w:r>
-          </w:p>
-        </w:tc>
-      </w:tr>
-      <w:tr>
-        <w:trPr/>
+              <w:left w:val="single" w:sz="4" w:space="0" w:color="000000"/>
+              <w:bottom w:val="single" w:sz="4" w:space="0" w:color="000000"/>
+              <w:right w:val="single" w:sz="4" w:space="0" w:color="000000"/>
+            </w:tcBorders>
+          </w:tcPr>
+          <w:p>
+            <w:r>
+              <w:t xml:space="preserve">Fits: CPU-only, no GPU dependency for the committed recognizer, and e5 explicitly supports Bengali for cross-lingual retrieval. Cost: Tesseract's ~9.67% CER is the accuracy ceiling until we revisit a fine-tuned option now that Kaggle GPU is available. Would change: if CER needs to drop further, we'd fine-tune TrOCR (already named in </w:t>
+            </w:r>
+            <w:proofErr w:type="gramStart"/>
+            <w:r>
+              <w:t>config.yaml</w:t>
+            </w:r>
+            <w:proofErr w:type="gramEnd"/>
+            <w:r>
+              <w:t>) rather than keep tuning Tesseract.</w:t>
+            </w:r>
+          </w:p>
+        </w:tc>
+      </w:tr>
+      <w:tr>
         <w:tc>
           <w:tcPr>
             <w:tcW w:w="2197" w:type="dxa"/>
             <w:tcBorders>
               <w:top w:val="single" w:sz="4" w:space="0" w:color="000000"/>
-              <w:start w:val="single" w:sz="4" w:space="0" w:color="000000"/>
-              <w:bottom w:val="single" w:sz="4" w:space="0" w:color="000000"/>
-              <w:end w:val="single" w:sz="4" w:space="0" w:color="000000"/>
-            </w:tcBorders>
-          </w:tcPr>
-          <w:p>
-            <w:pPr>
-              <w:pStyle w:val="Normal"/>
-              <w:spacing w:before="0" w:after="80"/>
-              <w:rPr/>
-            </w:pPr>
-            <w:r>
-              <w:rPr/>
+              <w:left w:val="single" w:sz="4" w:space="0" w:color="000000"/>
+              <w:bottom w:val="single" w:sz="4" w:space="0" w:color="000000"/>
+              <w:right w:val="single" w:sz="4" w:space="0" w:color="000000"/>
+            </w:tcBorders>
+          </w:tcPr>
+          <w:p>
+            <w:pPr>
+              <w:spacing w:after="80"/>
+            </w:pPr>
+            <w:r>
               <w:t>Methods</w:t>
             </w:r>
           </w:p>
@@ -3689,19 +3253,18 @@
             <w:tcW w:w="3403" w:type="dxa"/>
             <w:tcBorders>
               <w:top w:val="single" w:sz="4" w:space="0" w:color="000000"/>
-              <w:start w:val="single" w:sz="4" w:space="0" w:color="000000"/>
-              <w:bottom w:val="single" w:sz="4" w:space="0" w:color="000000"/>
-              <w:end w:val="single" w:sz="4" w:space="0" w:color="000000"/>
-            </w:tcBorders>
-          </w:tcPr>
-          <w:p>
-            <w:pPr>
-              <w:pStyle w:val="Normal"/>
-              <w:rPr/>
-            </w:pPr>
-            <w:r>
-              <w:rPr/>
-              <w:t>Inference-only (no training this milestone): sliding-window chunking (256/32); CER-threshold silver gate (≤0.15) plus content-aware fuzzy line alignment (Needleman-Wunsch-style DP over Levenshtein similarity, tolerating up to a 2-line count mismatch between OCR and reference) for both gold and silver matching.</w:t>
+              <w:left w:val="single" w:sz="4" w:space="0" w:color="000000"/>
+              <w:bottom w:val="single" w:sz="4" w:space="0" w:color="000000"/>
+              <w:right w:val="single" w:sz="4" w:space="0" w:color="000000"/>
+            </w:tcBorders>
+          </w:tcPr>
+          <w:p>
+            <w:r>
+              <w:t xml:space="preserve">Inference-only (no training this milestone): sliding-window chunking (256/32); CER-threshold silver gate (≤0.15) plus content-aware fuzzy line alignment (Needleman-Wunsch-style DP over Levenshtein similarity, tolerating up to a 2-line count </w:t>
+            </w:r>
+            <w:r>
+              <w:lastRenderedPageBreak/>
+              <w:t>mismatch between OCR and reference) for both gold and silver matching.</w:t>
             </w:r>
           </w:p>
         </w:tc>
@@ -3710,43 +3273,40 @@
             <w:tcW w:w="3760" w:type="dxa"/>
             <w:tcBorders>
               <w:top w:val="single" w:sz="4" w:space="0" w:color="000000"/>
-              <w:start w:val="single" w:sz="4" w:space="0" w:color="000000"/>
-              <w:bottom w:val="single" w:sz="4" w:space="0" w:color="000000"/>
-              <w:end w:val="single" w:sz="4" w:space="0" w:color="000000"/>
-            </w:tcBorders>
-          </w:tcPr>
-          <w:p>
-            <w:pPr>
-              <w:pStyle w:val="Normal"/>
-              <w:rPr/>
-            </w:pPr>
-            <w:r>
-              <w:rPr/>
-              <w:t>Fits: the fuzzy alignment was necessary in practice — exact-line-count-only alignment (our original approach) accepted zero gold chunks from real heldout pages; the DP fix alone produced real accepted output. Cost: added complexity and a tunable similarity threshold (0.5) that could in principle over- or under-match. Would change: with reliable per-page IA reference text, we could relax the CER threshold instead of leaning on fuzzy alignment.</w:t>
-            </w:r>
-          </w:p>
-        </w:tc>
-      </w:tr>
-      <w:tr>
-        <w:trPr/>
+              <w:left w:val="single" w:sz="4" w:space="0" w:color="000000"/>
+              <w:bottom w:val="single" w:sz="4" w:space="0" w:color="000000"/>
+              <w:right w:val="single" w:sz="4" w:space="0" w:color="000000"/>
+            </w:tcBorders>
+          </w:tcPr>
+          <w:p>
+            <w:r>
+              <w:lastRenderedPageBreak/>
+              <w:t xml:space="preserve">Fits: the fuzzy alignment was necessary in practice — exact-line-count-only alignment (our original approach) accepted zero gold chunks from real heldout pages; the DP fix alone produced real accepted output. Cost: added complexity and a tunable similarity </w:t>
+            </w:r>
+            <w:r>
+              <w:lastRenderedPageBreak/>
+              <w:t>threshold (0.5) that could in principle over- or under-match. Would change: with reliable per-page IA reference text, we could relax the CER threshold instead of leaning on fuzzy alignment.</w:t>
+            </w:r>
+          </w:p>
+        </w:tc>
+      </w:tr>
+      <w:tr>
         <w:tc>
           <w:tcPr>
             <w:tcW w:w="2197" w:type="dxa"/>
             <w:tcBorders>
               <w:top w:val="single" w:sz="4" w:space="0" w:color="000000"/>
-              <w:start w:val="single" w:sz="4" w:space="0" w:color="000000"/>
-              <w:bottom w:val="single" w:sz="4" w:space="0" w:color="000000"/>
-              <w:end w:val="single" w:sz="4" w:space="0" w:color="000000"/>
-            </w:tcBorders>
-          </w:tcPr>
-          <w:p>
-            <w:pPr>
-              <w:pStyle w:val="Normal"/>
-              <w:spacing w:before="0" w:after="80"/>
-              <w:rPr/>
-            </w:pPr>
-            <w:r>
-              <w:rPr/>
+              <w:left w:val="single" w:sz="4" w:space="0" w:color="000000"/>
+              <w:bottom w:val="single" w:sz="4" w:space="0" w:color="000000"/>
+              <w:right w:val="single" w:sz="4" w:space="0" w:color="000000"/>
+            </w:tcBorders>
+          </w:tcPr>
+          <w:p>
+            <w:pPr>
+              <w:spacing w:after="80"/>
+            </w:pPr>
+            <w:r>
+              <w:lastRenderedPageBreak/>
               <w:t>Design</w:t>
             </w:r>
           </w:p>
@@ -3756,19 +3316,22 @@
             <w:tcW w:w="3403" w:type="dxa"/>
             <w:tcBorders>
               <w:top w:val="single" w:sz="4" w:space="0" w:color="000000"/>
-              <w:start w:val="single" w:sz="4" w:space="0" w:color="000000"/>
-              <w:bottom w:val="single" w:sz="4" w:space="0" w:color="000000"/>
-              <w:end w:val="single" w:sz="4" w:space="0" w:color="000000"/>
-            </w:tcBorders>
-          </w:tcPr>
-          <w:p>
-            <w:pPr>
-              <w:pStyle w:val="Normal"/>
-              <w:rPr/>
-            </w:pPr>
-            <w:r>
-              <w:rPr/>
-              <w:t>Fixed pipeline order (contracts.py, pipeline.py) with JSONL sidecars carrying confidence/tier through every stage; document-boundary isolation enforced in chunk.split() (never merges lines across doc_id).</w:t>
+              <w:left w:val="single" w:sz="4" w:space="0" w:color="000000"/>
+              <w:bottom w:val="single" w:sz="4" w:space="0" w:color="000000"/>
+              <w:right w:val="single" w:sz="4" w:space="0" w:color="000000"/>
+            </w:tcBorders>
+          </w:tcPr>
+          <w:p>
+            <w:r>
+              <w:t xml:space="preserve">Fixed pipeline order (contracts.py, pipeline.py) with JSONL sidecars carrying confidence/tier through every stage; document-boundary isolation enforced in </w:t>
+            </w:r>
+            <w:proofErr w:type="gramStart"/>
+            <w:r>
+              <w:t>chunk.split</w:t>
+            </w:r>
+            <w:proofErr w:type="gramEnd"/>
+            <w:r>
+              <w:t>() (never merges lines across doc_id).</w:t>
             </w:r>
           </w:p>
         </w:tc>
@@ -3777,43 +3340,42 @@
             <w:tcW w:w="3760" w:type="dxa"/>
             <w:tcBorders>
               <w:top w:val="single" w:sz="4" w:space="0" w:color="000000"/>
-              <w:start w:val="single" w:sz="4" w:space="0" w:color="000000"/>
-              <w:bottom w:val="single" w:sz="4" w:space="0" w:color="000000"/>
-              <w:end w:val="single" w:sz="4" w:space="0" w:color="000000"/>
-            </w:tcBorders>
-          </w:tcPr>
-          <w:p>
-            <w:pPr>
-              <w:pStyle w:val="Normal"/>
-              <w:rPr/>
-            </w:pPr>
-            <w:r>
-              <w:rPr/>
-              <w:t>Fits: sidecars let us add gold/silver disclosure without touching the locked Chunk contract. Cost: three-hop metadata joins (ocr_meta → chunk_meta → chunks.jsonl) that all have to stay correctly keyed. Would change: if contracts.py is ever unlocked, confidence/tier would move onto Chunk directly.</w:t>
-            </w:r>
-          </w:p>
-        </w:tc>
-      </w:tr>
-      <w:tr>
-        <w:trPr/>
+              <w:left w:val="single" w:sz="4" w:space="0" w:color="000000"/>
+              <w:bottom w:val="single" w:sz="4" w:space="0" w:color="000000"/>
+              <w:right w:val="single" w:sz="4" w:space="0" w:color="000000"/>
+            </w:tcBorders>
+          </w:tcPr>
+          <w:p>
+            <w:r>
+              <w:t xml:space="preserve">Fits: sidecars let us add gold/silver disclosure without touching the locked Chunk contract. Cost: three-hop metadata joins (ocr_meta → chunk_meta → </w:t>
+            </w:r>
+            <w:proofErr w:type="gramStart"/>
+            <w:r>
+              <w:t>chunks.jsonl</w:t>
+            </w:r>
+            <w:proofErr w:type="gramEnd"/>
+            <w:r>
+              <w:t>) that all have to stay correctly keyed. Would change: if contracts.py is ever unlocked, confidence/tier would move onto Chunk directly.</w:t>
+            </w:r>
+          </w:p>
+        </w:tc>
+      </w:tr>
+      <w:tr>
         <w:tc>
           <w:tcPr>
             <w:tcW w:w="2197" w:type="dxa"/>
             <w:tcBorders>
               <w:top w:val="single" w:sz="4" w:space="0" w:color="000000"/>
-              <w:start w:val="single" w:sz="4" w:space="0" w:color="000000"/>
-              <w:bottom w:val="single" w:sz="4" w:space="0" w:color="000000"/>
-              <w:end w:val="single" w:sz="4" w:space="0" w:color="000000"/>
-            </w:tcBorders>
-          </w:tcPr>
-          <w:p>
-            <w:pPr>
-              <w:pStyle w:val="Normal"/>
-              <w:spacing w:before="0" w:after="80"/>
-              <w:rPr/>
-            </w:pPr>
-            <w:r>
-              <w:rPr/>
+              <w:left w:val="single" w:sz="4" w:space="0" w:color="000000"/>
+              <w:bottom w:val="single" w:sz="4" w:space="0" w:color="000000"/>
+              <w:right w:val="single" w:sz="4" w:space="0" w:color="000000"/>
+            </w:tcBorders>
+          </w:tcPr>
+          <w:p>
+            <w:pPr>
+              <w:spacing w:after="80"/>
+            </w:pPr>
+            <w:r>
               <w:t>Development</w:t>
             </w:r>
           </w:p>
@@ -3823,18 +3385,13 @@
             <w:tcW w:w="3403" w:type="dxa"/>
             <w:tcBorders>
               <w:top w:val="single" w:sz="4" w:space="0" w:color="000000"/>
-              <w:start w:val="single" w:sz="4" w:space="0" w:color="000000"/>
-              <w:bottom w:val="single" w:sz="4" w:space="0" w:color="000000"/>
-              <w:end w:val="single" w:sz="4" w:space="0" w:color="000000"/>
-            </w:tcBorders>
-          </w:tcPr>
-          <w:p>
-            <w:pPr>
-              <w:pStyle w:val="Normal"/>
-              <w:rPr/>
-            </w:pPr>
-            <w:r>
-              <w:rPr/>
+              <w:left w:val="single" w:sz="4" w:space="0" w:color="000000"/>
+              <w:bottom w:val="single" w:sz="4" w:space="0" w:color="000000"/>
+              <w:right w:val="single" w:sz="4" w:space="0" w:color="000000"/>
+            </w:tcBorders>
+          </w:tcPr>
+          <w:p>
+            <w:r>
               <w:t>Unit-tested per stage (tests/test_retrieval.py, tests/test_ocr.py — chunk windowing/overlap/cross-doc isolation, embed shape/dtype/norm, store round-trip + NN search, OCR alignment/gold/silver gating, all currently passing); config in configs/config.yaml; experiment tracking not yet wired.</w:t>
             </w:r>
           </w:p>
@@ -3844,43 +3401,34 @@
             <w:tcW w:w="3760" w:type="dxa"/>
             <w:tcBorders>
               <w:top w:val="single" w:sz="4" w:space="0" w:color="000000"/>
-              <w:start w:val="single" w:sz="4" w:space="0" w:color="000000"/>
-              <w:bottom w:val="single" w:sz="4" w:space="0" w:color="000000"/>
-              <w:end w:val="single" w:sz="4" w:space="0" w:color="000000"/>
-            </w:tcBorders>
-          </w:tcPr>
-          <w:p>
-            <w:pPr>
-              <w:pStyle w:val="Normal"/>
-              <w:rPr/>
-            </w:pPr>
-            <w:r>
-              <w:rPr/>
+              <w:left w:val="single" w:sz="4" w:space="0" w:color="000000"/>
+              <w:bottom w:val="single" w:sz="4" w:space="0" w:color="000000"/>
+              <w:right w:val="single" w:sz="4" w:space="0" w:color="000000"/>
+            </w:tcBorders>
+          </w:tcPr>
+          <w:p>
+            <w:r>
               <w:t>Fits: tests catch real regressions — a genuine chunk.py bug (reading the wrong sidecar key) was caught and regression-tested this way. Cost: kept local-only until now; the self-contained Kaggle notebook duplicates this logic rather than importing src/doc_agent directly, so the two can drift if not kept in sync manually. Would change: packaging src/doc_agent for pip-installability on Kaggle instead of duplicating code.</w:t>
             </w:r>
           </w:p>
         </w:tc>
       </w:tr>
       <w:tr>
-        <w:trPr/>
         <w:tc>
           <w:tcPr>
             <w:tcW w:w="2197" w:type="dxa"/>
             <w:tcBorders>
               <w:top w:val="single" w:sz="4" w:space="0" w:color="000000"/>
-              <w:start w:val="single" w:sz="4" w:space="0" w:color="000000"/>
-              <w:bottom w:val="single" w:sz="4" w:space="0" w:color="000000"/>
-              <w:end w:val="single" w:sz="4" w:space="0" w:color="000000"/>
-            </w:tcBorders>
-          </w:tcPr>
-          <w:p>
-            <w:pPr>
-              <w:pStyle w:val="Normal"/>
-              <w:spacing w:before="0" w:after="80"/>
-              <w:rPr/>
-            </w:pPr>
-            <w:r>
-              <w:rPr/>
+              <w:left w:val="single" w:sz="4" w:space="0" w:color="000000"/>
+              <w:bottom w:val="single" w:sz="4" w:space="0" w:color="000000"/>
+              <w:right w:val="single" w:sz="4" w:space="0" w:color="000000"/>
+            </w:tcBorders>
+          </w:tcPr>
+          <w:p>
+            <w:pPr>
+              <w:spacing w:after="80"/>
+            </w:pPr>
+            <w:r>
               <w:t>Deployment</w:t>
             </w:r>
           </w:p>
@@ -3890,19 +3438,22 @@
             <w:tcW w:w="3403" w:type="dxa"/>
             <w:tcBorders>
               <w:top w:val="single" w:sz="4" w:space="0" w:color="000000"/>
-              <w:start w:val="single" w:sz="4" w:space="0" w:color="000000"/>
-              <w:bottom w:val="single" w:sz="4" w:space="0" w:color="000000"/>
-              <w:end w:val="single" w:sz="4" w:space="0" w:color="000000"/>
-            </w:tcBorders>
-          </w:tcPr>
-          <w:p>
-            <w:pPr>
-              <w:pStyle w:val="Normal"/>
-              <w:rPr/>
-            </w:pPr>
-            <w:r>
-              <w:rPr/>
-              <w:t>Batch, CPU-only locally; Kaggle notebook run with GPU available (falls back to CPU automatically via embed.py's _resolve_device() if unavailable). Full 833-page corpus run completes end-to-end without a hard-fail on Kaggle.</w:t>
+              <w:left w:val="single" w:sz="4" w:space="0" w:color="000000"/>
+              <w:bottom w:val="single" w:sz="4" w:space="0" w:color="000000"/>
+              <w:right w:val="single" w:sz="4" w:space="0" w:color="000000"/>
+            </w:tcBorders>
+          </w:tcPr>
+          <w:p>
+            <w:r>
+              <w:t>Batch, CPU-only locally; Kaggle notebook run with GPU available (falls back to CPU automatically via embed.py's _resolve_</w:t>
+            </w:r>
+            <w:proofErr w:type="gramStart"/>
+            <w:r>
+              <w:t>device(</w:t>
+            </w:r>
+            <w:proofErr w:type="gramEnd"/>
+            <w:r>
+              <w:t>) if unavailable). Full 833-page corpus run completes end-to-end without a hard-fail on Kaggle.</w:t>
             </w:r>
           </w:p>
         </w:tc>
@@ -3911,43 +3462,34 @@
             <w:tcW w:w="3760" w:type="dxa"/>
             <w:tcBorders>
               <w:top w:val="single" w:sz="4" w:space="0" w:color="000000"/>
-              <w:start w:val="single" w:sz="4" w:space="0" w:color="000000"/>
-              <w:bottom w:val="single" w:sz="4" w:space="0" w:color="000000"/>
-              <w:end w:val="single" w:sz="4" w:space="0" w:color="000000"/>
-            </w:tcBorders>
-          </w:tcPr>
-          <w:p>
-            <w:pPr>
-              <w:pStyle w:val="Normal"/>
-              <w:rPr/>
-            </w:pPr>
-            <w:r>
-              <w:rPr/>
+              <w:left w:val="single" w:sz="4" w:space="0" w:color="000000"/>
+              <w:bottom w:val="single" w:sz="4" w:space="0" w:color="000000"/>
+              <w:right w:val="single" w:sz="4" w:space="0" w:color="000000"/>
+            </w:tcBorders>
+          </w:tcPr>
+          <w:p>
+            <w:r>
               <w:t>Fits: matches our own no-GPU dev environment while still benefiting from Kaggle GPU when available. Cost: full-corpus runs still take real wall-clock time (preprocessing+layout+OCR dominates, not embedding). Would change: if faster turnaround is needed, batching Tesseract calls or a GPU-accelerated OCR engine would matter more than embedding speed.</w:t>
             </w:r>
           </w:p>
         </w:tc>
       </w:tr>
       <w:tr>
-        <w:trPr/>
         <w:tc>
           <w:tcPr>
             <w:tcW w:w="2197" w:type="dxa"/>
             <w:tcBorders>
               <w:top w:val="single" w:sz="4" w:space="0" w:color="000000"/>
-              <w:start w:val="single" w:sz="4" w:space="0" w:color="000000"/>
-              <w:bottom w:val="single" w:sz="4" w:space="0" w:color="000000"/>
-              <w:end w:val="single" w:sz="4" w:space="0" w:color="000000"/>
-            </w:tcBorders>
-          </w:tcPr>
-          <w:p>
-            <w:pPr>
-              <w:pStyle w:val="Normal"/>
-              <w:spacing w:before="0" w:after="80"/>
-              <w:rPr/>
-            </w:pPr>
-            <w:r>
-              <w:rPr/>
+              <w:left w:val="single" w:sz="4" w:space="0" w:color="000000"/>
+              <w:bottom w:val="single" w:sz="4" w:space="0" w:color="000000"/>
+              <w:right w:val="single" w:sz="4" w:space="0" w:color="000000"/>
+            </w:tcBorders>
+          </w:tcPr>
+          <w:p>
+            <w:pPr>
+              <w:spacing w:after="80"/>
+            </w:pPr>
+            <w:r>
               <w:t>MLOps</w:t>
             </w:r>
           </w:p>
@@ -3957,18 +3499,13 @@
             <w:tcW w:w="3403" w:type="dxa"/>
             <w:tcBorders>
               <w:top w:val="single" w:sz="4" w:space="0" w:color="000000"/>
-              <w:start w:val="single" w:sz="4" w:space="0" w:color="000000"/>
-              <w:bottom w:val="single" w:sz="4" w:space="0" w:color="000000"/>
-              <w:end w:val="single" w:sz="4" w:space="0" w:color="000000"/>
-            </w:tcBorders>
-          </w:tcPr>
-          <w:p>
-            <w:pPr>
-              <w:pStyle w:val="Normal"/>
-              <w:rPr/>
-            </w:pPr>
-            <w:r>
-              <w:rPr/>
+              <w:left w:val="single" w:sz="4" w:space="0" w:color="000000"/>
+              <w:bottom w:val="single" w:sz="4" w:space="0" w:color="000000"/>
+              <w:right w:val="single" w:sz="4" w:space="0" w:color="000000"/>
+            </w:tcBorders>
+          </w:tcPr>
+          <w:p>
+            <w:r>
               <w:t>Corpus versioning via data/versioning.py (content-hash based); no drift/quality monitoring wired yet.</w:t>
             </w:r>
           </w:p>
@@ -3978,18 +3515,13 @@
             <w:tcW w:w="3760" w:type="dxa"/>
             <w:tcBorders>
               <w:top w:val="single" w:sz="4" w:space="0" w:color="000000"/>
-              <w:start w:val="single" w:sz="4" w:space="0" w:color="000000"/>
-              <w:bottom w:val="single" w:sz="4" w:space="0" w:color="000000"/>
-              <w:end w:val="single" w:sz="4" w:space="0" w:color="000000"/>
-            </w:tcBorders>
-          </w:tcPr>
-          <w:p>
-            <w:pPr>
-              <w:pStyle w:val="Normal"/>
-              <w:rPr/>
-            </w:pPr>
-            <w:r>
-              <w:rPr/>
+              <w:left w:val="single" w:sz="4" w:space="0" w:color="000000"/>
+              <w:bottom w:val="single" w:sz="4" w:space="0" w:color="000000"/>
+              <w:right w:val="single" w:sz="4" w:space="0" w:color="000000"/>
+            </w:tcBorders>
+          </w:tcPr>
+          <w:p>
+            <w:r>
               <w:t>Fits: enough for a static, one-time corpus this milestone. Cost: no automated check would catch a repeat of the chandalika mislabeling issue before it reaches gold. Would change: an automated cross-check (does a bulk-gold file's page range make sense against its own document's known start/end?) would be cheap insurance for A3.</w:t>
             </w:r>
           </w:p>
@@ -3999,28 +3531,23 @@
     <w:p>
       <w:pPr>
         <w:pStyle w:val="Heading2"/>
-        <w:spacing w:before="240" w:after="100"/>
-        <w:rPr/>
+        <w:spacing w:after="100"/>
       </w:pPr>
       <w:r>
         <w:rPr>
           <w:b/>
           <w:bCs/>
           <w:color w:val="1F3864"/>
-          <w:sz w:val="26"/>
-          <w:szCs w:val="26"/>
         </w:rPr>
+        <w:lastRenderedPageBreak/>
         <w:t>Section 8 — How We Worked With AI</w:t>
       </w:r>
     </w:p>
     <w:p>
       <w:pPr>
-        <w:pStyle w:val="Normal"/>
-        <w:spacing w:before="0" w:after="100"/>
-        <w:rPr/>
+        <w:spacing w:after="100"/>
       </w:pPr>
       <w:r>
-        <w:rPr/>
         <w:t xml:space="preserve">One transcript per team member. Each member submits one plain-text file named exactly </w:t>
       </w:r>
       <w:r>
@@ -4034,22 +3561,14 @@
         <w:t>&lt;their student number&gt;.txt</w:t>
       </w:r>
       <w:r>
-        <w:rPr/>
         <w:t>, containing the full AI conversation behind the sections they led.</w:t>
       </w:r>
     </w:p>
     <w:tbl>
       <w:tblPr>
         <w:tblW w:w="9360" w:type="dxa"/>
-        <w:jc w:val="start"/>
-        <w:tblInd w:w="0" w:type="dxa"/>
         <w:tblLayout w:type="fixed"/>
-        <w:tblCellMar>
-          <w:top w:w="0" w:type="dxa"/>
-          <w:start w:w="108" w:type="dxa"/>
-          <w:bottom w:w="0" w:type="dxa"/>
-          <w:end w:w="108" w:type="dxa"/>
-        </w:tblCellMar>
+        <w:tblLook w:val="04A0" w:firstRow="1" w:lastRow="0" w:firstColumn="1" w:lastColumn="0" w:noHBand="0" w:noVBand="1"/>
       </w:tblPr>
       <w:tblGrid>
         <w:gridCol w:w="3397"/>
@@ -4057,24 +3576,22 @@
       </w:tblGrid>
       <w:tr>
         <w:trPr>
-          <w:tblHeader w:val="true"/>
+          <w:tblHeader/>
         </w:trPr>
         <w:tc>
           <w:tcPr>
             <w:tcW w:w="3397" w:type="dxa"/>
             <w:tcBorders>
               <w:top w:val="single" w:sz="4" w:space="0" w:color="000000"/>
-              <w:start w:val="single" w:sz="4" w:space="0" w:color="000000"/>
-              <w:bottom w:val="single" w:sz="4" w:space="0" w:color="000000"/>
-              <w:end w:val="single" w:sz="4" w:space="0" w:color="000000"/>
-            </w:tcBorders>
-            <w:shd w:fill="1F3864" w:val="clear"/>
-          </w:tcPr>
-          <w:p>
-            <w:pPr>
-              <w:pStyle w:val="Normal"/>
-              <w:spacing w:before="0" w:after="80"/>
-              <w:rPr/>
+              <w:left w:val="single" w:sz="4" w:space="0" w:color="000000"/>
+              <w:bottom w:val="single" w:sz="4" w:space="0" w:color="000000"/>
+              <w:right w:val="single" w:sz="4" w:space="0" w:color="000000"/>
+            </w:tcBorders>
+            <w:shd w:val="clear" w:color="auto" w:fill="1F3864"/>
+          </w:tcPr>
+          <w:p>
+            <w:pPr>
+              <w:spacing w:after="80"/>
             </w:pPr>
             <w:r>
               <w:rPr>
@@ -4091,17 +3608,15 @@
             <w:tcW w:w="5963" w:type="dxa"/>
             <w:tcBorders>
               <w:top w:val="single" w:sz="4" w:space="0" w:color="000000"/>
-              <w:start w:val="single" w:sz="4" w:space="0" w:color="000000"/>
-              <w:bottom w:val="single" w:sz="4" w:space="0" w:color="000000"/>
-              <w:end w:val="single" w:sz="4" w:space="0" w:color="000000"/>
-            </w:tcBorders>
-            <w:shd w:fill="1F3864" w:val="clear"/>
-          </w:tcPr>
-          <w:p>
-            <w:pPr>
-              <w:pStyle w:val="Normal"/>
-              <w:spacing w:before="0" w:after="80"/>
-              <w:rPr/>
+              <w:left w:val="single" w:sz="4" w:space="0" w:color="000000"/>
+              <w:bottom w:val="single" w:sz="4" w:space="0" w:color="000000"/>
+              <w:right w:val="single" w:sz="4" w:space="0" w:color="000000"/>
+            </w:tcBorders>
+            <w:shd w:val="clear" w:color="auto" w:fill="1F3864"/>
+          </w:tcPr>
+          <w:p>
+            <w:pPr>
+              <w:spacing w:after="80"/>
             </w:pPr>
             <w:r>
               <w:rPr>
@@ -4115,25 +3630,21 @@
         </w:tc>
       </w:tr>
       <w:tr>
-        <w:trPr/>
         <w:tc>
           <w:tcPr>
             <w:tcW w:w="3397" w:type="dxa"/>
             <w:tcBorders>
               <w:top w:val="single" w:sz="4" w:space="0" w:color="000000"/>
-              <w:start w:val="single" w:sz="4" w:space="0" w:color="000000"/>
-              <w:bottom w:val="single" w:sz="4" w:space="0" w:color="000000"/>
-              <w:end w:val="single" w:sz="4" w:space="0" w:color="000000"/>
-            </w:tcBorders>
-          </w:tcPr>
-          <w:p>
-            <w:pPr>
-              <w:pStyle w:val="Normal"/>
-              <w:spacing w:before="0" w:after="80"/>
-              <w:rPr/>
-            </w:pPr>
-            <w:r>
-              <w:rPr/>
+              <w:left w:val="single" w:sz="4" w:space="0" w:color="000000"/>
+              <w:bottom w:val="single" w:sz="4" w:space="0" w:color="000000"/>
+              <w:right w:val="single" w:sz="4" w:space="0" w:color="000000"/>
+            </w:tcBorders>
+          </w:tcPr>
+          <w:p>
+            <w:pPr>
+              <w:spacing w:after="80"/>
+            </w:pPr>
+            <w:r>
               <w:t>Header</w:t>
             </w:r>
           </w:p>
@@ -4143,16 +3654,14 @@
             <w:tcW w:w="5963" w:type="dxa"/>
             <w:tcBorders>
               <w:top w:val="single" w:sz="4" w:space="0" w:color="000000"/>
-              <w:start w:val="single" w:sz="4" w:space="0" w:color="000000"/>
-              <w:bottom w:val="single" w:sz="4" w:space="0" w:color="000000"/>
-              <w:end w:val="single" w:sz="4" w:space="0" w:color="000000"/>
-            </w:tcBorders>
-          </w:tcPr>
-          <w:p>
-            <w:pPr>
-              <w:pStyle w:val="Normal"/>
-              <w:spacing w:before="0" w:after="80"/>
-              <w:rPr/>
+              <w:left w:val="single" w:sz="4" w:space="0" w:color="000000"/>
+              <w:bottom w:val="single" w:sz="4" w:space="0" w:color="000000"/>
+              <w:right w:val="single" w:sz="4" w:space="0" w:color="000000"/>
+            </w:tcBorders>
+          </w:tcPr>
+          <w:p>
+            <w:pPr>
+              <w:spacing w:after="80"/>
             </w:pPr>
             <w:r>
               <w:rPr>
@@ -4168,25 +3677,21 @@
         </w:tc>
       </w:tr>
       <w:tr>
-        <w:trPr/>
         <w:tc>
           <w:tcPr>
             <w:tcW w:w="3397" w:type="dxa"/>
             <w:tcBorders>
               <w:top w:val="single" w:sz="4" w:space="0" w:color="000000"/>
-              <w:start w:val="single" w:sz="4" w:space="0" w:color="000000"/>
-              <w:bottom w:val="single" w:sz="4" w:space="0" w:color="000000"/>
-              <w:end w:val="single" w:sz="4" w:space="0" w:color="000000"/>
-            </w:tcBorders>
-          </w:tcPr>
-          <w:p>
-            <w:pPr>
-              <w:pStyle w:val="Normal"/>
-              <w:spacing w:before="0" w:after="80"/>
-              <w:rPr/>
-            </w:pPr>
-            <w:r>
-              <w:rPr/>
+              <w:left w:val="single" w:sz="4" w:space="0" w:color="000000"/>
+              <w:bottom w:val="single" w:sz="4" w:space="0" w:color="000000"/>
+              <w:right w:val="single" w:sz="4" w:space="0" w:color="000000"/>
+            </w:tcBorders>
+          </w:tcPr>
+          <w:p>
+            <w:pPr>
+              <w:spacing w:after="80"/>
+            </w:pPr>
+            <w:r>
               <w:t>The full conversation</w:t>
             </w:r>
           </w:p>
@@ -4196,16 +3701,14 @@
             <w:tcW w:w="5963" w:type="dxa"/>
             <w:tcBorders>
               <w:top w:val="single" w:sz="4" w:space="0" w:color="000000"/>
-              <w:start w:val="single" w:sz="4" w:space="0" w:color="000000"/>
-              <w:bottom w:val="single" w:sz="4" w:space="0" w:color="000000"/>
-              <w:end w:val="single" w:sz="4" w:space="0" w:color="000000"/>
-            </w:tcBorders>
-          </w:tcPr>
-          <w:p>
-            <w:pPr>
-              <w:pStyle w:val="Normal"/>
-              <w:spacing w:before="0" w:after="80"/>
-              <w:rPr/>
+              <w:left w:val="single" w:sz="4" w:space="0" w:color="000000"/>
+              <w:bottom w:val="single" w:sz="4" w:space="0" w:color="000000"/>
+              <w:right w:val="single" w:sz="4" w:space="0" w:color="000000"/>
+            </w:tcBorders>
+          </w:tcPr>
+          <w:p>
+            <w:pPr>
+              <w:spacing w:after="80"/>
             </w:pPr>
             <w:r>
               <w:rPr>
@@ -4221,25 +3724,21 @@
         </w:tc>
       </w:tr>
       <w:tr>
-        <w:trPr/>
         <w:tc>
           <w:tcPr>
             <w:tcW w:w="3397" w:type="dxa"/>
             <w:tcBorders>
               <w:top w:val="single" w:sz="4" w:space="0" w:color="000000"/>
-              <w:start w:val="single" w:sz="4" w:space="0" w:color="000000"/>
-              <w:bottom w:val="single" w:sz="4" w:space="0" w:color="000000"/>
-              <w:end w:val="single" w:sz="4" w:space="0" w:color="000000"/>
-            </w:tcBorders>
-          </w:tcPr>
-          <w:p>
-            <w:pPr>
-              <w:pStyle w:val="Normal"/>
-              <w:spacing w:before="0" w:after="80"/>
-              <w:rPr/>
-            </w:pPr>
-            <w:r>
-              <w:rPr/>
+              <w:left w:val="single" w:sz="4" w:space="0" w:color="000000"/>
+              <w:bottom w:val="single" w:sz="4" w:space="0" w:color="000000"/>
+              <w:right w:val="single" w:sz="4" w:space="0" w:color="000000"/>
+            </w:tcBorders>
+          </w:tcPr>
+          <w:p>
+            <w:pPr>
+              <w:spacing w:after="80"/>
+            </w:pPr>
+            <w:r>
               <w:t>A short reflection</w:t>
             </w:r>
           </w:p>
@@ -4249,16 +3748,14 @@
             <w:tcW w:w="5963" w:type="dxa"/>
             <w:tcBorders>
               <w:top w:val="single" w:sz="4" w:space="0" w:color="000000"/>
-              <w:start w:val="single" w:sz="4" w:space="0" w:color="000000"/>
-              <w:bottom w:val="single" w:sz="4" w:space="0" w:color="000000"/>
-              <w:end w:val="single" w:sz="4" w:space="0" w:color="000000"/>
-            </w:tcBorders>
-          </w:tcPr>
-          <w:p>
-            <w:pPr>
-              <w:pStyle w:val="Normal"/>
-              <w:spacing w:before="0" w:after="80"/>
-              <w:rPr/>
+              <w:left w:val="single" w:sz="4" w:space="0" w:color="000000"/>
+              <w:bottom w:val="single" w:sz="4" w:space="0" w:color="000000"/>
+              <w:right w:val="single" w:sz="4" w:space="0" w:color="000000"/>
+            </w:tcBorders>
+          </w:tcPr>
+          <w:p>
+            <w:pPr>
+              <w:spacing w:after="80"/>
             </w:pPr>
             <w:r>
               <w:rPr>
@@ -4277,28 +3774,22 @@
     <w:p>
       <w:pPr>
         <w:pStyle w:val="Heading2"/>
-        <w:spacing w:before="240" w:after="100"/>
-        <w:rPr/>
+        <w:spacing w:after="100"/>
       </w:pPr>
       <w:r>
         <w:rPr>
           <w:b/>
           <w:bCs/>
           <w:color w:val="1F3864"/>
-          <w:sz w:val="26"/>
-          <w:szCs w:val="26"/>
         </w:rPr>
         <w:t>Submission — Required Folder Structure</w:t>
       </w:r>
     </w:p>
     <w:p>
       <w:pPr>
-        <w:pStyle w:val="Normal"/>
-        <w:spacing w:before="0" w:after="100"/>
-        <w:rPr/>
+        <w:spacing w:after="100"/>
       </w:pPr>
       <w:r>
-        <w:rPr/>
         <w:t xml:space="preserve">The autograder enforces this exactly. ZIP named </w:t>
       </w:r>
       <w:r>
@@ -4312,22 +3803,14 @@
         <w:t>A2_&lt;your team id&gt;.zip</w:t>
       </w:r>
       <w:r>
-        <w:rPr/>
         <w:t>, containing:</w:t>
       </w:r>
     </w:p>
     <w:tbl>
       <w:tblPr>
         <w:tblW w:w="9360" w:type="dxa"/>
-        <w:jc w:val="start"/>
-        <w:tblInd w:w="0" w:type="dxa"/>
         <w:tblLayout w:type="fixed"/>
-        <w:tblCellMar>
-          <w:top w:w="0" w:type="dxa"/>
-          <w:start w:w="108" w:type="dxa"/>
-          <w:bottom w:w="0" w:type="dxa"/>
-          <w:end w:w="108" w:type="dxa"/>
-        </w:tblCellMar>
+        <w:tblLook w:val="04A0" w:firstRow="1" w:lastRow="0" w:firstColumn="1" w:lastColumn="0" w:noHBand="0" w:noVBand="1"/>
       </w:tblPr>
       <w:tblGrid>
         <w:gridCol w:w="3800"/>
@@ -4335,24 +3818,22 @@
       </w:tblGrid>
       <w:tr>
         <w:trPr>
-          <w:tblHeader w:val="true"/>
+          <w:tblHeader/>
         </w:trPr>
         <w:tc>
           <w:tcPr>
             <w:tcW w:w="3800" w:type="dxa"/>
             <w:tcBorders>
               <w:top w:val="single" w:sz="4" w:space="0" w:color="000000"/>
-              <w:start w:val="single" w:sz="4" w:space="0" w:color="000000"/>
-              <w:bottom w:val="single" w:sz="4" w:space="0" w:color="000000"/>
-              <w:end w:val="single" w:sz="4" w:space="0" w:color="000000"/>
-            </w:tcBorders>
-            <w:shd w:fill="1F3864" w:val="clear"/>
-          </w:tcPr>
-          <w:p>
-            <w:pPr>
-              <w:pStyle w:val="Normal"/>
-              <w:spacing w:before="0" w:after="80"/>
-              <w:rPr/>
+              <w:left w:val="single" w:sz="4" w:space="0" w:color="000000"/>
+              <w:bottom w:val="single" w:sz="4" w:space="0" w:color="000000"/>
+              <w:right w:val="single" w:sz="4" w:space="0" w:color="000000"/>
+            </w:tcBorders>
+            <w:shd w:val="clear" w:color="auto" w:fill="1F3864"/>
+          </w:tcPr>
+          <w:p>
+            <w:pPr>
+              <w:spacing w:after="80"/>
             </w:pPr>
             <w:r>
               <w:rPr>
@@ -4369,17 +3850,15 @@
             <w:tcW w:w="5560" w:type="dxa"/>
             <w:tcBorders>
               <w:top w:val="single" w:sz="4" w:space="0" w:color="000000"/>
-              <w:start w:val="single" w:sz="4" w:space="0" w:color="000000"/>
-              <w:bottom w:val="single" w:sz="4" w:space="0" w:color="000000"/>
-              <w:end w:val="single" w:sz="4" w:space="0" w:color="000000"/>
-            </w:tcBorders>
-            <w:shd w:fill="1F3864" w:val="clear"/>
-          </w:tcPr>
-          <w:p>
-            <w:pPr>
-              <w:pStyle w:val="Normal"/>
-              <w:spacing w:before="0" w:after="80"/>
-              <w:rPr/>
+              <w:left w:val="single" w:sz="4" w:space="0" w:color="000000"/>
+              <w:bottom w:val="single" w:sz="4" w:space="0" w:color="000000"/>
+              <w:right w:val="single" w:sz="4" w:space="0" w:color="000000"/>
+            </w:tcBorders>
+            <w:shd w:val="clear" w:color="auto" w:fill="1F3864"/>
+          </w:tcPr>
+          <w:p>
+            <w:pPr>
+              <w:spacing w:after="80"/>
             </w:pPr>
             <w:r>
               <w:rPr>
@@ -4393,25 +3872,21 @@
         </w:tc>
       </w:tr>
       <w:tr>
-        <w:trPr/>
         <w:tc>
           <w:tcPr>
             <w:tcW w:w="3800" w:type="dxa"/>
             <w:tcBorders>
               <w:top w:val="single" w:sz="4" w:space="0" w:color="000000"/>
-              <w:start w:val="single" w:sz="4" w:space="0" w:color="000000"/>
-              <w:bottom w:val="single" w:sz="4" w:space="0" w:color="000000"/>
-              <w:end w:val="single" w:sz="4" w:space="0" w:color="000000"/>
-            </w:tcBorders>
-          </w:tcPr>
-          <w:p>
-            <w:pPr>
-              <w:pStyle w:val="Normal"/>
-              <w:spacing w:before="0" w:after="80"/>
-              <w:rPr/>
-            </w:pPr>
-            <w:r>
-              <w:rPr/>
+              <w:left w:val="single" w:sz="4" w:space="0" w:color="000000"/>
+              <w:bottom w:val="single" w:sz="4" w:space="0" w:color="000000"/>
+              <w:right w:val="single" w:sz="4" w:space="0" w:color="000000"/>
+            </w:tcBorders>
+          </w:tcPr>
+          <w:p>
+            <w:pPr>
+              <w:spacing w:after="80"/>
+            </w:pPr>
+            <w:r>
               <w:t>A2_form.docx</w:t>
             </w:r>
           </w:p>
@@ -4421,45 +3896,46 @@
             <w:tcW w:w="5560" w:type="dxa"/>
             <w:tcBorders>
               <w:top w:val="single" w:sz="4" w:space="0" w:color="000000"/>
-              <w:start w:val="single" w:sz="4" w:space="0" w:color="000000"/>
-              <w:bottom w:val="single" w:sz="4" w:space="0" w:color="000000"/>
-              <w:end w:val="single" w:sz="4" w:space="0" w:color="000000"/>
-            </w:tcBorders>
-          </w:tcPr>
-          <w:p>
-            <w:pPr>
-              <w:pStyle w:val="Normal"/>
-              <w:spacing w:before="0" w:after="80"/>
-              <w:rPr/>
-            </w:pPr>
-            <w:r>
-              <w:rPr/>
+              <w:left w:val="single" w:sz="4" w:space="0" w:color="000000"/>
+              <w:bottom w:val="single" w:sz="4" w:space="0" w:color="000000"/>
+              <w:right w:val="single" w:sz="4" w:space="0" w:color="000000"/>
+            </w:tcBorders>
+          </w:tcPr>
+          <w:p>
+            <w:pPr>
+              <w:spacing w:after="80"/>
+            </w:pPr>
+            <w:r>
               <w:t>this filled form</w:t>
             </w:r>
           </w:p>
         </w:tc>
       </w:tr>
       <w:tr>
-        <w:trPr/>
         <w:tc>
           <w:tcPr>
             <w:tcW w:w="3800" w:type="dxa"/>
             <w:tcBorders>
               <w:top w:val="single" w:sz="4" w:space="0" w:color="000000"/>
-              <w:start w:val="single" w:sz="4" w:space="0" w:color="000000"/>
-              <w:bottom w:val="single" w:sz="4" w:space="0" w:color="000000"/>
-              <w:end w:val="single" w:sz="4" w:space="0" w:color="000000"/>
-            </w:tcBorders>
-          </w:tcPr>
-          <w:p>
-            <w:pPr>
-              <w:pStyle w:val="Normal"/>
-              <w:spacing w:before="0" w:after="80"/>
-              <w:rPr/>
-            </w:pPr>
-            <w:r>
-              <w:rPr/>
-              <w:t>src/doc_agent/  (ingest, vision, index)</w:t>
+              <w:left w:val="single" w:sz="4" w:space="0" w:color="000000"/>
+              <w:bottom w:val="single" w:sz="4" w:space="0" w:color="000000"/>
+              <w:right w:val="single" w:sz="4" w:space="0" w:color="000000"/>
+            </w:tcBorders>
+          </w:tcPr>
+          <w:p>
+            <w:pPr>
+              <w:spacing w:after="80"/>
+            </w:pPr>
+            <w:r>
+              <w:t>src/doc_agent</w:t>
+            </w:r>
+            <w:proofErr w:type="gramStart"/>
+            <w:r>
+              <w:t>/  (</w:t>
+            </w:r>
+            <w:proofErr w:type="gramEnd"/>
+            <w:r>
+              <w:t>ingest, vision, index)</w:t>
             </w:r>
           </w:p>
         </w:tc>
@@ -4468,44 +3944,37 @@
             <w:tcW w:w="5560" w:type="dxa"/>
             <w:tcBorders>
               <w:top w:val="single" w:sz="4" w:space="0" w:color="000000"/>
-              <w:start w:val="single" w:sz="4" w:space="0" w:color="000000"/>
-              <w:bottom w:val="single" w:sz="4" w:space="0" w:color="000000"/>
-              <w:end w:val="single" w:sz="4" w:space="0" w:color="000000"/>
-            </w:tcBorders>
-          </w:tcPr>
-          <w:p>
-            <w:pPr>
-              <w:pStyle w:val="Normal"/>
-              <w:spacing w:before="0" w:after="80"/>
-              <w:rPr/>
-            </w:pPr>
-            <w:r>
-              <w:rPr/>
+              <w:left w:val="single" w:sz="4" w:space="0" w:color="000000"/>
+              <w:bottom w:val="single" w:sz="4" w:space="0" w:color="000000"/>
+              <w:right w:val="single" w:sz="4" w:space="0" w:color="000000"/>
+            </w:tcBorders>
+          </w:tcPr>
+          <w:p>
+            <w:pPr>
+              <w:spacing w:after="80"/>
+            </w:pPr>
+            <w:r>
               <w:t>the implemented knowledge-base stages</w:t>
             </w:r>
           </w:p>
         </w:tc>
       </w:tr>
       <w:tr>
-        <w:trPr/>
         <w:tc>
           <w:tcPr>
             <w:tcW w:w="3800" w:type="dxa"/>
             <w:tcBorders>
               <w:top w:val="single" w:sz="4" w:space="0" w:color="000000"/>
-              <w:start w:val="single" w:sz="4" w:space="0" w:color="000000"/>
-              <w:bottom w:val="single" w:sz="4" w:space="0" w:color="000000"/>
-              <w:end w:val="single" w:sz="4" w:space="0" w:color="000000"/>
-            </w:tcBorders>
-          </w:tcPr>
-          <w:p>
-            <w:pPr>
-              <w:pStyle w:val="Normal"/>
-              <w:spacing w:before="0" w:after="80"/>
-              <w:rPr/>
-            </w:pPr>
-            <w:r>
-              <w:rPr/>
+              <w:left w:val="single" w:sz="4" w:space="0" w:color="000000"/>
+              <w:bottom w:val="single" w:sz="4" w:space="0" w:color="000000"/>
+              <w:right w:val="single" w:sz="4" w:space="0" w:color="000000"/>
+            </w:tcBorders>
+          </w:tcPr>
+          <w:p>
+            <w:pPr>
+              <w:spacing w:after="80"/>
+            </w:pPr>
+            <w:r>
               <w:t>scripts/build_index.sh</w:t>
             </w:r>
           </w:p>
@@ -4515,44 +3984,37 @@
             <w:tcW w:w="5560" w:type="dxa"/>
             <w:tcBorders>
               <w:top w:val="single" w:sz="4" w:space="0" w:color="000000"/>
-              <w:start w:val="single" w:sz="4" w:space="0" w:color="000000"/>
-              <w:bottom w:val="single" w:sz="4" w:space="0" w:color="000000"/>
-              <w:end w:val="single" w:sz="4" w:space="0" w:color="000000"/>
-            </w:tcBorders>
-          </w:tcPr>
-          <w:p>
-            <w:pPr>
-              <w:pStyle w:val="Normal"/>
-              <w:spacing w:before="0" w:after="80"/>
-              <w:rPr/>
-            </w:pPr>
-            <w:r>
-              <w:rPr/>
+              <w:left w:val="single" w:sz="4" w:space="0" w:color="000000"/>
+              <w:bottom w:val="single" w:sz="4" w:space="0" w:color="000000"/>
+              <w:right w:val="single" w:sz="4" w:space="0" w:color="000000"/>
+            </w:tcBorders>
+          </w:tcPr>
+          <w:p>
+            <w:pPr>
+              <w:spacing w:after="80"/>
+            </w:pPr>
+            <w:r>
               <w:t>builds the vector index (edit the stub)</w:t>
             </w:r>
           </w:p>
         </w:tc>
       </w:tr>
       <w:tr>
-        <w:trPr/>
         <w:tc>
           <w:tcPr>
             <w:tcW w:w="3800" w:type="dxa"/>
             <w:tcBorders>
               <w:top w:val="single" w:sz="4" w:space="0" w:color="000000"/>
-              <w:start w:val="single" w:sz="4" w:space="0" w:color="000000"/>
-              <w:bottom w:val="single" w:sz="4" w:space="0" w:color="000000"/>
-              <w:end w:val="single" w:sz="4" w:space="0" w:color="000000"/>
-            </w:tcBorders>
-          </w:tcPr>
-          <w:p>
-            <w:pPr>
-              <w:pStyle w:val="Normal"/>
-              <w:spacing w:before="0" w:after="80"/>
-              <w:rPr/>
-            </w:pPr>
-            <w:r>
-              <w:rPr/>
+              <w:left w:val="single" w:sz="4" w:space="0" w:color="000000"/>
+              <w:bottom w:val="single" w:sz="4" w:space="0" w:color="000000"/>
+              <w:right w:val="single" w:sz="4" w:space="0" w:color="000000"/>
+            </w:tcBorders>
+          </w:tcPr>
+          <w:p>
+            <w:pPr>
+              <w:spacing w:after="80"/>
+            </w:pPr>
+            <w:r>
               <w:t>notebooks/kb_demo.ipynb</w:t>
             </w:r>
           </w:p>
@@ -4562,44 +4024,37 @@
             <w:tcW w:w="5560" w:type="dxa"/>
             <w:tcBorders>
               <w:top w:val="single" w:sz="4" w:space="0" w:color="000000"/>
-              <w:start w:val="single" w:sz="4" w:space="0" w:color="000000"/>
-              <w:bottom w:val="single" w:sz="4" w:space="0" w:color="000000"/>
-              <w:end w:val="single" w:sz="4" w:space="0" w:color="000000"/>
-            </w:tcBorders>
-          </w:tcPr>
-          <w:p>
-            <w:pPr>
-              <w:pStyle w:val="Normal"/>
-              <w:spacing w:before="0" w:after="80"/>
-              <w:rPr/>
-            </w:pPr>
-            <w:r>
-              <w:rPr/>
+              <w:left w:val="single" w:sz="4" w:space="0" w:color="000000"/>
+              <w:bottom w:val="single" w:sz="4" w:space="0" w:color="000000"/>
+              <w:right w:val="single" w:sz="4" w:space="0" w:color="000000"/>
+            </w:tcBorders>
+          </w:tcPr>
+          <w:p>
+            <w:pPr>
+              <w:spacing w:after="80"/>
+            </w:pPr>
+            <w:r>
               <w:t>OCR quality + one retrieval example (edit the stub)</w:t>
             </w:r>
           </w:p>
         </w:tc>
       </w:tr>
       <w:tr>
-        <w:trPr/>
         <w:tc>
           <w:tcPr>
             <w:tcW w:w="3800" w:type="dxa"/>
             <w:tcBorders>
               <w:top w:val="single" w:sz="4" w:space="0" w:color="000000"/>
-              <w:start w:val="single" w:sz="4" w:space="0" w:color="000000"/>
-              <w:bottom w:val="single" w:sz="4" w:space="0" w:color="000000"/>
-              <w:end w:val="single" w:sz="4" w:space="0" w:color="000000"/>
-            </w:tcBorders>
-          </w:tcPr>
-          <w:p>
-            <w:pPr>
-              <w:pStyle w:val="Normal"/>
-              <w:spacing w:before="0" w:after="80"/>
-              <w:rPr/>
-            </w:pPr>
-            <w:r>
-              <w:rPr/>
+              <w:left w:val="single" w:sz="4" w:space="0" w:color="000000"/>
+              <w:bottom w:val="single" w:sz="4" w:space="0" w:color="000000"/>
+              <w:right w:val="single" w:sz="4" w:space="0" w:color="000000"/>
+            </w:tcBorders>
+          </w:tcPr>
+          <w:p>
+            <w:pPr>
+              <w:spacing w:after="80"/>
+            </w:pPr>
+            <w:r>
               <w:t>reports/pipeline_diagram.md</w:t>
             </w:r>
           </w:p>
@@ -4609,44 +4064,37 @@
             <w:tcW w:w="5560" w:type="dxa"/>
             <w:tcBorders>
               <w:top w:val="single" w:sz="4" w:space="0" w:color="000000"/>
-              <w:start w:val="single" w:sz="4" w:space="0" w:color="000000"/>
-              <w:bottom w:val="single" w:sz="4" w:space="0" w:color="000000"/>
-              <w:end w:val="single" w:sz="4" w:space="0" w:color="000000"/>
-            </w:tcBorders>
-          </w:tcPr>
-          <w:p>
-            <w:pPr>
-              <w:pStyle w:val="Normal"/>
-              <w:spacing w:before="0" w:after="80"/>
-              <w:rPr/>
-            </w:pPr>
-            <w:r>
-              <w:rPr/>
+              <w:left w:val="single" w:sz="4" w:space="0" w:color="000000"/>
+              <w:bottom w:val="single" w:sz="4" w:space="0" w:color="000000"/>
+              <w:right w:val="single" w:sz="4" w:space="0" w:color="000000"/>
+            </w:tcBorders>
+          </w:tcPr>
+          <w:p>
+            <w:pPr>
+              <w:spacing w:after="80"/>
+            </w:pPr>
+            <w:r>
               <w:t>a diagram of the knowledge-base pipeline (edit the stub)</w:t>
             </w:r>
           </w:p>
         </w:tc>
       </w:tr>
       <w:tr>
-        <w:trPr/>
         <w:tc>
           <w:tcPr>
             <w:tcW w:w="3800" w:type="dxa"/>
             <w:tcBorders>
               <w:top w:val="single" w:sz="4" w:space="0" w:color="000000"/>
-              <w:start w:val="single" w:sz="4" w:space="0" w:color="000000"/>
-              <w:bottom w:val="single" w:sz="4" w:space="0" w:color="000000"/>
-              <w:end w:val="single" w:sz="4" w:space="0" w:color="000000"/>
-            </w:tcBorders>
-          </w:tcPr>
-          <w:p>
-            <w:pPr>
-              <w:pStyle w:val="Normal"/>
-              <w:spacing w:before="0" w:after="80"/>
-              <w:rPr/>
-            </w:pPr>
-            <w:r>
-              <w:rPr/>
+              <w:left w:val="single" w:sz="4" w:space="0" w:color="000000"/>
+              <w:bottom w:val="single" w:sz="4" w:space="0" w:color="000000"/>
+              <w:right w:val="single" w:sz="4" w:space="0" w:color="000000"/>
+            </w:tcBorders>
+          </w:tcPr>
+          <w:p>
+            <w:pPr>
+              <w:spacing w:after="80"/>
+            </w:pPr>
+            <w:r>
               <w:t>configs/design_choices.md</w:t>
             </w:r>
           </w:p>
@@ -4656,45 +4104,46 @@
             <w:tcW w:w="5560" w:type="dxa"/>
             <w:tcBorders>
               <w:top w:val="single" w:sz="4" w:space="0" w:color="000000"/>
-              <w:start w:val="single" w:sz="4" w:space="0" w:color="000000"/>
-              <w:bottom w:val="single" w:sz="4" w:space="0" w:color="000000"/>
-              <w:end w:val="single" w:sz="4" w:space="0" w:color="000000"/>
-            </w:tcBorders>
-          </w:tcPr>
-          <w:p>
-            <w:pPr>
-              <w:pStyle w:val="Normal"/>
-              <w:spacing w:before="0" w:after="80"/>
-              <w:rPr/>
-            </w:pPr>
-            <w:r>
-              <w:rPr/>
+              <w:left w:val="single" w:sz="4" w:space="0" w:color="000000"/>
+              <w:bottom w:val="single" w:sz="4" w:space="0" w:color="000000"/>
+              <w:right w:val="single" w:sz="4" w:space="0" w:color="000000"/>
+            </w:tcBorders>
+          </w:tcPr>
+          <w:p>
+            <w:pPr>
+              <w:spacing w:after="80"/>
+            </w:pPr>
+            <w:r>
               <w:t>updated with Stages 1–4</w:t>
             </w:r>
           </w:p>
         </w:tc>
       </w:tr>
       <w:tr>
-        <w:trPr/>
         <w:tc>
           <w:tcPr>
             <w:tcW w:w="3800" w:type="dxa"/>
             <w:tcBorders>
               <w:top w:val="single" w:sz="4" w:space="0" w:color="000000"/>
-              <w:start w:val="single" w:sz="4" w:space="0" w:color="000000"/>
-              <w:bottom w:val="single" w:sz="4" w:space="0" w:color="000000"/>
-              <w:end w:val="single" w:sz="4" w:space="0" w:color="000000"/>
-            </w:tcBorders>
-          </w:tcPr>
-          <w:p>
-            <w:pPr>
-              <w:pStyle w:val="Normal"/>
-              <w:spacing w:before="0" w:after="80"/>
-              <w:rPr/>
-            </w:pPr>
-            <w:r>
-              <w:rPr/>
-              <w:t>transcripts/&lt;student number&gt;.txt  ×3</w:t>
+              <w:left w:val="single" w:sz="4" w:space="0" w:color="000000"/>
+              <w:bottom w:val="single" w:sz="4" w:space="0" w:color="000000"/>
+              <w:right w:val="single" w:sz="4" w:space="0" w:color="000000"/>
+            </w:tcBorders>
+          </w:tcPr>
+          <w:p>
+            <w:pPr>
+              <w:spacing w:after="80"/>
+            </w:pPr>
+            <w:r>
+              <w:t>transcripts/&lt;student number&gt;.</w:t>
+            </w:r>
+            <w:proofErr w:type="gramStart"/>
+            <w:r>
+              <w:t>txt  ×</w:t>
+            </w:r>
+            <w:proofErr w:type="gramEnd"/>
+            <w:r>
+              <w:t>3</w:t>
             </w:r>
           </w:p>
         </w:tc>
@@ -4703,19 +4152,16 @@
             <w:tcW w:w="5560" w:type="dxa"/>
             <w:tcBorders>
               <w:top w:val="single" w:sz="4" w:space="0" w:color="000000"/>
-              <w:start w:val="single" w:sz="4" w:space="0" w:color="000000"/>
-              <w:bottom w:val="single" w:sz="4" w:space="0" w:color="000000"/>
-              <w:end w:val="single" w:sz="4" w:space="0" w:color="000000"/>
-            </w:tcBorders>
-          </w:tcPr>
-          <w:p>
-            <w:pPr>
-              <w:pStyle w:val="Normal"/>
-              <w:spacing w:before="0" w:after="80"/>
-              <w:rPr/>
-            </w:pPr>
-            <w:r>
-              <w:rPr/>
+              <w:left w:val="single" w:sz="4" w:space="0" w:color="000000"/>
+              <w:bottom w:val="single" w:sz="4" w:space="0" w:color="000000"/>
+              <w:right w:val="single" w:sz="4" w:space="0" w:color="000000"/>
+            </w:tcBorders>
+          </w:tcPr>
+          <w:p>
+            <w:pPr>
+              <w:spacing w:after="80"/>
+            </w:pPr>
+            <w:r>
               <w:t>one AI-chat transcript per member</w:t>
             </w:r>
           </w:p>
@@ -4725,16 +4171,13 @@
     <w:p>
       <w:pPr>
         <w:pStyle w:val="Heading2"/>
-        <w:spacing w:before="240" w:after="100"/>
-        <w:rPr/>
+        <w:spacing w:after="100"/>
       </w:pPr>
       <w:r>
         <w:rPr>
           <w:b/>
           <w:bCs/>
           <w:color w:val="1F3864"/>
-          <w:sz w:val="26"/>
-          <w:szCs w:val="26"/>
         </w:rPr>
         <w:t>How You'll Be Graded (100 points)</w:t>
       </w:r>
@@ -4742,39 +4185,29 @@
     <w:tbl>
       <w:tblPr>
         <w:tblW w:w="9360" w:type="dxa"/>
-        <w:jc w:val="start"/>
-        <w:tblInd w:w="0" w:type="dxa"/>
         <w:tblLayout w:type="fixed"/>
-        <w:tblCellMar>
-          <w:top w:w="0" w:type="dxa"/>
-          <w:start w:w="108" w:type="dxa"/>
-          <w:bottom w:w="0" w:type="dxa"/>
-          <w:end w:w="108" w:type="dxa"/>
-        </w:tblCellMar>
+        <w:tblLook w:val="04A0" w:firstRow="1" w:lastRow="0" w:firstColumn="1" w:lastColumn="0" w:noHBand="0" w:noVBand="1"/>
       </w:tblPr>
       <w:tblGrid>
         <w:gridCol w:w="7357"/>
         <w:gridCol w:w="2003"/>
       </w:tblGrid>
       <w:tr>
-        <w:trPr/>
         <w:tc>
           <w:tcPr>
             <w:tcW w:w="9360" w:type="dxa"/>
             <w:gridSpan w:val="2"/>
             <w:tcBorders>
               <w:top w:val="single" w:sz="4" w:space="0" w:color="000000"/>
-              <w:start w:val="single" w:sz="4" w:space="0" w:color="000000"/>
-              <w:bottom w:val="single" w:sz="4" w:space="0" w:color="000000"/>
-              <w:end w:val="single" w:sz="4" w:space="0" w:color="000000"/>
-            </w:tcBorders>
-            <w:shd w:fill="D9E1F2" w:val="clear"/>
-          </w:tcPr>
-          <w:p>
-            <w:pPr>
-              <w:pStyle w:val="Normal"/>
-              <w:spacing w:before="0" w:after="60"/>
-              <w:rPr/>
+              <w:left w:val="single" w:sz="4" w:space="0" w:color="000000"/>
+              <w:bottom w:val="single" w:sz="4" w:space="0" w:color="000000"/>
+              <w:right w:val="single" w:sz="4" w:space="0" w:color="000000"/>
+            </w:tcBorders>
+            <w:shd w:val="clear" w:color="auto" w:fill="D9E1F2"/>
+          </w:tcPr>
+          <w:p>
+            <w:pPr>
+              <w:spacing w:after="60"/>
             </w:pPr>
             <w:r>
               <w:rPr>
@@ -4784,30 +4217,26 @@
               <w:t xml:space="preserve">Grounding gate: </w:t>
             </w:r>
             <w:r>
-              <w:rPr/>
               <w:t>every claim in the form must match your own code, index, and notebook outputs. Numbers with no notebook evidence score zero for that item.</w:t>
             </w:r>
           </w:p>
         </w:tc>
       </w:tr>
       <w:tr>
-        <w:trPr/>
         <w:tc>
           <w:tcPr>
             <w:tcW w:w="7357" w:type="dxa"/>
             <w:tcBorders>
               <w:top w:val="single" w:sz="4" w:space="0" w:color="000000"/>
-              <w:start w:val="single" w:sz="4" w:space="0" w:color="000000"/>
-              <w:bottom w:val="single" w:sz="4" w:space="0" w:color="000000"/>
-              <w:end w:val="single" w:sz="4" w:space="0" w:color="000000"/>
-            </w:tcBorders>
-            <w:shd w:fill="1F3864" w:val="clear"/>
-          </w:tcPr>
-          <w:p>
-            <w:pPr>
-              <w:pStyle w:val="Normal"/>
-              <w:spacing w:before="0" w:after="80"/>
-              <w:rPr/>
+              <w:left w:val="single" w:sz="4" w:space="0" w:color="000000"/>
+              <w:bottom w:val="single" w:sz="4" w:space="0" w:color="000000"/>
+              <w:right w:val="single" w:sz="4" w:space="0" w:color="000000"/>
+            </w:tcBorders>
+            <w:shd w:val="clear" w:color="auto" w:fill="1F3864"/>
+          </w:tcPr>
+          <w:p>
+            <w:pPr>
+              <w:spacing w:after="80"/>
             </w:pPr>
             <w:r>
               <w:rPr>
@@ -4824,17 +4253,15 @@
             <w:tcW w:w="2003" w:type="dxa"/>
             <w:tcBorders>
               <w:top w:val="single" w:sz="4" w:space="0" w:color="000000"/>
-              <w:start w:val="single" w:sz="4" w:space="0" w:color="000000"/>
-              <w:bottom w:val="single" w:sz="4" w:space="0" w:color="000000"/>
-              <w:end w:val="single" w:sz="4" w:space="0" w:color="000000"/>
-            </w:tcBorders>
-            <w:shd w:fill="1F3864" w:val="clear"/>
-          </w:tcPr>
-          <w:p>
-            <w:pPr>
-              <w:pStyle w:val="Normal"/>
-              <w:spacing w:before="0" w:after="80"/>
-              <w:rPr/>
+              <w:left w:val="single" w:sz="4" w:space="0" w:color="000000"/>
+              <w:bottom w:val="single" w:sz="4" w:space="0" w:color="000000"/>
+              <w:right w:val="single" w:sz="4" w:space="0" w:color="000000"/>
+            </w:tcBorders>
+            <w:shd w:val="clear" w:color="auto" w:fill="1F3864"/>
+          </w:tcPr>
+          <w:p>
+            <w:pPr>
+              <w:spacing w:after="80"/>
             </w:pPr>
             <w:r>
               <w:rPr>
@@ -4848,25 +4275,21 @@
         </w:tc>
       </w:tr>
       <w:tr>
-        <w:trPr/>
         <w:tc>
           <w:tcPr>
             <w:tcW w:w="7357" w:type="dxa"/>
             <w:tcBorders>
               <w:top w:val="single" w:sz="4" w:space="0" w:color="000000"/>
-              <w:start w:val="single" w:sz="4" w:space="0" w:color="000000"/>
-              <w:bottom w:val="single" w:sz="4" w:space="0" w:color="000000"/>
-              <w:end w:val="single" w:sz="4" w:space="0" w:color="000000"/>
-            </w:tcBorders>
-          </w:tcPr>
-          <w:p>
-            <w:pPr>
-              <w:pStyle w:val="Normal"/>
-              <w:spacing w:before="0" w:after="80"/>
-              <w:rPr/>
-            </w:pPr>
-            <w:r>
-              <w:rPr/>
+              <w:left w:val="single" w:sz="4" w:space="0" w:color="000000"/>
+              <w:bottom w:val="single" w:sz="4" w:space="0" w:color="000000"/>
+              <w:right w:val="single" w:sz="4" w:space="0" w:color="000000"/>
+            </w:tcBorders>
+          </w:tcPr>
+          <w:p>
+            <w:pPr>
+              <w:spacing w:after="80"/>
+            </w:pPr>
+            <w:r>
               <w:t>Section 1 — recap accurate and consistent with A1</w:t>
             </w:r>
           </w:p>
@@ -4876,44 +4299,37 @@
             <w:tcW w:w="2003" w:type="dxa"/>
             <w:tcBorders>
               <w:top w:val="single" w:sz="4" w:space="0" w:color="000000"/>
-              <w:start w:val="single" w:sz="4" w:space="0" w:color="000000"/>
-              <w:bottom w:val="single" w:sz="4" w:space="0" w:color="000000"/>
-              <w:end w:val="single" w:sz="4" w:space="0" w:color="000000"/>
-            </w:tcBorders>
-          </w:tcPr>
-          <w:p>
-            <w:pPr>
-              <w:pStyle w:val="Normal"/>
-              <w:spacing w:before="0" w:after="80"/>
-              <w:rPr/>
-            </w:pPr>
-            <w:r>
-              <w:rPr/>
+              <w:left w:val="single" w:sz="4" w:space="0" w:color="000000"/>
+              <w:bottom w:val="single" w:sz="4" w:space="0" w:color="000000"/>
+              <w:right w:val="single" w:sz="4" w:space="0" w:color="000000"/>
+            </w:tcBorders>
+          </w:tcPr>
+          <w:p>
+            <w:pPr>
+              <w:spacing w:after="80"/>
+            </w:pPr>
+            <w:r>
               <w:t>5</w:t>
             </w:r>
           </w:p>
         </w:tc>
       </w:tr>
       <w:tr>
-        <w:trPr/>
         <w:tc>
           <w:tcPr>
             <w:tcW w:w="7357" w:type="dxa"/>
             <w:tcBorders>
               <w:top w:val="single" w:sz="4" w:space="0" w:color="000000"/>
-              <w:start w:val="single" w:sz="4" w:space="0" w:color="000000"/>
-              <w:bottom w:val="single" w:sz="4" w:space="0" w:color="000000"/>
-              <w:end w:val="single" w:sz="4" w:space="0" w:color="000000"/>
-            </w:tcBorders>
-          </w:tcPr>
-          <w:p>
-            <w:pPr>
-              <w:pStyle w:val="Normal"/>
-              <w:spacing w:before="0" w:after="80"/>
-              <w:rPr/>
-            </w:pPr>
-            <w:r>
-              <w:rPr/>
+              <w:left w:val="single" w:sz="4" w:space="0" w:color="000000"/>
+              <w:bottom w:val="single" w:sz="4" w:space="0" w:color="000000"/>
+              <w:right w:val="single" w:sz="4" w:space="0" w:color="000000"/>
+            </w:tcBorders>
+          </w:tcPr>
+          <w:p>
+            <w:pPr>
+              <w:spacing w:after="80"/>
+            </w:pPr>
+            <w:r>
               <w:t>Section 2 — structure and invariances identified correctly</w:t>
             </w:r>
           </w:p>
@@ -4923,44 +4339,37 @@
             <w:tcW w:w="2003" w:type="dxa"/>
             <w:tcBorders>
               <w:top w:val="single" w:sz="4" w:space="0" w:color="000000"/>
-              <w:start w:val="single" w:sz="4" w:space="0" w:color="000000"/>
-              <w:bottom w:val="single" w:sz="4" w:space="0" w:color="000000"/>
-              <w:end w:val="single" w:sz="4" w:space="0" w:color="000000"/>
-            </w:tcBorders>
-          </w:tcPr>
-          <w:p>
-            <w:pPr>
-              <w:pStyle w:val="Normal"/>
-              <w:spacing w:before="0" w:after="80"/>
-              <w:rPr/>
-            </w:pPr>
-            <w:r>
-              <w:rPr/>
+              <w:left w:val="single" w:sz="4" w:space="0" w:color="000000"/>
+              <w:bottom w:val="single" w:sz="4" w:space="0" w:color="000000"/>
+              <w:right w:val="single" w:sz="4" w:space="0" w:color="000000"/>
+            </w:tcBorders>
+          </w:tcPr>
+          <w:p>
+            <w:pPr>
+              <w:spacing w:after="80"/>
+            </w:pPr>
+            <w:r>
               <w:t>10</w:t>
             </w:r>
           </w:p>
         </w:tc>
       </w:tr>
       <w:tr>
-        <w:trPr/>
         <w:tc>
           <w:tcPr>
             <w:tcW w:w="7357" w:type="dxa"/>
             <w:tcBorders>
               <w:top w:val="single" w:sz="4" w:space="0" w:color="000000"/>
-              <w:start w:val="single" w:sz="4" w:space="0" w:color="000000"/>
-              <w:bottom w:val="single" w:sz="4" w:space="0" w:color="000000"/>
-              <w:end w:val="single" w:sz="4" w:space="0" w:color="000000"/>
-            </w:tcBorders>
-          </w:tcPr>
-          <w:p>
-            <w:pPr>
-              <w:pStyle w:val="Normal"/>
-              <w:spacing w:before="0" w:after="80"/>
-              <w:rPr/>
-            </w:pPr>
-            <w:r>
-              <w:rPr/>
+              <w:left w:val="single" w:sz="4" w:space="0" w:color="000000"/>
+              <w:bottom w:val="single" w:sz="4" w:space="0" w:color="000000"/>
+              <w:right w:val="single" w:sz="4" w:space="0" w:color="000000"/>
+            </w:tcBorders>
+          </w:tcPr>
+          <w:p>
+            <w:pPr>
+              <w:spacing w:after="80"/>
+            </w:pPr>
+            <w:r>
               <w:t>Section 3 — options compared, with ≥1 reproduced published/pretrained method</w:t>
             </w:r>
           </w:p>
@@ -4970,44 +4379,37 @@
             <w:tcW w:w="2003" w:type="dxa"/>
             <w:tcBorders>
               <w:top w:val="single" w:sz="4" w:space="0" w:color="000000"/>
-              <w:start w:val="single" w:sz="4" w:space="0" w:color="000000"/>
-              <w:bottom w:val="single" w:sz="4" w:space="0" w:color="000000"/>
-              <w:end w:val="single" w:sz="4" w:space="0" w:color="000000"/>
-            </w:tcBorders>
-          </w:tcPr>
-          <w:p>
-            <w:pPr>
-              <w:pStyle w:val="Normal"/>
-              <w:spacing w:before="0" w:after="80"/>
-              <w:rPr/>
-            </w:pPr>
-            <w:r>
-              <w:rPr/>
+              <w:left w:val="single" w:sz="4" w:space="0" w:color="000000"/>
+              <w:bottom w:val="single" w:sz="4" w:space="0" w:color="000000"/>
+              <w:right w:val="single" w:sz="4" w:space="0" w:color="000000"/>
+            </w:tcBorders>
+          </w:tcPr>
+          <w:p>
+            <w:pPr>
+              <w:spacing w:after="80"/>
+            </w:pPr>
+            <w:r>
               <w:t>20</w:t>
             </w:r>
           </w:p>
         </w:tc>
       </w:tr>
       <w:tr>
-        <w:trPr/>
         <w:tc>
           <w:tcPr>
             <w:tcW w:w="7357" w:type="dxa"/>
             <w:tcBorders>
               <w:top w:val="single" w:sz="4" w:space="0" w:color="000000"/>
-              <w:start w:val="single" w:sz="4" w:space="0" w:color="000000"/>
-              <w:bottom w:val="single" w:sz="4" w:space="0" w:color="000000"/>
-              <w:end w:val="single" w:sz="4" w:space="0" w:color="000000"/>
-            </w:tcBorders>
-          </w:tcPr>
-          <w:p>
-            <w:pPr>
-              <w:pStyle w:val="Normal"/>
-              <w:spacing w:before="0" w:after="80"/>
-              <w:rPr/>
-            </w:pPr>
-            <w:r>
-              <w:rPr/>
+              <w:left w:val="single" w:sz="4" w:space="0" w:color="000000"/>
+              <w:bottom w:val="single" w:sz="4" w:space="0" w:color="000000"/>
+              <w:right w:val="single" w:sz="4" w:space="0" w:color="000000"/>
+            </w:tcBorders>
+          </w:tcPr>
+          <w:p>
+            <w:pPr>
+              <w:spacing w:after="80"/>
+            </w:pPr>
+            <w:r>
               <w:t>Section 4 — knowledge base built; models and parameters justified</w:t>
             </w:r>
           </w:p>
@@ -5017,44 +4419,37 @@
             <w:tcW w:w="2003" w:type="dxa"/>
             <w:tcBorders>
               <w:top w:val="single" w:sz="4" w:space="0" w:color="000000"/>
-              <w:start w:val="single" w:sz="4" w:space="0" w:color="000000"/>
-              <w:bottom w:val="single" w:sz="4" w:space="0" w:color="000000"/>
-              <w:end w:val="single" w:sz="4" w:space="0" w:color="000000"/>
-            </w:tcBorders>
-          </w:tcPr>
-          <w:p>
-            <w:pPr>
-              <w:pStyle w:val="Normal"/>
-              <w:spacing w:before="0" w:after="80"/>
-              <w:rPr/>
-            </w:pPr>
-            <w:r>
-              <w:rPr/>
+              <w:left w:val="single" w:sz="4" w:space="0" w:color="000000"/>
+              <w:bottom w:val="single" w:sz="4" w:space="0" w:color="000000"/>
+              <w:right w:val="single" w:sz="4" w:space="0" w:color="000000"/>
+            </w:tcBorders>
+          </w:tcPr>
+          <w:p>
+            <w:pPr>
+              <w:spacing w:after="80"/>
+            </w:pPr>
+            <w:r>
               <w:t>20</w:t>
             </w:r>
           </w:p>
         </w:tc>
       </w:tr>
       <w:tr>
-        <w:trPr/>
         <w:tc>
           <w:tcPr>
             <w:tcW w:w="7357" w:type="dxa"/>
             <w:tcBorders>
               <w:top w:val="single" w:sz="4" w:space="0" w:color="000000"/>
-              <w:start w:val="single" w:sz="4" w:space="0" w:color="000000"/>
-              <w:bottom w:val="single" w:sz="4" w:space="0" w:color="000000"/>
-              <w:end w:val="single" w:sz="4" w:space="0" w:color="000000"/>
-            </w:tcBorders>
-          </w:tcPr>
-          <w:p>
-            <w:pPr>
-              <w:pStyle w:val="Normal"/>
-              <w:spacing w:before="0" w:after="80"/>
-              <w:rPr/>
-            </w:pPr>
-            <w:r>
-              <w:rPr/>
+              <w:left w:val="single" w:sz="4" w:space="0" w:color="000000"/>
+              <w:bottom w:val="single" w:sz="4" w:space="0" w:color="000000"/>
+              <w:right w:val="single" w:sz="4" w:space="0" w:color="000000"/>
+            </w:tcBorders>
+          </w:tcPr>
+          <w:p>
+            <w:pPr>
+              <w:spacing w:after="80"/>
+            </w:pPr>
+            <w:r>
               <w:t>Section 5 — real evidence: OCR quality + a working retrieval</w:t>
             </w:r>
           </w:p>
@@ -5064,44 +4459,37 @@
             <w:tcW w:w="2003" w:type="dxa"/>
             <w:tcBorders>
               <w:top w:val="single" w:sz="4" w:space="0" w:color="000000"/>
-              <w:start w:val="single" w:sz="4" w:space="0" w:color="000000"/>
-              <w:bottom w:val="single" w:sz="4" w:space="0" w:color="000000"/>
-              <w:end w:val="single" w:sz="4" w:space="0" w:color="000000"/>
-            </w:tcBorders>
-          </w:tcPr>
-          <w:p>
-            <w:pPr>
-              <w:pStyle w:val="Normal"/>
-              <w:spacing w:before="0" w:after="80"/>
-              <w:rPr/>
-            </w:pPr>
-            <w:r>
-              <w:rPr/>
+              <w:left w:val="single" w:sz="4" w:space="0" w:color="000000"/>
+              <w:bottom w:val="single" w:sz="4" w:space="0" w:color="000000"/>
+              <w:right w:val="single" w:sz="4" w:space="0" w:color="000000"/>
+            </w:tcBorders>
+          </w:tcPr>
+          <w:p>
+            <w:pPr>
+              <w:spacing w:after="80"/>
+            </w:pPr>
+            <w:r>
               <w:t>25</w:t>
             </w:r>
           </w:p>
         </w:tc>
       </w:tr>
       <w:tr>
-        <w:trPr/>
         <w:tc>
           <w:tcPr>
             <w:tcW w:w="7357" w:type="dxa"/>
             <w:tcBorders>
               <w:top w:val="single" w:sz="4" w:space="0" w:color="000000"/>
-              <w:start w:val="single" w:sz="4" w:space="0" w:color="000000"/>
-              <w:bottom w:val="single" w:sz="4" w:space="0" w:color="000000"/>
-              <w:end w:val="single" w:sz="4" w:space="0" w:color="000000"/>
-            </w:tcBorders>
-          </w:tcPr>
-          <w:p>
-            <w:pPr>
-              <w:pStyle w:val="Normal"/>
-              <w:spacing w:before="0" w:after="80"/>
-              <w:rPr/>
-            </w:pPr>
-            <w:r>
-              <w:rPr/>
+              <w:left w:val="single" w:sz="4" w:space="0" w:color="000000"/>
+              <w:bottom w:val="single" w:sz="4" w:space="0" w:color="000000"/>
+              <w:right w:val="single" w:sz="4" w:space="0" w:color="000000"/>
+            </w:tcBorders>
+          </w:tcPr>
+          <w:p>
+            <w:pPr>
+              <w:spacing w:after="80"/>
+            </w:pPr>
+            <w:r>
               <w:t>Section 6 — a concrete, sensible plan for A3</w:t>
             </w:r>
           </w:p>
@@ -5111,44 +4499,37 @@
             <w:tcW w:w="2003" w:type="dxa"/>
             <w:tcBorders>
               <w:top w:val="single" w:sz="4" w:space="0" w:color="000000"/>
-              <w:start w:val="single" w:sz="4" w:space="0" w:color="000000"/>
-              <w:bottom w:val="single" w:sz="4" w:space="0" w:color="000000"/>
-              <w:end w:val="single" w:sz="4" w:space="0" w:color="000000"/>
-            </w:tcBorders>
-          </w:tcPr>
-          <w:p>
-            <w:pPr>
-              <w:pStyle w:val="Normal"/>
-              <w:spacing w:before="0" w:after="80"/>
-              <w:rPr/>
-            </w:pPr>
-            <w:r>
-              <w:rPr/>
+              <w:left w:val="single" w:sz="4" w:space="0" w:color="000000"/>
+              <w:bottom w:val="single" w:sz="4" w:space="0" w:color="000000"/>
+              <w:right w:val="single" w:sz="4" w:space="0" w:color="000000"/>
+            </w:tcBorders>
+          </w:tcPr>
+          <w:p>
+            <w:pPr>
+              <w:spacing w:after="80"/>
+            </w:pPr>
+            <w:r>
               <w:t>5</w:t>
             </w:r>
           </w:p>
         </w:tc>
       </w:tr>
       <w:tr>
-        <w:trPr/>
         <w:tc>
           <w:tcPr>
             <w:tcW w:w="7357" w:type="dxa"/>
             <w:tcBorders>
               <w:top w:val="single" w:sz="4" w:space="0" w:color="000000"/>
-              <w:start w:val="single" w:sz="4" w:space="0" w:color="000000"/>
-              <w:bottom w:val="single" w:sz="4" w:space="0" w:color="000000"/>
-              <w:end w:val="single" w:sz="4" w:space="0" w:color="000000"/>
-            </w:tcBorders>
-          </w:tcPr>
-          <w:p>
-            <w:pPr>
-              <w:pStyle w:val="Normal"/>
-              <w:spacing w:before="0" w:after="80"/>
-              <w:rPr/>
-            </w:pPr>
-            <w:r>
-              <w:rPr/>
+              <w:left w:val="single" w:sz="4" w:space="0" w:color="000000"/>
+              <w:bottom w:val="single" w:sz="4" w:space="0" w:color="000000"/>
+              <w:right w:val="single" w:sz="4" w:space="0" w:color="000000"/>
+            </w:tcBorders>
+          </w:tcPr>
+          <w:p>
+            <w:pPr>
+              <w:spacing w:after="80"/>
+            </w:pPr>
+            <w:r>
               <w:t>Section 7 — eight-facet design table for Stages 1–4</w:t>
             </w:r>
           </w:p>
@@ -5158,44 +4539,37 @@
             <w:tcW w:w="2003" w:type="dxa"/>
             <w:tcBorders>
               <w:top w:val="single" w:sz="4" w:space="0" w:color="000000"/>
-              <w:start w:val="single" w:sz="4" w:space="0" w:color="000000"/>
-              <w:bottom w:val="single" w:sz="4" w:space="0" w:color="000000"/>
-              <w:end w:val="single" w:sz="4" w:space="0" w:color="000000"/>
-            </w:tcBorders>
-          </w:tcPr>
-          <w:p>
-            <w:pPr>
-              <w:pStyle w:val="Normal"/>
-              <w:spacing w:before="0" w:after="80"/>
-              <w:rPr/>
-            </w:pPr>
-            <w:r>
-              <w:rPr/>
+              <w:left w:val="single" w:sz="4" w:space="0" w:color="000000"/>
+              <w:bottom w:val="single" w:sz="4" w:space="0" w:color="000000"/>
+              <w:right w:val="single" w:sz="4" w:space="0" w:color="000000"/>
+            </w:tcBorders>
+          </w:tcPr>
+          <w:p>
+            <w:pPr>
+              <w:spacing w:after="80"/>
+            </w:pPr>
+            <w:r>
               <w:t>10</w:t>
             </w:r>
           </w:p>
         </w:tc>
       </w:tr>
       <w:tr>
-        <w:trPr/>
         <w:tc>
           <w:tcPr>
             <w:tcW w:w="7357" w:type="dxa"/>
             <w:tcBorders>
               <w:top w:val="single" w:sz="4" w:space="0" w:color="000000"/>
-              <w:start w:val="single" w:sz="4" w:space="0" w:color="000000"/>
-              <w:bottom w:val="single" w:sz="4" w:space="0" w:color="000000"/>
-              <w:end w:val="single" w:sz="4" w:space="0" w:color="000000"/>
-            </w:tcBorders>
-          </w:tcPr>
-          <w:p>
-            <w:pPr>
-              <w:pStyle w:val="Normal"/>
-              <w:spacing w:before="0" w:after="80"/>
-              <w:rPr/>
-            </w:pPr>
-            <w:r>
-              <w:rPr/>
+              <w:left w:val="single" w:sz="4" w:space="0" w:color="000000"/>
+              <w:bottom w:val="single" w:sz="4" w:space="0" w:color="000000"/>
+              <w:right w:val="single" w:sz="4" w:space="0" w:color="000000"/>
+            </w:tcBorders>
+          </w:tcPr>
+          <w:p>
+            <w:pPr>
+              <w:spacing w:after="80"/>
+            </w:pPr>
+            <w:r>
               <w:t>Section 8 + submission structure correct</w:t>
             </w:r>
           </w:p>
@@ -5205,44 +4579,40 @@
             <w:tcW w:w="2003" w:type="dxa"/>
             <w:tcBorders>
               <w:top w:val="single" w:sz="4" w:space="0" w:color="000000"/>
-              <w:start w:val="single" w:sz="4" w:space="0" w:color="000000"/>
-              <w:bottom w:val="single" w:sz="4" w:space="0" w:color="000000"/>
-              <w:end w:val="single" w:sz="4" w:space="0" w:color="000000"/>
-            </w:tcBorders>
-          </w:tcPr>
-          <w:p>
-            <w:pPr>
-              <w:pStyle w:val="Normal"/>
-              <w:spacing w:before="0" w:after="80"/>
-              <w:rPr/>
-            </w:pPr>
-            <w:r>
-              <w:rPr/>
+              <w:left w:val="single" w:sz="4" w:space="0" w:color="000000"/>
+              <w:bottom w:val="single" w:sz="4" w:space="0" w:color="000000"/>
+              <w:right w:val="single" w:sz="4" w:space="0" w:color="000000"/>
+            </w:tcBorders>
+          </w:tcPr>
+          <w:p>
+            <w:pPr>
+              <w:spacing w:after="80"/>
+            </w:pPr>
+            <w:r>
               <w:t>5</w:t>
             </w:r>
           </w:p>
         </w:tc>
       </w:tr>
     </w:tbl>
+    <w:p/>
     <w:sectPr>
-      <w:type w:val="nextPage"/>
       <w:pgSz w:w="12240" w:h="15840"/>
-      <w:pgMar w:left="1440" w:right="1440" w:gutter="0" w:header="0" w:top="1440" w:footer="0" w:bottom="1440"/>
-      <w:pgNumType w:fmt="decimal"/>
-      <w:formProt w:val="false"/>
-      <w:textDirection w:val="lrTb"/>
-      <w:docGrid w:type="default" w:linePitch="360" w:charSpace="0"/>
+      <w:pgMar w:top="1440" w:right="1440" w:bottom="1440" w:left="1440" w:header="0" w:footer="0" w:gutter="0"/>
+      <w:cols w:space="720"/>
+      <w:formProt w:val="0"/>
+      <w:docGrid w:linePitch="360"/>
     </w:sectPr>
   </w:body>
 </w:document>
 </file>
 
 <file path=word/styles.xml><?xml version="1.0" encoding="utf-8"?>
-<w:styles xmlns:w="http://schemas.openxmlformats.org/wordprocessingml/2006/main" xmlns:w14="http://schemas.microsoft.com/office/word/2010/wordml" xmlns:mc="http://schemas.openxmlformats.org/markup-compatibility/2006" mc:Ignorable="w14">
+<w:styles xmlns:mc="http://schemas.openxmlformats.org/markup-compatibility/2006" xmlns:r="http://schemas.openxmlformats.org/officeDocument/2006/relationships" xmlns:w="http://schemas.openxmlformats.org/wordprocessingml/2006/main" xmlns:w14="http://schemas.microsoft.com/office/word/2010/wordml" xmlns:w15="http://schemas.microsoft.com/office/word/2012/wordml" xmlns:w16cex="http://schemas.microsoft.com/office/word/2018/wordml/cex" xmlns:w16cid="http://schemas.microsoft.com/office/word/2016/wordml/cid" xmlns:w16="http://schemas.microsoft.com/office/word/2018/wordml" xmlns:w16du="http://schemas.microsoft.com/office/word/2023/wordml/word16du" xmlns:w16sdtdh="http://schemas.microsoft.com/office/word/2020/wordml/sdtdatahash" xmlns:w16sdtfl="http://schemas.microsoft.com/office/word/2024/wordml/sdtformatlock" xmlns:w16se="http://schemas.microsoft.com/office/word/2015/wordml/symex" mc:Ignorable="w14 w15 w16se w16cid w16 w16cex w16sdtdh w16sdtfl w16du">
   <w:docDefaults>
     <w:rPrDefault>
       <w:rPr>
-        <w:rFonts w:ascii="Calibri" w:hAnsi="Calibri" w:eastAsia="Calibri" w:cs="Calibri"/>
+        <w:rFonts w:ascii="Calibri" w:eastAsia="Calibri" w:hAnsi="Calibri" w:cs="Calibri"/>
         <w:sz w:val="21"/>
         <w:szCs w:val="21"/>
         <w:lang w:val="en-US" w:eastAsia="zh-CN" w:bidi="hi-IN"/>
@@ -5250,34 +4620,400 @@
     </w:rPrDefault>
     <w:pPrDefault>
       <w:pPr>
-        <w:suppressAutoHyphens w:val="true"/>
+        <w:suppressAutoHyphens/>
       </w:pPr>
     </w:pPrDefault>
   </w:docDefaults>
-  <w:style w:type="paragraph" w:styleId="Normal">
+  <w:latentStyles w:defLockedState="0" w:defUIPriority="99" w:defSemiHidden="0" w:defUnhideWhenUsed="0" w:defQFormat="0" w:count="376">
+    <w:lsdException w:name="Normal" w:uiPriority="0" w:qFormat="1"/>
+    <w:lsdException w:name="heading 1" w:uiPriority="9" w:qFormat="1"/>
+    <w:lsdException w:name="heading 2" w:semiHidden="1" w:uiPriority="9" w:unhideWhenUsed="1" w:qFormat="1"/>
+    <w:lsdException w:name="heading 3" w:semiHidden="1" w:uiPriority="9" w:unhideWhenUsed="1" w:qFormat="1"/>
+    <w:lsdException w:name="heading 4" w:semiHidden="1" w:uiPriority="9" w:unhideWhenUsed="1" w:qFormat="1"/>
+    <w:lsdException w:name="heading 5" w:semiHidden="1" w:uiPriority="9" w:unhideWhenUsed="1" w:qFormat="1"/>
+    <w:lsdException w:name="heading 6" w:semiHidden="1" w:uiPriority="9" w:unhideWhenUsed="1" w:qFormat="1"/>
+    <w:lsdException w:name="heading 7" w:semiHidden="1" w:uiPriority="9" w:unhideWhenUsed="1" w:qFormat="1"/>
+    <w:lsdException w:name="heading 8" w:semiHidden="1" w:uiPriority="9" w:unhideWhenUsed="1" w:qFormat="1"/>
+    <w:lsdException w:name="heading 9" w:semiHidden="1" w:uiPriority="9" w:unhideWhenUsed="1" w:qFormat="1"/>
+    <w:lsdException w:name="index 1" w:semiHidden="1" w:unhideWhenUsed="1"/>
+    <w:lsdException w:name="index 2" w:semiHidden="1" w:unhideWhenUsed="1"/>
+    <w:lsdException w:name="index 3" w:semiHidden="1" w:unhideWhenUsed="1"/>
+    <w:lsdException w:name="index 4" w:semiHidden="1" w:unhideWhenUsed="1"/>
+    <w:lsdException w:name="index 5" w:semiHidden="1" w:unhideWhenUsed="1"/>
+    <w:lsdException w:name="index 6" w:semiHidden="1" w:unhideWhenUsed="1"/>
+    <w:lsdException w:name="index 7" w:semiHidden="1" w:unhideWhenUsed="1"/>
+    <w:lsdException w:name="index 8" w:semiHidden="1" w:unhideWhenUsed="1"/>
+    <w:lsdException w:name="index 9" w:semiHidden="1" w:unhideWhenUsed="1"/>
+    <w:lsdException w:name="toc 1" w:semiHidden="1" w:uiPriority="39" w:unhideWhenUsed="1"/>
+    <w:lsdException w:name="toc 2" w:semiHidden="1" w:uiPriority="39" w:unhideWhenUsed="1"/>
+    <w:lsdException w:name="toc 3" w:semiHidden="1" w:uiPriority="39" w:unhideWhenUsed="1"/>
+    <w:lsdException w:name="toc 4" w:semiHidden="1" w:uiPriority="39" w:unhideWhenUsed="1"/>
+    <w:lsdException w:name="toc 5" w:semiHidden="1" w:uiPriority="39" w:unhideWhenUsed="1"/>
+    <w:lsdException w:name="toc 6" w:semiHidden="1" w:uiPriority="39" w:unhideWhenUsed="1"/>
+    <w:lsdException w:name="toc 7" w:semiHidden="1" w:uiPriority="39" w:unhideWhenUsed="1"/>
+    <w:lsdException w:name="toc 8" w:semiHidden="1" w:uiPriority="39" w:unhideWhenUsed="1"/>
+    <w:lsdException w:name="toc 9" w:semiHidden="1" w:uiPriority="39" w:unhideWhenUsed="1"/>
+    <w:lsdException w:name="Normal Indent" w:semiHidden="1" w:unhideWhenUsed="1"/>
+    <w:lsdException w:name="footnote text" w:semiHidden="1" w:unhideWhenUsed="1"/>
+    <w:lsdException w:name="annotation text" w:semiHidden="1" w:unhideWhenUsed="1"/>
+    <w:lsdException w:name="header" w:semiHidden="1" w:unhideWhenUsed="1"/>
+    <w:lsdException w:name="footer" w:semiHidden="1" w:unhideWhenUsed="1"/>
+    <w:lsdException w:name="index heading" w:semiHidden="1" w:unhideWhenUsed="1"/>
+    <w:lsdException w:name="caption" w:semiHidden="1" w:uiPriority="35" w:unhideWhenUsed="1" w:qFormat="1"/>
+    <w:lsdException w:name="table of figures" w:semiHidden="1" w:unhideWhenUsed="1"/>
+    <w:lsdException w:name="envelope address" w:semiHidden="1" w:unhideWhenUsed="1"/>
+    <w:lsdException w:name="envelope return" w:semiHidden="1" w:unhideWhenUsed="1"/>
+    <w:lsdException w:name="footnote reference" w:semiHidden="1" w:unhideWhenUsed="1"/>
+    <w:lsdException w:name="annotation reference" w:semiHidden="1" w:unhideWhenUsed="1"/>
+    <w:lsdException w:name="line number" w:semiHidden="1" w:unhideWhenUsed="1"/>
+    <w:lsdException w:name="page number" w:semiHidden="1" w:unhideWhenUsed="1"/>
+    <w:lsdException w:name="endnote reference" w:semiHidden="1" w:unhideWhenUsed="1"/>
+    <w:lsdException w:name="endnote text" w:semiHidden="1" w:unhideWhenUsed="1"/>
+    <w:lsdException w:name="table of authorities" w:semiHidden="1" w:unhideWhenUsed="1"/>
+    <w:lsdException w:name="macro" w:semiHidden="1" w:unhideWhenUsed="1"/>
+    <w:lsdException w:name="toa heading" w:semiHidden="1" w:unhideWhenUsed="1"/>
+    <w:lsdException w:name="List" w:semiHidden="1" w:unhideWhenUsed="1"/>
+    <w:lsdException w:name="List Bullet" w:semiHidden="1" w:unhideWhenUsed="1"/>
+    <w:lsdException w:name="List Number" w:semiHidden="1" w:unhideWhenUsed="1"/>
+    <w:lsdException w:name="List 2" w:semiHidden="1" w:unhideWhenUsed="1"/>
+    <w:lsdException w:name="List 3" w:semiHidden="1" w:unhideWhenUsed="1"/>
+    <w:lsdException w:name="List 4" w:semiHidden="1" w:unhideWhenUsed="1"/>
+    <w:lsdException w:name="List 5" w:semiHidden="1" w:unhideWhenUsed="1"/>
+    <w:lsdException w:name="List Bullet 2" w:semiHidden="1" w:unhideWhenUsed="1"/>
+    <w:lsdException w:name="List Bullet 3" w:semiHidden="1" w:unhideWhenUsed="1"/>
+    <w:lsdException w:name="List Bullet 4" w:semiHidden="1" w:unhideWhenUsed="1"/>
+    <w:lsdException w:name="List Bullet 5" w:semiHidden="1" w:unhideWhenUsed="1"/>
+    <w:lsdException w:name="List Number 2" w:semiHidden="1" w:unhideWhenUsed="1"/>
+    <w:lsdException w:name="List Number 3" w:semiHidden="1" w:unhideWhenUsed="1"/>
+    <w:lsdException w:name="List Number 4" w:semiHidden="1" w:unhideWhenUsed="1"/>
+    <w:lsdException w:name="List Number 5" w:semiHidden="1" w:unhideWhenUsed="1"/>
+    <w:lsdException w:name="Title" w:uiPriority="10" w:qFormat="1"/>
+    <w:lsdException w:name="Closing" w:semiHidden="1" w:unhideWhenUsed="1"/>
+    <w:lsdException w:name="Signature" w:semiHidden="1" w:unhideWhenUsed="1"/>
+    <w:lsdException w:name="Default Paragraph Font" w:semiHidden="1" w:uiPriority="1" w:unhideWhenUsed="1"/>
+    <w:lsdException w:name="Body Text" w:semiHidden="1" w:unhideWhenUsed="1"/>
+    <w:lsdException w:name="Body Text Indent" w:semiHidden="1" w:unhideWhenUsed="1"/>
+    <w:lsdException w:name="List Continue" w:semiHidden="1" w:unhideWhenUsed="1"/>
+    <w:lsdException w:name="List Continue 2" w:semiHidden="1" w:unhideWhenUsed="1"/>
+    <w:lsdException w:name="List Continue 3" w:semiHidden="1" w:unhideWhenUsed="1"/>
+    <w:lsdException w:name="List Continue 4" w:semiHidden="1" w:unhideWhenUsed="1"/>
+    <w:lsdException w:name="List Continue 5" w:semiHidden="1" w:unhideWhenUsed="1"/>
+    <w:lsdException w:name="Message Header" w:semiHidden="1" w:unhideWhenUsed="1"/>
+    <w:lsdException w:name="Subtitle" w:uiPriority="11" w:qFormat="1"/>
+    <w:lsdException w:name="Salutation" w:semiHidden="1" w:unhideWhenUsed="1"/>
+    <w:lsdException w:name="Date" w:semiHidden="1" w:unhideWhenUsed="1"/>
+    <w:lsdException w:name="Body Text First Indent" w:semiHidden="1" w:unhideWhenUsed="1"/>
+    <w:lsdException w:name="Body Text First Indent 2" w:semiHidden="1" w:unhideWhenUsed="1"/>
+    <w:lsdException w:name="Note Heading" w:semiHidden="1" w:unhideWhenUsed="1"/>
+    <w:lsdException w:name="Body Text 2" w:semiHidden="1" w:unhideWhenUsed="1"/>
+    <w:lsdException w:name="Body Text 3" w:semiHidden="1" w:unhideWhenUsed="1"/>
+    <w:lsdException w:name="Body Text Indent 2" w:semiHidden="1" w:unhideWhenUsed="1"/>
+    <w:lsdException w:name="Body Text Indent 3" w:semiHidden="1" w:unhideWhenUsed="1"/>
+    <w:lsdException w:name="Block Text" w:semiHidden="1" w:unhideWhenUsed="1"/>
+    <w:lsdException w:name="Hyperlink" w:semiHidden="1" w:unhideWhenUsed="1"/>
+    <w:lsdException w:name="FollowedHyperlink" w:semiHidden="1" w:unhideWhenUsed="1"/>
+    <w:lsdException w:name="Strong" w:uiPriority="22" w:qFormat="1"/>
+    <w:lsdException w:name="Emphasis" w:uiPriority="20" w:qFormat="1"/>
+    <w:lsdException w:name="Document Map" w:semiHidden="1" w:unhideWhenUsed="1"/>
+    <w:lsdException w:name="Plain Text" w:semiHidden="1" w:unhideWhenUsed="1"/>
+    <w:lsdException w:name="E-mail Signature" w:semiHidden="1" w:unhideWhenUsed="1"/>
+    <w:lsdException w:name="HTML Top of Form" w:semiHidden="1" w:unhideWhenUsed="1"/>
+    <w:lsdException w:name="HTML Bottom of Form" w:semiHidden="1" w:unhideWhenUsed="1"/>
+    <w:lsdException w:name="Normal (Web)" w:semiHidden="1" w:unhideWhenUsed="1"/>
+    <w:lsdException w:name="HTML Acronym" w:semiHidden="1" w:unhideWhenUsed="1"/>
+    <w:lsdException w:name="HTML Address" w:semiHidden="1" w:unhideWhenUsed="1"/>
+    <w:lsdException w:name="HTML Cite" w:semiHidden="1" w:unhideWhenUsed="1"/>
+    <w:lsdException w:name="HTML Code" w:semiHidden="1" w:unhideWhenUsed="1"/>
+    <w:lsdException w:name="HTML Definition" w:semiHidden="1" w:unhideWhenUsed="1"/>
+    <w:lsdException w:name="HTML Keyboard" w:semiHidden="1" w:unhideWhenUsed="1"/>
+    <w:lsdException w:name="HTML Preformatted" w:semiHidden="1" w:unhideWhenUsed="1"/>
+    <w:lsdException w:name="HTML Sample" w:semiHidden="1" w:unhideWhenUsed="1"/>
+    <w:lsdException w:name="HTML Typewriter" w:semiHidden="1" w:unhideWhenUsed="1"/>
+    <w:lsdException w:name="HTML Variable" w:semiHidden="1" w:unhideWhenUsed="1"/>
+    <w:lsdException w:name="Normal Table" w:semiHidden="1" w:unhideWhenUsed="1"/>
+    <w:lsdException w:name="annotation subject" w:semiHidden="1" w:unhideWhenUsed="1"/>
+    <w:lsdException w:name="No List" w:semiHidden="1" w:unhideWhenUsed="1"/>
+    <w:lsdException w:name="Outline List 1" w:semiHidden="1" w:unhideWhenUsed="1"/>
+    <w:lsdException w:name="Outline List 2" w:semiHidden="1" w:unhideWhenUsed="1"/>
+    <w:lsdException w:name="Outline List 3" w:semiHidden="1" w:unhideWhenUsed="1"/>
+    <w:lsdException w:name="Table Simple 1" w:semiHidden="1" w:unhideWhenUsed="1"/>
+    <w:lsdException w:name="Table Simple 2" w:semiHidden="1" w:unhideWhenUsed="1"/>
+    <w:lsdException w:name="Table Simple 3" w:semiHidden="1" w:unhideWhenUsed="1"/>
+    <w:lsdException w:name="Table Classic 1" w:semiHidden="1" w:unhideWhenUsed="1"/>
+    <w:lsdException w:name="Table Classic 2" w:semiHidden="1" w:unhideWhenUsed="1"/>
+    <w:lsdException w:name="Table Classic 3" w:semiHidden="1" w:unhideWhenUsed="1"/>
+    <w:lsdException w:name="Table Classic 4" w:semiHidden="1" w:unhideWhenUsed="1"/>
+    <w:lsdException w:name="Table Colorful 1" w:semiHidden="1" w:unhideWhenUsed="1"/>
+    <w:lsdException w:name="Table Colorful 2" w:semiHidden="1" w:unhideWhenUsed="1"/>
+    <w:lsdException w:name="Table Colorful 3" w:semiHidden="1" w:unhideWhenUsed="1"/>
+    <w:lsdException w:name="Table Columns 1" w:semiHidden="1" w:unhideWhenUsed="1"/>
+    <w:lsdException w:name="Table Columns 2" w:semiHidden="1" w:unhideWhenUsed="1"/>
+    <w:lsdException w:name="Table Columns 3" w:semiHidden="1" w:unhideWhenUsed="1"/>
+    <w:lsdException w:name="Table Columns 4" w:semiHidden="1" w:unhideWhenUsed="1"/>
+    <w:lsdException w:name="Table Columns 5" w:semiHidden="1" w:unhideWhenUsed="1"/>
+    <w:lsdException w:name="Table Grid 1" w:semiHidden="1" w:unhideWhenUsed="1"/>
+    <w:lsdException w:name="Table Grid 2" w:semiHidden="1" w:unhideWhenUsed="1"/>
+    <w:lsdException w:name="Table Grid 3" w:semiHidden="1" w:unhideWhenUsed="1"/>
+    <w:lsdException w:name="Table Grid 4" w:semiHidden="1" w:unhideWhenUsed="1"/>
+    <w:lsdException w:name="Table Grid 5" w:semiHidden="1" w:unhideWhenUsed="1"/>
+    <w:lsdException w:name="Table Grid 6" w:semiHidden="1" w:unhideWhenUsed="1"/>
+    <w:lsdException w:name="Table Grid 7" w:semiHidden="1" w:unhideWhenUsed="1"/>
+    <w:lsdException w:name="Table Grid 8" w:semiHidden="1" w:unhideWhenUsed="1"/>
+    <w:lsdException w:name="Table List 1" w:semiHidden="1" w:unhideWhenUsed="1"/>
+    <w:lsdException w:name="Table List 2" w:semiHidden="1" w:unhideWhenUsed="1"/>
+    <w:lsdException w:name="Table List 3" w:semiHidden="1" w:unhideWhenUsed="1"/>
+    <w:lsdException w:name="Table List 4" w:semiHidden="1" w:unhideWhenUsed="1"/>
+    <w:lsdException w:name="Table List 5" w:semiHidden="1" w:unhideWhenUsed="1"/>
+    <w:lsdException w:name="Table List 6" w:semiHidden="1" w:unhideWhenUsed="1"/>
+    <w:lsdException w:name="Table List 7" w:semiHidden="1" w:unhideWhenUsed="1"/>
+    <w:lsdException w:name="Table List 8" w:semiHidden="1" w:unhideWhenUsed="1"/>
+    <w:lsdException w:name="Table 3D effects 1" w:semiHidden="1" w:unhideWhenUsed="1"/>
+    <w:lsdException w:name="Table 3D effects 2" w:semiHidden="1" w:unhideWhenUsed="1"/>
+    <w:lsdException w:name="Table 3D effects 3" w:semiHidden="1" w:unhideWhenUsed="1"/>
+    <w:lsdException w:name="Table Contemporary" w:semiHidden="1" w:unhideWhenUsed="1"/>
+    <w:lsdException w:name="Table Elegant" w:semiHidden="1" w:unhideWhenUsed="1"/>
+    <w:lsdException w:name="Table Professional" w:semiHidden="1" w:unhideWhenUsed="1"/>
+    <w:lsdException w:name="Table Subtle 1" w:semiHidden="1" w:unhideWhenUsed="1"/>
+    <w:lsdException w:name="Table Subtle 2" w:semiHidden="1" w:unhideWhenUsed="1"/>
+    <w:lsdException w:name="Table Web 1" w:semiHidden="1" w:unhideWhenUsed="1"/>
+    <w:lsdException w:name="Table Web 2" w:semiHidden="1" w:unhideWhenUsed="1"/>
+    <w:lsdException w:name="Table Web 3" w:semiHidden="1" w:unhideWhenUsed="1"/>
+    <w:lsdException w:name="Balloon Text" w:semiHidden="1" w:unhideWhenUsed="1"/>
+    <w:lsdException w:name="Table Grid" w:uiPriority="39"/>
+    <w:lsdException w:name="Table Theme" w:semiHidden="1" w:unhideWhenUsed="1"/>
+    <w:lsdException w:name="Placeholder Text" w:semiHidden="1"/>
+    <w:lsdException w:name="No Spacing" w:uiPriority="1" w:qFormat="1"/>
+    <w:lsdException w:name="Light Shading" w:uiPriority="60"/>
+    <w:lsdException w:name="Light List" w:uiPriority="61"/>
+    <w:lsdException w:name="Light Grid" w:uiPriority="62"/>
+    <w:lsdException w:name="Medium Shading 1" w:uiPriority="63"/>
+    <w:lsdException w:name="Medium Shading 2" w:uiPriority="64"/>
+    <w:lsdException w:name="Medium List 1" w:uiPriority="65"/>
+    <w:lsdException w:name="Medium List 2" w:uiPriority="66"/>
+    <w:lsdException w:name="Medium Grid 1" w:uiPriority="67"/>
+    <w:lsdException w:name="Medium Grid 2" w:uiPriority="68"/>
+    <w:lsdException w:name="Medium Grid 3" w:uiPriority="69"/>
+    <w:lsdException w:name="Dark List" w:uiPriority="70"/>
+    <w:lsdException w:name="Colorful Shading" w:uiPriority="71"/>
+    <w:lsdException w:name="Colorful List" w:uiPriority="72"/>
+    <w:lsdException w:name="Colorful Grid" w:uiPriority="73"/>
+    <w:lsdException w:name="Light Shading Accent 1" w:uiPriority="60"/>
+    <w:lsdException w:name="Light List Accent 1" w:uiPriority="61"/>
+    <w:lsdException w:name="Light Grid Accent 1" w:uiPriority="62"/>
+    <w:lsdException w:name="Medium Shading 1 Accent 1" w:uiPriority="63"/>
+    <w:lsdException w:name="Medium Shading 2 Accent 1" w:uiPriority="64"/>
+    <w:lsdException w:name="Medium List 1 Accent 1" w:uiPriority="65"/>
+    <w:lsdException w:name="Revision" w:semiHidden="1"/>
+    <w:lsdException w:name="List Paragraph" w:uiPriority="34" w:qFormat="1"/>
+    <w:lsdException w:name="Quote" w:uiPriority="29" w:qFormat="1"/>
+    <w:lsdException w:name="Intense Quote" w:uiPriority="30" w:qFormat="1"/>
+    <w:lsdException w:name="Medium List 2 Accent 1" w:uiPriority="66"/>
+    <w:lsdException w:name="Medium Grid 1 Accent 1" w:uiPriority="67"/>
+    <w:lsdException w:name="Medium Grid 2 Accent 1" w:uiPriority="68"/>
+    <w:lsdException w:name="Medium Grid 3 Accent 1" w:uiPriority="69"/>
+    <w:lsdException w:name="Dark List Accent 1" w:uiPriority="70"/>
+    <w:lsdException w:name="Colorful Shading Accent 1" w:uiPriority="71"/>
+    <w:lsdException w:name="Colorful List Accent 1" w:uiPriority="72"/>
+    <w:lsdException w:name="Colorful Grid Accent 1" w:uiPriority="73"/>
+    <w:lsdException w:name="Light Shading Accent 2" w:uiPriority="60"/>
+    <w:lsdException w:name="Light List Accent 2" w:uiPriority="61"/>
+    <w:lsdException w:name="Light Grid Accent 2" w:uiPriority="62"/>
+    <w:lsdException w:name="Medium Shading 1 Accent 2" w:uiPriority="63"/>
+    <w:lsdException w:name="Medium Shading 2 Accent 2" w:uiPriority="64"/>
+    <w:lsdException w:name="Medium List 1 Accent 2" w:uiPriority="65"/>
+    <w:lsdException w:name="Medium List 2 Accent 2" w:uiPriority="66"/>
+    <w:lsdException w:name="Medium Grid 1 Accent 2" w:uiPriority="67"/>
+    <w:lsdException w:name="Medium Grid 2 Accent 2" w:uiPriority="68"/>
+    <w:lsdException w:name="Medium Grid 3 Accent 2" w:uiPriority="69"/>
+    <w:lsdException w:name="Dark List Accent 2" w:uiPriority="70"/>
+    <w:lsdException w:name="Colorful Shading Accent 2" w:uiPriority="71"/>
+    <w:lsdException w:name="Colorful List Accent 2" w:uiPriority="72"/>
+    <w:lsdException w:name="Colorful Grid Accent 2" w:uiPriority="73"/>
+    <w:lsdException w:name="Light Shading Accent 3" w:uiPriority="60"/>
+    <w:lsdException w:name="Light List Accent 3" w:uiPriority="61"/>
+    <w:lsdException w:name="Light Grid Accent 3" w:uiPriority="62"/>
+    <w:lsdException w:name="Medium Shading 1 Accent 3" w:uiPriority="63"/>
+    <w:lsdException w:name="Medium Shading 2 Accent 3" w:uiPriority="64"/>
+    <w:lsdException w:name="Medium List 1 Accent 3" w:uiPriority="65"/>
+    <w:lsdException w:name="Medium List 2 Accent 3" w:uiPriority="66"/>
+    <w:lsdException w:name="Medium Grid 1 Accent 3" w:uiPriority="67"/>
+    <w:lsdException w:name="Medium Grid 2 Accent 3" w:uiPriority="68"/>
+    <w:lsdException w:name="Medium Grid 3 Accent 3" w:uiPriority="69"/>
+    <w:lsdException w:name="Dark List Accent 3" w:uiPriority="70"/>
+    <w:lsdException w:name="Colorful Shading Accent 3" w:uiPriority="71"/>
+    <w:lsdException w:name="Colorful List Accent 3" w:uiPriority="72"/>
+    <w:lsdException w:name="Colorful Grid Accent 3" w:uiPriority="73"/>
+    <w:lsdException w:name="Light Shading Accent 4" w:uiPriority="60"/>
+    <w:lsdException w:name="Light List Accent 4" w:uiPriority="61"/>
+    <w:lsdException w:name="Light Grid Accent 4" w:uiPriority="62"/>
+    <w:lsdException w:name="Medium Shading 1 Accent 4" w:uiPriority="63"/>
+    <w:lsdException w:name="Medium Shading 2 Accent 4" w:uiPriority="64"/>
+    <w:lsdException w:name="Medium List 1 Accent 4" w:uiPriority="65"/>
+    <w:lsdException w:name="Medium List 2 Accent 4" w:uiPriority="66"/>
+    <w:lsdException w:name="Medium Grid 1 Accent 4" w:uiPriority="67"/>
+    <w:lsdException w:name="Medium Grid 2 Accent 4" w:uiPriority="68"/>
+    <w:lsdException w:name="Medium Grid 3 Accent 4" w:uiPriority="69"/>
+    <w:lsdException w:name="Dark List Accent 4" w:uiPriority="70"/>
+    <w:lsdException w:name="Colorful Shading Accent 4" w:uiPriority="71"/>
+    <w:lsdException w:name="Colorful List Accent 4" w:uiPriority="72"/>
+    <w:lsdException w:name="Colorful Grid Accent 4" w:uiPriority="73"/>
+    <w:lsdException w:name="Light Shading Accent 5" w:uiPriority="60"/>
+    <w:lsdException w:name="Light List Accent 5" w:uiPriority="61"/>
+    <w:lsdException w:name="Light Grid Accent 5" w:uiPriority="62"/>
+    <w:lsdException w:name="Medium Shading 1 Accent 5" w:uiPriority="63"/>
+    <w:lsdException w:name="Medium Shading 2 Accent 5" w:uiPriority="64"/>
+    <w:lsdException w:name="Medium List 1 Accent 5" w:uiPriority="65"/>
+    <w:lsdException w:name="Medium List 2 Accent 5" w:uiPriority="66"/>
+    <w:lsdException w:name="Medium Grid 1 Accent 5" w:uiPriority="67"/>
+    <w:lsdException w:name="Medium Grid 2 Accent 5" w:uiPriority="68"/>
+    <w:lsdException w:name="Medium Grid 3 Accent 5" w:uiPriority="69"/>
+    <w:lsdException w:name="Dark List Accent 5" w:uiPriority="70"/>
+    <w:lsdException w:name="Colorful Shading Accent 5" w:uiPriority="71"/>
+    <w:lsdException w:name="Colorful List Accent 5" w:uiPriority="72"/>
+    <w:lsdException w:name="Colorful Grid Accent 5" w:uiPriority="73"/>
+    <w:lsdException w:name="Light Shading Accent 6" w:uiPriority="60"/>
+    <w:lsdException w:name="Light List Accent 6" w:uiPriority="61"/>
+    <w:lsdException w:name="Light Grid Accent 6" w:uiPriority="62"/>
+    <w:lsdException w:name="Medium Shading 1 Accent 6" w:uiPriority="63"/>
+    <w:lsdException w:name="Medium Shading 2 Accent 6" w:uiPriority="64"/>
+    <w:lsdException w:name="Medium List 1 Accent 6" w:uiPriority="65"/>
+    <w:lsdException w:name="Medium List 2 Accent 6" w:uiPriority="66"/>
+    <w:lsdException w:name="Medium Grid 1 Accent 6" w:uiPriority="67"/>
+    <w:lsdException w:name="Medium Grid 2 Accent 6" w:uiPriority="68"/>
+    <w:lsdException w:name="Medium Grid 3 Accent 6" w:uiPriority="69"/>
+    <w:lsdException w:name="Dark List Accent 6" w:uiPriority="70"/>
+    <w:lsdException w:name="Colorful Shading Accent 6" w:uiPriority="71"/>
+    <w:lsdException w:name="Colorful List Accent 6" w:uiPriority="72"/>
+    <w:lsdException w:name="Colorful Grid Accent 6" w:uiPriority="73"/>
+    <w:lsdException w:name="Subtle Emphasis" w:uiPriority="19" w:qFormat="1"/>
+    <w:lsdException w:name="Intense Emphasis" w:uiPriority="21" w:qFormat="1"/>
+    <w:lsdException w:name="Subtle Reference" w:uiPriority="31" w:qFormat="1"/>
+    <w:lsdException w:name="Intense Reference" w:uiPriority="32" w:qFormat="1"/>
+    <w:lsdException w:name="Book Title" w:uiPriority="33" w:qFormat="1"/>
+    <w:lsdException w:name="Bibliography" w:semiHidden="1" w:uiPriority="37" w:unhideWhenUsed="1"/>
+    <w:lsdException w:name="TOC Heading" w:semiHidden="1" w:uiPriority="39" w:unhideWhenUsed="1" w:qFormat="1"/>
+    <w:lsdException w:name="Plain Table 1" w:uiPriority="41"/>
+    <w:lsdException w:name="Plain Table 2" w:uiPriority="42"/>
+    <w:lsdException w:name="Plain Table 3" w:uiPriority="43"/>
+    <w:lsdException w:name="Plain Table 4" w:uiPriority="44"/>
+    <w:lsdException w:name="Plain Table 5" w:uiPriority="45"/>
+    <w:lsdException w:name="Grid Table Light" w:uiPriority="40"/>
+    <w:lsdException w:name="Grid Table 1 Light" w:uiPriority="46"/>
+    <w:lsdException w:name="Grid Table 2" w:uiPriority="47"/>
+    <w:lsdException w:name="Grid Table 3" w:uiPriority="48"/>
+    <w:lsdException w:name="Grid Table 4" w:uiPriority="49"/>
+    <w:lsdException w:name="Grid Table 5 Dark" w:uiPriority="50"/>
+    <w:lsdException w:name="Grid Table 6 Colorful" w:uiPriority="51"/>
+    <w:lsdException w:name="Grid Table 7 Colorful" w:uiPriority="52"/>
+    <w:lsdException w:name="Grid Table 1 Light Accent 1" w:uiPriority="46"/>
+    <w:lsdException w:name="Grid Table 2 Accent 1" w:uiPriority="47"/>
+    <w:lsdException w:name="Grid Table 3 Accent 1" w:uiPriority="48"/>
+    <w:lsdException w:name="Grid Table 4 Accent 1" w:uiPriority="49"/>
+    <w:lsdException w:name="Grid Table 5 Dark Accent 1" w:uiPriority="50"/>
+    <w:lsdException w:name="Grid Table 6 Colorful Accent 1" w:uiPriority="51"/>
+    <w:lsdException w:name="Grid Table 7 Colorful Accent 1" w:uiPriority="52"/>
+    <w:lsdException w:name="Grid Table 1 Light Accent 2" w:uiPriority="46"/>
+    <w:lsdException w:name="Grid Table 2 Accent 2" w:uiPriority="47"/>
+    <w:lsdException w:name="Grid Table 3 Accent 2" w:uiPriority="48"/>
+    <w:lsdException w:name="Grid Table 4 Accent 2" w:uiPriority="49"/>
+    <w:lsdException w:name="Grid Table 5 Dark Accent 2" w:uiPriority="50"/>
+    <w:lsdException w:name="Grid Table 6 Colorful Accent 2" w:uiPriority="51"/>
+    <w:lsdException w:name="Grid Table 7 Colorful Accent 2" w:uiPriority="52"/>
+    <w:lsdException w:name="Grid Table 1 Light Accent 3" w:uiPriority="46"/>
+    <w:lsdException w:name="Grid Table 2 Accent 3" w:uiPriority="47"/>
+    <w:lsdException w:name="Grid Table 3 Accent 3" w:uiPriority="48"/>
+    <w:lsdException w:name="Grid Table 4 Accent 3" w:uiPriority="49"/>
+    <w:lsdException w:name="Grid Table 5 Dark Accent 3" w:uiPriority="50"/>
+    <w:lsdException w:name="Grid Table 6 Colorful Accent 3" w:uiPriority="51"/>
+    <w:lsdException w:name="Grid Table 7 Colorful Accent 3" w:uiPriority="52"/>
+    <w:lsdException w:name="Grid Table 1 Light Accent 4" w:uiPriority="46"/>
+    <w:lsdException w:name="Grid Table 2 Accent 4" w:uiPriority="47"/>
+    <w:lsdException w:name="Grid Table 3 Accent 4" w:uiPriority="48"/>
+    <w:lsdException w:name="Grid Table 4 Accent 4" w:uiPriority="49"/>
+    <w:lsdException w:name="Grid Table 5 Dark Accent 4" w:uiPriority="50"/>
+    <w:lsdException w:name="Grid Table 6 Colorful Accent 4" w:uiPriority="51"/>
+    <w:lsdException w:name="Grid Table 7 Colorful Accent 4" w:uiPriority="52"/>
+    <w:lsdException w:name="Grid Table 1 Light Accent 5" w:uiPriority="46"/>
+    <w:lsdException w:name="Grid Table 2 Accent 5" w:uiPriority="47"/>
+    <w:lsdException w:name="Grid Table 3 Accent 5" w:uiPriority="48"/>
+    <w:lsdException w:name="Grid Table 4 Accent 5" w:uiPriority="49"/>
+    <w:lsdException w:name="Grid Table 5 Dark Accent 5" w:uiPriority="50"/>
+    <w:lsdException w:name="Grid Table 6 Colorful Accent 5" w:uiPriority="51"/>
+    <w:lsdException w:name="Grid Table 7 Colorful Accent 5" w:uiPriority="52"/>
+    <w:lsdException w:name="Grid Table 1 Light Accent 6" w:uiPriority="46"/>
+    <w:lsdException w:name="Grid Table 2 Accent 6" w:uiPriority="47"/>
+    <w:lsdException w:name="Grid Table 3 Accent 6" w:uiPriority="48"/>
+    <w:lsdException w:name="Grid Table 4 Accent 6" w:uiPriority="49"/>
+    <w:lsdException w:name="Grid Table 5 Dark Accent 6" w:uiPriority="50"/>
+    <w:lsdException w:name="Grid Table 6 Colorful Accent 6" w:uiPriority="51"/>
+    <w:lsdException w:name="Grid Table 7 Colorful Accent 6" w:uiPriority="52"/>
+    <w:lsdException w:name="List Table 1 Light" w:uiPriority="46"/>
+    <w:lsdException w:name="List Table 2" w:uiPriority="47"/>
+    <w:lsdException w:name="List Table 3" w:uiPriority="48"/>
+    <w:lsdException w:name="List Table 4" w:uiPriority="49"/>
+    <w:lsdException w:name="List Table 5 Dark" w:uiPriority="50"/>
+    <w:lsdException w:name="List Table 6 Colorful" w:uiPriority="51"/>
+    <w:lsdException w:name="List Table 7 Colorful" w:uiPriority="52"/>
+    <w:lsdException w:name="List Table 1 Light Accent 1" w:uiPriority="46"/>
+    <w:lsdException w:name="List Table 2 Accent 1" w:uiPriority="47"/>
+    <w:lsdException w:name="List Table 3 Accent 1" w:uiPriority="48"/>
+    <w:lsdException w:name="List Table 4 Accent 1" w:uiPriority="49"/>
+    <w:lsdException w:name="List Table 5 Dark Accent 1" w:uiPriority="50"/>
+    <w:lsdException w:name="List Table 6 Colorful Accent 1" w:uiPriority="51"/>
+    <w:lsdException w:name="List Table 7 Colorful Accent 1" w:uiPriority="52"/>
+    <w:lsdException w:name="List Table 1 Light Accent 2" w:uiPriority="46"/>
+    <w:lsdException w:name="List Table 2 Accent 2" w:uiPriority="47"/>
+    <w:lsdException w:name="List Table 3 Accent 2" w:uiPriority="48"/>
+    <w:lsdException w:name="List Table 4 Accent 2" w:uiPriority="49"/>
+    <w:lsdException w:name="List Table 5 Dark Accent 2" w:uiPriority="50"/>
+    <w:lsdException w:name="List Table 6 Colorful Accent 2" w:uiPriority="51"/>
+    <w:lsdException w:name="List Table 7 Colorful Accent 2" w:uiPriority="52"/>
+    <w:lsdException w:name="List Table 1 Light Accent 3" w:uiPriority="46"/>
+    <w:lsdException w:name="List Table 2 Accent 3" w:uiPriority="47"/>
+    <w:lsdException w:name="List Table 3 Accent 3" w:uiPriority="48"/>
+    <w:lsdException w:name="List Table 4 Accent 3" w:uiPriority="49"/>
+    <w:lsdException w:name="List Table 5 Dark Accent 3" w:uiPriority="50"/>
+    <w:lsdException w:name="List Table 6 Colorful Accent 3" w:uiPriority="51"/>
+    <w:lsdException w:name="List Table 7 Colorful Accent 3" w:uiPriority="52"/>
+    <w:lsdException w:name="List Table 1 Light Accent 4" w:uiPriority="46"/>
+    <w:lsdException w:name="List Table 2 Accent 4" w:uiPriority="47"/>
+    <w:lsdException w:name="List Table 3 Accent 4" w:uiPriority="48"/>
+    <w:lsdException w:name="List Table 4 Accent 4" w:uiPriority="49"/>
+    <w:lsdException w:name="List Table 5 Dark Accent 4" w:uiPriority="50"/>
+    <w:lsdException w:name="List Table 6 Colorful Accent 4" w:uiPriority="51"/>
+    <w:lsdException w:name="List Table 7 Colorful Accent 4" w:uiPriority="52"/>
+    <w:lsdException w:name="List Table 1 Light Accent 5" w:uiPriority="46"/>
+    <w:lsdException w:name="List Table 2 Accent 5" w:uiPriority="47"/>
+    <w:lsdException w:name="List Table 3 Accent 5" w:uiPriority="48"/>
+    <w:lsdException w:name="List Table 4 Accent 5" w:uiPriority="49"/>
+    <w:lsdException w:name="List Table 5 Dark Accent 5" w:uiPriority="50"/>
+    <w:lsdException w:name="List Table 6 Colorful Accent 5" w:uiPriority="51"/>
+    <w:lsdException w:name="List Table 7 Colorful Accent 5" w:uiPriority="52"/>
+    <w:lsdException w:name="List Table 1 Light Accent 6" w:uiPriority="46"/>
+    <w:lsdException w:name="List Table 2 Accent 6" w:uiPriority="47"/>
+    <w:lsdException w:name="List Table 3 Accent 6" w:uiPriority="48"/>
+    <w:lsdException w:name="List Table 4 Accent 6" w:uiPriority="49"/>
+    <w:lsdException w:name="List Table 5 Dark Accent 6" w:uiPriority="50"/>
+    <w:lsdException w:name="List Table 6 Colorful Accent 6" w:uiPriority="51"/>
+    <w:lsdException w:name="List Table 7 Colorful Accent 6" w:uiPriority="52"/>
+    <w:lsdException w:name="Mention" w:semiHidden="1" w:unhideWhenUsed="1"/>
+    <w:lsdException w:name="Smart Hyperlink" w:semiHidden="1" w:unhideWhenUsed="1"/>
+    <w:lsdException w:name="Hashtag" w:semiHidden="1" w:unhideWhenUsed="1"/>
+    <w:lsdException w:name="Unresolved Mention" w:semiHidden="1" w:unhideWhenUsed="1"/>
+    <w:lsdException w:name="Smart Link" w:semiHidden="1" w:unhideWhenUsed="1"/>
+  </w:latentStyles>
+  <w:style w:type="paragraph" w:default="1" w:styleId="Normal">
     <w:name w:val="Normal"/>
     <w:qFormat/>
-    <w:pPr>
-      <w:widowControl/>
-      <w:suppressAutoHyphens w:val="true"/>
-      <w:bidi w:val="0"/>
-      <w:spacing w:before="0" w:after="0"/>
-      <w:jc w:val="start"/>
-    </w:pPr>
-    <w:rPr>
-      <w:rFonts w:ascii="Calibri" w:hAnsi="Calibri" w:eastAsia="Calibri" w:cs="Calibri"/>
-      <w:color w:val="auto"/>
-      <w:kern w:val="0"/>
-      <w:sz w:val="21"/>
-      <w:szCs w:val="21"/>
-      <w:lang w:val="en-US" w:eastAsia="zh-CN" w:bidi="hi-IN"/>
-    </w:rPr>
   </w:style>
   <w:style w:type="paragraph" w:styleId="Heading1">
     <w:name w:val="heading 1"/>
     <w:basedOn w:val="Heading"/>
+    <w:uiPriority w:val="9"/>
     <w:qFormat/>
-    <w:pPr/>
+    <w:pPr>
+      <w:outlineLvl w:val="0"/>
+    </w:pPr>
     <w:rPr>
       <w:color w:val="2E74B5"/>
       <w:sz w:val="32"/>
@@ -5287,8 +5023,12 @@
   <w:style w:type="paragraph" w:styleId="Heading2">
     <w:name w:val="heading 2"/>
     <w:basedOn w:val="Heading"/>
+    <w:uiPriority w:val="9"/>
+    <w:unhideWhenUsed/>
     <w:qFormat/>
-    <w:pPr/>
+    <w:pPr>
+      <w:outlineLvl w:val="1"/>
+    </w:pPr>
     <w:rPr>
       <w:color w:val="2E74B5"/>
       <w:sz w:val="26"/>
@@ -5298,8 +5038,13 @@
   <w:style w:type="paragraph" w:styleId="Heading3">
     <w:name w:val="heading 3"/>
     <w:basedOn w:val="Heading"/>
+    <w:uiPriority w:val="9"/>
+    <w:semiHidden/>
+    <w:unhideWhenUsed/>
     <w:qFormat/>
-    <w:pPr/>
+    <w:pPr>
+      <w:outlineLvl w:val="2"/>
+    </w:pPr>
     <w:rPr>
       <w:color w:val="1F4D78"/>
       <w:sz w:val="24"/>
@@ -5309,8 +5054,13 @@
   <w:style w:type="paragraph" w:styleId="Heading4">
     <w:name w:val="heading 4"/>
     <w:basedOn w:val="Heading"/>
+    <w:uiPriority w:val="9"/>
+    <w:semiHidden/>
+    <w:unhideWhenUsed/>
     <w:qFormat/>
-    <w:pPr/>
+    <w:pPr>
+      <w:outlineLvl w:val="3"/>
+    </w:pPr>
     <w:rPr>
       <w:i/>
       <w:iCs/>
@@ -5320,8 +5070,13 @@
   <w:style w:type="paragraph" w:styleId="Heading5">
     <w:name w:val="heading 5"/>
     <w:basedOn w:val="Heading"/>
+    <w:uiPriority w:val="9"/>
+    <w:semiHidden/>
+    <w:unhideWhenUsed/>
     <w:qFormat/>
-    <w:pPr/>
+    <w:pPr>
+      <w:outlineLvl w:val="4"/>
+    </w:pPr>
     <w:rPr>
       <w:color w:val="2E74B5"/>
     </w:rPr>
@@ -5329,11 +5084,42 @@
   <w:style w:type="paragraph" w:styleId="Heading6">
     <w:name w:val="heading 6"/>
     <w:basedOn w:val="Heading"/>
+    <w:uiPriority w:val="9"/>
+    <w:semiHidden/>
+    <w:unhideWhenUsed/>
     <w:qFormat/>
-    <w:pPr/>
+    <w:pPr>
+      <w:outlineLvl w:val="5"/>
+    </w:pPr>
     <w:rPr>
       <w:color w:val="1F4D78"/>
     </w:rPr>
+  </w:style>
+  <w:style w:type="character" w:default="1" w:styleId="DefaultParagraphFont">
+    <w:name w:val="Default Paragraph Font"/>
+    <w:uiPriority w:val="1"/>
+    <w:unhideWhenUsed/>
+  </w:style>
+  <w:style w:type="table" w:default="1" w:styleId="TableNormal">
+    <w:name w:val="Normal Table"/>
+    <w:uiPriority w:val="99"/>
+    <w:semiHidden/>
+    <w:unhideWhenUsed/>
+    <w:tblPr>
+      <w:tblInd w:w="0" w:type="dxa"/>
+      <w:tblCellMar>
+        <w:top w:w="0" w:type="dxa"/>
+        <w:left w:w="108" w:type="dxa"/>
+        <w:bottom w:w="0" w:type="dxa"/>
+        <w:right w:w="108" w:type="dxa"/>
+      </w:tblCellMar>
+    </w:tblPr>
+  </w:style>
+  <w:style w:type="numbering" w:default="1" w:styleId="NoList">
+    <w:name w:val="No List"/>
+    <w:uiPriority w:val="99"/>
+    <w:semiHidden/>
+    <w:unhideWhenUsed/>
   </w:style>
   <w:style w:type="character" w:styleId="Hyperlink">
     <w:name w:val="Hyperlink"/>
@@ -5344,7 +5130,7 @@
       <w:u w:val="single"/>
     </w:rPr>
   </w:style>
-  <w:style w:type="character" w:styleId="FootnoteCharacters">
+  <w:style w:type="character" w:customStyle="1" w:styleId="FootnoteCharacters">
     <w:name w:val="Footnote Characters"/>
     <w:uiPriority w:val="99"/>
     <w:semiHidden/>
@@ -5354,7 +5140,7 @@
       <w:vertAlign w:val="superscript"/>
     </w:rPr>
   </w:style>
-  <w:style w:type="character" w:styleId="FootnoteCharactersuser">
+  <w:style w:type="character" w:customStyle="1" w:styleId="FootnoteCharactersuser">
     <w:name w:val="Footnote Characters (user)"/>
     <w:qFormat/>
     <w:rPr>
@@ -5367,7 +5153,7 @@
       <w:vertAlign w:val="superscript"/>
     </w:rPr>
   </w:style>
-  <w:style w:type="character" w:styleId="FootnoteTextChar">
+  <w:style w:type="character" w:customStyle="1" w:styleId="FootnoteTextChar">
     <w:name w:val="Footnote Text Char"/>
     <w:link w:val="FootnoteText"/>
     <w:uiPriority w:val="99"/>
@@ -5379,7 +5165,7 @@
       <w:szCs w:val="20"/>
     </w:rPr>
   </w:style>
-  <w:style w:type="character" w:styleId="EndnoteCharacters">
+  <w:style w:type="character" w:customStyle="1" w:styleId="EndnoteCharacters">
     <w:name w:val="Endnote Characters"/>
     <w:uiPriority w:val="99"/>
     <w:semiHidden/>
@@ -5389,7 +5175,7 @@
       <w:vertAlign w:val="superscript"/>
     </w:rPr>
   </w:style>
-  <w:style w:type="character" w:styleId="EndnoteCharactersuser">
+  <w:style w:type="character" w:customStyle="1" w:styleId="EndnoteCharactersuser">
     <w:name w:val="Endnote Characters (user)"/>
     <w:qFormat/>
     <w:rPr>
@@ -5402,7 +5188,7 @@
       <w:vertAlign w:val="superscript"/>
     </w:rPr>
   </w:style>
-  <w:style w:type="character" w:styleId="EndnoteTextChar">
+  <w:style w:type="character" w:customStyle="1" w:styleId="EndnoteTextChar">
     <w:name w:val="Endnote Text Char"/>
     <w:link w:val="EndnoteText"/>
     <w:uiPriority w:val="99"/>
@@ -5414,24 +5200,24 @@
       <w:szCs w:val="20"/>
     </w:rPr>
   </w:style>
-  <w:style w:type="character" w:styleId="SourceText">
+  <w:style w:type="character" w:customStyle="1" w:styleId="SourceText">
     <w:name w:val="Source Text"/>
     <w:qFormat/>
     <w:rPr>
-      <w:rFonts w:ascii="Liberation Mono" w:hAnsi="Liberation Mono" w:eastAsia="Noto Sans Mono CJK SC" w:cs="Liberation Mono"/>
+      <w:rFonts w:ascii="Liberation Mono" w:eastAsia="Noto Sans Mono CJK SC" w:hAnsi="Liberation Mono" w:cs="Liberation Mono"/>
     </w:rPr>
   </w:style>
-  <w:style w:type="paragraph" w:styleId="Heading">
+  <w:style w:type="paragraph" w:customStyle="1" w:styleId="Heading">
     <w:name w:val="Heading"/>
     <w:basedOn w:val="Normal"/>
     <w:next w:val="BodyText"/>
     <w:qFormat/>
     <w:pPr>
-      <w:keepNext w:val="true"/>
+      <w:keepNext/>
       <w:spacing w:before="240" w:after="120"/>
     </w:pPr>
     <w:rPr>
-      <w:rFonts w:ascii="Liberation Sans" w:hAnsi="Liberation Sans" w:eastAsia="Noto Sans CJK SC" w:cs="Noto Sans Devanagari"/>
+      <w:rFonts w:ascii="Liberation Sans" w:eastAsia="Noto Sans CJK SC" w:hAnsi="Liberation Sans" w:cs="Noto Sans Devanagari"/>
       <w:sz w:val="28"/>
       <w:szCs w:val="28"/>
     </w:rPr>
@@ -5440,14 +5226,12 @@
     <w:name w:val="Body Text"/>
     <w:basedOn w:val="Normal"/>
     <w:pPr>
-      <w:spacing w:lineRule="auto" w:line="276" w:before="0" w:after="140"/>
+      <w:spacing w:after="140" w:line="276" w:lineRule="auto"/>
     </w:pPr>
-    <w:rPr/>
   </w:style>
   <w:style w:type="paragraph" w:styleId="List">
     <w:name w:val="List"/>
     <w:basedOn w:val="BodyText"/>
-    <w:pPr/>
     <w:rPr>
       <w:rFonts w:cs="Noto Sans Devanagari"/>
     </w:rPr>
@@ -5468,7 +5252,7 @@
       <w:szCs w:val="24"/>
     </w:rPr>
   </w:style>
-  <w:style w:type="paragraph" w:styleId="Index">
+  <w:style w:type="paragraph" w:customStyle="1" w:styleId="Index">
     <w:name w:val="Index"/>
     <w:basedOn w:val="Normal"/>
     <w:qFormat/>
@@ -5482,52 +5266,24 @@
   <w:style w:type="paragraph" w:styleId="Title">
     <w:name w:val="Title"/>
     <w:basedOn w:val="Heading"/>
+    <w:uiPriority w:val="10"/>
     <w:qFormat/>
-    <w:pPr/>
     <w:rPr>
       <w:sz w:val="56"/>
       <w:szCs w:val="56"/>
     </w:rPr>
   </w:style>
-  <w:style w:type="paragraph" w:styleId="StrongEmphasis">
+  <w:style w:type="paragraph" w:customStyle="1" w:styleId="StrongEmphasis">
     <w:name w:val="Strong Emphasis"/>
     <w:qFormat/>
-    <w:pPr>
-      <w:widowControl/>
-      <w:suppressAutoHyphens w:val="true"/>
-      <w:bidi w:val="0"/>
-      <w:spacing w:before="0" w:after="0"/>
-      <w:jc w:val="start"/>
-    </w:pPr>
     <w:rPr>
-      <w:rFonts w:ascii="Calibri" w:hAnsi="Calibri" w:eastAsia="Calibri" w:cs="Calibri"/>
       <w:b/>
       <w:bCs/>
-      <w:color w:val="auto"/>
-      <w:kern w:val="0"/>
-      <w:sz w:val="21"/>
-      <w:szCs w:val="21"/>
-      <w:lang w:val="en-US" w:eastAsia="zh-CN" w:bidi="hi-IN"/>
     </w:rPr>
   </w:style>
   <w:style w:type="paragraph" w:styleId="ListParagraph">
     <w:name w:val="List Paragraph"/>
     <w:qFormat/>
-    <w:pPr>
-      <w:widowControl/>
-      <w:suppressAutoHyphens w:val="true"/>
-      <w:bidi w:val="0"/>
-      <w:spacing w:before="0" w:after="0"/>
-      <w:jc w:val="start"/>
-    </w:pPr>
-    <w:rPr>
-      <w:rFonts w:ascii="Calibri" w:hAnsi="Calibri" w:eastAsia="Calibri" w:cs="Calibri"/>
-      <w:color w:val="auto"/>
-      <w:kern w:val="0"/>
-      <w:sz w:val="21"/>
-      <w:szCs w:val="21"/>
-      <w:lang w:val="en-US" w:eastAsia="zh-CN" w:bidi="hi-IN"/>
-    </w:rPr>
   </w:style>
   <w:style w:type="paragraph" w:styleId="FootnoteText">
     <w:name w:val="footnote text"/>
@@ -5536,9 +5292,6 @@
     <w:uiPriority w:val="99"/>
     <w:semiHidden/>
     <w:unhideWhenUsed/>
-    <w:pPr>
-      <w:spacing w:lineRule="auto" w:line="240" w:before="0" w:after="0"/>
-    </w:pPr>
     <w:rPr>
       <w:sz w:val="20"/>
       <w:szCs w:val="20"/>
@@ -5551,30 +5304,25 @@
     <w:uiPriority w:val="99"/>
     <w:semiHidden/>
     <w:unhideWhenUsed/>
-    <w:pPr>
-      <w:spacing w:lineRule="auto" w:line="240" w:before="0" w:after="0"/>
-    </w:pPr>
     <w:rPr>
       <w:sz w:val="20"/>
       <w:szCs w:val="20"/>
     </w:rPr>
   </w:style>
-  <w:style w:type="paragraph" w:styleId="TableContents">
+  <w:style w:type="paragraph" w:customStyle="1" w:styleId="TableContents">
     <w:name w:val="Table Contents"/>
     <w:basedOn w:val="Normal"/>
     <w:qFormat/>
     <w:pPr>
-      <w:widowControl w:val="false"/>
+      <w:widowControl w:val="0"/>
       <w:suppressLineNumbers/>
     </w:pPr>
-    <w:rPr/>
   </w:style>
-  <w:style w:type="paragraph" w:styleId="TableHeading">
+  <w:style w:type="paragraph" w:customStyle="1" w:styleId="TableHeading">
     <w:name w:val="Table Heading"/>
     <w:basedOn w:val="TableContents"/>
     <w:qFormat/>
     <w:pPr>
-      <w:suppressLineNumbers/>
       <w:jc w:val="center"/>
     </w:pPr>
     <w:rPr>
@@ -5586,7 +5334,7 @@
 </file>
 
 <file path=word/theme/theme1.xml><?xml version="1.0" encoding="utf-8"?>
-<a:theme xmlns:a="http://schemas.openxmlformats.org/drawingml/2006/main" xmlns:r="http://schemas.openxmlformats.org/officeDocument/2006/relationships" name="Office">
+<a:theme xmlns:a="http://schemas.openxmlformats.org/drawingml/2006/main" name="Office">
   <a:themeElements>
     <a:clrScheme name="LibreOffice">
       <a:dk1>
@@ -5628,14 +5376,14 @@
     </a:clrScheme>
     <a:fontScheme name="Office">
       <a:majorFont>
-        <a:latin typeface="Arial" pitchFamily="0" charset="1"/>
-        <a:ea typeface="DejaVu Sans" pitchFamily="0" charset="1"/>
-        <a:cs typeface="DejaVu Sans" pitchFamily="0" charset="1"/>
+        <a:latin typeface="Arial"/>
+        <a:ea typeface="DejaVu Sans"/>
+        <a:cs typeface="DejaVu Sans"/>
       </a:majorFont>
       <a:minorFont>
-        <a:latin typeface="Arial" pitchFamily="0" charset="1"/>
-        <a:ea typeface="DejaVu Sans" pitchFamily="0" charset="1"/>
-        <a:cs typeface="DejaVu Sans" pitchFamily="0" charset="1"/>
+        <a:latin typeface="Arial"/>
+        <a:ea typeface="DejaVu Sans"/>
+        <a:cs typeface="DejaVu Sans"/>
       </a:minorFont>
     </a:fontScheme>
     <a:fmtScheme>
@@ -5688,5 +5436,7 @@
       </a:bgFillStyleLst>
     </a:fmtScheme>
   </a:themeElements>
+  <a:objectDefaults/>
+  <a:extraClrSchemeLst/>
 </a:theme>
 </file>
--- a/doc-agent-starter/forms/A2_form.docx
+++ b/doc-agent-starter/forms/A2_form.docx
@@ -468,8 +468,13 @@
           </w:tcPr>
           <w:p>
             <w:r>
-              <w:t>Fariha Ifrat</w:t>
-            </w:r>
+              <w:t xml:space="preserve">Fariha </w:t>
+            </w:r>
+            <w:proofErr w:type="spellStart"/>
+            <w:r>
+              <w:t>Ifrat</w:t>
+            </w:r>
+            <w:proofErr w:type="spellEnd"/>
           </w:p>
         </w:tc>
         <w:tc>
@@ -559,13 +564,69 @@
               <w:t xml:space="preserve">What to hand in: </w:t>
             </w:r>
             <w:r>
-              <w:t xml:space="preserve">Push everything to your team's PUBLIC GitHub repo, then tag it: git add -A &amp;&amp; git commit -m "a2-submit" &amp;&amp; git tag a2-submit &amp;&amp; git push origin main --tags. The tag IS your submission (deadlines are read from GitHub's servers) — do NOT upload a ZIP. Contents: the filled form in forms/, the repo with ingest / vision / index stages implemented, the built index (or a script that builds it), notebooks/kb_demo.ipynb showing OCR quality and one retrieval example, your updated configs/design_choices.md, and one AI-chat transcript per member. ALSO CARRIED FORWARD FROM A1 — the code stub was released after A1, so these are graded here for the first time: configs/task.yaml, data/provenance.md plus your corpus (or scripts/get_data.sh), notebooks/eda.ipynb, grading_kit/manifest.yaml, and grading_kit/heldout_pages/ with </w:t>
-            </w:r>
-            <w:proofErr w:type="gramStart"/>
+              <w:t>Push everything to your team's PUBLIC GitHub repo, then tag it: git add -A &amp;&amp; git commit -m "a2-submit" &amp;&amp; git tag a2-submit &amp;&amp; git push origin main --tags. The tag IS your submission (deadlines are read from GitHub's servers) — do NOT upload a ZIP. Contents: the filled form in forms/, the repo with ingest / vision / index stages implemented, the built index (or a script that builds it), notebooks/</w:t>
+            </w:r>
+            <w:proofErr w:type="spellStart"/>
+            <w:r>
+              <w:t>kb_demo.ipynb</w:t>
+            </w:r>
+            <w:proofErr w:type="spellEnd"/>
+            <w:r>
+              <w:t xml:space="preserve"> showing OCR quality and one retrieval example, your updated configs/design_choices.md, and one AI-chat transcript per member. ALSO CARRIED FORWARD FROM A1 — the code stub was released after A1, so these are graded here for the first time: configs/</w:t>
+            </w:r>
+            <w:proofErr w:type="spellStart"/>
+            <w:r>
+              <w:t>task.yaml</w:t>
+            </w:r>
+            <w:proofErr w:type="spellEnd"/>
+            <w:r>
+              <w:t>, data/provenance.md plus your corpus (or scripts/get_data.sh), notebooks/</w:t>
+            </w:r>
+            <w:proofErr w:type="spellStart"/>
+            <w:r>
+              <w:t>eda.ipynb</w:t>
+            </w:r>
+            <w:proofErr w:type="spellEnd"/>
+            <w:r>
+              <w:t xml:space="preserve">, </w:t>
+            </w:r>
+            <w:proofErr w:type="spellStart"/>
+            <w:r>
+              <w:t>grading_kit</w:t>
+            </w:r>
+            <w:proofErr w:type="spellEnd"/>
+            <w:r>
+              <w:t>/</w:t>
+            </w:r>
+            <w:proofErr w:type="spellStart"/>
+            <w:r>
+              <w:t>manifest.yaml</w:t>
+            </w:r>
+            <w:proofErr w:type="spellEnd"/>
+            <w:r>
+              <w:t xml:space="preserve">, and </w:t>
+            </w:r>
+            <w:proofErr w:type="spellStart"/>
+            <w:r>
+              <w:t>grading_kit</w:t>
+            </w:r>
+            <w:proofErr w:type="spellEnd"/>
+            <w:r>
+              <w:t>/</w:t>
+            </w:r>
+            <w:proofErr w:type="spellStart"/>
+            <w:r>
+              <w:t>heldout_pages</w:t>
+            </w:r>
+            <w:proofErr w:type="spellEnd"/>
+            <w:r>
+              <w:t xml:space="preserve">/ with </w:t>
+            </w:r>
+            <w:proofErr w:type="spellStart"/>
             <w:r>
               <w:t>labels.jsonl</w:t>
             </w:r>
-            <w:proofErr w:type="gramEnd"/>
+            <w:proofErr w:type="spellEnd"/>
             <w:r>
               <w:t>.</w:t>
             </w:r>
@@ -648,66 +709,9 @@
                 <w:sz w:val="18"/>
                 <w:szCs w:val="18"/>
               </w:rPr>
-              <w:t>domain · data speciality · primary NFR + target — one line each.</w:t>
-            </w:r>
-          </w:p>
-        </w:tc>
-        <w:tc>
-          <w:tcPr>
-            <w:tcW w:w="5863" w:type="dxa"/>
-            <w:tcBorders>
-              <w:top w:val="single" w:sz="4" w:space="0" w:color="000000"/>
-              <w:left w:val="single" w:sz="4" w:space="0" w:color="000000"/>
-              <w:bottom w:val="single" w:sz="4" w:space="0" w:color="000000"/>
-              <w:right w:val="single" w:sz="4" w:space="0" w:color="000000"/>
-            </w:tcBorders>
-          </w:tcPr>
-          <w:p>
-            <w:r>
-              <w:t>Domain: Bengali-medium literature education (HSC/Honours Bengali-lit students &amp; tutors, Tagore set texts).</w:t>
-            </w:r>
-          </w:p>
-          <w:p>
-            <w:r>
-              <w:t>Data speciality: dirty-ocr — IA's own OCR is the only text layer this corpus ships with; no independent gold transcription came with it.</w:t>
-            </w:r>
-          </w:p>
-          <w:p>
-            <w:r>
-              <w:t>Primary NFR: Explainable — target ECR ≥ 0.80 (page_id + line_id + verbatim span + tool trace + silver/gold evidence-tier disclosure, all four required per answer).</w:t>
-            </w:r>
-          </w:p>
-          <w:p/>
-        </w:tc>
-      </w:tr>
-      <w:tr>
-        <w:tc>
-          <w:tcPr>
-            <w:tcW w:w="3497" w:type="dxa"/>
-            <w:tcBorders>
-              <w:top w:val="single" w:sz="4" w:space="0" w:color="000000"/>
-              <w:left w:val="single" w:sz="4" w:space="0" w:color="000000"/>
-              <w:bottom w:val="single" w:sz="4" w:space="0" w:color="000000"/>
-              <w:right w:val="single" w:sz="4" w:space="0" w:color="000000"/>
-            </w:tcBorders>
-            <w:shd w:val="clear" w:color="auto" w:fill="F2F2F2"/>
-          </w:tcPr>
-          <w:p>
-            <w:pPr>
-              <w:spacing w:after="80"/>
-            </w:pPr>
-            <w:r>
-              <w:rPr>
-                <w:b/>
-                <w:bCs/>
-              </w:rPr>
-              <w:t>Success metric (from A1)</w:t>
-            </w:r>
-          </w:p>
-          <w:p>
-            <w:pPr>
-              <w:spacing w:after="80"/>
-            </w:pPr>
+              <w:t xml:space="preserve">domain · data </w:t>
+            </w:r>
+            <w:proofErr w:type="spellStart"/>
             <w:r>
               <w:rPr>
                 <w:i/>
@@ -716,57 +720,9 @@
                 <w:sz w:val="18"/>
                 <w:szCs w:val="18"/>
               </w:rPr>
-              <w:lastRenderedPageBreak/>
-              <w:t>the single answer-quality metric and target, unchanged.</w:t>
-            </w:r>
-          </w:p>
-        </w:tc>
-        <w:tc>
-          <w:tcPr>
-            <w:tcW w:w="5863" w:type="dxa"/>
-            <w:tcBorders>
-              <w:top w:val="single" w:sz="4" w:space="0" w:color="000000"/>
-              <w:left w:val="single" w:sz="4" w:space="0" w:color="000000"/>
-              <w:bottom w:val="single" w:sz="4" w:space="0" w:color="000000"/>
-              <w:right w:val="single" w:sz="4" w:space="0" w:color="000000"/>
-            </w:tcBorders>
-          </w:tcPr>
-          <w:p>
-            <w:r>
-              <w:lastRenderedPageBreak/>
-              <w:t>Explanation-Completeness Rate (ECR) ≥ 0.80 — unchanged from A1.</w:t>
-            </w:r>
-          </w:p>
-        </w:tc>
-      </w:tr>
-      <w:tr>
-        <w:tc>
-          <w:tcPr>
-            <w:tcW w:w="3497" w:type="dxa"/>
-            <w:tcBorders>
-              <w:top w:val="single" w:sz="4" w:space="0" w:color="000000"/>
-              <w:left w:val="single" w:sz="4" w:space="0" w:color="000000"/>
-              <w:bottom w:val="single" w:sz="4" w:space="0" w:color="000000"/>
-              <w:right w:val="single" w:sz="4" w:space="0" w:color="000000"/>
-            </w:tcBorders>
-            <w:shd w:val="clear" w:color="auto" w:fill="F2F2F2"/>
-          </w:tcPr>
-          <w:p>
-            <w:pPr>
-              <w:spacing w:after="80"/>
-            </w:pPr>
-            <w:r>
-              <w:rPr>
-                <w:b/>
-                <w:bCs/>
-              </w:rPr>
-              <w:t>Our corpus (from A1)</w:t>
-            </w:r>
-          </w:p>
-          <w:p>
-            <w:pPr>
-              <w:spacing w:after="80"/>
-            </w:pPr>
+              <w:t>speciality</w:t>
+            </w:r>
+            <w:proofErr w:type="spellEnd"/>
             <w:r>
               <w:rPr>
                 <w:i/>
@@ -775,6 +731,165 @@
                 <w:sz w:val="18"/>
                 <w:szCs w:val="18"/>
               </w:rPr>
+              <w:t xml:space="preserve"> · primary NFR + target — one line each.</w:t>
+            </w:r>
+          </w:p>
+        </w:tc>
+        <w:tc>
+          <w:tcPr>
+            <w:tcW w:w="5863" w:type="dxa"/>
+            <w:tcBorders>
+              <w:top w:val="single" w:sz="4" w:space="0" w:color="000000"/>
+              <w:left w:val="single" w:sz="4" w:space="0" w:color="000000"/>
+              <w:bottom w:val="single" w:sz="4" w:space="0" w:color="000000"/>
+              <w:right w:val="single" w:sz="4" w:space="0" w:color="000000"/>
+            </w:tcBorders>
+          </w:tcPr>
+          <w:p>
+            <w:r>
+              <w:t>Domain: Bengali-medium literature education (HSC/Honours Bengali-lit students &amp; tutors, Tagore set texts).</w:t>
+            </w:r>
+          </w:p>
+          <w:p>
+            <w:r>
+              <w:t xml:space="preserve">Data </w:t>
+            </w:r>
+            <w:proofErr w:type="spellStart"/>
+            <w:r>
+              <w:t>speciality</w:t>
+            </w:r>
+            <w:proofErr w:type="spellEnd"/>
+            <w:r>
+              <w:t>: dirty-</w:t>
+            </w:r>
+            <w:proofErr w:type="spellStart"/>
+            <w:r>
+              <w:t>ocr</w:t>
+            </w:r>
+            <w:proofErr w:type="spellEnd"/>
+            <w:r>
+              <w:t xml:space="preserve"> — IA's own OCR is the only text layer this corpus ships with; no independent gold transcription came with it.</w:t>
+            </w:r>
+          </w:p>
+          <w:p>
+            <w:r>
+              <w:t>Primary NFR: Explainable — target ECR ≥ 0.80 (</w:t>
+            </w:r>
+            <w:proofErr w:type="spellStart"/>
+            <w:r>
+              <w:t>page_id</w:t>
+            </w:r>
+            <w:proofErr w:type="spellEnd"/>
+            <w:r>
+              <w:t xml:space="preserve"> + </w:t>
+            </w:r>
+            <w:proofErr w:type="spellStart"/>
+            <w:r>
+              <w:t>line_id</w:t>
+            </w:r>
+            <w:proofErr w:type="spellEnd"/>
+            <w:r>
+              <w:t xml:space="preserve"> + verbatim span + tool trace + silver/gold evidence-tier disclosure, all four required per answer).</w:t>
+            </w:r>
+          </w:p>
+          <w:p/>
+        </w:tc>
+      </w:tr>
+      <w:tr>
+        <w:tc>
+          <w:tcPr>
+            <w:tcW w:w="3497" w:type="dxa"/>
+            <w:tcBorders>
+              <w:top w:val="single" w:sz="4" w:space="0" w:color="000000"/>
+              <w:left w:val="single" w:sz="4" w:space="0" w:color="000000"/>
+              <w:bottom w:val="single" w:sz="4" w:space="0" w:color="000000"/>
+              <w:right w:val="single" w:sz="4" w:space="0" w:color="000000"/>
+            </w:tcBorders>
+            <w:shd w:val="clear" w:color="auto" w:fill="F2F2F2"/>
+          </w:tcPr>
+          <w:p>
+            <w:pPr>
+              <w:spacing w:after="80"/>
+            </w:pPr>
+            <w:r>
+              <w:rPr>
+                <w:b/>
+                <w:bCs/>
+              </w:rPr>
+              <w:t>Success metric (from A1)</w:t>
+            </w:r>
+          </w:p>
+          <w:p>
+            <w:pPr>
+              <w:spacing w:after="80"/>
+            </w:pPr>
+            <w:r>
+              <w:rPr>
+                <w:i/>
+                <w:iCs/>
+                <w:color w:val="595959"/>
+                <w:sz w:val="18"/>
+                <w:szCs w:val="18"/>
+              </w:rPr>
+              <w:lastRenderedPageBreak/>
+              <w:t>the single answer-quality metric and target, unchanged.</w:t>
+            </w:r>
+          </w:p>
+        </w:tc>
+        <w:tc>
+          <w:tcPr>
+            <w:tcW w:w="5863" w:type="dxa"/>
+            <w:tcBorders>
+              <w:top w:val="single" w:sz="4" w:space="0" w:color="000000"/>
+              <w:left w:val="single" w:sz="4" w:space="0" w:color="000000"/>
+              <w:bottom w:val="single" w:sz="4" w:space="0" w:color="000000"/>
+              <w:right w:val="single" w:sz="4" w:space="0" w:color="000000"/>
+            </w:tcBorders>
+          </w:tcPr>
+          <w:p>
+            <w:r>
+              <w:lastRenderedPageBreak/>
+              <w:t>Explanation-Completeness Rate (ECR) ≥ 0.80 — unchanged from A1.</w:t>
+            </w:r>
+          </w:p>
+        </w:tc>
+      </w:tr>
+      <w:tr>
+        <w:tc>
+          <w:tcPr>
+            <w:tcW w:w="3497" w:type="dxa"/>
+            <w:tcBorders>
+              <w:top w:val="single" w:sz="4" w:space="0" w:color="000000"/>
+              <w:left w:val="single" w:sz="4" w:space="0" w:color="000000"/>
+              <w:bottom w:val="single" w:sz="4" w:space="0" w:color="000000"/>
+              <w:right w:val="single" w:sz="4" w:space="0" w:color="000000"/>
+            </w:tcBorders>
+            <w:shd w:val="clear" w:color="auto" w:fill="F2F2F2"/>
+          </w:tcPr>
+          <w:p>
+            <w:pPr>
+              <w:spacing w:after="80"/>
+            </w:pPr>
+            <w:r>
+              <w:rPr>
+                <w:b/>
+                <w:bCs/>
+              </w:rPr>
+              <w:t>Our corpus (from A1)</w:t>
+            </w:r>
+          </w:p>
+          <w:p>
+            <w:pPr>
+              <w:spacing w:after="80"/>
+            </w:pPr>
+            <w:r>
+              <w:rPr>
+                <w:i/>
+                <w:iCs/>
+                <w:color w:val="595959"/>
+                <w:sz w:val="18"/>
+                <w:szCs w:val="18"/>
+              </w:rPr>
               <w:t>source, size (pages/words), and the one thing that makes it hard to read.</w:t>
             </w:r>
           </w:p>
@@ -791,7 +906,47 @@
           </w:tcPr>
           <w:p>
             <w:r>
-              <w:t>Source: Rabindra Rachanabali (রবীন্দ্র রচনাবলী), Vol. 25, Internet Archive item RABINDRARACHANABALI, CC0-1.0. 437 scanned pages / 87,848 words / ~9MB. Hardest to read: 1950s-era Bengali letterpress printing — dense conjunct consonants (যুক্তাক্ষর) and dependent vowel signs (matras) cause character-segmentation errors in conventional OCR, compounded by aged paper and uneven illumination.</w:t>
+              <w:t xml:space="preserve">Source: Rabindra </w:t>
+            </w:r>
+            <w:proofErr w:type="spellStart"/>
+            <w:r>
+              <w:t>Rachanabali</w:t>
+            </w:r>
+            <w:proofErr w:type="spellEnd"/>
+            <w:r>
+              <w:t xml:space="preserve"> (</w:t>
+            </w:r>
+            <w:proofErr w:type="spellStart"/>
+            <w:r>
+              <w:t>রবীন্দ্র</w:t>
+            </w:r>
+            <w:proofErr w:type="spellEnd"/>
+            <w:r>
+              <w:t xml:space="preserve"> </w:t>
+            </w:r>
+            <w:proofErr w:type="spellStart"/>
+            <w:r>
+              <w:t>রচনাবলী</w:t>
+            </w:r>
+            <w:proofErr w:type="spellEnd"/>
+            <w:r>
+              <w:t>), Vol. 25, Internet Archive item RABINDRARACHANABALI, CC0-1.0. 437 scanned pages / 87,848 words / ~9MB. Hardest to read: 1950s-era Bengali letterpress printing — dense conjunct consonants (</w:t>
+            </w:r>
+            <w:proofErr w:type="spellStart"/>
+            <w:r>
+              <w:t>যুক্তাক্ষর</w:t>
+            </w:r>
+            <w:proofErr w:type="spellEnd"/>
+            <w:r>
+              <w:t>) and dependent vowel signs (</w:t>
+            </w:r>
+            <w:proofErr w:type="spellStart"/>
+            <w:r>
+              <w:t>matras</w:t>
+            </w:r>
+            <w:proofErr w:type="spellEnd"/>
+            <w:r>
+              <w:t>) cause character-segmentation errors in conventional OCR, compounded by aged paper and uneven illumination.</w:t>
             </w:r>
           </w:p>
         </w:tc>
@@ -945,7 +1100,23 @@
           </w:tcPr>
           <w:p>
             <w:r>
-              <w:t>Reading order is strictly top-to-bottom, left-to-right within a detected line band (vision/layout.py's banding sort), and Bengali conjuncts/matras span multiple Unicode codepoints per grapheme — this drives both the OCR crop padding (4px, protects ascenders/descenders at box edges) and the embedding choice (multilingual-e5-base, not an English-only encoder, since Bengali semantic similarity has no reliable proxy in English embedding space).</w:t>
+              <w:t>Reading order is strictly top-to-bottom, left-to-right within a detected line band (vision/</w:t>
+            </w:r>
+            <w:proofErr w:type="spellStart"/>
+            <w:r>
+              <w:t>layout.py's</w:t>
+            </w:r>
+            <w:proofErr w:type="spellEnd"/>
+            <w:r>
+              <w:t xml:space="preserve"> banding sort), and Bengali conjuncts/</w:t>
+            </w:r>
+            <w:proofErr w:type="spellStart"/>
+            <w:r>
+              <w:t>matras</w:t>
+            </w:r>
+            <w:proofErr w:type="spellEnd"/>
+            <w:r>
+              <w:t xml:space="preserve"> span multiple Unicode codepoints per grapheme — this drives both the OCR crop padding (4px, protects ascenders/descenders at box edges) and the embedding choice (multilingual-e5-base, not an English-only encoder, since Bengali semantic similarity has no reliable proxy in English embedding space).</w:t>
             </w:r>
           </w:p>
         </w:tc>
@@ -1002,7 +1173,15 @@
           </w:tcPr>
           <w:p>
             <w:r>
-              <w:t>Page position/orientation (deskew corrects skew &gt;0.5°), scan noise (conditional denoising via Laplacian-variance noise detection), and font/ink variation across the 6 literary works in the corpus — the OCR/index pipeline is applied uniformly regardless of which work a page belongs to.</w:t>
+              <w:t>Page position/orientation (</w:t>
+            </w:r>
+            <w:proofErr w:type="spellStart"/>
+            <w:r>
+              <w:t>deskew</w:t>
+            </w:r>
+            <w:proofErr w:type="spellEnd"/>
+            <w:r>
+              <w:t xml:space="preserve"> corrects skew &gt;0.5°), scan noise (conditional denoising via Laplacian-variance noise detection), and font/ink variation across the 6 literary works in the corpus — the OCR/index pipeline is applied uniformly regardless of which work a page belongs to.</w:t>
             </w:r>
           </w:p>
         </w:tc>
@@ -1205,15 +1384,15 @@
           </w:tcPr>
           <w:p>
             <w:r>
-              <w:t>Classical preprocessing only (deskew/denoise/binarize); the VAE/diffusion Enhancer class exists in ingest/enhance.py but its train()/</w:t>
-            </w:r>
-            <w:proofErr w:type="gramStart"/>
-            <w:r>
-              <w:t>apply(</w:t>
-            </w:r>
-            <w:proofErr w:type="gramEnd"/>
-            <w:r>
-              <w:t xml:space="preserve">) are unimplemented stubs — not attempted this milestone, flagged as a bonus we </w:t>
+              <w:t>Classical preprocessing only (</w:t>
+            </w:r>
+            <w:proofErr w:type="spellStart"/>
+            <w:r>
+              <w:t>deskew</w:t>
+            </w:r>
+            <w:proofErr w:type="spellEnd"/>
+            <w:r>
+              <w:t xml:space="preserve">/denoise/binarize); the VAE/diffusion Enhancer class exists in ingest/enhance.py but its train()/apply() are unimplemented stubs — not attempted this milestone, flagged as a bonus we </w:t>
             </w:r>
             <w:r>
               <w:lastRenderedPageBreak/>
@@ -1271,7 +1450,15 @@
           </w:tcPr>
           <w:p>
             <w:r>
-              <w:t>Options: heuristic line-grouping (Tesseract image_to_data) vs a trained detection model (Detectron2).</w:t>
+              <w:t xml:space="preserve">Options: heuristic line-grouping (Tesseract </w:t>
+            </w:r>
+            <w:proofErr w:type="spellStart"/>
+            <w:r>
+              <w:t>image_to_data</w:t>
+            </w:r>
+            <w:proofErr w:type="spellEnd"/>
+            <w:r>
+              <w:t>) vs a trained detection model (Detectron2).</w:t>
             </w:r>
           </w:p>
         </w:tc>
@@ -1289,21 +1476,13 @@
             <w:r>
               <w:t xml:space="preserve">Tesseract's own block/paragraph/line word-box grouping, banded into reading order by center-y clustering. A trained detector was scoped in </w:t>
             </w:r>
-            <w:proofErr w:type="gramStart"/>
+            <w:proofErr w:type="spellStart"/>
             <w:r>
               <w:t>config.yaml</w:t>
             </w:r>
-            <w:proofErr w:type="gramEnd"/>
-            <w:r>
-              <w:t xml:space="preserve"> (detectron</w:t>
-            </w:r>
-            <w:proofErr w:type="gramStart"/>
-            <w:r>
-              <w:t>2:layout</w:t>
-            </w:r>
-            <w:proofErr w:type="gramEnd"/>
-            <w:r>
-              <w:t>) but never wired in — A1's structure analysis found this corpus has no multi-column/table/figure layout complexity that would justify one.</w:t>
+            <w:proofErr w:type="spellEnd"/>
+            <w:r>
+              <w:t xml:space="preserve"> (detectron2:layout) but never wired in — A1's structure analysis found this corpus has no multi-column/table/figure layout complexity that would justify one.</w:t>
             </w:r>
           </w:p>
         </w:tc>
@@ -1356,7 +1535,31 @@
           </w:tcPr>
           <w:p>
             <w:r>
-              <w:t>Options: Tesseract-ben vs TrOCR (microsoft/trocr-base-printed) vs Donut.</w:t>
+              <w:t xml:space="preserve">Options: Tesseract-ben vs </w:t>
+            </w:r>
+            <w:proofErr w:type="spellStart"/>
+            <w:r>
+              <w:t>TrOCR</w:t>
+            </w:r>
+            <w:proofErr w:type="spellEnd"/>
+            <w:r>
+              <w:t xml:space="preserve"> (</w:t>
+            </w:r>
+            <w:proofErr w:type="spellStart"/>
+            <w:r>
+              <w:t>microsoft</w:t>
+            </w:r>
+            <w:proofErr w:type="spellEnd"/>
+            <w:r>
+              <w:t>/</w:t>
+            </w:r>
+            <w:proofErr w:type="spellStart"/>
+            <w:r>
+              <w:t>trocr</w:t>
+            </w:r>
+            <w:proofErr w:type="spellEnd"/>
+            <w:r>
+              <w:t>-base-printed) vs Donut.</w:t>
             </w:r>
           </w:p>
         </w:tc>
@@ -1372,15 +1575,55 @@
           </w:tcPr>
           <w:p>
             <w:r>
-              <w:t xml:space="preserve">Tesseract-ben, frozen, --oem 1 --psm 7 for per-line transcription (psm 4 for Stage 2's full-page pass). TrOCR is named in </w:t>
-            </w:r>
-            <w:proofErr w:type="gramStart"/>
+              <w:t>Tesseract-ben, frozen, --</w:t>
+            </w:r>
+            <w:proofErr w:type="spellStart"/>
+            <w:r>
+              <w:t>oem</w:t>
+            </w:r>
+            <w:proofErr w:type="spellEnd"/>
+            <w:r>
+              <w:t xml:space="preserve"> 1 --</w:t>
+            </w:r>
+            <w:proofErr w:type="spellStart"/>
+            <w:r>
+              <w:t>psm</w:t>
+            </w:r>
+            <w:proofErr w:type="spellEnd"/>
+            <w:r>
+              <w:t xml:space="preserve"> 7 for per-line transcription (</w:t>
+            </w:r>
+            <w:proofErr w:type="spellStart"/>
+            <w:r>
+              <w:t>psm</w:t>
+            </w:r>
+            <w:proofErr w:type="spellEnd"/>
+            <w:r>
+              <w:t xml:space="preserve"> 4 for Stage 2's full-page pass). </w:t>
+            </w:r>
+            <w:proofErr w:type="spellStart"/>
+            <w:r>
+              <w:t>TrOCR</w:t>
+            </w:r>
+            <w:proofErr w:type="spellEnd"/>
+            <w:r>
+              <w:t xml:space="preserve"> is named in </w:t>
+            </w:r>
+            <w:proofErr w:type="spellStart"/>
             <w:r>
               <w:t>config.yaml</w:t>
             </w:r>
-            <w:proofErr w:type="gramEnd"/>
-            <w:r>
-              <w:t xml:space="preserve"> as the aspirational baseline but was never actually wired into vision/ocr.py — every real run this milestone used Tesseract. CRNN+BiLSTM+CTC and a fine-tuned neural OCR stayed gated off pending GPU access we didn't have for A1; Kaggle GPU access is now available if we revisit this for A3.</w:t>
+            <w:proofErr w:type="spellEnd"/>
+            <w:r>
+              <w:t xml:space="preserve"> as the aspirational baseline but was never actually wired into vision/ocr.py — every real run this milestone used Tesseract. </w:t>
+            </w:r>
+            <w:proofErr w:type="spellStart"/>
+            <w:r>
+              <w:t>CRNN+BiLSTM+CTC</w:t>
+            </w:r>
+            <w:proofErr w:type="spellEnd"/>
+            <w:r>
+              <w:t xml:space="preserve"> and a fine-tuned neural OCR stayed gated off pending GPU access we didn't have for A1; Kaggle GPU access is now available if we revisit this for A3.</w:t>
             </w:r>
           </w:p>
         </w:tc>
@@ -1502,7 +1745,15 @@
           </w:tcPr>
           <w:p>
             <w:r>
-              <w:t>Options: sentence-transformers/all-MiniLM-L6-v2 (English-only, fast) vs intfloat/multilingual-e5-base.</w:t>
+              <w:t xml:space="preserve">Options: sentence-transformers/all-MiniLM-L6-v2 (English-only, fast) vs </w:t>
+            </w:r>
+            <w:proofErr w:type="spellStart"/>
+            <w:r>
+              <w:t>intfloat</w:t>
+            </w:r>
+            <w:proofErr w:type="spellEnd"/>
+            <w:r>
+              <w:t>/multilingual-e5-base.</w:t>
             </w:r>
           </w:p>
         </w:tc>
@@ -1520,11 +1771,11 @@
             <w:r>
               <w:t xml:space="preserve">multilingual-e5-base (768-dim) — the English-only model was the original </w:t>
             </w:r>
-            <w:proofErr w:type="gramStart"/>
+            <w:proofErr w:type="spellStart"/>
             <w:r>
               <w:t>config.yaml</w:t>
             </w:r>
-            <w:proofErr w:type="gramEnd"/>
+            <w:proofErr w:type="spellEnd"/>
             <w:r>
               <w:t xml:space="preserve"> default and was corrected once we recognized literary Bengali has no reliable coverage in an English-only embedding space. e5's </w:t>
             </w:r>
@@ -1600,15 +1851,39 @@
           </w:tcPr>
           <w:p>
             <w:r>
-              <w:t xml:space="preserve">FAISS HNSW (M=32, efConstruction=200) for the real corpus, with an automatic fallback to FAISS flat when the accepted-chunk count is too small to safely build an HNSW graph — we confirmed directly that faiss-cpu's IndexHNSWFlat segfaults </w:t>
-            </w:r>
-            <w:proofErr w:type="gramStart"/>
-            <w:r>
-              <w:t>when .add</w:t>
-            </w:r>
-            <w:proofErr w:type="gramEnd"/>
-            <w:r>
-              <w:t>() is called with fewer vectors than M, not a hypothetical concern.</w:t>
+              <w:t xml:space="preserve">FAISS HNSW (M=32, </w:t>
+            </w:r>
+            <w:proofErr w:type="spellStart"/>
+            <w:r>
+              <w:t>efConstruction</w:t>
+            </w:r>
+            <w:proofErr w:type="spellEnd"/>
+            <w:r>
+              <w:t xml:space="preserve">=200) for the real corpus, with an automatic fallback to FAISS flat when the accepted-chunk count is too small to safely build an HNSW graph — we confirmed directly that </w:t>
+            </w:r>
+            <w:proofErr w:type="spellStart"/>
+            <w:r>
+              <w:t>faiss-cpu's</w:t>
+            </w:r>
+            <w:proofErr w:type="spellEnd"/>
+            <w:r>
+              <w:t xml:space="preserve"> </w:t>
+            </w:r>
+            <w:proofErr w:type="spellStart"/>
+            <w:r>
+              <w:t>IndexHNSWFlat</w:t>
+            </w:r>
+            <w:proofErr w:type="spellEnd"/>
+            <w:r>
+              <w:t xml:space="preserve"> </w:t>
+            </w:r>
+            <w:proofErr w:type="spellStart"/>
+            <w:r>
+              <w:t>segfaults</w:t>
+            </w:r>
+            <w:proofErr w:type="spellEnd"/>
+            <w:r>
+              <w:t xml:space="preserve"> when .add() is called with fewer vectors than M, not a hypothetical concern.</w:t>
             </w:r>
           </w:p>
         </w:tc>
@@ -1811,7 +2086,15 @@
           </w:tcPr>
           <w:p>
             <w:r>
-              <w:t>Classical CV only (no learned model): OpenCV deskew/denoise/binarize</w:t>
+              <w:t xml:space="preserve">Classical CV only (no learned model): OpenCV </w:t>
+            </w:r>
+            <w:proofErr w:type="spellStart"/>
+            <w:r>
+              <w:t>deskew</w:t>
+            </w:r>
+            <w:proofErr w:type="spellEnd"/>
+            <w:r>
+              <w:t>/denoise/binarize</w:t>
             </w:r>
           </w:p>
         </w:tc>
@@ -1827,7 +2110,15 @@
           </w:tcPr>
           <w:p>
             <w:r>
-              <w:t>Skew threshold 0.5°; denoise triggered above Laplacian-variance 500; adaptive Gaussian threshold (blockSize=35, C=15) with Otsu fallback below std=20; blank-page drop at ink-ratio &lt;0.002</w:t>
+              <w:t>Skew threshold 0.5°; denoise triggered above Laplacian-variance 500; adaptive Gaussian threshold (</w:t>
+            </w:r>
+            <w:proofErr w:type="spellStart"/>
+            <w:r>
+              <w:t>blockSize</w:t>
+            </w:r>
+            <w:proofErr w:type="spellEnd"/>
+            <w:r>
+              <w:t>=35, C=15) with Otsu fallback below std=20; blank-page drop at ink-ratio &lt;0.002</w:t>
             </w:r>
           </w:p>
         </w:tc>
@@ -1881,7 +2172,15 @@
           </w:tcPr>
           <w:p>
             <w:r>
-              <w:t>Tesseract 4.1.1 (ben), image_to_data word/line grouping</w:t>
+              <w:t xml:space="preserve">Tesseract 4.1.1 (ben), </w:t>
+            </w:r>
+            <w:proofErr w:type="spellStart"/>
+            <w:r>
+              <w:t>image_to_data</w:t>
+            </w:r>
+            <w:proofErr w:type="spellEnd"/>
+            <w:r>
+              <w:t xml:space="preserve"> word/line grouping</w:t>
             </w:r>
           </w:p>
         </w:tc>
@@ -1897,15 +2196,39 @@
           </w:tcPr>
           <w:p>
             <w:r>
-              <w:t xml:space="preserve">--oem 1 --psm 4; score_thr=0.5; y_tolerance = </w:t>
-            </w:r>
-            <w:proofErr w:type="gramStart"/>
-            <w:r>
-              <w:t>max(</w:t>
-            </w:r>
-            <w:proofErr w:type="gramEnd"/>
-            <w:r>
-              <w:t>5px, 0.4×median line height)</w:t>
+              <w:t>--</w:t>
+            </w:r>
+            <w:proofErr w:type="spellStart"/>
+            <w:r>
+              <w:t>oem</w:t>
+            </w:r>
+            <w:proofErr w:type="spellEnd"/>
+            <w:r>
+              <w:t xml:space="preserve"> 1 --</w:t>
+            </w:r>
+            <w:proofErr w:type="spellStart"/>
+            <w:r>
+              <w:t>psm</w:t>
+            </w:r>
+            <w:proofErr w:type="spellEnd"/>
+            <w:r>
+              <w:t xml:space="preserve"> 4; </w:t>
+            </w:r>
+            <w:proofErr w:type="spellStart"/>
+            <w:r>
+              <w:t>score_thr</w:t>
+            </w:r>
+            <w:proofErr w:type="spellEnd"/>
+            <w:r>
+              <w:t xml:space="preserve">=0.5; </w:t>
+            </w:r>
+            <w:proofErr w:type="spellStart"/>
+            <w:r>
+              <w:t>y_tolerance</w:t>
+            </w:r>
+            <w:proofErr w:type="spellEnd"/>
+            <w:r>
+              <w:t xml:space="preserve"> = max(5px, 0.4×median line height)</w:t>
             </w:r>
           </w:p>
         </w:tc>
@@ -1975,7 +2298,31 @@
           </w:tcPr>
           <w:p>
             <w:r>
-              <w:t>--oem 1 --psm 7 per line; max_cer_target=0.15 (silver gate); gold gate requires exact CER=0.0 match</w:t>
+              <w:t>--</w:t>
+            </w:r>
+            <w:proofErr w:type="spellStart"/>
+            <w:r>
+              <w:t>oem</w:t>
+            </w:r>
+            <w:proofErr w:type="spellEnd"/>
+            <w:r>
+              <w:t xml:space="preserve"> 1 --</w:t>
+            </w:r>
+            <w:proofErr w:type="spellStart"/>
+            <w:r>
+              <w:t>psm</w:t>
+            </w:r>
+            <w:proofErr w:type="spellEnd"/>
+            <w:r>
+              <w:t xml:space="preserve"> 7 per line; </w:t>
+            </w:r>
+            <w:proofErr w:type="spellStart"/>
+            <w:r>
+              <w:t>max_cer_target</w:t>
+            </w:r>
+            <w:proofErr w:type="spellEnd"/>
+            <w:r>
+              <w:t>=0.15 (silver gate); gold gate requires exact CER=0.0 match</w:t>
             </w:r>
           </w:p>
         </w:tc>
@@ -2044,8 +2391,13 @@
             </w:tcBorders>
           </w:tcPr>
           <w:p>
-            <w:r>
-              <w:t>chunk_tokens=256, overlap=32</w:t>
+            <w:proofErr w:type="spellStart"/>
+            <w:r>
+              <w:t>chunk_tokens</w:t>
+            </w:r>
+            <w:proofErr w:type="spellEnd"/>
+            <w:r>
+              <w:t>=256, overlap=32</w:t>
             </w:r>
           </w:p>
         </w:tc>
@@ -2098,8 +2450,13 @@
             </w:tcBorders>
           </w:tcPr>
           <w:p>
-            <w:r>
-              <w:t>intfloat/multilingual-e5-base</w:t>
+            <w:proofErr w:type="spellStart"/>
+            <w:r>
+              <w:t>intfloat</w:t>
+            </w:r>
+            <w:proofErr w:type="spellEnd"/>
+            <w:r>
+              <w:t>/multilingual-e5-base</w:t>
             </w:r>
           </w:p>
         </w:tc>
@@ -2115,7 +2472,15 @@
           </w:tcPr>
           <w:p>
             <w:r>
-              <w:t>768-dim; batch_size=32; passage: prefix; L2-normalized output</w:t>
+              <w:t xml:space="preserve">768-dim; </w:t>
+            </w:r>
+            <w:proofErr w:type="spellStart"/>
+            <w:r>
+              <w:t>batch_size</w:t>
+            </w:r>
+            <w:proofErr w:type="spellEnd"/>
+            <w:r>
+              <w:t>=32; passage: prefix; L2-normalized output</w:t>
             </w:r>
           </w:p>
         </w:tc>
@@ -2170,7 +2535,15 @@
           </w:tcPr>
           <w:p>
             <w:r>
-              <w:t>FAISS (faiss-cpu)</w:t>
+              <w:t>FAISS (</w:t>
+            </w:r>
+            <w:proofErr w:type="spellStart"/>
+            <w:r>
+              <w:t>faiss-cpu</w:t>
+            </w:r>
+            <w:proofErr w:type="spellEnd"/>
+            <w:r>
+              <w:t>)</w:t>
             </w:r>
           </w:p>
         </w:tc>
@@ -2188,19 +2561,27 @@
             <w:r>
               <w:t>type=</w:t>
             </w:r>
-            <w:proofErr w:type="gramStart"/>
+            <w:proofErr w:type="spellStart"/>
             <w:r>
               <w:t>faiss:hnsw</w:t>
             </w:r>
-            <w:proofErr w:type="gramEnd"/>
-            <w:r>
-              <w:t xml:space="preserve"> (M=32, efConstruction=200) with automatic </w:t>
-            </w:r>
-            <w:proofErr w:type="gramStart"/>
+            <w:proofErr w:type="spellEnd"/>
+            <w:r>
+              <w:t xml:space="preserve"> (M=32, </w:t>
+            </w:r>
+            <w:proofErr w:type="spellStart"/>
+            <w:r>
+              <w:t>efConstruction</w:t>
+            </w:r>
+            <w:proofErr w:type="spellEnd"/>
+            <w:r>
+              <w:t xml:space="preserve">=200) with automatic </w:t>
+            </w:r>
+            <w:proofErr w:type="spellStart"/>
             <w:r>
               <w:t>faiss:flat</w:t>
             </w:r>
-            <w:proofErr w:type="gramEnd"/>
+            <w:proofErr w:type="spellEnd"/>
             <w:r>
               <w:t xml:space="preserve"> fallback below a safety margin</w:t>
             </w:r>
@@ -2277,63 +2658,103 @@
           </w:tcPr>
           <w:p>
             <w:r>
-              <w:t xml:space="preserve">pages → deskew/denoise/binarize → (enhance: not implemented, skipped) → layout (Tesseract line detection) → OCR (Tesseract-ben, gold/silver CER-gated) → chunk (256/32 sliding window) → embed (multilingual-e5-base) → store (FAISS HNSW/flat). Changed from the default: </w:t>
-            </w:r>
-            <w:proofErr w:type="gramStart"/>
+              <w:t xml:space="preserve">pages → </w:t>
+            </w:r>
+            <w:proofErr w:type="spellStart"/>
+            <w:r>
+              <w:t>deskew</w:t>
+            </w:r>
+            <w:proofErr w:type="spellEnd"/>
+            <w:r>
+              <w:t xml:space="preserve">/denoise/binarize → (enhance: not implemented, skipped) → layout (Tesseract line detection) → OCR (Tesseract-ben, gold/silver CER-gated) → chunk (256/32 sliding window) → embed (multilingual-e5-base) → store (FAISS HNSW/flat). Changed from the default: </w:t>
+            </w:r>
+            <w:proofErr w:type="spellStart"/>
             <w:r>
               <w:t>config.yaml's</w:t>
             </w:r>
-            <w:proofErr w:type="gramEnd"/>
+            <w:proofErr w:type="spellEnd"/>
             <w:r>
               <w:t xml:space="preserve"> </w:t>
             </w:r>
-            <w:proofErr w:type="gramStart"/>
+            <w:proofErr w:type="spellStart"/>
             <w:r>
               <w:t>enhance.enabled</w:t>
             </w:r>
-            <w:proofErr w:type="gramEnd"/>
-            <w:r>
-              <w:t xml:space="preserve"> was flipped from its original true to false (E1/severely-degraded-scans enhancement isn't gated for this group's chosen speciality, E26 dirty-ocr) rather than implementing enhance.py's still-stubbed Enhancer.apply(). With </w:t>
-            </w:r>
-            <w:proofErr w:type="gramStart"/>
+            <w:proofErr w:type="spellEnd"/>
+            <w:r>
+              <w:t xml:space="preserve"> was flipped from its original true to false (E1/severely-degraded-scans enhancement isn't gated for this group's chosen </w:t>
+            </w:r>
+            <w:proofErr w:type="spellStart"/>
+            <w:r>
+              <w:t>speciality</w:t>
+            </w:r>
+            <w:proofErr w:type="spellEnd"/>
+            <w:r>
+              <w:t>, E26 dirty-</w:t>
+            </w:r>
+            <w:proofErr w:type="spellStart"/>
+            <w:r>
+              <w:t>ocr</w:t>
+            </w:r>
+            <w:proofErr w:type="spellEnd"/>
+            <w:r>
+              <w:t xml:space="preserve">) rather than implementing </w:t>
+            </w:r>
+            <w:proofErr w:type="spellStart"/>
+            <w:r>
+              <w:t>enhance.py's</w:t>
+            </w:r>
+            <w:proofErr w:type="spellEnd"/>
+            <w:r>
+              <w:t xml:space="preserve"> still-stubbed </w:t>
+            </w:r>
+            <w:proofErr w:type="spellStart"/>
+            <w:r>
+              <w:t>Enhancer.apply</w:t>
+            </w:r>
+            <w:proofErr w:type="spellEnd"/>
+            <w:r>
+              <w:t xml:space="preserve">(). With </w:t>
+            </w:r>
+            <w:proofErr w:type="spellStart"/>
             <w:r>
               <w:t>enhance.enabled</w:t>
             </w:r>
-            <w:proofErr w:type="gramEnd"/>
+            <w:proofErr w:type="spellEnd"/>
             <w:r>
               <w:t xml:space="preserve">: false, </w:t>
             </w:r>
-            <w:proofErr w:type="gramStart"/>
-            <w:r>
-              <w:t>enhance.run(</w:t>
-            </w:r>
-            <w:proofErr w:type="gramEnd"/>
-            <w:r>
-              <w:t xml:space="preserve">) is a no-op passthrough, so </w:t>
-            </w:r>
-            <w:proofErr w:type="gramStart"/>
-            <w:r>
-              <w:t>pipeline.build</w:t>
-            </w:r>
-            <w:proofErr w:type="gramEnd"/>
-            <w:r>
-              <w:t>_knowledge_</w:t>
-            </w:r>
-            <w:proofErr w:type="gramStart"/>
-            <w:r>
-              <w:t>base(</w:t>
-            </w:r>
-            <w:proofErr w:type="gramEnd"/>
-            <w:r>
-              <w:t>) now runs end-to-end without hitting that stub. kb_</w:t>
-            </w:r>
-            <w:proofErr w:type="gramStart"/>
-            <w:r>
-              <w:t>demo.ipynb</w:t>
-            </w:r>
-            <w:proofErr w:type="gramEnd"/>
-            <w:r>
-              <w:t xml:space="preserve"> still calls preprocess→layout→OCR directly rather than the full pipeline function, but that's to score only the 10 gold-labelled sample pages, not to dodge a crash.</w:t>
+            <w:proofErr w:type="spellStart"/>
+            <w:r>
+              <w:t>enhance.run</w:t>
+            </w:r>
+            <w:proofErr w:type="spellEnd"/>
+            <w:r>
+              <w:t xml:space="preserve">() is a no-op passthrough, so </w:t>
+            </w:r>
+            <w:proofErr w:type="spellStart"/>
+            <w:r>
+              <w:t>pipeline.build_knowledge_base</w:t>
+            </w:r>
+            <w:proofErr w:type="spellEnd"/>
+            <w:r>
+              <w:t xml:space="preserve">() now runs end-to-end without hitting that stub. </w:t>
+            </w:r>
+            <w:proofErr w:type="spellStart"/>
+            <w:r>
+              <w:t>kb_demo.ipynb</w:t>
+            </w:r>
+            <w:proofErr w:type="spellEnd"/>
+            <w:r>
+              <w:t xml:space="preserve"> still calls </w:t>
+            </w:r>
+            <w:proofErr w:type="spellStart"/>
+            <w:r>
+              <w:t>preprocess→layout→OCR</w:t>
+            </w:r>
+            <w:proofErr w:type="spellEnd"/>
+            <w:r>
+              <w:t xml:space="preserve"> directly rather than the full pipeline function, but that's to score only the 10 gold-labelled sample pages, not to dodge a crash.</w:t>
             </w:r>
           </w:p>
         </w:tc>
@@ -2430,7 +2851,31 @@
           </w:tcPr>
           <w:p>
             <w:r>
-              <w:t>Line-level mean CER = 0.0967, mean WER = 0.3371, measured against grading_kit/labels.jsonl's 10 independently human-reviewed gold pages (261 aligned lines total), computed live in notebooks/kb_demo.ipynb Section 1. WER is naturally far higher than CER for OCR (a single wrong character fails the whole word) — the math checks out: mean word length 5.01 chars × 9.67% CER predicts ~40% word-error under an independence assumption, close to what we measure. We also found and fixed a real WER-inflation bug: Tesseract emits trailing punctuation as a separate token, adding a spurious space before Bengali sentence-final marks that cost 2 word-errors for a 1-character difference — fixing the tokenization (not the OCR itself) alone dropped naive WER from 0.3999 to 0.3371.</w:t>
+              <w:t xml:space="preserve">Line-level mean CER = 0.0967, mean WER = 0.3371, measured against </w:t>
+            </w:r>
+            <w:proofErr w:type="spellStart"/>
+            <w:r>
+              <w:t>grading_kit</w:t>
+            </w:r>
+            <w:proofErr w:type="spellEnd"/>
+            <w:r>
+              <w:t>/</w:t>
+            </w:r>
+            <w:proofErr w:type="spellStart"/>
+            <w:r>
+              <w:t>labels.jsonl's</w:t>
+            </w:r>
+            <w:proofErr w:type="spellEnd"/>
+            <w:r>
+              <w:t xml:space="preserve"> 10 independently human-reviewed gold pages (261 aligned lines total), computed live in notebooks/</w:t>
+            </w:r>
+            <w:proofErr w:type="spellStart"/>
+            <w:r>
+              <w:t>kb_demo.ipynb</w:t>
+            </w:r>
+            <w:proofErr w:type="spellEnd"/>
+            <w:r>
+              <w:t xml:space="preserve"> Section 1. WER is naturally far higher than CER for OCR (a single wrong character fails the whole word) — the math checks out: mean word length 5.01 chars × 9.67% CER predicts ~40% word-error under an independence assumption, close to what we measure. We also found and fixed a real WER-inflation bug: Tesseract emits trailing punctuation as a separate token, adding a spurious space before Bengali sentence-final marks that cost 2 word-errors for a 1-character difference — fixing the tokenization (not the OCR itself) alone dropped naive WER from 0.3999 to 0.3371.</w:t>
             </w:r>
           </w:p>
         </w:tc>
@@ -2487,25 +2932,82 @@
           </w:tcPr>
           <w:p>
             <w:r>
-              <w:t xml:space="preserve">As of our latest completed full-corpus run: 833 raw pages across 6 works OCR'd; 209 distinct pages contributed at least one accepted line; 2,671 lines accepted (540 gold / 2,131 silver) into 103 retrieval-sized chunks (~25,758 words post-merge); embedding dimension 768; index type </w:t>
-            </w:r>
-            <w:proofErr w:type="gramStart"/>
+              <w:t>As of our final full-corpus run (notebooks/</w:t>
+            </w:r>
+            <w:proofErr w:type="spellStart"/>
+            <w:r>
+              <w:t>kb_demo.ipynb</w:t>
+            </w:r>
+            <w:proofErr w:type="spellEnd"/>
+            <w:r>
+              <w:t xml:space="preserve"> Sections 2-4, real committed data at data/processed/</w:t>
+            </w:r>
+            <w:proofErr w:type="spellStart"/>
+            <w:r>
+              <w:t>ocr_meta.jsonl</w:t>
+            </w:r>
+            <w:proofErr w:type="spellEnd"/>
+            <w:r>
+              <w:t xml:space="preserve"> and data/processed/index/): 396 raw pages across 5 works </w:t>
+            </w:r>
+            <w:proofErr w:type="spellStart"/>
+            <w:r>
+              <w:t>OCR'd</w:t>
+            </w:r>
+            <w:proofErr w:type="spellEnd"/>
+            <w:r>
+              <w:t xml:space="preserve"> (rachanabali_vol25 removed as a likely duplicate — see below), 10,436 lines processed; 7,292 lines accepted (21 gold / 7,271 silver) into 279 retrieval-sized chunks; embedding dimension 768; index type </w:t>
+            </w:r>
+            <w:proofErr w:type="spellStart"/>
             <w:r>
               <w:t>faiss:hnsw</w:t>
             </w:r>
-            <w:proofErr w:type="gramEnd"/>
-            <w:r>
-              <w:t xml:space="preserve"> (auto-falls back to </w:t>
-            </w:r>
-            <w:proofErr w:type="gramStart"/>
-            <w:r>
-              <w:t>faiss:flat</w:t>
-            </w:r>
-            <w:proofErr w:type="gramEnd"/>
-            <w:r>
-              <w:t xml:space="preserve"> below a safety-margin chunk count). Corpus coverage: 209/833 pages (~25%) — remaining pages either lack any gold/silver reference yet, or belong to rachanabali_vol25 (437 flat, unsplit pages we believe duplicate the 5 already-split work folders and have deliberately not prioritized labeling).</w:t>
-            </w:r>
-          </w:p>
+            <w:proofErr w:type="spellEnd"/>
+            <w:r>
+              <w:t xml:space="preserve">. Corpus coverage: 337 pages contributed at least one accepted line. Mean CER on accepted lines: 6.69%. Chunks per document: </w:t>
+            </w:r>
+            <w:proofErr w:type="spellStart"/>
+            <w:r>
+              <w:t>bishwaparichay</w:t>
+            </w:r>
+            <w:proofErr w:type="spellEnd"/>
+            <w:r>
+              <w:t xml:space="preserve"> 101, </w:t>
+            </w:r>
+            <w:proofErr w:type="spellStart"/>
+            <w:r>
+              <w:t>tin_sangi</w:t>
+            </w:r>
+            <w:proofErr w:type="spellEnd"/>
+            <w:r>
+              <w:t xml:space="preserve"> 124, </w:t>
+            </w:r>
+            <w:proofErr w:type="spellStart"/>
+            <w:r>
+              <w:t>arogya</w:t>
+            </w:r>
+            <w:proofErr w:type="spellEnd"/>
+            <w:r>
+              <w:t xml:space="preserve"> 27, </w:t>
+            </w:r>
+            <w:proofErr w:type="spellStart"/>
+            <w:r>
+              <w:t>chandalika</w:t>
+            </w:r>
+            <w:proofErr w:type="spellEnd"/>
+            <w:r>
+              <w:t xml:space="preserve"> 18, </w:t>
+            </w:r>
+            <w:proofErr w:type="spellStart"/>
+            <w:r>
+              <w:t>chitrangada</w:t>
+            </w:r>
+            <w:proofErr w:type="spellEnd"/>
+            <w:r>
+              <w:t xml:space="preserve"> 9.</w:t>
+            </w:r>
+          </w:p>
+          <w:p/>
         </w:tc>
       </w:tr>
       <w:tr>
@@ -2563,59 +3065,117 @@
             <w:r>
               <w:t>Query "</w:t>
             </w:r>
+            <w:proofErr w:type="spellStart"/>
             <w:r>
               <w:rPr>
                 <w:rFonts w:ascii="Nirmala UI" w:hAnsi="Nirmala UI" w:cs="Nirmala UI"/>
               </w:rPr>
-              <w:t>দেবতা</w:t>
-            </w:r>
+              <w:t>পৃথিবীর</w:t>
+            </w:r>
+            <w:proofErr w:type="spellEnd"/>
             <w:r>
               <w:t xml:space="preserve"> </w:t>
             </w:r>
+            <w:proofErr w:type="spellStart"/>
             <w:r>
               <w:rPr>
                 <w:rFonts w:ascii="Nirmala UI" w:hAnsi="Nirmala UI" w:cs="Nirmala UI"/>
               </w:rPr>
-              <w:t>ওগো</w:t>
-            </w:r>
+              <w:t>টানে</w:t>
+            </w:r>
+            <w:proofErr w:type="spellEnd"/>
             <w:r>
               <w:t xml:space="preserve"> </w:t>
             </w:r>
+            <w:proofErr w:type="spellStart"/>
             <w:r>
               <w:rPr>
                 <w:rFonts w:ascii="Nirmala UI" w:hAnsi="Nirmala UI" w:cs="Nirmala UI"/>
               </w:rPr>
-              <w:t>তোমার</w:t>
-            </w:r>
+              <w:t>চন্দ্র</w:t>
+            </w:r>
+            <w:proofErr w:type="spellEnd"/>
             <w:r>
               <w:t xml:space="preserve"> </w:t>
             </w:r>
+            <w:proofErr w:type="spellStart"/>
             <w:r>
               <w:rPr>
                 <w:rFonts w:ascii="Nirmala UI" w:hAnsi="Nirmala UI" w:cs="Nirmala UI"/>
               </w:rPr>
-              <w:t>সেবা</w:t>
-            </w:r>
-            <w:r>
-              <w:t xml:space="preserve">" (a real phrase copied verbatim from the interior of chunk chandalika_c00002's own OCR'd text, the "flower" personification passage in Chandalika, not paraphrased or hand-written) against the real built index (the 3-page real sample: chandalika/arogya/tin_sangi, 19 chunks, not yet the full corpus) returns chandalika_c00002 (page chandalika_p0161) as the top hit, score 0.8206, correctly beating chunks from the other two unrelated documents/pages in the sample: arogya_c00003 (score 0.7951) and tin_sangi_c00000 (score 0.7900). This is a real cross-document semantic-discrimination check run directly against </w:t>
-            </w:r>
-            <w:proofErr w:type="gramStart"/>
+              <w:t>পৃথিবীর</w:t>
+            </w:r>
+            <w:proofErr w:type="spellEnd"/>
+            <w:r>
+              <w:t xml:space="preserve"> </w:t>
+            </w:r>
+            <w:proofErr w:type="spellStart"/>
+            <w:r>
+              <w:rPr>
+                <w:rFonts w:ascii="Nirmala UI" w:hAnsi="Nirmala UI" w:cs="Nirmala UI"/>
+              </w:rPr>
+              <w:t>চার</w:t>
+            </w:r>
+            <w:proofErr w:type="spellEnd"/>
+            <w:r>
+              <w:t xml:space="preserve"> </w:t>
+            </w:r>
+            <w:proofErr w:type="spellStart"/>
+            <w:r>
+              <w:rPr>
+                <w:rFonts w:ascii="Nirmala UI" w:hAnsi="Nirmala UI" w:cs="Nirmala UI"/>
+              </w:rPr>
+              <w:t>দিকে</w:t>
+            </w:r>
+            <w:proofErr w:type="spellEnd"/>
+            <w:r>
+              <w:t xml:space="preserve"> </w:t>
+            </w:r>
+            <w:proofErr w:type="spellStart"/>
+            <w:r>
+              <w:rPr>
+                <w:rFonts w:ascii="Nirmala UI" w:hAnsi="Nirmala UI" w:cs="Nirmala UI"/>
+              </w:rPr>
+              <w:t>ঘুরছে</w:t>
+            </w:r>
+            <w:proofErr w:type="spellEnd"/>
+            <w:r>
+              <w:t>" (the moon orbits the earth due to earth's gravitational pull) against the real, full-corpus index (</w:t>
+            </w:r>
+            <w:proofErr w:type="spellStart"/>
+            <w:r>
+              <w:t>kb_demo.ipynb</w:t>
+            </w:r>
+            <w:proofErr w:type="spellEnd"/>
+            <w:r>
+              <w:t xml:space="preserve"> Section 5, loaded via </w:t>
+            </w:r>
+            <w:proofErr w:type="spellStart"/>
             <w:r>
               <w:t>store.load</w:t>
             </w:r>
-            <w:proofErr w:type="gramEnd"/>
-            <w:r>
-              <w:t>() and faiss_</w:t>
-            </w:r>
-            <w:proofErr w:type="gramStart"/>
-            <w:r>
-              <w:t>index.search</w:t>
-            </w:r>
-            <w:proofErr w:type="gramEnd"/>
-            <w:r>
-              <w:t>(), not a synthetic demo.</w:t>
-            </w:r>
-          </w:p>
+            <w:proofErr w:type="spellEnd"/>
+            <w:r>
+              <w:t xml:space="preserve">() from the committed data/processed/index/) returns bishwaparichay_c00075 as the top hit, score 0.833 — correct, since </w:t>
+            </w:r>
+            <w:proofErr w:type="spellStart"/>
+            <w:r>
+              <w:t>Bishwaparichay</w:t>
+            </w:r>
+            <w:proofErr w:type="spellEnd"/>
+            <w:r>
+              <w:t xml:space="preserve"> is Tagore's own science-education primer and this is an astronomy topic. The next two hits (0.827, 0.818) are also from </w:t>
+            </w:r>
+            <w:proofErr w:type="spellStart"/>
+            <w:r>
+              <w:t>bishwaparichay</w:t>
+            </w:r>
+            <w:proofErr w:type="spellEnd"/>
+            <w:r>
+              <w:t>, topically coherent.</w:t>
+            </w:r>
+          </w:p>
+          <w:p/>
         </w:tc>
       </w:tr>
       <w:tr>
@@ -2670,17 +3230,18 @@
           </w:tcPr>
           <w:p>
             <w:r>
-              <w:t xml:space="preserve">Data-quality, not model failure: </w:t>
-            </w:r>
-            <w:proofErr w:type="gramStart"/>
-            <w:r>
-              <w:t>chandalika.jsonl</w:t>
-            </w:r>
-            <w:proofErr w:type="gramEnd"/>
-            <w:r>
-              <w:t xml:space="preserve"> (one of our bulk “gold” reference files) was found to be JSON-corrupted from partway through, and once repaired, roughly half of its pages turned out to contain real, accurately-transcribed text from two entirely different Tagore plays (Shyama, Parishodh) mislabeled under Chandalika's page IDs — almost certainly because the raw page-image split drew its page-range boundary too wide from the original 437-page volume. We caught this by content inspection, not by any automated check, and resolved it defensively by re-routing chandalika's coverage entirely through the (more conservative) silver CER gate rather than trusting the bulk gold claim — but the underlying raw-image mislabeling itself is still unfixed and worth flagging for A3.</w:t>
-            </w:r>
-          </w:p>
+              <w:t>Retrieval-level, measured at full scale (</w:t>
+            </w:r>
+            <w:proofErr w:type="spellStart"/>
+            <w:r>
+              <w:t>kb_demo.ipynb</w:t>
+            </w:r>
+            <w:proofErr w:type="spellEnd"/>
+            <w:r>
+              <w:t xml:space="preserve"> Section 6): tested every one of the 279 real chunks' own opening words as a self-retrieval query. Self-retrieval success rate rises sharply with query length — 12.9% at 5 words, 36.6% at 15 words, 68.8% at 30 words — confirming that short/generic queries are genuinely unreliable against our real index, not just a small-demo artifact. This is the full-scale confirmation of the risk already flagged in Section 9 below, and is why reranking and evidence-gated re-search matter for A3.</w:t>
+            </w:r>
+          </w:p>
+          <w:p/>
         </w:tc>
       </w:tr>
     </w:tbl>
@@ -2759,60 +3320,9 @@
                 <w:sz w:val="18"/>
                 <w:szCs w:val="18"/>
               </w:rPr>
-              <w:t>retrieval + rerank, the agent loop + tools, guardrails/HITL, grounding, evaluation — and RL/RLVR if you attempt the bonus.</w:t>
-            </w:r>
-          </w:p>
-          <w:p>
-            <w:r>
-              <w:t>Carry the agent forward: in A3 it must do evidence-gated re-search (widen k on weak evidence, abstain at k_max) — the mandatory agentic behaviour, graded fail-closed in A3.</w:t>
-            </w:r>
-          </w:p>
-        </w:tc>
-        <w:tc>
-          <w:tcPr>
-            <w:tcW w:w="5863" w:type="dxa"/>
-            <w:tcBorders>
-              <w:top w:val="single" w:sz="4" w:space="0" w:color="000000"/>
-              <w:left w:val="single" w:sz="4" w:space="0" w:color="000000"/>
-              <w:bottom w:val="single" w:sz="4" w:space="0" w:color="000000"/>
-              <w:right w:val="single" w:sz="4" w:space="0" w:color="000000"/>
-            </w:tcBorders>
-          </w:tcPr>
-          <w:p>
-            <w:r>
-              <w:t>retrieval/retriever.py (currently a NotImplementedError stub — k/k_step/k_max/weak_threshold are pre-declared in config.yaml), the agent loop + tool registry (agent/agent.py, agent/tools.py), cross-encoder reranking, evidence-gated re-search (widen k on weak top-score, abstain at k_max — the mandatory agentic behaviour, graded fail-closed), and PII/guardrails wiring (governance/pii.py's hook currently also raises NotImplementedError unconditionally on AFTER_OCR, the second of two stubs blocking pipeline.build_knowledge_base() from running end-to-end today).</w:t>
-            </w:r>
-          </w:p>
-        </w:tc>
-      </w:tr>
-      <w:tr>
-        <w:tc>
-          <w:tcPr>
-            <w:tcW w:w="3497" w:type="dxa"/>
-            <w:tcBorders>
-              <w:top w:val="single" w:sz="4" w:space="0" w:color="000000"/>
-              <w:left w:val="single" w:sz="4" w:space="0" w:color="000000"/>
-              <w:bottom w:val="single" w:sz="4" w:space="0" w:color="000000"/>
-              <w:right w:val="single" w:sz="4" w:space="0" w:color="000000"/>
-            </w:tcBorders>
-            <w:shd w:val="clear" w:color="auto" w:fill="F2F2F2"/>
-          </w:tcPr>
-          <w:p>
-            <w:pPr>
-              <w:spacing w:after="80"/>
-            </w:pPr>
-            <w:r>
-              <w:rPr>
-                <w:b/>
-                <w:bCs/>
-              </w:rPr>
-              <w:t>Our evaluation set</w:t>
-            </w:r>
-          </w:p>
-          <w:p>
-            <w:pPr>
-              <w:spacing w:after="80"/>
-            </w:pPr>
+              <w:t xml:space="preserve">retrieval + </w:t>
+            </w:r>
+            <w:proofErr w:type="spellStart"/>
             <w:r>
               <w:rPr>
                 <w:i/>
@@ -2821,9 +3331,9 @@
                 <w:sz w:val="18"/>
                 <w:szCs w:val="18"/>
               </w:rPr>
-              <w:t xml:space="preserve">how you'll write </w:t>
-            </w:r>
-            <w:proofErr w:type="gramStart"/>
+              <w:t>rerank</w:t>
+            </w:r>
+            <w:proofErr w:type="spellEnd"/>
             <w:r>
               <w:rPr>
                 <w:i/>
@@ -2832,9 +3342,156 @@
                 <w:sz w:val="18"/>
                 <w:szCs w:val="18"/>
               </w:rPr>
-              <w:t>tasks.jsonl</w:t>
-            </w:r>
-            <w:proofErr w:type="gramEnd"/>
+              <w:t>, the agent loop + tools, guardrails/HITL, grounding, evaluation — and RL/RLVR if you attempt the bonus.</w:t>
+            </w:r>
+          </w:p>
+          <w:p>
+            <w:r>
+              <w:t xml:space="preserve">Carry the agent forward: in A3 it must do evidence-gated re-search (widen k on weak evidence, abstain at </w:t>
+            </w:r>
+            <w:proofErr w:type="spellStart"/>
+            <w:r>
+              <w:t>k_max</w:t>
+            </w:r>
+            <w:proofErr w:type="spellEnd"/>
+            <w:r>
+              <w:t xml:space="preserve">) — the mandatory agentic </w:t>
+            </w:r>
+            <w:proofErr w:type="spellStart"/>
+            <w:r>
+              <w:t>behaviour</w:t>
+            </w:r>
+            <w:proofErr w:type="spellEnd"/>
+            <w:r>
+              <w:t>, graded fail-closed in A3.</w:t>
+            </w:r>
+          </w:p>
+        </w:tc>
+        <w:tc>
+          <w:tcPr>
+            <w:tcW w:w="5863" w:type="dxa"/>
+            <w:tcBorders>
+              <w:top w:val="single" w:sz="4" w:space="0" w:color="000000"/>
+              <w:left w:val="single" w:sz="4" w:space="0" w:color="000000"/>
+              <w:bottom w:val="single" w:sz="4" w:space="0" w:color="000000"/>
+              <w:right w:val="single" w:sz="4" w:space="0" w:color="000000"/>
+            </w:tcBorders>
+          </w:tcPr>
+          <w:p>
+            <w:r>
+              <w:t xml:space="preserve">retrieval/retriever.py (currently a </w:t>
+            </w:r>
+            <w:proofErr w:type="spellStart"/>
+            <w:r>
+              <w:t>NotImplementedError</w:t>
+            </w:r>
+            <w:proofErr w:type="spellEnd"/>
+            <w:r>
+              <w:t xml:space="preserve"> stub — k/</w:t>
+            </w:r>
+            <w:proofErr w:type="spellStart"/>
+            <w:r>
+              <w:t>k_step</w:t>
+            </w:r>
+            <w:proofErr w:type="spellEnd"/>
+            <w:r>
+              <w:t>/</w:t>
+            </w:r>
+            <w:proofErr w:type="spellStart"/>
+            <w:r>
+              <w:t>k_max</w:t>
+            </w:r>
+            <w:proofErr w:type="spellEnd"/>
+            <w:r>
+              <w:t>/</w:t>
+            </w:r>
+            <w:proofErr w:type="spellStart"/>
+            <w:r>
+              <w:t>weak_threshold</w:t>
+            </w:r>
+            <w:proofErr w:type="spellEnd"/>
+            <w:r>
+              <w:t xml:space="preserve"> are pre-declared in </w:t>
+            </w:r>
+            <w:proofErr w:type="spellStart"/>
+            <w:r>
+              <w:t>config.yaml</w:t>
+            </w:r>
+            <w:proofErr w:type="spellEnd"/>
+            <w:r>
+              <w:t xml:space="preserve">), the agent loop + tool registry (agent/agent.py, agent/tools.py), cross-encoder reranking, evidence-gated re-search (widen k on weak top-score, abstain at </w:t>
+            </w:r>
+            <w:proofErr w:type="spellStart"/>
+            <w:r>
+              <w:t>k_max</w:t>
+            </w:r>
+            <w:proofErr w:type="spellEnd"/>
+            <w:r>
+              <w:t xml:space="preserve"> — the mandatory agentic </w:t>
+            </w:r>
+            <w:proofErr w:type="spellStart"/>
+            <w:r>
+              <w:t>behaviour</w:t>
+            </w:r>
+            <w:proofErr w:type="spellEnd"/>
+            <w:r>
+              <w:t>, graded fail-closed), and PII/guardrails wiring (governance/</w:t>
+            </w:r>
+            <w:proofErr w:type="spellStart"/>
+            <w:r>
+              <w:t>pii.py's</w:t>
+            </w:r>
+            <w:proofErr w:type="spellEnd"/>
+            <w:r>
+              <w:t xml:space="preserve"> hook currently also raises </w:t>
+            </w:r>
+            <w:proofErr w:type="spellStart"/>
+            <w:r>
+              <w:t>NotImplementedError</w:t>
+            </w:r>
+            <w:proofErr w:type="spellEnd"/>
+            <w:r>
+              <w:t xml:space="preserve"> unconditionally on AFTER_OCR, the second of two stubs blocking </w:t>
+            </w:r>
+            <w:proofErr w:type="spellStart"/>
+            <w:r>
+              <w:t>pipeline.build_knowledge_base</w:t>
+            </w:r>
+            <w:proofErr w:type="spellEnd"/>
+            <w:r>
+              <w:t>() from running end-to-end today).</w:t>
+            </w:r>
+          </w:p>
+        </w:tc>
+      </w:tr>
+      <w:tr>
+        <w:tc>
+          <w:tcPr>
+            <w:tcW w:w="3497" w:type="dxa"/>
+            <w:tcBorders>
+              <w:top w:val="single" w:sz="4" w:space="0" w:color="000000"/>
+              <w:left w:val="single" w:sz="4" w:space="0" w:color="000000"/>
+              <w:bottom w:val="single" w:sz="4" w:space="0" w:color="000000"/>
+              <w:right w:val="single" w:sz="4" w:space="0" w:color="000000"/>
+            </w:tcBorders>
+            <w:shd w:val="clear" w:color="auto" w:fill="F2F2F2"/>
+          </w:tcPr>
+          <w:p>
+            <w:pPr>
+              <w:spacing w:after="80"/>
+            </w:pPr>
+            <w:r>
+              <w:rPr>
+                <w:b/>
+                <w:bCs/>
+              </w:rPr>
+              <w:t>Our evaluation set</w:t>
+            </w:r>
+          </w:p>
+          <w:p>
+            <w:pPr>
+              <w:spacing w:after="80"/>
+            </w:pPr>
             <w:r>
               <w:rPr>
                 <w:i/>
@@ -2843,55 +3500,9 @@
                 <w:sz w:val="18"/>
                 <w:szCs w:val="18"/>
               </w:rPr>
-              <w:t xml:space="preserve"> for YOUR domain — the questions your real user would ask; include enough checkable (verifiable) items and abstention cases.</w:t>
-            </w:r>
-          </w:p>
-        </w:tc>
-        <w:tc>
-          <w:tcPr>
-            <w:tcW w:w="5863" w:type="dxa"/>
-            <w:tcBorders>
-              <w:top w:val="single" w:sz="4" w:space="0" w:color="000000"/>
-              <w:left w:val="single" w:sz="4" w:space="0" w:color="000000"/>
-              <w:bottom w:val="single" w:sz="4" w:space="0" w:color="000000"/>
-              <w:right w:val="single" w:sz="4" w:space="0" w:color="000000"/>
-            </w:tcBorders>
-          </w:tcPr>
-          <w:p>
-            <w:r>
-              <w:t>grading_kit/tasks.jsonl, authored against our actual indexed content (the 5 works with real gold/silver coverage), mixing verifiable questions (checkable by exact page/line citation) with judged questions (summary/causal, LLM-judge or human scored) and deliberate out-of-corpus abstention cases, per the primary Explainable NFR's citation+tier disclosure requirement.</w:t>
-            </w:r>
-          </w:p>
-        </w:tc>
-      </w:tr>
-      <w:tr>
-        <w:tc>
-          <w:tcPr>
-            <w:tcW w:w="3497" w:type="dxa"/>
-            <w:tcBorders>
-              <w:top w:val="single" w:sz="4" w:space="0" w:color="000000"/>
-              <w:left w:val="single" w:sz="4" w:space="0" w:color="000000"/>
-              <w:bottom w:val="single" w:sz="4" w:space="0" w:color="000000"/>
-              <w:right w:val="single" w:sz="4" w:space="0" w:color="000000"/>
-            </w:tcBorders>
-            <w:shd w:val="clear" w:color="auto" w:fill="F2F2F2"/>
-          </w:tcPr>
-          <w:p>
-            <w:pPr>
-              <w:spacing w:after="80"/>
-            </w:pPr>
-            <w:r>
-              <w:rPr>
-                <w:b/>
-                <w:bCs/>
-              </w:rPr>
-              <w:t>Biggest risk / unknown</w:t>
-            </w:r>
-          </w:p>
-          <w:p>
-            <w:pPr>
-              <w:spacing w:after="80"/>
-            </w:pPr>
+              <w:t xml:space="preserve">how you'll write </w:t>
+            </w:r>
+            <w:proofErr w:type="spellStart"/>
             <w:r>
               <w:rPr>
                 <w:i/>
@@ -2900,6 +3511,95 @@
                 <w:sz w:val="18"/>
                 <w:szCs w:val="18"/>
               </w:rPr>
+              <w:t>tasks.jsonl</w:t>
+            </w:r>
+            <w:proofErr w:type="spellEnd"/>
+            <w:r>
+              <w:rPr>
+                <w:i/>
+                <w:iCs/>
+                <w:color w:val="595959"/>
+                <w:sz w:val="18"/>
+                <w:szCs w:val="18"/>
+              </w:rPr>
+              <w:t xml:space="preserve"> for YOUR domain — the questions your real user would ask; include enough checkable (verifiable) items and abstention cases.</w:t>
+            </w:r>
+          </w:p>
+        </w:tc>
+        <w:tc>
+          <w:tcPr>
+            <w:tcW w:w="5863" w:type="dxa"/>
+            <w:tcBorders>
+              <w:top w:val="single" w:sz="4" w:space="0" w:color="000000"/>
+              <w:left w:val="single" w:sz="4" w:space="0" w:color="000000"/>
+              <w:bottom w:val="single" w:sz="4" w:space="0" w:color="000000"/>
+              <w:right w:val="single" w:sz="4" w:space="0" w:color="000000"/>
+            </w:tcBorders>
+          </w:tcPr>
+          <w:p>
+            <w:proofErr w:type="spellStart"/>
+            <w:r>
+              <w:t>grading_kit</w:t>
+            </w:r>
+            <w:proofErr w:type="spellEnd"/>
+            <w:r>
+              <w:t>/</w:t>
+            </w:r>
+            <w:proofErr w:type="spellStart"/>
+            <w:r>
+              <w:t>tasks.jsonl</w:t>
+            </w:r>
+            <w:proofErr w:type="spellEnd"/>
+            <w:r>
+              <w:t xml:space="preserve">, authored against our actual indexed content (the 5 works with real gold/silver coverage), mixing verifiable questions (checkable by exact page/line citation) with judged questions (summary/causal, LLM-judge or human scored) and deliberate out-of-corpus abstention cases, per the primary Explainable NFR's </w:t>
+            </w:r>
+            <w:proofErr w:type="spellStart"/>
+            <w:r>
+              <w:t>citation+tier</w:t>
+            </w:r>
+            <w:proofErr w:type="spellEnd"/>
+            <w:r>
+              <w:t xml:space="preserve"> disclosure requirement.</w:t>
+            </w:r>
+          </w:p>
+        </w:tc>
+      </w:tr>
+      <w:tr>
+        <w:tc>
+          <w:tcPr>
+            <w:tcW w:w="3497" w:type="dxa"/>
+            <w:tcBorders>
+              <w:top w:val="single" w:sz="4" w:space="0" w:color="000000"/>
+              <w:left w:val="single" w:sz="4" w:space="0" w:color="000000"/>
+              <w:bottom w:val="single" w:sz="4" w:space="0" w:color="000000"/>
+              <w:right w:val="single" w:sz="4" w:space="0" w:color="000000"/>
+            </w:tcBorders>
+            <w:shd w:val="clear" w:color="auto" w:fill="F2F2F2"/>
+          </w:tcPr>
+          <w:p>
+            <w:pPr>
+              <w:spacing w:after="80"/>
+            </w:pPr>
+            <w:r>
+              <w:rPr>
+                <w:b/>
+                <w:bCs/>
+              </w:rPr>
+              <w:t>Biggest risk / unknown</w:t>
+            </w:r>
+          </w:p>
+          <w:p>
+            <w:pPr>
+              <w:spacing w:after="80"/>
+            </w:pPr>
+            <w:r>
+              <w:rPr>
+                <w:i/>
+                <w:iCs/>
+                <w:color w:val="595959"/>
+                <w:sz w:val="18"/>
+                <w:szCs w:val="18"/>
+              </w:rPr>
               <w:t>the thing most likely to break in A3, and your first idea to handle it.</w:t>
             </w:r>
           </w:p>
@@ -2916,13 +3616,42 @@
           </w:tcPr>
           <w:p>
             <w:r>
-              <w:t xml:space="preserve">Two, in order of how much A3 evidence they'd invalidate if unresolved: (1) rachanabali_vol25's likely duplication of the 5 already-split works — if true and left in the raw corpus, it risks wasted OCR compute and document-level train/val/test leakage, since the same underlying text could appear under two different </w:t>
-            </w:r>
-            <w:r>
-              <w:lastRenderedPageBreak/>
-              <w:t>doc_ids in different splits; (2) short/generic queries not reliably returning the obviously-intended top-1 chunk (already observed on our synthetic demo corpus, kb_demo.ipynb Section 6) — reranking and evidence-gated re-search are meant to catch exactly this, and A3 needs to verify they actually do, not just that they exist.</w:t>
-            </w:r>
-          </w:p>
+              <w:t>short/generic queries not reliably returning the intended top-1 chunk — now measured directly at full corpus scale (</w:t>
+            </w:r>
+            <w:proofErr w:type="spellStart"/>
+            <w:r>
+              <w:t>kb_demo.ipynb</w:t>
+            </w:r>
+            <w:proofErr w:type="spellEnd"/>
+            <w:r>
+              <w:t xml:space="preserve"> Section 6): only 12.9% self-retrieval success at 5-word query length. Reranking and evidence-gated re-search (</w:t>
+            </w:r>
+            <w:proofErr w:type="spellStart"/>
+            <w:r>
+              <w:t>retriever.py's</w:t>
+            </w:r>
+            <w:proofErr w:type="spellEnd"/>
+            <w:r>
+              <w:t xml:space="preserve"> stubbed </w:t>
+            </w:r>
+            <w:proofErr w:type="spellStart"/>
+            <w:r>
+              <w:t>is_weak</w:t>
+            </w:r>
+            <w:proofErr w:type="spellEnd"/>
+            <w:r>
+              <w:t>()/</w:t>
+            </w:r>
+            <w:proofErr w:type="spellStart"/>
+            <w:r>
+              <w:t>next_k</w:t>
+            </w:r>
+            <w:proofErr w:type="spellEnd"/>
+            <w:r>
+              <w:t>()) are meant to catch exactly this; A3 needs to verify they actually do.</w:t>
+            </w:r>
+          </w:p>
+          <w:p/>
         </w:tc>
       </w:tr>
     </w:tbl>
@@ -2938,7 +3667,25 @@
           <w:color w:val="1F3864"/>
         </w:rPr>
         <w:lastRenderedPageBreak/>
-        <w:t>Section 7 — Design Choices &amp; Justification (knowledge-base stages)</w:t>
+        <w:t>Section 7 — Design Choices &amp; Justification (knowledge-</w:t>
+      </w:r>
+      <w:proofErr w:type="spellStart"/>
+      <w:r>
+        <w:rPr>
+          <w:b/>
+          <w:bCs/>
+          <w:color w:val="1F3864"/>
+        </w:rPr>
+        <w:t>base</w:t>
+      </w:r>
+      <w:proofErr w:type="spellEnd"/>
+      <w:r>
+        <w:rPr>
+          <w:b/>
+          <w:bCs/>
+          <w:color w:val="1F3864"/>
+        </w:rPr>
+        <w:t xml:space="preserve"> stages)</w:t>
       </w:r>
     </w:p>
     <w:p>
@@ -3023,31 +3770,49 @@
                 <w:bCs/>
                 <w:color w:val="FFFFFF"/>
               </w:rPr>
-              <w:t>Our choice across the knowledge-base stages</w:t>
-            </w:r>
-          </w:p>
-        </w:tc>
-        <w:tc>
-          <w:tcPr>
-            <w:tcW w:w="3760" w:type="dxa"/>
-            <w:tcBorders>
-              <w:top w:val="single" w:sz="4" w:space="0" w:color="000000"/>
-              <w:left w:val="single" w:sz="4" w:space="0" w:color="000000"/>
-              <w:bottom w:val="single" w:sz="4" w:space="0" w:color="000000"/>
-              <w:right w:val="single" w:sz="4" w:space="0" w:color="000000"/>
-            </w:tcBorders>
-            <w:shd w:val="clear" w:color="auto" w:fill="1F3864"/>
-          </w:tcPr>
-          <w:p>
-            <w:pPr>
-              <w:spacing w:after="80"/>
-            </w:pPr>
+              <w:t>Our choice across the knowledge-</w:t>
+            </w:r>
+            <w:proofErr w:type="spellStart"/>
             <w:r>
               <w:rPr>
                 <w:b/>
                 <w:bCs/>
                 <w:color w:val="FFFFFF"/>
               </w:rPr>
+              <w:t>base</w:t>
+            </w:r>
+            <w:proofErr w:type="spellEnd"/>
+            <w:r>
+              <w:rPr>
+                <w:b/>
+                <w:bCs/>
+                <w:color w:val="FFFFFF"/>
+              </w:rPr>
+              <w:t xml:space="preserve"> stages</w:t>
+            </w:r>
+          </w:p>
+        </w:tc>
+        <w:tc>
+          <w:tcPr>
+            <w:tcW w:w="3760" w:type="dxa"/>
+            <w:tcBorders>
+              <w:top w:val="single" w:sz="4" w:space="0" w:color="000000"/>
+              <w:left w:val="single" w:sz="4" w:space="0" w:color="000000"/>
+              <w:bottom w:val="single" w:sz="4" w:space="0" w:color="000000"/>
+              <w:right w:val="single" w:sz="4" w:space="0" w:color="000000"/>
+            </w:tcBorders>
+            <w:shd w:val="clear" w:color="auto" w:fill="1F3864"/>
+          </w:tcPr>
+          <w:p>
+            <w:pPr>
+              <w:spacing w:after="80"/>
+            </w:pPr>
+            <w:r>
+              <w:rPr>
+                <w:b/>
+                <w:bCs/>
+                <w:color w:val="FFFFFF"/>
+              </w:rPr>
               <w:t>Why — fits our corpus · what it costs · what would change it</w:t>
             </w:r>
           </w:p>
@@ -3085,7 +3850,23 @@
           </w:tcPr>
           <w:p>
             <w:r>
-              <w:t>Given a scanned Rachanabali (Vol. 25) page, answer a question with a page/line citation and an explicit silver/gold evidence-tier disclosure, or abstain. Groundedness ≥ 0.80 (ECR).</w:t>
+              <w:t xml:space="preserve">Given a scanned </w:t>
+            </w:r>
+            <w:proofErr w:type="spellStart"/>
+            <w:r>
+              <w:t>Rachanabali</w:t>
+            </w:r>
+            <w:proofErr w:type="spellEnd"/>
+            <w:r>
+              <w:t xml:space="preserve"> (Vol. 25) page, answer a question with a page/line citation and an explicit silver/gold evidence-tier disclosure, or abstain. </w:t>
+            </w:r>
+            <w:proofErr w:type="spellStart"/>
+            <w:r>
+              <w:t>Groundedness</w:t>
+            </w:r>
+            <w:proofErr w:type="spellEnd"/>
+            <w:r>
+              <w:t xml:space="preserve"> ≥ 0.80 (ECR).</w:t>
             </w:r>
           </w:p>
         </w:tc>
@@ -3101,13 +3882,21 @@
           </w:tcPr>
           <w:p>
             <w:r>
-              <w:t xml:space="preserve">Fits: matches the Explainable NFR chosen in A1. Cost: requires carrying confidence+tier metadata through every stage despite </w:t>
-            </w:r>
-            <w:proofErr w:type="gramStart"/>
+              <w:t xml:space="preserve">Fits: matches the Explainable NFR chosen in A1. Cost: requires carrying </w:t>
+            </w:r>
+            <w:proofErr w:type="spellStart"/>
+            <w:r>
+              <w:t>confidence+tier</w:t>
+            </w:r>
+            <w:proofErr w:type="spellEnd"/>
+            <w:r>
+              <w:t xml:space="preserve"> metadata through every stage despite </w:t>
+            </w:r>
+            <w:proofErr w:type="spellStart"/>
             <w:r>
               <w:t>contracts.Chunk</w:t>
             </w:r>
-            <w:proofErr w:type="gramEnd"/>
+            <w:proofErr w:type="spellEnd"/>
             <w:r>
               <w:t xml:space="preserve"> having no field for it (solved via JSONL sidecars). Would change: if grounded-citation cost became the latency bottleneck, not accuracy.</w:t>
             </w:r>
@@ -3146,7 +3935,79 @@
           </w:tcPr>
           <w:p>
             <w:r>
-              <w:t>437 scanned pages, CC0-1.0, split by literary work (not page) — 65%/22%/13% train/val/test by word count. Labels: silver-only from IA-style references (dirty-ocr); gold only where independently human-reviewed (grading_kit/labels.jsonl, 10 pages) or from bulk per-work files (arogya/tin_sangi partial; chandalika/chitrangada/bishwaparichay fully superseded by silver after a real mislabeling was found).</w:t>
+              <w:t>437 scanned pages, CC0-1.0, split by literary work (not page) — 65%/22%/13% train/</w:t>
+            </w:r>
+            <w:proofErr w:type="spellStart"/>
+            <w:r>
+              <w:t>val</w:t>
+            </w:r>
+            <w:proofErr w:type="spellEnd"/>
+            <w:r>
+              <w:t>/test by word count. Labels: silver-only from IA-style references (dirty-</w:t>
+            </w:r>
+            <w:proofErr w:type="spellStart"/>
+            <w:r>
+              <w:t>ocr</w:t>
+            </w:r>
+            <w:proofErr w:type="spellEnd"/>
+            <w:r>
+              <w:t>); gold only where independently human-reviewed (</w:t>
+            </w:r>
+            <w:proofErr w:type="spellStart"/>
+            <w:r>
+              <w:t>grading_kit</w:t>
+            </w:r>
+            <w:proofErr w:type="spellEnd"/>
+            <w:r>
+              <w:t>/</w:t>
+            </w:r>
+            <w:proofErr w:type="spellStart"/>
+            <w:r>
+              <w:t>labels.jsonl</w:t>
+            </w:r>
+            <w:proofErr w:type="spellEnd"/>
+            <w:r>
+              <w:t>, 10 pages) or from bulk per-work files (</w:t>
+            </w:r>
+            <w:proofErr w:type="spellStart"/>
+            <w:r>
+              <w:t>arogya</w:t>
+            </w:r>
+            <w:proofErr w:type="spellEnd"/>
+            <w:r>
+              <w:t>/</w:t>
+            </w:r>
+            <w:proofErr w:type="spellStart"/>
+            <w:r>
+              <w:t>tin_sangi</w:t>
+            </w:r>
+            <w:proofErr w:type="spellEnd"/>
+            <w:r>
+              <w:t xml:space="preserve"> partial; </w:t>
+            </w:r>
+            <w:proofErr w:type="spellStart"/>
+            <w:r>
+              <w:t>chandalika</w:t>
+            </w:r>
+            <w:proofErr w:type="spellEnd"/>
+            <w:r>
+              <w:t>/</w:t>
+            </w:r>
+            <w:proofErr w:type="spellStart"/>
+            <w:r>
+              <w:t>chitrangada</w:t>
+            </w:r>
+            <w:proofErr w:type="spellEnd"/>
+            <w:r>
+              <w:t>/</w:t>
+            </w:r>
+            <w:proofErr w:type="spellStart"/>
+            <w:r>
+              <w:t>bishwaparichay</w:t>
+            </w:r>
+            <w:proofErr w:type="spellEnd"/>
+            <w:r>
+              <w:t xml:space="preserve"> fully superseded by silver after a real mislabeling was found).</w:t>
             </w:r>
           </w:p>
         </w:tc>
@@ -3162,7 +4023,23 @@
           </w:tcPr>
           <w:p>
             <w:r>
-              <w:t>Fits: document-level split prevents leakage; the dirty-ocr speciality means CER-gated tiers are load-bearing, not decorative. Cost: real gold coverage is still thin (209/833 pages have any accepted line at all). Would change: if we get a reliable page-to-original-volume alignment (IA's own djvu.txt OCR), which we investigated but found isn't a simple page-number mapping.</w:t>
+              <w:t>Fits: document-level split prevents leakage; the dirty-</w:t>
+            </w:r>
+            <w:proofErr w:type="spellStart"/>
+            <w:r>
+              <w:t>ocr</w:t>
+            </w:r>
+            <w:proofErr w:type="spellEnd"/>
+            <w:r>
+              <w:t xml:space="preserve"> </w:t>
+            </w:r>
+            <w:proofErr w:type="spellStart"/>
+            <w:r>
+              <w:t>speciality</w:t>
+            </w:r>
+            <w:proofErr w:type="spellEnd"/>
+            <w:r>
+              <w:t xml:space="preserve"> means CER-gated tiers are load-bearing, not decorative. Cost: real gold coverage is still thin (209/833 pages have any accepted line at all). Would change: if we get a reliable page-to-original-volume alignment (IA's own djvu.txt OCR), which we investigated but found isn't a simple page-number mapping.</w:t>
             </w:r>
           </w:p>
         </w:tc>
@@ -3198,8 +4075,21 @@
             </w:tcBorders>
           </w:tcPr>
           <w:p>
-            <w:r>
-              <w:t>Layout+OCR: Tesseract-ben 4.1.1 (frozen). Embedding: intfloat/multilingual-e5-base (frozen, 768-dim). No neural OCR, no fine-tuning anywhere in the pipeline yet.</w:t>
+            <w:proofErr w:type="spellStart"/>
+            <w:r>
+              <w:t>Layout+OCR</w:t>
+            </w:r>
+            <w:proofErr w:type="spellEnd"/>
+            <w:r>
+              <w:t xml:space="preserve">: Tesseract-ben 4.1.1 (frozen). Embedding: </w:t>
+            </w:r>
+            <w:proofErr w:type="spellStart"/>
+            <w:r>
+              <w:t>intfloat</w:t>
+            </w:r>
+            <w:proofErr w:type="spellEnd"/>
+            <w:r>
+              <w:t>/multilingual-e5-base (frozen, 768-dim). No neural OCR, no fine-tuning anywhere in the pipeline yet.</w:t>
             </w:r>
           </w:p>
         </w:tc>
@@ -3215,13 +4105,21 @@
           </w:tcPr>
           <w:p>
             <w:r>
-              <w:t xml:space="preserve">Fits: CPU-only, no GPU dependency for the committed recognizer, and e5 explicitly supports Bengali for cross-lingual retrieval. Cost: Tesseract's ~9.67% CER is the accuracy ceiling until we revisit a fine-tuned option now that Kaggle GPU is available. Would change: if CER needs to drop further, we'd fine-tune TrOCR (already named in </w:t>
-            </w:r>
-            <w:proofErr w:type="gramStart"/>
+              <w:t xml:space="preserve">Fits: CPU-only, no GPU dependency for the committed recognizer, and e5 explicitly supports Bengali for cross-lingual retrieval. Cost: Tesseract's ~9.67% CER is the accuracy ceiling until we revisit a fine-tuned option now that Kaggle GPU is available. Would change: if CER needs to drop further, we'd fine-tune </w:t>
+            </w:r>
+            <w:proofErr w:type="spellStart"/>
+            <w:r>
+              <w:t>TrOCR</w:t>
+            </w:r>
+            <w:proofErr w:type="spellEnd"/>
+            <w:r>
+              <w:t xml:space="preserve"> (already named in </w:t>
+            </w:r>
+            <w:proofErr w:type="spellStart"/>
             <w:r>
               <w:t>config.yaml</w:t>
             </w:r>
-            <w:proofErr w:type="gramEnd"/>
+            <w:proofErr w:type="spellEnd"/>
             <w:r>
               <w:t>) rather than keep tuning Tesseract.</w:t>
             </w:r>
@@ -3260,11 +4158,96 @@
           </w:tcPr>
           <w:p>
             <w:r>
-              <w:t xml:space="preserve">Inference-only (no training this milestone): sliding-window chunking (256/32); CER-threshold silver gate (≤0.15) plus content-aware fuzzy line alignment (Needleman-Wunsch-style DP over Levenshtein similarity, tolerating up to a 2-line count </w:t>
+              <w:t xml:space="preserve">Inference-only (no training this milestone): sliding-window chunking (256/32); CER-threshold silver gate (≤0.15) plus content-aware fuzzy line alignment (Needleman-Wunsch-style DP over </w:t>
+            </w:r>
+            <w:proofErr w:type="spellStart"/>
+            <w:r>
+              <w:t>Levenshtein</w:t>
+            </w:r>
+            <w:proofErr w:type="spellEnd"/>
+            <w:r>
+              <w:t xml:space="preserve"> similarity, tolerating up to a 2-line count mismatch between OCR and reference) for both gold and silver matching.</w:t>
+            </w:r>
+          </w:p>
+        </w:tc>
+        <w:tc>
+          <w:tcPr>
+            <w:tcW w:w="3760" w:type="dxa"/>
+            <w:tcBorders>
+              <w:top w:val="single" w:sz="4" w:space="0" w:color="000000"/>
+              <w:left w:val="single" w:sz="4" w:space="0" w:color="000000"/>
+              <w:bottom w:val="single" w:sz="4" w:space="0" w:color="000000"/>
+              <w:right w:val="single" w:sz="4" w:space="0" w:color="000000"/>
+            </w:tcBorders>
+          </w:tcPr>
+          <w:p>
+            <w:r>
+              <w:t xml:space="preserve">Fits: the fuzzy alignment was necessary in practice — exact-line-count-only alignment (our original approach) accepted zero gold chunks from real </w:t>
+            </w:r>
+            <w:proofErr w:type="spellStart"/>
+            <w:r>
+              <w:t>heldout</w:t>
+            </w:r>
+            <w:proofErr w:type="spellEnd"/>
+            <w:r>
+              <w:t xml:space="preserve"> pages; the DP fix alone produced real accepted output. Cost: added complexity and a tunable similarity threshold (0.5) that could in principle over- or under-match. Would change: with reliable per-page IA reference text, we could relax the CER threshold instead of leaning on fuzzy alignment.</w:t>
+            </w:r>
+          </w:p>
+        </w:tc>
+      </w:tr>
+      <w:tr>
+        <w:tc>
+          <w:tcPr>
+            <w:tcW w:w="2197" w:type="dxa"/>
+            <w:tcBorders>
+              <w:top w:val="single" w:sz="4" w:space="0" w:color="000000"/>
+              <w:left w:val="single" w:sz="4" w:space="0" w:color="000000"/>
+              <w:bottom w:val="single" w:sz="4" w:space="0" w:color="000000"/>
+              <w:right w:val="single" w:sz="4" w:space="0" w:color="000000"/>
+            </w:tcBorders>
+          </w:tcPr>
+          <w:p>
+            <w:pPr>
+              <w:spacing w:after="80"/>
+            </w:pPr>
+            <w:r>
+              <w:t>Design</w:t>
+            </w:r>
+          </w:p>
+        </w:tc>
+        <w:tc>
+          <w:tcPr>
+            <w:tcW w:w="3403" w:type="dxa"/>
+            <w:tcBorders>
+              <w:top w:val="single" w:sz="4" w:space="0" w:color="000000"/>
+              <w:left w:val="single" w:sz="4" w:space="0" w:color="000000"/>
+              <w:bottom w:val="single" w:sz="4" w:space="0" w:color="000000"/>
+              <w:right w:val="single" w:sz="4" w:space="0" w:color="000000"/>
+            </w:tcBorders>
+          </w:tcPr>
+          <w:p>
+            <w:r>
+              <w:t xml:space="preserve">Fixed pipeline order (contracts.py, pipeline.py) with JSONL sidecars </w:t>
             </w:r>
             <w:r>
               <w:lastRenderedPageBreak/>
-              <w:t>mismatch between OCR and reference) for both gold and silver matching.</w:t>
+              <w:t xml:space="preserve">carrying confidence/tier through every stage; document-boundary isolation enforced in </w:t>
+            </w:r>
+            <w:proofErr w:type="spellStart"/>
+            <w:r>
+              <w:t>chunk.split</w:t>
+            </w:r>
+            <w:proofErr w:type="spellEnd"/>
+            <w:r>
+              <w:t xml:space="preserve">() (never merges lines across </w:t>
+            </w:r>
+            <w:proofErr w:type="spellStart"/>
+            <w:r>
+              <w:t>doc_id</w:t>
+            </w:r>
+            <w:proofErr w:type="spellEnd"/>
+            <w:r>
+              <w:t>).</w:t>
             </w:r>
           </w:p>
         </w:tc>
@@ -3281,11 +4264,35 @@
           <w:p>
             <w:r>
               <w:lastRenderedPageBreak/>
-              <w:t xml:space="preserve">Fits: the fuzzy alignment was necessary in practice — exact-line-count-only alignment (our original approach) accepted zero gold chunks from real heldout pages; the DP fix alone produced real accepted output. Cost: added complexity and a tunable similarity </w:t>
+              <w:t xml:space="preserve">Fits: sidecars let us add gold/silver disclosure without touching the locked </w:t>
             </w:r>
             <w:r>
               <w:lastRenderedPageBreak/>
-              <w:t>threshold (0.5) that could in principle over- or under-match. Would change: with reliable per-page IA reference text, we could relax the CER threshold instead of leaning on fuzzy alignment.</w:t>
+              <w:t>Chunk contract. Cost: three-hop metadata joins (</w:t>
+            </w:r>
+            <w:proofErr w:type="spellStart"/>
+            <w:r>
+              <w:t>ocr_meta</w:t>
+            </w:r>
+            <w:proofErr w:type="spellEnd"/>
+            <w:r>
+              <w:t xml:space="preserve"> → </w:t>
+            </w:r>
+            <w:proofErr w:type="spellStart"/>
+            <w:r>
+              <w:t>chunk_meta</w:t>
+            </w:r>
+            <w:proofErr w:type="spellEnd"/>
+            <w:r>
+              <w:t xml:space="preserve"> → </w:t>
+            </w:r>
+            <w:proofErr w:type="spellStart"/>
+            <w:r>
+              <w:t>chunks.jsonl</w:t>
+            </w:r>
+            <w:proofErr w:type="spellEnd"/>
+            <w:r>
+              <w:t>) that all have to stay correctly keyed. Would change: if contracts.py is ever unlocked, confidence/tier would move onto Chunk directly.</w:t>
             </w:r>
           </w:p>
         </w:tc>
@@ -3307,7 +4314,7 @@
             </w:pPr>
             <w:r>
               <w:lastRenderedPageBreak/>
-              <w:t>Design</w:t>
+              <w:t>Development</w:t>
             </w:r>
           </w:p>
         </w:tc>
@@ -3323,15 +4330,23 @@
           </w:tcPr>
           <w:p>
             <w:r>
-              <w:t xml:space="preserve">Fixed pipeline order (contracts.py, pipeline.py) with JSONL sidecars carrying confidence/tier through every stage; document-boundary isolation enforced in </w:t>
-            </w:r>
-            <w:proofErr w:type="gramStart"/>
-            <w:r>
-              <w:t>chunk.split</w:t>
-            </w:r>
-            <w:proofErr w:type="gramEnd"/>
-            <w:r>
-              <w:t>() (never merges lines across doc_id).</w:t>
+              <w:t>Unit-tested per stage (tests/test_retrieval.py, tests/test_ocr.py — chunk windowing/overlap/cross-doc isolation, embed shape/</w:t>
+            </w:r>
+            <w:proofErr w:type="spellStart"/>
+            <w:r>
+              <w:t>dtype</w:t>
+            </w:r>
+            <w:proofErr w:type="spellEnd"/>
+            <w:r>
+              <w:t>/norm, store round-trip + NN search, OCR alignment/gold/silver gating, all currently passing); config in configs/</w:t>
+            </w:r>
+            <w:proofErr w:type="spellStart"/>
+            <w:r>
+              <w:t>config.yaml</w:t>
+            </w:r>
+            <w:proofErr w:type="spellEnd"/>
+            <w:r>
+              <w:t>; experiment tracking not yet wired.</w:t>
             </w:r>
           </w:p>
         </w:tc>
@@ -3347,15 +4362,47 @@
           </w:tcPr>
           <w:p>
             <w:r>
-              <w:t xml:space="preserve">Fits: sidecars let us add gold/silver disclosure without touching the locked Chunk contract. Cost: three-hop metadata joins (ocr_meta → chunk_meta → </w:t>
-            </w:r>
-            <w:proofErr w:type="gramStart"/>
-            <w:r>
-              <w:t>chunks.jsonl</w:t>
-            </w:r>
-            <w:proofErr w:type="gramEnd"/>
-            <w:r>
-              <w:t>) that all have to stay correctly keyed. Would change: if contracts.py is ever unlocked, confidence/tier would move onto Chunk directly.</w:t>
+              <w:t xml:space="preserve">Fits: tests catch real regressions — a genuine chunk.py bug (reading the wrong sidecar key) was caught and regression-tested this way. Cost: kept local-only until now; the self-contained Kaggle notebook duplicates this logic rather than importing </w:t>
+            </w:r>
+            <w:proofErr w:type="spellStart"/>
+            <w:r>
+              <w:t>src</w:t>
+            </w:r>
+            <w:proofErr w:type="spellEnd"/>
+            <w:r>
+              <w:t>/</w:t>
+            </w:r>
+            <w:proofErr w:type="spellStart"/>
+            <w:r>
+              <w:t>doc_agent</w:t>
+            </w:r>
+            <w:proofErr w:type="spellEnd"/>
+            <w:r>
+              <w:t xml:space="preserve"> directly, so the two can drift if not kept in sync manually. Would change: packaging </w:t>
+            </w:r>
+            <w:proofErr w:type="spellStart"/>
+            <w:r>
+              <w:t>src</w:t>
+            </w:r>
+            <w:proofErr w:type="spellEnd"/>
+            <w:r>
+              <w:t>/</w:t>
+            </w:r>
+            <w:proofErr w:type="spellStart"/>
+            <w:r>
+              <w:t>doc_agent</w:t>
+            </w:r>
+            <w:proofErr w:type="spellEnd"/>
+            <w:r>
+              <w:t xml:space="preserve"> for pip-</w:t>
+            </w:r>
+            <w:proofErr w:type="spellStart"/>
+            <w:r>
+              <w:t>installability</w:t>
+            </w:r>
+            <w:proofErr w:type="spellEnd"/>
+            <w:r>
+              <w:t xml:space="preserve"> on Kaggle instead of duplicating code.</w:t>
             </w:r>
           </w:p>
         </w:tc>
@@ -3376,7 +4423,7 @@
               <w:spacing w:after="80"/>
             </w:pPr>
             <w:r>
-              <w:t>Development</w:t>
+              <w:t>Deployment</w:t>
             </w:r>
           </w:p>
         </w:tc>
@@ -3392,7 +4439,23 @@
           </w:tcPr>
           <w:p>
             <w:r>
-              <w:t>Unit-tested per stage (tests/test_retrieval.py, tests/test_ocr.py — chunk windowing/overlap/cross-doc isolation, embed shape/dtype/norm, store round-trip + NN search, OCR alignment/gold/silver gating, all currently passing); config in configs/config.yaml; experiment tracking not yet wired.</w:t>
+              <w:t xml:space="preserve">Batch, CPU-only locally; Kaggle notebook run with GPU available (falls back to CPU automatically via </w:t>
+            </w:r>
+            <w:proofErr w:type="spellStart"/>
+            <w:r>
+              <w:t>embed.py's</w:t>
+            </w:r>
+            <w:proofErr w:type="spellEnd"/>
+            <w:r>
+              <w:t xml:space="preserve"> _</w:t>
+            </w:r>
+            <w:proofErr w:type="spellStart"/>
+            <w:r>
+              <w:t>resolve_device</w:t>
+            </w:r>
+            <w:proofErr w:type="spellEnd"/>
+            <w:r>
+              <w:t>() if unavailable). Full 833-page corpus run completes end-to-end without a hard-fail on Kaggle.</w:t>
             </w:r>
           </w:p>
         </w:tc>
@@ -3408,7 +4471,15 @@
           </w:tcPr>
           <w:p>
             <w:r>
-              <w:t>Fits: tests catch real regressions — a genuine chunk.py bug (reading the wrong sidecar key) was caught and regression-tested this way. Cost: kept local-only until now; the self-contained Kaggle notebook duplicates this logic rather than importing src/doc_agent directly, so the two can drift if not kept in sync manually. Would change: packaging src/doc_agent for pip-installability on Kaggle instead of duplicating code.</w:t>
+              <w:t>Fits: matches our own no-GPU dev environment while still benefiting from Kaggle GPU when available. Cost: full-corpus runs still take real wall-clock time (</w:t>
+            </w:r>
+            <w:proofErr w:type="spellStart"/>
+            <w:r>
+              <w:t>preprocessing+layout+OCR</w:t>
+            </w:r>
+            <w:proofErr w:type="spellEnd"/>
+            <w:r>
+              <w:t xml:space="preserve"> dominates, not embedding). Would change: if faster turnaround is needed, batching Tesseract calls or a GPU-accelerated OCR engine would matter more than embedding speed.</w:t>
             </w:r>
           </w:p>
         </w:tc>
@@ -3428,9 +4499,11 @@
             <w:pPr>
               <w:spacing w:after="80"/>
             </w:pPr>
-            <w:r>
-              <w:t>Deployment</w:t>
-            </w:r>
+            <w:proofErr w:type="spellStart"/>
+            <w:r>
+              <w:t>MLOps</w:t>
+            </w:r>
+            <w:proofErr w:type="spellEnd"/>
           </w:p>
         </w:tc>
         <w:tc>
@@ -3445,15 +4518,7 @@
           </w:tcPr>
           <w:p>
             <w:r>
-              <w:t>Batch, CPU-only locally; Kaggle notebook run with GPU available (falls back to CPU automatically via embed.py's _resolve_</w:t>
-            </w:r>
-            <w:proofErr w:type="gramStart"/>
-            <w:r>
-              <w:t>device(</w:t>
-            </w:r>
-            <w:proofErr w:type="gramEnd"/>
-            <w:r>
-              <w:t>) if unavailable). Full 833-page corpus run completes end-to-end without a hard-fail on Kaggle.</w:t>
+              <w:t>Corpus versioning via data/versioning.py (content-hash based); no drift/quality monitoring wired yet.</w:t>
             </w:r>
           </w:p>
         </w:tc>
@@ -3469,60 +4534,15 @@
           </w:tcPr>
           <w:p>
             <w:r>
-              <w:t>Fits: matches our own no-GPU dev environment while still benefiting from Kaggle GPU when available. Cost: full-corpus runs still take real wall-clock time (preprocessing+layout+OCR dominates, not embedding). Would change: if faster turnaround is needed, batching Tesseract calls or a GPU-accelerated OCR engine would matter more than embedding speed.</w:t>
-            </w:r>
-          </w:p>
-        </w:tc>
-      </w:tr>
-      <w:tr>
-        <w:tc>
-          <w:tcPr>
-            <w:tcW w:w="2197" w:type="dxa"/>
-            <w:tcBorders>
-              <w:top w:val="single" w:sz="4" w:space="0" w:color="000000"/>
-              <w:left w:val="single" w:sz="4" w:space="0" w:color="000000"/>
-              <w:bottom w:val="single" w:sz="4" w:space="0" w:color="000000"/>
-              <w:right w:val="single" w:sz="4" w:space="0" w:color="000000"/>
-            </w:tcBorders>
-          </w:tcPr>
-          <w:p>
-            <w:pPr>
-              <w:spacing w:after="80"/>
-            </w:pPr>
-            <w:r>
-              <w:t>MLOps</w:t>
-            </w:r>
-          </w:p>
-        </w:tc>
-        <w:tc>
-          <w:tcPr>
-            <w:tcW w:w="3403" w:type="dxa"/>
-            <w:tcBorders>
-              <w:top w:val="single" w:sz="4" w:space="0" w:color="000000"/>
-              <w:left w:val="single" w:sz="4" w:space="0" w:color="000000"/>
-              <w:bottom w:val="single" w:sz="4" w:space="0" w:color="000000"/>
-              <w:right w:val="single" w:sz="4" w:space="0" w:color="000000"/>
-            </w:tcBorders>
-          </w:tcPr>
-          <w:p>
-            <w:r>
-              <w:t>Corpus versioning via data/versioning.py (content-hash based); no drift/quality monitoring wired yet.</w:t>
-            </w:r>
-          </w:p>
-        </w:tc>
-        <w:tc>
-          <w:tcPr>
-            <w:tcW w:w="3760" w:type="dxa"/>
-            <w:tcBorders>
-              <w:top w:val="single" w:sz="4" w:space="0" w:color="000000"/>
-              <w:left w:val="single" w:sz="4" w:space="0" w:color="000000"/>
-              <w:bottom w:val="single" w:sz="4" w:space="0" w:color="000000"/>
-              <w:right w:val="single" w:sz="4" w:space="0" w:color="000000"/>
-            </w:tcBorders>
-          </w:tcPr>
-          <w:p>
-            <w:r>
-              <w:t>Fits: enough for a static, one-time corpus this milestone. Cost: no automated check would catch a repeat of the chandalika mislabeling issue before it reaches gold. Would change: an automated cross-check (does a bulk-gold file's page range make sense against its own document's known start/end?) would be cheap insurance for A3.</w:t>
+              <w:t xml:space="preserve">Fits: enough for a static, one-time corpus this milestone. Cost: no automated check would catch a repeat of the </w:t>
+            </w:r>
+            <w:proofErr w:type="spellStart"/>
+            <w:r>
+              <w:t>chandalika</w:t>
+            </w:r>
+            <w:proofErr w:type="spellEnd"/>
+            <w:r>
+              <w:t xml:space="preserve"> mislabeling issue before it reaches gold. Would change: an automated cross-check (does a bulk-gold file's page range make sense against its own document's known start/end?) would be cheap insurance for A3.</w:t>
             </w:r>
           </w:p>
         </w:tc>
@@ -3539,7 +4559,6 @@
           <w:bCs/>
           <w:color w:val="1F3864"/>
         </w:rPr>
-        <w:lastRenderedPageBreak/>
         <w:t>Section 8 — How We Worked With AI</w:t>
       </w:r>
     </w:p>
@@ -3782,6 +4801,7 @@
           <w:bCs/>
           <w:color w:val="1F3864"/>
         </w:rPr>
+        <w:lastRenderedPageBreak/>
         <w:t>Submission — Required Folder Structure</w:t>
       </w:r>
     </w:p>
@@ -3790,7 +4810,15 @@
         <w:spacing w:after="100"/>
       </w:pPr>
       <w:r>
-        <w:t xml:space="preserve">The autograder enforces this exactly. ZIP named </w:t>
+        <w:t xml:space="preserve">The </w:t>
+      </w:r>
+      <w:proofErr w:type="spellStart"/>
+      <w:r>
+        <w:t>autograder</w:t>
+      </w:r>
+      <w:proofErr w:type="spellEnd"/>
+      <w:r>
+        <w:t xml:space="preserve"> enforces this exactly. ZIP named </w:t>
       </w:r>
       <w:r>
         <w:rPr>
@@ -3926,16 +4954,21 @@
             <w:pPr>
               <w:spacing w:after="80"/>
             </w:pPr>
-            <w:r>
-              <w:t>src/doc_agent</w:t>
-            </w:r>
-            <w:proofErr w:type="gramStart"/>
-            <w:r>
-              <w:t>/  (</w:t>
-            </w:r>
-            <w:proofErr w:type="gramEnd"/>
-            <w:r>
-              <w:t>ingest, vision, index)</w:t>
+            <w:proofErr w:type="spellStart"/>
+            <w:r>
+              <w:t>src</w:t>
+            </w:r>
+            <w:proofErr w:type="spellEnd"/>
+            <w:r>
+              <w:t>/</w:t>
+            </w:r>
+            <w:proofErr w:type="spellStart"/>
+            <w:r>
+              <w:t>doc_agent</w:t>
+            </w:r>
+            <w:proofErr w:type="spellEnd"/>
+            <w:r>
+              <w:t>/  (ingest, vision, index)</w:t>
             </w:r>
           </w:p>
         </w:tc>
@@ -3954,7 +4987,15 @@
               <w:spacing w:after="80"/>
             </w:pPr>
             <w:r>
-              <w:t>the implemented knowledge-base stages</w:t>
+              <w:t>the implemented knowledge-</w:t>
+            </w:r>
+            <w:proofErr w:type="spellStart"/>
+            <w:r>
+              <w:t>base</w:t>
+            </w:r>
+            <w:proofErr w:type="spellEnd"/>
+            <w:r>
+              <w:t xml:space="preserve"> stages</w:t>
             </w:r>
           </w:p>
         </w:tc>
@@ -4015,8 +5056,13 @@
               <w:spacing w:after="80"/>
             </w:pPr>
             <w:r>
-              <w:t>notebooks/kb_demo.ipynb</w:t>
-            </w:r>
+              <w:t>notebooks/</w:t>
+            </w:r>
+            <w:proofErr w:type="spellStart"/>
+            <w:r>
+              <w:t>kb_demo.ipynb</w:t>
+            </w:r>
+            <w:proofErr w:type="spellEnd"/>
           </w:p>
         </w:tc>
         <w:tc>
@@ -4074,7 +5120,15 @@
               <w:spacing w:after="80"/>
             </w:pPr>
             <w:r>
-              <w:t>a diagram of the knowledge-base pipeline (edit the stub)</w:t>
+              <w:t>a diagram of the knowledge-</w:t>
+            </w:r>
+            <w:proofErr w:type="spellStart"/>
+            <w:r>
+              <w:t>base</w:t>
+            </w:r>
+            <w:proofErr w:type="spellEnd"/>
+            <w:r>
+              <w:t xml:space="preserve"> pipeline (edit the stub)</w:t>
             </w:r>
           </w:p>
         </w:tc>
@@ -4135,15 +5189,7 @@
               <w:spacing w:after="80"/>
             </w:pPr>
             <w:r>
-              <w:t>transcripts/&lt;student number&gt;.</w:t>
-            </w:r>
-            <w:proofErr w:type="gramStart"/>
-            <w:r>
-              <w:t>txt  ×</w:t>
-            </w:r>
-            <w:proofErr w:type="gramEnd"/>
-            <w:r>
-              <w:t>3</w:t>
+              <w:t>transcripts/&lt;student number&gt;.txt  ×3</w:t>
             </w:r>
           </w:p>
         </w:tc>
